--- a/downloads/teacher/ai-3-week-15.docx
+++ b/downloads/teacher/ai-3-week-15.docx
@@ -2773,6 +2773,396 @@
         <w:t>Store Study Buddy source identity, version, authority and effective date, especially for schedules or changing classroom rules.</w:t>
       </w:r>
     </w:p>
+    <w:p>
+      <w:pPr>
+        <w:pStyle w:val="Heading1"/>
+      </w:pPr>
+      <w:r>
+        <w:t>07. Prepare, teach and assess</w:t>
+      </w:r>
+    </w:p>
+    <w:p>
+      <w:r>
+        <w:t>Teaching target: Explain the mechanism and terminology of conflicting and time-sensitive sources</w:t>
+      </w:r>
+    </w:p>
+    <w:p>
+      <w:r>
+        <w:t>Prepare the labelled worked-case picture, the matching workbook, fictional input cards and a place for individual responses. No paid AI account is required for the paper reasoning activities.</w:t>
+      </w:r>
+    </w:p>
+    <w:tbl>
+      <w:tblPr>
+        <w:tblStyle w:val="LightShading-Accent1"/>
+        <w:tblW w:type="auto" w:w="0"/>
+        <w:tblLook w:firstColumn="1" w:firstRow="1" w:lastColumn="0" w:lastRow="0" w:noHBand="0" w:noVBand="1" w:val="04A0"/>
+      </w:tblPr>
+      <w:tblGrid>
+        <w:gridCol w:w="3408"/>
+        <w:gridCol w:w="3408"/>
+        <w:gridCol w:w="3408"/>
+      </w:tblGrid>
+      <w:tr>
+        <w:trPr>
+          <w:tblHeader/>
+        </w:trPr>
+        <w:tc>
+          <w:tcPr>
+            <w:tcW w:type="dxa" w:w="3408"/>
+          </w:tcPr>
+          <w:p>
+            <w:r>
+              <w:t>Session</w:t>
+            </w:r>
+          </w:p>
+        </w:tc>
+        <w:tc>
+          <w:tcPr>
+            <w:tcW w:type="dxa" w:w="3408"/>
+          </w:tcPr>
+          <w:p>
+            <w:r>
+              <w:t>Plan</w:t>
+            </w:r>
+          </w:p>
+        </w:tc>
+        <w:tc>
+          <w:tcPr>
+            <w:tcW w:type="dxa" w:w="3408"/>
+          </w:tcPr>
+          <w:p>
+            <w:r>
+              <w:t>Resources</w:t>
+            </w:r>
+          </w:p>
+        </w:tc>
+      </w:tr>
+      <w:tr>
+        <w:tc>
+          <w:tcPr>
+            <w:tcW w:type="dxa" w:w="3408"/>
+          </w:tcPr>
+          <w:p>
+            <w:r>
+              <w:t>Session 1 · Understand · 45 min</w:t>
+            </w:r>
+          </w:p>
+        </w:tc>
+        <w:tc>
+          <w:tcPr>
+            <w:tcW w:type="dxa" w:w="3408"/>
+          </w:tcPr>
+          <w:p>
+            <w:r>
+              <w:t>0–7: recall and prerequisite; 7–15: inspect the concrete case and predict; 15–30: teacher models the worked trace; 30–40: learners explain a step using the text and visual; 40–45: check the core idea.</w:t>
+            </w:r>
+          </w:p>
+        </w:tc>
+        <w:tc>
+          <w:tcPr>
+            <w:tcW w:type="dxa" w:w="3408"/>
+          </w:tcPr>
+          <w:p>
+            <w:r>
+              <w:t>Sections 1–6; record the brief recall in the workbook.</w:t>
+            </w:r>
+          </w:p>
+        </w:tc>
+      </w:tr>
+      <w:tr>
+        <w:tc>
+          <w:tcPr>
+            <w:tcW w:type="dxa" w:w="3408"/>
+          </w:tcPr>
+          <w:p>
+            <w:r>
+              <w:t>Session 2 · Practise · 45 min</w:t>
+            </w:r>
+          </w:p>
+        </w:tc>
+        <w:tc>
+          <w:tcPr>
+            <w:tcW w:type="dxa" w:w="3408"/>
+          </w:tcPr>
+          <w:p>
+            <w:r>
+              <w:t>0–5: retrieve the procedure; 5–15: W2 completion practice; 15–23: explain and check with a partner; 23–30: each learner answers the misconception check; 30–40: targeted reteaching or a harder variation; 40–45: prepare the investigation.</w:t>
+            </w:r>
+          </w:p>
+        </w:tc>
+        <w:tc>
+          <w:tcPr>
+            <w:tcW w:type="dxa" w:w="3408"/>
+          </w:tcPr>
+          <w:p>
+            <w:r>
+              <w:t>Sections 7–10; use the matching workbook W2 and misconception check.</w:t>
+            </w:r>
+          </w:p>
+        </w:tc>
+      </w:tr>
+      <w:tr>
+        <w:tc>
+          <w:tcPr>
+            <w:tcW w:type="dxa" w:w="3408"/>
+          </w:tcPr>
+          <w:p>
+            <w:r>
+              <w:t>Session 3 · Investigate and transfer · 45 min</w:t>
+            </w:r>
+          </w:p>
+        </w:tc>
+        <w:tc>
+          <w:tcPr>
+            <w:tcW w:type="dxa" w:w="3408"/>
+          </w:tcPr>
+          <w:p>
+            <w:r>
+              <w:t>0–5: retrieve the decision rule; 5–20: investigate or trace; 20–30: start the independent case; 30–38: connect the project; 38–43: act on feedback; 43–45: plan the return check.</w:t>
+            </w:r>
+          </w:p>
+        </w:tc>
+        <w:tc>
+          <w:tcPr>
+            <w:tcW w:type="dxa" w:w="3408"/>
+          </w:tcPr>
+          <w:p>
+            <w:r>
+              <w:t>Sections 9 and 11–14. Give extra time to finish the full task set; use Section 15 when the week includes a coding lab.</w:t>
+            </w:r>
+          </w:p>
+        </w:tc>
+      </w:tr>
+    </w:tbl>
+    <w:p>
+      <w:r>
+        <w:t>Before class, solve the supported practice: Notice N says room A from Monday. Signed amendment M references N and changes to B effective Wednesday. Query asks Tuesday, then Thursday. Show the intermediate steps and give the conclusion with its scope.</w:t>
+      </w:r>
+    </w:p>
+    <w:p>
+      <w:r>
+        <w:t>Reasoned practice answer: Teacher explanation: Tuesday uses A; Thursday uses B. The amendment effective time, not merely upload order, determines the change.</w:t>
+      </w:r>
+    </w:p>
+    <w:p>
+      <w:r>
+        <w:t>Check every learner before discussion: Use the worked case for Conflicting and time-sensitive sources. Proposed explanation: “The worked result establishes every future case”. Decide whether this explanation is supported. Point to the step or supplied fact that decides; explain your repair if needed.</w:t>
+      </w:r>
+    </w:p>
+    <w:p>
+      <w:r>
+        <w:t>Misconception repair: An unspecified authority or effective-time rule leaves a conflict unresolved; do not invent precedence.</w:t>
+      </w:r>
+    </w:p>
+    <w:p>
+      <w:r>
+        <w:t>Support: read the exact case aloud, enlarge the labelled picture, supply input cards and model only the first deciding step. Accept a spoken explanation or drawing; retain the reasoning goal.</w:t>
+      </w:r>
+    </w:p>
+    <w:p>
+      <w:r>
+        <w:t>Extension: A signed amendment C explicitly revokes B effective day 12 and restores Hall 1. Require a prediction and a reason before comparing. Expected result: Day 9 stays Hall 3; day 13 becomes Hall 1. Reason: The new authoritative change applies from its stated effective date, not retroactively.</w:t>
+      </w:r>
+    </w:p>
+    <w:p>
+      <w:r>
+        <w:t>Independent assessment: withhold the reserved answer until the learner has attempted the new case. Record support separately from correctness.</w:t>
+      </w:r>
+    </w:p>
+    <w:tbl>
+      <w:tblPr>
+        <w:tblStyle w:val="LightShading-Accent1"/>
+        <w:tblW w:type="auto" w:w="0"/>
+        <w:tblLook w:firstColumn="1" w:firstRow="1" w:lastColumn="0" w:lastRow="0" w:noHBand="0" w:noVBand="1" w:val="04A0"/>
+      </w:tblPr>
+      <w:tblGrid>
+        <w:gridCol w:w="2556"/>
+        <w:gridCol w:w="2556"/>
+        <w:gridCol w:w="2556"/>
+        <w:gridCol w:w="2556"/>
+      </w:tblGrid>
+      <w:tr>
+        <w:trPr>
+          <w:tblHeader/>
+        </w:trPr>
+        <w:tc>
+          <w:tcPr>
+            <w:tcW w:type="dxa" w:w="2556"/>
+          </w:tcPr>
+          <w:p>
+            <w:r>
+              <w:t>Criterion</w:t>
+            </w:r>
+          </w:p>
+        </w:tc>
+        <w:tc>
+          <w:tcPr>
+            <w:tcW w:type="dxa" w:w="2556"/>
+          </w:tcPr>
+          <w:p>
+            <w:r>
+              <w:t>Not yet</w:t>
+            </w:r>
+          </w:p>
+        </w:tc>
+        <w:tc>
+          <w:tcPr>
+            <w:tcW w:type="dxa" w:w="2556"/>
+          </w:tcPr>
+          <w:p>
+            <w:r>
+              <w:t>With support</w:t>
+            </w:r>
+          </w:p>
+        </w:tc>
+        <w:tc>
+          <w:tcPr>
+            <w:tcW w:type="dxa" w:w="2556"/>
+          </w:tcPr>
+          <w:p>
+            <w:r>
+              <w:t>Independent</w:t>
+            </w:r>
+          </w:p>
+        </w:tc>
+      </w:tr>
+      <w:tr>
+        <w:tc>
+          <w:tcPr>
+            <w:tcW w:type="dxa" w:w="2556"/>
+          </w:tcPr>
+          <w:p>
+            <w:r>
+              <w:t>Explanation</w:t>
+            </w:r>
+          </w:p>
+        </w:tc>
+        <w:tc>
+          <w:tcPr>
+            <w:tcW w:type="dxa" w:w="2556"/>
+          </w:tcPr>
+          <w:p>
+            <w:r>
+              <w:t>Names an answer without a deciding fact</w:t>
+            </w:r>
+          </w:p>
+        </w:tc>
+        <w:tc>
+          <w:tcPr>
+            <w:tcW w:type="dxa" w:w="2556"/>
+          </w:tcPr>
+          <w:p>
+            <w:r>
+              <w:t>Uses a hint to link fact and decision</w:t>
+            </w:r>
+          </w:p>
+        </w:tc>
+        <w:tc>
+          <w:tcPr>
+            <w:tcW w:type="dxa" w:w="2556"/>
+          </w:tcPr>
+          <w:p>
+            <w:r>
+              <w:t>Explains the deciding fact in own words</w:t>
+            </w:r>
+          </w:p>
+        </w:tc>
+      </w:tr>
+      <w:tr>
+        <w:tc>
+          <w:tcPr>
+            <w:tcW w:type="dxa" w:w="2556"/>
+          </w:tcPr>
+          <w:p>
+            <w:r>
+              <w:t>Trace or test</w:t>
+            </w:r>
+          </w:p>
+        </w:tc>
+        <w:tc>
+          <w:tcPr>
+            <w:tcW w:type="dxa" w:w="2556"/>
+          </w:tcPr>
+          <w:p>
+            <w:r>
+              <w:t>Cannot connect input and result</w:t>
+            </w:r>
+          </w:p>
+        </w:tc>
+        <w:tc>
+          <w:tcPr>
+            <w:tcW w:type="dxa" w:w="2556"/>
+          </w:tcPr>
+          <w:p>
+            <w:r>
+              <w:t>Completes steps with prompts</w:t>
+            </w:r>
+          </w:p>
+        </w:tc>
+        <w:tc>
+          <w:tcPr>
+            <w:tcW w:type="dxa" w:w="2556"/>
+          </w:tcPr>
+          <w:p>
+            <w:r>
+              <w:t>Traces or tests a changed case accurately</w:t>
+            </w:r>
+          </w:p>
+        </w:tc>
+      </w:tr>
+      <w:tr>
+        <w:tc>
+          <w:tcPr>
+            <w:tcW w:type="dxa" w:w="2556"/>
+          </w:tcPr>
+          <w:p>
+            <w:r>
+              <w:t>Limits and revision</w:t>
+            </w:r>
+          </w:p>
+        </w:tc>
+        <w:tc>
+          <w:tcPr>
+            <w:tcW w:type="dxa" w:w="2556"/>
+          </w:tcPr>
+          <w:p>
+            <w:r>
+              <w:t>Claims more than evidence supports</w:t>
+            </w:r>
+          </w:p>
+        </w:tc>
+        <w:tc>
+          <w:tcPr>
+            <w:tcW w:type="dxa" w:w="2556"/>
+          </w:tcPr>
+          <w:p>
+            <w:r>
+              <w:t>Names a limit after a prompt</w:t>
+            </w:r>
+          </w:p>
+        </w:tc>
+        <w:tc>
+          <w:tcPr>
+            <w:tcW w:type="dxa" w:w="2556"/>
+          </w:tcPr>
+          <w:p>
+            <w:r>
+              <w:t>States a defensible limit and useful next test</w:t>
+            </w:r>
+          </w:p>
+        </w:tc>
+      </w:tr>
+    </w:tbl>
+    <w:p>
+      <w:r>
+        <w:t>Project checkpoint: Test changed cases. Keep normal, boundary and failure cases; compare expected and observed results.</w:t>
+      </w:r>
+    </w:p>
+    <w:p>
+      <w:r>
+        <w:t>Use the weekly teacher answer for topic-specific reasoning. A saved progress tick is an activity record; judge mastery from the learner’s explanation and evidence.</w:t>
+      </w:r>
+    </w:p>
     <w:sectPr>
       <w:pgSz w:w="12240" w:h="15840"/>
       <w:pgMar w:top="936" w:right="1008" w:bottom="936" w:left="1008" w:header="720" w:footer="720" w:gutter="0"/>

--- a/downloads/teacher/ai-3-week-15.docx
+++ b/downloads/teacher/ai-3-week-15.docx
@@ -3163,6 +3163,39 @@
         <w:t>Use the weekly teacher answer for topic-specific reasoning. A saved progress tick is an activity record; judge mastery from the learner’s explanation and evidence.</w:t>
       </w:r>
     </w:p>
+    <w:p>
+      <w:pPr>
+        <w:pStyle w:val="Heading1"/>
+      </w:pPr>
+      <w:r>
+        <w:t>08. Use feedback, labs and repair paths</w:t>
+      </w:r>
+    </w:p>
+    <w:p>
+      <w:r>
+        <w:t>Use the two formative questions as supported practice, not as independent mastery scores. Discuss the deciding evidence rather than accepting a guessed selection.</w:t>
+      </w:r>
+    </w:p>
+    <w:p>
+      <w:r>
+        <w:t>The feedback comes from the reviewed public worked case. Do not reveal the separately reserved independent teacher answer until the learner has attempted that case.</w:t>
+      </w:r>
+    </w:p>
+    <w:p>
+      <w:r>
+        <w:t>Ask students to predict before running code. Preserve errors and actual outputs; collect a changed test and an explanation. The branch-boundary and indexing lessons deliberately include failure cases.</w:t>
+      </w:r>
+    </w:p>
+    <w:p>
+      <w:r>
+        <w:t>Use the earlier worked-explanation links to address a specific missing building block, then return to the current question. Adapt this suggestion after observing the learner; it is not an automatic diagnosis.</w:t>
+      </w:r>
+    </w:p>
+    <w:p>
+      <w:r>
+        <w:t>Collect the completed-work portfolio as evidence. Record support separately from correctness, and assess explanation, trace/test and limitations. Progress ticks and quiz selections alone do not establish mastery.</w:t>
+      </w:r>
+    </w:p>
     <w:sectPr>
       <w:pgSz w:w="12240" w:h="15840"/>
       <w:pgMar w:top="936" w:right="1008" w:bottom="936" w:left="1008" w:header="720" w:footer="720" w:gutter="0"/>

--- a/downloads/teacher/ai-3-week-15.docx
+++ b/downloads/teacher/ai-3-week-15.docx
@@ -29,6 +29,11 @@
       </w:r>
     </w:p>
     <w:p>
+      <w:r>
+        <w:t>Prepare Source Quality: check the target, prerequisites, resources and adaptable teaching schedule.</w:t>
+      </w:r>
+    </w:p>
+    <w:p>
       <w:pPr>
         <w:pStyle w:val="Heading3"/>
       </w:pPr>
@@ -37,8 +42,26 @@
       </w:r>
     </w:p>
     <w:p>
-      <w:r>
-        <w:t>Primary target: Explain the mechanism and terminology of conflicting and time-sensitive sources</w:t>
+      <w:pPr>
+        <w:spacing w:line="336" w:lineRule="auto" w:after="180"/>
+      </w:pPr>
+      <w:r>
+        <w:rPr>
+          <w:b w:val="0"/>
+        </w:rPr>
+        <w:t xml:space="preserve">Primary target: Explain the </w:t>
+      </w:r>
+      <w:r>
+        <w:rPr>
+          <w:b/>
+        </w:rPr>
+        <w:t>mechanism</w:t>
+      </w:r>
+      <w:r>
+        <w:rPr>
+          <w:b w:val="0"/>
+        </w:rPr>
+        <w:t xml:space="preserve"> and terminology of conflicting and time-sensitive sources</w:t>
       </w:r>
     </w:p>
     <w:tbl>
@@ -185,8 +208,37 @@
       </w:tr>
     </w:tbl>
     <w:p>
-      <w:r>
-        <w:t>This is a starting allocation of 135 minutes, not a validated duration. Preserve all named topics. Schedule extra time for connected examples, the full investigation, independent cases and project building. Repeated copies of a case share one recorded attempt; they are not new evidence.</w:t>
+      <w:pPr>
+        <w:spacing w:line="336" w:lineRule="auto" w:after="180"/>
+      </w:pPr>
+      <w:r>
+        <w:rPr>
+          <w:b w:val="0"/>
+        </w:rPr>
+        <w:t>This is a starting allocation of 135 minutes, not a validated duration. Preserve all named topics. Schedule extra time for connected examples, the full investigation, independent cases and project building.</w:t>
+      </w:r>
+    </w:p>
+    <w:p>
+      <w:pPr>
+        <w:spacing w:line="336" w:lineRule="auto" w:after="180"/>
+      </w:pPr>
+      <w:r>
+        <w:rPr>
+          <w:b w:val="0"/>
+        </w:rPr>
+        <w:t xml:space="preserve">Repeated copies of a case share one recorded attempt; they are not new </w:t>
+      </w:r>
+      <w:r>
+        <w:rPr>
+          <w:b/>
+        </w:rPr>
+        <w:t>evidence</w:t>
+      </w:r>
+      <w:r>
+        <w:rPr>
+          <w:b w:val="0"/>
+        </w:rPr>
+        <w:t>.</w:t>
       </w:r>
     </w:p>
     <w:p>
@@ -206,18 +258,82 @@
       </w:r>
     </w:p>
     <w:p>
-      <w:r>
+      <w:pPr>
+        <w:spacing w:line="336" w:lineRule="auto" w:after="180"/>
+      </w:pPr>
+      <w:r>
+        <w:rPr>
+          <w:b w:val="0"/>
+        </w:rPr>
         <w:t>Without opening the old lesson, explain one key idea from Hallucination Failure Types. Give an example and a mistake that the idea helps you avoid.</w:t>
       </w:r>
     </w:p>
     <w:p>
-      <w:r>
-        <w:t>Look for: Explain the mechanism and terminology of generation failures and verification</w:t>
-      </w:r>
-    </w:p>
-    <w:p>
-      <w:r>
-        <w:t>Reference example, not the only acceptable wording: Teacher explanation: Generated answers may invent facts, misread quantities or cite irrelevant passages. Verification checks each claim against evidence rather than accepting fluent wording. Split an answer into atomic claims. For each, record the exact source passage, support status and any needed calculation. Mark unsupported and contradicted claims separately; do not repair them by inventing sources.</w:t>
+      <w:pPr>
+        <w:spacing w:line="336" w:lineRule="auto" w:after="180"/>
+      </w:pPr>
+      <w:r>
+        <w:rPr>
+          <w:b w:val="0"/>
+        </w:rPr>
+        <w:t xml:space="preserve">Look for: Explain the </w:t>
+      </w:r>
+      <w:r>
+        <w:rPr>
+          <w:b/>
+        </w:rPr>
+        <w:t>mechanism</w:t>
+      </w:r>
+      <w:r>
+        <w:rPr>
+          <w:b w:val="0"/>
+        </w:rPr>
+        <w:t xml:space="preserve"> and terminology of generation failures and verification</w:t>
+      </w:r>
+    </w:p>
+    <w:p>
+      <w:pPr>
+        <w:spacing w:line="336" w:lineRule="auto" w:after="180"/>
+      </w:pPr>
+      <w:r>
+        <w:rPr>
+          <w:b w:val="0"/>
+        </w:rPr>
+        <w:t>Reference example, not the only acceptable wording: Teacher explanation: Generated answers may invent facts, misread quantities or cite irrelevant passages.</w:t>
+      </w:r>
+    </w:p>
+    <w:p>
+      <w:pPr>
+        <w:spacing w:line="336" w:lineRule="auto" w:after="180"/>
+      </w:pPr>
+      <w:r>
+        <w:rPr>
+          <w:b w:val="0"/>
+        </w:rPr>
+        <w:t xml:space="preserve">Verification checks each claim against </w:t>
+      </w:r>
+      <w:r>
+        <w:rPr>
+          <w:b/>
+        </w:rPr>
+        <w:t>evidence</w:t>
+      </w:r>
+      <w:r>
+        <w:rPr>
+          <w:b w:val="0"/>
+        </w:rPr>
+        <w:t xml:space="preserve"> rather than accepting fluent wording. Split an answer into atomic claims. For each, record the exact source passage, support status and any needed calculation.</w:t>
+      </w:r>
+    </w:p>
+    <w:p>
+      <w:pPr>
+        <w:spacing w:line="336" w:lineRule="auto" w:after="180"/>
+      </w:pPr>
+      <w:r>
+        <w:rPr>
+          <w:b w:val="0"/>
+        </w:rPr>
+        <w:t>Mark unsupported and contradicted claims separately; do not repair them by inventing sources.</w:t>
       </w:r>
     </w:p>
     <w:p>
@@ -229,18 +345,88 @@
       </w:r>
     </w:p>
     <w:p>
-      <w:r>
+      <w:pPr>
+        <w:spacing w:line="336" w:lineRule="auto" w:after="180"/>
+      </w:pPr>
+      <w:r>
+        <w:rPr>
+          <w:b w:val="0"/>
+        </w:rPr>
         <w:t>Without opening the old lesson, explain one key idea from Speech and Audio Systems. Give an example and a mistake that the idea helps you avoid.</w:t>
       </w:r>
     </w:p>
     <w:p>
-      <w:r>
-        <w:t>Look for: Explain the mechanism and terminology of speech pipelines and multimodal evidence</w:t>
-      </w:r>
-    </w:p>
-    <w:p>
-      <w:r>
-        <w:t>Reference example, not the only acceptable wording: Teacher explanation: A multimodal pipeline may transcribe speech, inspect an image and generate a response. Errors at one stage can propagate even when later stages run correctly. Track source modality, segment/time references, transcription, interpretation and final claims separately. Compare conflicting evidence without assuming one modality always wins. Ask for clarification when the task needs unresolved information.</w:t>
+      <w:pPr>
+        <w:spacing w:line="336" w:lineRule="auto" w:after="180"/>
+      </w:pPr>
+      <w:r>
+        <w:rPr>
+          <w:b w:val="0"/>
+        </w:rPr>
+        <w:t xml:space="preserve">Look for: Explain the </w:t>
+      </w:r>
+      <w:r>
+        <w:rPr>
+          <w:b/>
+        </w:rPr>
+        <w:t>mechanism</w:t>
+      </w:r>
+      <w:r>
+        <w:rPr>
+          <w:b w:val="0"/>
+        </w:rPr>
+        <w:t xml:space="preserve"> and terminology of speech pipelines and multimodal </w:t>
+      </w:r>
+      <w:r>
+        <w:rPr>
+          <w:b/>
+        </w:rPr>
+        <w:t>evidence</w:t>
+      </w:r>
+    </w:p>
+    <w:p>
+      <w:pPr>
+        <w:spacing w:line="336" w:lineRule="auto" w:after="180"/>
+      </w:pPr>
+      <w:r>
+        <w:rPr>
+          <w:b w:val="0"/>
+        </w:rPr>
+        <w:t>Reference example, not the only acceptable wording: Teacher explanation: A multimodal pipeline may transcribe speech, inspect an image and generate a response.</w:t>
+      </w:r>
+    </w:p>
+    <w:p>
+      <w:pPr>
+        <w:spacing w:line="336" w:lineRule="auto" w:after="180"/>
+      </w:pPr>
+      <w:r>
+        <w:rPr>
+          <w:b w:val="0"/>
+        </w:rPr>
+        <w:t>Errors at one stage can propagate even when later stages run correctly. Track source modality, segment/time references, transcription, interpretation and final claims separately.</w:t>
+      </w:r>
+    </w:p>
+    <w:p>
+      <w:pPr>
+        <w:spacing w:line="336" w:lineRule="auto" w:after="180"/>
+      </w:pPr>
+      <w:r>
+        <w:rPr>
+          <w:b w:val="0"/>
+        </w:rPr>
+        <w:t xml:space="preserve">Compare conflicting </w:t>
+      </w:r>
+      <w:r>
+        <w:rPr>
+          <w:b/>
+        </w:rPr>
+        <w:t>evidence</w:t>
+      </w:r>
+      <w:r>
+        <w:rPr>
+          <w:b w:val="0"/>
+        </w:rPr>
+        <w:t xml:space="preserve"> without assuming one modality always wins. Ask for clarification when the task needs unresolved information.</w:t>
       </w:r>
     </w:p>
     <w:p>
@@ -252,22 +438,104 @@
       </w:r>
     </w:p>
     <w:p>
-      <w:r>
+      <w:pPr>
+        <w:spacing w:line="336" w:lineRule="auto" w:after="180"/>
+      </w:pPr>
+      <w:r>
+        <w:rPr>
+          <w:b w:val="0"/>
+        </w:rPr>
         <w:t>Without opening the old lesson, explain one key idea from Prompt Evaluation. Give an example and a mistake that the idea helps you avoid.</w:t>
       </w:r>
     </w:p>
     <w:p>
-      <w:r>
-        <w:t>Look for: Explain the mechanism and terminology of controlled prompt experiments</w:t>
-      </w:r>
-    </w:p>
-    <w:p>
-      <w:r>
-        <w:t>Reference example, not the only acceptable wording: Teacher explanation: A prompt experiment compares complete specifications using the same task cases. Define success before inspecting outputs; change one intended instruction and preserve other settings. Evaluate both prompts on paired cases with fixed model/version, source records, output contract and scoring rubric. Use development results for selection, then reserve new final cases. Score each case rather than counting attractive sentences.</w:t>
-      </w:r>
-    </w:p>
-    <w:p>
-      <w:r>
+      <w:pPr>
+        <w:spacing w:line="336" w:lineRule="auto" w:after="180"/>
+      </w:pPr>
+      <w:r>
+        <w:rPr>
+          <w:b w:val="0"/>
+        </w:rPr>
+        <w:t xml:space="preserve">Look for: Explain the </w:t>
+      </w:r>
+      <w:r>
+        <w:rPr>
+          <w:b/>
+        </w:rPr>
+        <w:t>mechanism</w:t>
+      </w:r>
+      <w:r>
+        <w:rPr>
+          <w:b w:val="0"/>
+        </w:rPr>
+        <w:t xml:space="preserve"> and terminology of controlled prompt experiments</w:t>
+      </w:r>
+    </w:p>
+    <w:p>
+      <w:pPr>
+        <w:spacing w:line="336" w:lineRule="auto" w:after="180"/>
+      </w:pPr>
+      <w:r>
+        <w:rPr>
+          <w:b w:val="0"/>
+        </w:rPr>
+        <w:t>Reference example, not the only acceptable wording: Teacher explanation: A prompt experiment compares complete specifications using the same task cases.</w:t>
+      </w:r>
+    </w:p>
+    <w:p>
+      <w:pPr>
+        <w:spacing w:line="336" w:lineRule="auto" w:after="180"/>
+      </w:pPr>
+      <w:r>
+        <w:rPr>
+          <w:b w:val="0"/>
+        </w:rPr>
+        <w:t xml:space="preserve">Define success before inspecting </w:t>
+      </w:r>
+      <w:r>
+        <w:rPr>
+          <w:b/>
+        </w:rPr>
+        <w:t>output</w:t>
+      </w:r>
+      <w:r>
+        <w:rPr>
+          <w:b w:val="0"/>
+        </w:rPr>
+        <w:t xml:space="preserve">s; change one intended instruction and preserve other settings. Evaluate both prompts on paired cases with fixed model/version, source records, </w:t>
+      </w:r>
+      <w:r>
+        <w:rPr>
+          <w:b/>
+        </w:rPr>
+        <w:t>output</w:t>
+      </w:r>
+      <w:r>
+        <w:rPr>
+          <w:b w:val="0"/>
+        </w:rPr>
+        <w:t xml:space="preserve"> contract and scoring rubric.</w:t>
+      </w:r>
+    </w:p>
+    <w:p>
+      <w:pPr>
+        <w:spacing w:line="336" w:lineRule="auto" w:after="180"/>
+      </w:pPr>
+      <w:r>
+        <w:rPr>
+          <w:b w:val="0"/>
+        </w:rPr>
+        <w:t>Use development results for selection, then reserve new final cases. Score each case rather than counting attractive sentences.</w:t>
+      </w:r>
+    </w:p>
+    <w:p>
+      <w:pPr>
+        <w:spacing w:line="336" w:lineRule="auto" w:after="180"/>
+      </w:pPr>
+      <w:r>
+        <w:rPr>
+          <w:b w:val="0"/>
+        </w:rPr>
         <w:t>Use the student module and workbook section with this exact week title. The worked case, independent question and answers below form one aligned lesson sequence.</w:t>
       </w:r>
     </w:p>
@@ -280,7 +548,14 @@
       </w:r>
     </w:p>
     <w:p>
-      <w:r>
+      <w:pPr>
+        <w:spacing w:line="336" w:lineRule="auto" w:after="180"/>
+        <w:shd w:fill="F5F1FB"/>
+      </w:pPr>
+      <w:r>
+        <w:rPr>
+          <w:b w:val="0"/>
+        </w:rPr>
         <w:t>A school notice updated Friday conflicts with a blog quoting Monday's notice about a room change. Which source should you inspect first, and why is newest alone not enough?</w:t>
       </w:r>
     </w:p>
@@ -293,8 +568,56 @@
       </w:r>
     </w:p>
     <w:p>
-      <w:r>
-        <w:t>Authority, relevance, currency, and independence determine source usefulness.</w:t>
+      <w:pPr>
+        <w:spacing w:line="336" w:lineRule="auto" w:after="180"/>
+      </w:pPr>
+      <w:r>
+        <w:rPr>
+          <w:b/>
+        </w:rPr>
+        <w:t>Authority</w:t>
+      </w:r>
+      <w:r>
+        <w:rPr>
+          <w:b w:val="0"/>
+        </w:rPr>
+        <w:t xml:space="preserve">, </w:t>
+      </w:r>
+      <w:r>
+        <w:rPr>
+          <w:b/>
+        </w:rPr>
+        <w:t>relevance</w:t>
+      </w:r>
+      <w:r>
+        <w:rPr>
+          <w:b w:val="0"/>
+        </w:rPr>
+        <w:t xml:space="preserve">, </w:t>
+      </w:r>
+      <w:r>
+        <w:rPr>
+          <w:b/>
+        </w:rPr>
+        <w:t>currency</w:t>
+      </w:r>
+      <w:r>
+        <w:rPr>
+          <w:b w:val="0"/>
+        </w:rPr>
+        <w:t xml:space="preserve">, and </w:t>
+      </w:r>
+      <w:r>
+        <w:rPr>
+          <w:b/>
+        </w:rPr>
+        <w:t>independence</w:t>
+      </w:r>
+      <w:r>
+        <w:rPr>
+          <w:b w:val="0"/>
+        </w:rPr>
+        <w:t xml:space="preserve"> determine source usefulness.</w:t>
       </w:r>
     </w:p>
     <w:tbl>
@@ -430,12 +753,38 @@
       </w:r>
     </w:p>
     <w:p>
-      <w:r>
+      <w:pPr>
+        <w:spacing w:line="336" w:lineRule="auto" w:after="180"/>
+      </w:pPr>
+      <w:r>
+        <w:rPr>
+          <w:b w:val="0"/>
+        </w:rPr>
         <w:t>Use the supplied scenario, student illustrations and blank paper. For numeric work, offer counters or a calculator after learners show the setup. Fictional records are supplied; personal data and paid accounts are unnecessary.</w:t>
       </w:r>
     </w:p>
     <w:p>
-      <w:r>
+      <w:pPr>
+        <w:pStyle w:val="Heading3"/>
+      </w:pPr>
+      <w:r>
+        <w:t>Alternative compact allocation</w:t>
+      </w:r>
+    </w:p>
+    <w:p>
+      <w:r>
+        <w:t>This compact option is not the full-week schedule. Use the main teaching cycle and allow extra sessions for the investigation, independent work and project.</w:t>
+      </w:r>
+    </w:p>
+    <w:p>
+      <w:pPr>
+        <w:spacing w:line="336" w:lineRule="auto" w:after="180"/>
+        <w:shd w:fill="F1F6F8"/>
+      </w:pPr>
+      <w:r>
+        <w:rPr>
+          <w:b w:val="0"/>
+        </w:rPr>
         <w:t>Allow 80 minutes: recall 8; explanation 12; worked demonstration 15; guided practice 20; independent assessment 15; project and reflection 10. Extend the lab into a second session when needed.</w:t>
       </w:r>
     </w:p>
@@ -448,8 +797,72 @@
       </w:r>
     </w:p>
     <w:p>
-      <w:r>
-        <w:t>Two 45-minute sessions. Changing facts require a stated time and source-version policy. Current-looking records can conflict without enough evidence to choose between them. Use the supplied constructed scenarios to make the mechanism inspectable. Collect W4 before sharing solutions. Students should name intermediate evidence and limitations; classroom pacing and learning effectiveness remain unvalidated.</w:t>
+      <w:pPr>
+        <w:spacing w:line="336" w:lineRule="auto" w:after="180"/>
+      </w:pPr>
+      <w:r>
+        <w:rPr>
+          <w:b w:val="0"/>
+        </w:rPr>
+        <w:t xml:space="preserve">Two 45-minute sessions. Changing facts require a stated time and source-version policy. Current-looking records can conflict without enough </w:t>
+      </w:r>
+      <w:r>
+        <w:rPr>
+          <w:b/>
+        </w:rPr>
+        <w:t>evidence</w:t>
+      </w:r>
+      <w:r>
+        <w:rPr>
+          <w:b w:val="0"/>
+        </w:rPr>
+        <w:t xml:space="preserve"> to choose between them.</w:t>
+      </w:r>
+    </w:p>
+    <w:p>
+      <w:pPr>
+        <w:spacing w:line="336" w:lineRule="auto" w:after="180"/>
+      </w:pPr>
+      <w:r>
+        <w:rPr>
+          <w:b w:val="0"/>
+        </w:rPr>
+        <w:t xml:space="preserve">Use the supplied constructed scenarios to make the </w:t>
+      </w:r>
+      <w:r>
+        <w:rPr>
+          <w:b/>
+        </w:rPr>
+        <w:t>mechanism</w:t>
+      </w:r>
+      <w:r>
+        <w:rPr>
+          <w:b w:val="0"/>
+        </w:rPr>
+        <w:t xml:space="preserve"> inspectable. Collect W4 before sharing solutions.</w:t>
+      </w:r>
+    </w:p>
+    <w:p>
+      <w:pPr>
+        <w:spacing w:line="336" w:lineRule="auto" w:after="180"/>
+      </w:pPr>
+      <w:r>
+        <w:rPr>
+          <w:b w:val="0"/>
+        </w:rPr>
+        <w:t xml:space="preserve">Students should name intermediate </w:t>
+      </w:r>
+      <w:r>
+        <w:rPr>
+          <w:b/>
+        </w:rPr>
+        <w:t>evidence</w:t>
+      </w:r>
+      <w:r>
+        <w:rPr>
+          <w:b w:val="0"/>
+        </w:rPr>
+        <w:t xml:space="preserve"> and limitations; classroom pacing and learning effectiveness remain unvalidated.</w:t>
       </w:r>
     </w:p>
     <w:p>
@@ -461,22 +874,81 @@
       </w:r>
     </w:p>
     <w:p>
-      <w:r>
-        <w:t>A result depends on the inputs, procedure and conditions that produced it. Preserve data roles and distinguish observed outcomes from predictions or unmeasured conditions. If the prior concept cannot be explained, use a short retrieval activity before this chapter.</w:t>
-      </w:r>
-    </w:p>
-    <w:p>
-      <w:r>
+      <w:pPr>
+        <w:spacing w:line="336" w:lineRule="auto" w:after="180"/>
+      </w:pPr>
+      <w:r>
+        <w:rPr>
+          <w:b w:val="0"/>
+        </w:rPr>
+        <w:t xml:space="preserve">A result depends on the </w:t>
+      </w:r>
+      <w:r>
+        <w:rPr>
+          <w:b/>
+        </w:rPr>
+        <w:t>input</w:t>
+      </w:r>
+      <w:r>
+        <w:rPr>
+          <w:b w:val="0"/>
+        </w:rPr>
+        <w:t xml:space="preserve">s, procedure and conditions that produced it. Preserve data roles and distinguish observed outcomes from </w:t>
+      </w:r>
+      <w:r>
+        <w:rPr>
+          <w:b/>
+        </w:rPr>
+        <w:t>prediction</w:t>
+      </w:r>
+      <w:r>
+        <w:rPr>
+          <w:b w:val="0"/>
+        </w:rPr>
+        <w:t>s or unmeasured conditions.</w:t>
+      </w:r>
+    </w:p>
+    <w:p>
+      <w:pPr>
+        <w:spacing w:line="336" w:lineRule="auto" w:after="180"/>
+      </w:pPr>
+      <w:r>
+        <w:rPr>
+          <w:b w:val="0"/>
+        </w:rPr>
+        <w:t>If the prior concept cannot be explained, use a short retrieval activity before this chapter.</w:t>
+      </w:r>
+    </w:p>
+    <w:p>
+      <w:pPr>
+        <w:spacing w:line="336" w:lineRule="auto" w:after="180"/>
+      </w:pPr>
+      <w:r>
+        <w:rPr>
+          <w:b w:val="0"/>
+        </w:rPr>
         <w:t>Lesson and workbook; paper and pencil</w:t>
       </w:r>
     </w:p>
     <w:p>
-      <w:r>
+      <w:pPr>
+        <w:spacing w:line="336" w:lineRule="auto" w:after="180"/>
+      </w:pPr>
+      <w:r>
+        <w:rPr>
+          <w:b w:val="0"/>
+        </w:rPr>
         <w:t>Calculator and optional local Python 3 for arithmetic; no live API or private data</w:t>
       </w:r>
     </w:p>
     <w:p>
-      <w:r>
+      <w:pPr>
+        <w:spacing w:line="336" w:lineRule="auto" w:after="180"/>
+      </w:pPr>
+      <w:r>
+        <w:rPr>
+          <w:b w:val="0"/>
+        </w:rPr>
         <w:t>Prepare the fresh retry separately and withhold its solution until after collection</w:t>
       </w:r>
     </w:p>
@@ -489,12 +961,36 @@
       </w:r>
     </w:p>
     <w:p>
-      <w:r>
-        <w:t>By the end, I can apply source authority and effective dates rather than choosing the newest-looking upload.</w:t>
-      </w:r>
-    </w:p>
-    <w:p>
-      <w:r>
+      <w:pPr>
+        <w:spacing w:line="336" w:lineRule="auto" w:after="180"/>
+      </w:pPr>
+      <w:r>
+        <w:rPr>
+          <w:b w:val="0"/>
+        </w:rPr>
+        <w:t xml:space="preserve">By the end, I can apply source </w:t>
+      </w:r>
+      <w:r>
+        <w:rPr>
+          <w:b/>
+        </w:rPr>
+        <w:t>authority</w:t>
+      </w:r>
+      <w:r>
+        <w:rPr>
+          <w:b w:val="0"/>
+        </w:rPr>
+        <w:t xml:space="preserve"> and effective dates rather than choosing the newest-looking upload.</w:t>
+      </w:r>
+    </w:p>
+    <w:p>
+      <w:pPr>
+        <w:spacing w:line="336" w:lineRule="auto" w:after="180"/>
+      </w:pPr>
+      <w:r>
+        <w:rPr>
+          <w:b w:val="0"/>
+        </w:rPr>
         <w:t>This added worked case illustrates the week’s main idea. Retain all original and connected topics; schedule its practice within the teaching cycle.</w:t>
       </w:r>
     </w:p>
@@ -507,61 +1003,179 @@
       </w:r>
     </w:p>
     <w:p>
+      <w:r>
+        <w:t>Model Source Quality using the supplied case, labelled mechanism and reasoning. Make the scope of each conclusion explicit.</w:t>
+      </w:r>
+    </w:p>
+    <w:p>
+      <w:pPr>
+        <w:spacing w:line="336" w:lineRule="auto" w:after="180"/>
+      </w:pPr>
+      <w:r>
+        <w:rPr>
+          <w:b/>
+        </w:rPr>
+        <w:t>Input</w:t>
+      </w:r>
+      <w:r>
+        <w:rPr>
+          <w:b w:val="0"/>
+        </w:rPr>
+        <w:t xml:space="preserve"> → </w:t>
+      </w:r>
+      <w:r>
+        <w:rPr>
+          <w:b/>
+        </w:rPr>
+        <w:t>Process</w:t>
+      </w:r>
+      <w:r>
+        <w:rPr>
+          <w:b w:val="0"/>
+        </w:rPr>
+        <w:t xml:space="preserve"> → </w:t>
+      </w:r>
+      <w:r>
+        <w:rPr>
+          <w:b/>
+        </w:rPr>
+        <w:t>Output</w:t>
+      </w:r>
+    </w:p>
+    <w:p>
+      <w:pPr>
+        <w:spacing w:line="336" w:lineRule="auto" w:after="180"/>
+      </w:pPr>
+      <w:r>
+        <w:rPr>
+          <w:b w:val="0"/>
+        </w:rPr>
+        <w:t>Trace the information. At each stage, ask what changed and how you could test it.</w:t>
+      </w:r>
+    </w:p>
+    <w:p>
+      <w:pPr>
+        <w:spacing w:line="336" w:lineRule="auto" w:after="180"/>
+      </w:pPr>
+      <w:r>
+        <w:rPr>
+          <w:b w:val="0"/>
+        </w:rPr>
+        <w:t>Which stage could fail even when the other two are correct? Explain:</w:t>
+      </w:r>
+    </w:p>
+    <w:p>
+      <w:pPr>
+        <w:spacing w:line="336" w:lineRule="auto" w:after="180"/>
+      </w:pPr>
+      <w:r>
+        <w:rPr>
+          <w:b w:val="0"/>
+        </w:rPr>
+        <w:t xml:space="preserve">Predict first. Then check each step. A correct answer without visible reasoning is incomplete </w:t>
+      </w:r>
+      <w:r>
+        <w:rPr>
+          <w:b/>
+        </w:rPr>
+        <w:t>evidence</w:t>
+      </w:r>
+      <w:r>
+        <w:rPr>
+          <w:b w:val="0"/>
+        </w:rPr>
+        <w:t>.</w:t>
+      </w:r>
+    </w:p>
+    <w:p>
+      <w:pPr>
+        <w:spacing w:line="336" w:lineRule="auto" w:after="180"/>
+        <w:shd w:fill="F4F9FC"/>
+      </w:pPr>
+      <w:r>
+        <w:rPr>
+          <w:b w:val="0"/>
+        </w:rPr>
+        <w:t>1. A museum page may be authoritative for artifact facts.</w:t>
+      </w:r>
+    </w:p>
+    <w:p>
+      <w:pPr>
+        <w:spacing w:line="336" w:lineRule="auto" w:after="180"/>
+        <w:shd w:fill="F4F9FC"/>
+      </w:pPr>
+      <w:r>
+        <w:rPr>
+          <w:b w:val="0"/>
+        </w:rPr>
+        <w:t>2. A current weather agency page matters more for today’s storm.</w:t>
+      </w:r>
+    </w:p>
+    <w:p>
+      <w:pPr>
+        <w:spacing w:line="336" w:lineRule="auto" w:after="180"/>
+        <w:shd w:fill="F4F9FC"/>
+      </w:pPr>
+      <w:r>
+        <w:rPr>
+          <w:b w:val="0"/>
+        </w:rPr>
+        <w:t>3. Two articles copying one press release are not independent.</w:t>
+      </w:r>
+    </w:p>
+    <w:p>
+      <w:pPr>
+        <w:spacing w:line="336" w:lineRule="auto" w:after="180"/>
+        <w:shd w:fill="F4F9FC"/>
+      </w:pPr>
+      <w:r>
+        <w:rPr>
+          <w:b w:val="0"/>
+        </w:rPr>
+        <w:t>4. Rank sources by the actual claim—not by appearance alone.</w:t>
+      </w:r>
+    </w:p>
+    <w:p>
+      <w:pPr>
+        <w:spacing w:line="336" w:lineRule="auto" w:after="180"/>
+      </w:pPr>
+      <w:r>
+        <w:rPr>
+          <w:b w:val="0"/>
+        </w:rPr>
+        <w:t>Recalculate, retrace, or restate the reasoning in your own representation:</w:t>
+      </w:r>
+    </w:p>
+    <w:p>
+      <w:pPr>
+        <w:spacing w:line="336" w:lineRule="auto" w:after="180"/>
+        <w:shd w:fill="F5F1FB"/>
+      </w:pPr>
+      <w:r>
+        <w:rPr>
+          <w:b w:val="0"/>
+        </w:rPr>
+        <w:t xml:space="preserve">CHECK Did the </w:t>
+      </w:r>
+      <w:r>
+        <w:rPr>
+          <w:b/>
+        </w:rPr>
+        <w:t>evidence</w:t>
+      </w:r>
+      <w:r>
+        <w:rPr>
+          <w:b w:val="0"/>
+        </w:rPr>
+        <w:t xml:space="preserve"> answer the exact question? Did the total, path, or source record stay consistent?</w:t>
+      </w:r>
+    </w:p>
+    <w:p>
       <w:pPr>
         <w:pStyle w:val="Heading3"/>
       </w:pPr>
       <w:r>
-        <w:t>Explain the mechanism</w:t>
-      </w:r>
-    </w:p>
-    <w:p>
-      <w:r>
-        <w:t>Input → Process → Output</w:t>
-      </w:r>
-    </w:p>
-    <w:p>
-      <w:r>
-        <w:t>Trace the information. At each stage, ask what changed and how you could test it.</w:t>
-      </w:r>
-    </w:p>
-    <w:p>
-      <w:r>
-        <w:t>Which stage could fail even when the other two are correct? Explain:</w:t>
-      </w:r>
-    </w:p>
-    <w:p>
-      <w:r>
-        <w:t>Predict first. Then check each step. A correct answer without visible reasoning is incomplete evidence.</w:t>
-      </w:r>
-    </w:p>
-    <w:p>
-      <w:r>
-        <w:t>1. A museum page may be authoritative for artifact facts.</w:t>
-      </w:r>
-    </w:p>
-    <w:p>
-      <w:r>
-        <w:t>2. A current weather agency page matters more for today’s storm.</w:t>
-      </w:r>
-    </w:p>
-    <w:p>
-      <w:r>
-        <w:t>3. Two articles copying one press release are not independent.</w:t>
-      </w:r>
-    </w:p>
-    <w:p>
-      <w:r>
-        <w:t>4. Rank sources by the actual claim—not by appearance alone.</w:t>
-      </w:r>
-    </w:p>
-    <w:p>
-      <w:r>
-        <w:t>Recalculate, retrace, or restate the reasoning in your own representation:</w:t>
-      </w:r>
-    </w:p>
-    <w:p>
-      <w:r>
-        <w:t>CHECK Did the evidence answer the exact question? Did the total, path, or source record stay consistent?</w:t>
+        <w:t>Concrete teaching case</w:t>
       </w:r>
     </w:p>
     <w:p>
@@ -569,16 +1183,30 @@
         <w:pStyle w:val="Heading3"/>
       </w:pPr>
       <w:r>
-        <w:t>Concrete teaching case</w:t>
-      </w:r>
-    </w:p>
-    <w:p>
-      <w:r>
+        <w:t>The teaching case</w:t>
+      </w:r>
+    </w:p>
+    <w:p>
+      <w:pPr>
+        <w:spacing w:line="336" w:lineRule="auto" w:after="180"/>
+        <w:shd w:fill="F1F6FC"/>
+      </w:pPr>
+      <w:r>
+        <w:rPr>
+          <w:b w:val="0"/>
+        </w:rPr>
         <w:t>An original experiment report and an anonymous unlinked summary describe a method.</w:t>
       </w:r>
     </w:p>
     <w:p>
-      <w:r>
+      <w:pPr>
+        <w:spacing w:line="336" w:lineRule="auto" w:after="180"/>
+        <w:shd w:fill="F5F1FB"/>
+      </w:pPr>
+      <w:r>
+        <w:rPr>
+          <w:b w:val="0"/>
+        </w:rPr>
         <w:t>Where should verification begin?</w:t>
       </w:r>
     </w:p>
@@ -591,7 +1219,22 @@
       </w:r>
     </w:p>
     <w:p>
-      <w:r>
+      <w:pPr>
+        <w:pStyle w:val="Heading3"/>
+      </w:pPr>
+      <w:r>
+        <w:t>Why the result follows</w:t>
+      </w:r>
+    </w:p>
+    <w:p>
+      <w:pPr>
+        <w:spacing w:line="336" w:lineRule="auto" w:after="180"/>
+        <w:shd w:fill="F1F6FC"/>
+      </w:pPr>
+      <w:r>
+        <w:rPr>
+          <w:b w:val="0"/>
+        </w:rPr>
         <w:t>Read the original method, scope and limitations. Original does not mean infallible; summaries may omit conditions.</w:t>
       </w:r>
     </w:p>
@@ -604,23 +1247,145 @@
       </w:r>
     </w:p>
     <w:p>
-      <w:r>
-        <w:t>Changing facts require a stated time and source-version policy. Current-looking records can conflict without enough evidence to choose between them.</w:t>
-      </w:r>
-    </w:p>
-    <w:p>
-      <w:r>
-        <w:t>Begin by writing the question the procedure is intended to answer. Identify the information already supplied, the information it will produce and the information still missing. These are constructed classroom examples; they do not require live accounts, private records or an external service. Do not treat a plausible explanation as a measured outcome.</w:t>
-      </w:r>
-    </w:p>
-    <w:p>
-      <w:r>
-        <w:t>For this toy task a signed amendment supersedes the referenced original from its effective time. Keep both records. A newer timestamp alone has no authority unless the policy grants it.</w:t>
-      </w:r>
-    </w:p>
-    <w:p>
-      <w:r>
-        <w:t>Before applying the procedure, write its units, denominator or decision boundary where relevant. A partner should be able to repeat each step using the same inputs. If a required input is absent or violates the stated contract, record that condition explicitly instead of quietly replacing it with a convenient value.</w:t>
+      <w:pPr>
+        <w:spacing w:line="336" w:lineRule="auto" w:after="180"/>
+      </w:pPr>
+      <w:r>
+        <w:rPr>
+          <w:b w:val="0"/>
+        </w:rPr>
+        <w:t xml:space="preserve">Changing facts require a stated time and source-version policy. Current-looking records can conflict without enough </w:t>
+      </w:r>
+      <w:r>
+        <w:rPr>
+          <w:b/>
+        </w:rPr>
+        <w:t>evidence</w:t>
+      </w:r>
+      <w:r>
+        <w:rPr>
+          <w:b w:val="0"/>
+        </w:rPr>
+        <w:t xml:space="preserve"> to choose between them.</w:t>
+      </w:r>
+    </w:p>
+    <w:p>
+      <w:pPr>
+        <w:pStyle w:val="Heading3"/>
+      </w:pPr>
+      <w:r>
+        <w:t>Explain the added worked example · 1</w:t>
+      </w:r>
+    </w:p>
+    <w:p>
+      <w:pPr>
+        <w:spacing w:line="336" w:lineRule="auto" w:after="180"/>
+      </w:pPr>
+      <w:r>
+        <w:rPr>
+          <w:b w:val="0"/>
+        </w:rPr>
+        <w:t>Begin by writing the question the procedure is intended to answer. Identify the information already supplied, the information it will produce and the information still missing.</w:t>
+      </w:r>
+    </w:p>
+    <w:p>
+      <w:pPr>
+        <w:spacing w:line="336" w:lineRule="auto" w:after="180"/>
+      </w:pPr>
+      <w:r>
+        <w:rPr>
+          <w:b w:val="0"/>
+        </w:rPr>
+        <w:t>These are constructed classroom examples; they do not require live accounts, private records or an external service. Do not treat a plausible explanation as a measured outcome.</w:t>
+      </w:r>
+    </w:p>
+    <w:p>
+      <w:pPr>
+        <w:spacing w:line="336" w:lineRule="auto" w:after="180"/>
+      </w:pPr>
+      <w:r>
+        <w:rPr>
+          <w:b w:val="0"/>
+        </w:rPr>
+        <w:t xml:space="preserve">For this toy task a signed amendment supersedes the referenced original from its </w:t>
+      </w:r>
+      <w:r>
+        <w:rPr>
+          <w:b/>
+        </w:rPr>
+        <w:t>effective time</w:t>
+      </w:r>
+      <w:r>
+        <w:rPr>
+          <w:b w:val="0"/>
+        </w:rPr>
+        <w:t xml:space="preserve">. Keep both records. A newer timestamp alone has no </w:t>
+      </w:r>
+      <w:r>
+        <w:rPr>
+          <w:b/>
+        </w:rPr>
+        <w:t>authority</w:t>
+      </w:r>
+      <w:r>
+        <w:rPr>
+          <w:b w:val="0"/>
+        </w:rPr>
+        <w:t xml:space="preserve"> unless the policy grants it.</w:t>
+      </w:r>
+    </w:p>
+    <w:p>
+      <w:pPr>
+        <w:pStyle w:val="Heading3"/>
+      </w:pPr>
+      <w:r>
+        <w:t>Explain the added worked example · 2</w:t>
+      </w:r>
+    </w:p>
+    <w:p>
+      <w:pPr>
+        <w:spacing w:line="336" w:lineRule="auto" w:after="180"/>
+      </w:pPr>
+      <w:r>
+        <w:rPr>
+          <w:b w:val="0"/>
+        </w:rPr>
+        <w:t xml:space="preserve">Before applying the procedure, write its units, denominator or decision boundary where relevant. A partner should be able to repeat each step using the same </w:t>
+      </w:r>
+      <w:r>
+        <w:rPr>
+          <w:b/>
+        </w:rPr>
+        <w:t>input</w:t>
+      </w:r>
+      <w:r>
+        <w:rPr>
+          <w:b w:val="0"/>
+        </w:rPr>
+        <w:t>s.</w:t>
+      </w:r>
+    </w:p>
+    <w:p>
+      <w:pPr>
+        <w:spacing w:line="336" w:lineRule="auto" w:after="180"/>
+      </w:pPr>
+      <w:r>
+        <w:rPr>
+          <w:b w:val="0"/>
+        </w:rPr>
+        <w:t xml:space="preserve">If a required </w:t>
+      </w:r>
+      <w:r>
+        <w:rPr>
+          <w:b/>
+        </w:rPr>
+        <w:t>input</w:t>
+      </w:r>
+      <w:r>
+        <w:rPr>
+          <w:b w:val="0"/>
+        </w:rPr>
+        <w:t xml:space="preserve"> is absent or violates the stated contract, record that condition explicitly instead of quietly replacing it with a convenient value.</w:t>
       </w:r>
     </w:p>
     <w:p>
@@ -742,23 +1507,149 @@
       </w:r>
     </w:p>
     <w:p>
-      <w:r>
-        <w:t>Use the complete worked example below before asking learners to complete W2. Reveal a small part, invite a prediction, then explain the deciding step. These teacher notes contain solutions; do not reveal the independent case answer during modelling.</w:t>
-      </w:r>
-    </w:p>
-    <w:p>
-      <w:r>
+      <w:pPr>
+        <w:spacing w:line="336" w:lineRule="auto" w:after="180"/>
+      </w:pPr>
+      <w:r>
+        <w:rPr>
+          <w:b w:val="0"/>
+        </w:rPr>
+        <w:t xml:space="preserve">Use the complete worked example below before asking learners to complete W2. Reveal a small part, invite a </w:t>
+      </w:r>
+      <w:r>
+        <w:rPr>
+          <w:b/>
+        </w:rPr>
+        <w:t>prediction</w:t>
+      </w:r>
+      <w:r>
+        <w:rPr>
+          <w:b w:val="0"/>
+        </w:rPr>
+        <w:t>, then explain the deciding step.</w:t>
+      </w:r>
+    </w:p>
+    <w:p>
+      <w:pPr>
+        <w:spacing w:line="336" w:lineRule="auto" w:after="180"/>
+      </w:pPr>
+      <w:r>
+        <w:rPr>
+          <w:b w:val="0"/>
+        </w:rPr>
+        <w:t>These teacher notes contain solutions; do not reveal the independent case answer during modelling.</w:t>
+      </w:r>
+    </w:p>
+    <w:p>
+      <w:pPr>
+        <w:spacing w:line="336" w:lineRule="auto" w:after="180"/>
+      </w:pPr>
+      <w:r>
+        <w:rPr>
+          <w:b w:val="0"/>
+        </w:rPr>
         <w:t>Notice N says room A from Monday. Signed amendment M references N and changes to B effective Wednesday. Query asks Tuesday, then Thursday.</w:t>
       </w:r>
     </w:p>
     <w:p>
-      <w:r>
-        <w:t>Tuesday uses A; Thursday uses B. The amendment effective time, not merely upload order, determines the change.</w:t>
-      </w:r>
-    </w:p>
-    <w:p>
-      <w:r>
-        <w:t>Compare the intermediate evidence with the final statement. Explain why each number or decision follows from the stated inputs. The conclusion belongs to this scenario and procedure; changing the inputs, evaluation population or authority can change what it establishes. Retain the raw record so a later revision can be compared honestly.</w:t>
+      <w:pPr>
+        <w:spacing w:line="336" w:lineRule="auto" w:after="180"/>
+      </w:pPr>
+      <w:r>
+        <w:rPr>
+          <w:b w:val="0"/>
+        </w:rPr>
+        <w:t xml:space="preserve">Tuesday uses A; Thursday uses B. The amendment </w:t>
+      </w:r>
+      <w:r>
+        <w:rPr>
+          <w:b/>
+        </w:rPr>
+        <w:t>effective time</w:t>
+      </w:r>
+      <w:r>
+        <w:rPr>
+          <w:b w:val="0"/>
+        </w:rPr>
+        <w:t>, not merely upload order, determines the change.</w:t>
+      </w:r>
+    </w:p>
+    <w:p>
+      <w:pPr>
+        <w:pStyle w:val="Heading3"/>
+      </w:pPr>
+      <w:r>
+        <w:t>Model the reasoning aloud · 3</w:t>
+      </w:r>
+    </w:p>
+    <w:p>
+      <w:pPr>
+        <w:spacing w:line="336" w:lineRule="auto" w:after="180"/>
+      </w:pPr>
+      <w:r>
+        <w:rPr>
+          <w:b w:val="0"/>
+        </w:rPr>
+        <w:t xml:space="preserve">Compare the intermediate </w:t>
+      </w:r>
+      <w:r>
+        <w:rPr>
+          <w:b/>
+        </w:rPr>
+        <w:t>evidence</w:t>
+      </w:r>
+      <w:r>
+        <w:rPr>
+          <w:b w:val="0"/>
+        </w:rPr>
+        <w:t xml:space="preserve"> with the final statement. Explain why each number or decision follows from the stated </w:t>
+      </w:r>
+      <w:r>
+        <w:rPr>
+          <w:b/>
+        </w:rPr>
+        <w:t>input</w:t>
+      </w:r>
+      <w:r>
+        <w:rPr>
+          <w:b w:val="0"/>
+        </w:rPr>
+        <w:t>s.</w:t>
+      </w:r>
+    </w:p>
+    <w:p>
+      <w:pPr>
+        <w:spacing w:line="336" w:lineRule="auto" w:after="180"/>
+      </w:pPr>
+      <w:r>
+        <w:rPr>
+          <w:b w:val="0"/>
+        </w:rPr>
+        <w:t xml:space="preserve">The conclusion belongs to this scenario and procedure; changing the </w:t>
+      </w:r>
+      <w:r>
+        <w:rPr>
+          <w:b/>
+        </w:rPr>
+        <w:t>input</w:t>
+      </w:r>
+      <w:r>
+        <w:rPr>
+          <w:b w:val="0"/>
+        </w:rPr>
+        <w:t xml:space="preserve">s, evaluation population or </w:t>
+      </w:r>
+      <w:r>
+        <w:rPr>
+          <w:b/>
+        </w:rPr>
+        <w:t>authority</w:t>
+      </w:r>
+      <w:r>
+        <w:rPr>
+          <w:b w:val="0"/>
+        </w:rPr>
+        <w:t xml:space="preserve"> can change what it establishes. Retain the raw record so a later revision can be compared honestly.</w:t>
       </w:r>
     </w:p>
     <w:tbl>
@@ -864,7 +1755,13 @@
       </w:tr>
     </w:tbl>
     <w:p>
-      <w:r>
+      <w:pPr>
+        <w:spacing w:line="336" w:lineRule="auto" w:after="180"/>
+      </w:pPr>
+      <w:r>
+        <w:rPr>
+          <w:b w:val="0"/>
+        </w:rPr>
         <w:t>Use the diagram and verbal explanation together. Ask learners to match a sentence to a specific visual step; do not assign learners fixed visual or auditory learning styles.</w:t>
       </w:r>
     </w:p>
@@ -877,7 +1774,13 @@
       </w:r>
     </w:p>
     <w:p>
-      <w:r>
+      <w:pPr>
+        <w:spacing w:line="336" w:lineRule="auto" w:after="180"/>
+      </w:pPr>
+      <w:r>
+        <w:rPr>
+          <w:b w:val="0"/>
+        </w:rPr>
         <w:t>A fictional Study Buddy answers which room a club is authorised to use.</w:t>
       </w:r>
     </w:p>
@@ -890,12 +1793,42 @@
       </w:r>
     </w:p>
     <w:p>
-      <w:r>
+      <w:pPr>
+        <w:pStyle w:val="Heading3"/>
+      </w:pPr>
+      <w:r>
+        <w:t>Supplied facts</w:t>
+      </w:r>
+    </w:p>
+    <w:p>
+      <w:pPr>
+        <w:spacing w:line="336" w:lineRule="auto" w:after="180"/>
+        <w:shd w:fill="F1F6FC"/>
+      </w:pPr>
+      <w:r>
+        <w:rPr>
+          <w:b w:val="0"/>
+        </w:rPr>
         <w:t>Signed notice A: Hall 1 from day 1. Signed amendment B references A and changes to Hall 3 effective day 8.</w:t>
       </w:r>
     </w:p>
     <w:p>
-      <w:r>
+      <w:pPr>
+        <w:pStyle w:val="Heading3"/>
+      </w:pPr>
+      <w:r>
+        <w:t>Supplied facts</w:t>
+      </w:r>
+    </w:p>
+    <w:p>
+      <w:pPr>
+        <w:spacing w:line="336" w:lineRule="auto" w:after="180"/>
+        <w:shd w:fill="F1F6FC"/>
+      </w:pPr>
+      <w:r>
+        <w:rPr>
+          <w:b w:val="0"/>
+        </w:rPr>
         <w:t>An old copy of A is reuploaded on day 10. B remains the authoritative amendment. Queries concern day 6 and day 9.</w:t>
       </w:r>
     </w:p>
@@ -1081,43 +2014,142 @@
       </w:r>
     </w:p>
     <w:p>
-      <w:r>
-        <w:t>A source’s upload time and the time its rule takes effect answer different questions. Preserve version relationships and the query’s intended date. The current authoritative chain gives a consistent answer to both queries. A later filename or timestamp alone cannot establish that an old record supersedes a signed amendment.</w:t>
-      </w:r>
-    </w:p>
-    <w:p>
       <w:pPr>
         <w:pStyle w:val="Heading3"/>
       </w:pPr>
       <w:r>
+        <w:t>Why the result follows</w:t>
+      </w:r>
+    </w:p>
+    <w:p>
+      <w:pPr>
+        <w:spacing w:line="336" w:lineRule="auto" w:after="180"/>
+        <w:shd w:fill="F1F6FC"/>
+      </w:pPr>
+      <w:r>
+        <w:rPr>
+          <w:b w:val="0"/>
+        </w:rPr>
+        <w:t>A source’s upload time and the time its rule takes effect answer different questions. Preserve version relationships and the query’s intended date. The current authoritative chain gives a consistent answer to both queries.</w:t>
+      </w:r>
+    </w:p>
+    <w:p>
+      <w:pPr>
+        <w:spacing w:line="336" w:lineRule="auto" w:after="180"/>
+        <w:shd w:fill="F1F6FC"/>
+      </w:pPr>
+      <w:r>
+        <w:rPr>
+          <w:b w:val="0"/>
+        </w:rPr>
+        <w:t>A later filename or timestamp alone cannot establish that an old record supersedes a signed amendment.</w:t>
+      </w:r>
+    </w:p>
+    <w:p>
+      <w:pPr>
+        <w:pStyle w:val="Heading3"/>
+      </w:pPr>
+      <w:r>
         <w:t>What this example does not establish</w:t>
       </w:r>
     </w:p>
     <w:p>
-      <w:r>
-        <w:t>Authority is declared in this fictional case; real conflicting sources may require the responsible owner’s review.</w:t>
-      </w:r>
-    </w:p>
-    <w:p>
       <w:pPr>
         <w:pStyle w:val="Heading3"/>
       </w:pPr>
       <w:r>
+        <w:t>Keep the stated limit</w:t>
+      </w:r>
+    </w:p>
+    <w:p>
+      <w:pPr>
+        <w:spacing w:line="336" w:lineRule="auto" w:after="180"/>
+        <w:shd w:fill="FFF5E6"/>
+      </w:pPr>
+      <w:r>
+        <w:rPr>
+          <w:b/>
+        </w:rPr>
+        <w:t>Authority</w:t>
+      </w:r>
+      <w:r>
+        <w:rPr>
+          <w:b w:val="0"/>
+        </w:rPr>
+        <w:t xml:space="preserve"> is declared in this fictional case; real conflicting sources may require the responsible owner’s review.</w:t>
+      </w:r>
+    </w:p>
+    <w:p>
+      <w:pPr>
+        <w:pStyle w:val="Heading3"/>
+      </w:pPr>
+      <w:r>
         <w:t>Change one thing in the pictured case</w:t>
       </w:r>
     </w:p>
     <w:p>
-      <w:r>
+      <w:pPr>
+        <w:pStyle w:val="Heading3"/>
+      </w:pPr>
+      <w:r>
+        <w:t>Change one thing</w:t>
+      </w:r>
+    </w:p>
+    <w:p>
+      <w:pPr>
+        <w:spacing w:line="336" w:lineRule="auto" w:after="180"/>
+        <w:shd w:fill="F5F1FB"/>
+      </w:pPr>
+      <w:r>
+        <w:rPr>
+          <w:b w:val="0"/>
+        </w:rPr>
         <w:t>Change: A signed amendment C explicitly revokes B effective day 12 and restores Hall 1.</w:t>
       </w:r>
     </w:p>
     <w:p>
-      <w:r>
-        <w:t>Prediction: Day 9 stays Hall 3; day 13 becomes Hall 1.</w:t>
-      </w:r>
-    </w:p>
-    <w:p>
-      <w:r>
+      <w:pPr>
+        <w:pStyle w:val="Heading3"/>
+      </w:pPr>
+      <w:r>
+        <w:t>Predicted result</w:t>
+      </w:r>
+    </w:p>
+    <w:p>
+      <w:pPr>
+        <w:spacing w:line="336" w:lineRule="auto" w:after="180"/>
+        <w:shd w:fill="F1F6FC"/>
+      </w:pPr>
+      <w:r>
+        <w:rPr>
+          <w:b/>
+        </w:rPr>
+        <w:t>Prediction</w:t>
+      </w:r>
+      <w:r>
+        <w:rPr>
+          <w:b w:val="0"/>
+        </w:rPr>
+        <w:t>: Day 9 stays Hall 3; day 13 becomes Hall 1.</w:t>
+      </w:r>
+    </w:p>
+    <w:p>
+      <w:pPr>
+        <w:pStyle w:val="Heading3"/>
+      </w:pPr>
+      <w:r>
+        <w:t>Why the result follows</w:t>
+      </w:r>
+    </w:p>
+    <w:p>
+      <w:pPr>
+        <w:spacing w:line="336" w:lineRule="auto" w:after="180"/>
+        <w:shd w:fill="F1F6FC"/>
+      </w:pPr>
+      <w:r>
+        <w:rPr>
+          <w:b w:val="0"/>
+        </w:rPr>
         <w:t>Reason: The new authoritative change applies from its stated effective date, not retroactively.</w:t>
       </w:r>
     </w:p>
@@ -1130,8 +2162,57 @@
       </w:r>
     </w:p>
     <w:p>
-      <w:r>
-        <w:t>Cover the result. Ask learners to name the inputs and predict the next step. Uncover one step, connect the icon to the actual procedure, and explain its evidence. Then change the supplied condition and compare. The picture is a representation; it does not document execution of a real AI model.</w:t>
+      <w:pPr>
+        <w:pStyle w:val="Heading3"/>
+      </w:pPr>
+      <w:r>
+        <w:t>Ask while showing the picture · 4</w:t>
+      </w:r>
+    </w:p>
+    <w:p>
+      <w:pPr>
+        <w:spacing w:line="336" w:lineRule="auto" w:after="180"/>
+      </w:pPr>
+      <w:r>
+        <w:rPr>
+          <w:b w:val="0"/>
+        </w:rPr>
+        <w:t xml:space="preserve">Cover the result. Ask learners to name the </w:t>
+      </w:r>
+      <w:r>
+        <w:rPr>
+          <w:b/>
+        </w:rPr>
+        <w:t>input</w:t>
+      </w:r>
+      <w:r>
+        <w:rPr>
+          <w:b w:val="0"/>
+        </w:rPr>
+        <w:t xml:space="preserve">s and predict the next step. Uncover one step, connect the icon to the actual procedure, and explain its </w:t>
+      </w:r>
+      <w:r>
+        <w:rPr>
+          <w:b/>
+        </w:rPr>
+        <w:t>evidence</w:t>
+      </w:r>
+      <w:r>
+        <w:rPr>
+          <w:b w:val="0"/>
+        </w:rPr>
+        <w:t>. Then change the supplied condition and compare.</w:t>
+      </w:r>
+    </w:p>
+    <w:p>
+      <w:pPr>
+        <w:spacing w:line="336" w:lineRule="auto" w:after="180"/>
+      </w:pPr>
+      <w:r>
+        <w:rPr>
+          <w:b w:val="0"/>
+        </w:rPr>
+        <w:t>The picture is a representation; it does not document execution of a real AI model.</w:t>
       </w:r>
     </w:p>
     <w:p>
@@ -1143,11 +2224,16 @@
       </w:r>
     </w:p>
     <w:p>
+      <w:r>
+        <w:t>Demonstrate Source Quality, reduce support deliberately and check individual reasoning before discussing answers.</w:t>
+      </w:r>
+    </w:p>
+    <w:p>
       <w:pPr>
         <w:pStyle w:val="Heading3"/>
       </w:pPr>
       <w:r>
-        <w:t>Demonstrate and guide practice</w:t>
+        <w:t>Board sequence</w:t>
       </w:r>
     </w:p>
     <w:p>
@@ -1155,26 +2241,90 @@
         <w:pStyle w:val="Heading3"/>
       </w:pPr>
       <w:r>
-        <w:t>Board sequence</w:t>
-      </w:r>
-    </w:p>
-    <w:p>
-      <w:r>
+        <w:t>1. Put the facts on the board</w:t>
+      </w:r>
+    </w:p>
+    <w:p>
+      <w:pPr>
+        <w:spacing w:line="336" w:lineRule="auto" w:after="180"/>
+        <w:shd w:fill="F4F9FC"/>
+      </w:pPr>
+      <w:r>
+        <w:rPr>
+          <w:b w:val="0"/>
+        </w:rPr>
         <w:t>Write the given facts: An original experiment report and an anonymous unlinked summary describe a method.</w:t>
       </w:r>
     </w:p>
     <w:p>
-      <w:r>
+      <w:pPr>
+        <w:pStyle w:val="Heading3"/>
+      </w:pPr>
+      <w:r>
+        <w:t>2. State the decision to explain</w:t>
+      </w:r>
+    </w:p>
+    <w:p>
+      <w:pPr>
+        <w:spacing w:line="336" w:lineRule="auto" w:after="180"/>
+        <w:shd w:fill="F5F1FB"/>
+      </w:pPr>
+      <w:r>
+        <w:rPr>
+          <w:b w:val="0"/>
+        </w:rPr>
         <w:t>Write the question to explain: Where should verification begin?</w:t>
       </w:r>
     </w:p>
     <w:p>
-      <w:r>
-        <w:t>Reveal after predictions: Read the original method, scope and limitations. Original does not mean infallible; summaries may omit conditions.</w:t>
-      </w:r>
-    </w:p>
-    <w:p>
-      <w:r>
+      <w:pPr>
+        <w:pStyle w:val="Heading3"/>
+      </w:pPr>
+      <w:r>
+        <w:t>3. Reveal the worked reasoning</w:t>
+      </w:r>
+    </w:p>
+    <w:p>
+      <w:pPr>
+        <w:spacing w:line="336" w:lineRule="auto" w:after="180"/>
+        <w:shd w:fill="F1F6FC"/>
+      </w:pPr>
+      <w:r>
+        <w:rPr>
+          <w:b w:val="0"/>
+        </w:rPr>
+        <w:t xml:space="preserve">Reveal after </w:t>
+      </w:r>
+      <w:r>
+        <w:rPr>
+          <w:b/>
+        </w:rPr>
+        <w:t>prediction</w:t>
+      </w:r>
+      <w:r>
+        <w:rPr>
+          <w:b w:val="0"/>
+        </w:rPr>
+        <w:t>s: Read the original method, scope and limitations. Original does not mean infallible; summaries may omit conditions.</w:t>
+      </w:r>
+    </w:p>
+    <w:p>
+      <w:pPr>
+        <w:pStyle w:val="Heading3"/>
+      </w:pPr>
+      <w:r>
+        <w:t>Hold back the independent task</w:t>
+      </w:r>
+    </w:p>
+    <w:p>
+      <w:pPr>
+        <w:spacing w:line="336" w:lineRule="auto" w:after="180"/>
+        <w:shd w:fill="F5F1FB"/>
+      </w:pPr>
+      <w:r>
+        <w:rPr>
+          <w:b w:val="0"/>
+        </w:rPr>
         <w:t>Keep for an independent attempt: For a school's current opening time, compare an undated repost with a dated notice issued by the school. Which is the stronger starting source, and what must still be checked?</w:t>
       </w:r>
     </w:p>
@@ -1187,23 +2337,77 @@
       </w:r>
     </w:p>
     <w:p>
-      <w:r>
+      <w:pPr>
+        <w:pStyle w:val="Heading3"/>
+      </w:pPr>
+      <w:r>
+        <w:t>Ask the class</w:t>
+      </w:r>
+    </w:p>
+    <w:p>
+      <w:pPr>
+        <w:spacing w:line="336" w:lineRule="auto" w:after="180"/>
+        <w:shd w:fill="F5F1FB"/>
+      </w:pPr>
+      <w:r>
+        <w:rPr>
+          <w:b w:val="0"/>
+        </w:rPr>
         <w:t>Ask: Which facts are given, and which would we have to assume? Learners mark relevant details before discussing answers.</w:t>
       </w:r>
     </w:p>
     <w:p>
-      <w:r>
+      <w:pPr>
+        <w:pStyle w:val="Heading3"/>
+      </w:pPr>
+      <w:r>
+        <w:t>Language to model</w:t>
+      </w:r>
+    </w:p>
+    <w:p>
+      <w:pPr>
+        <w:spacing w:line="336" w:lineRule="auto" w:after="180"/>
+        <w:shd w:fill="F1F6F8"/>
+      </w:pPr>
+      <w:r>
+        <w:rPr>
+          <w:b w:val="0"/>
+        </w:rPr>
         <w:t>Say: Predict first. Show the rule, information path or calculation that would produce the result. A correct guess is not yet an explanation.</w:t>
       </w:r>
     </w:p>
     <w:p>
-      <w:r>
+      <w:pPr>
+        <w:spacing w:line="336" w:lineRule="auto" w:after="180"/>
+      </w:pPr>
+      <w:r>
+        <w:rPr>
+          <w:b w:val="0"/>
+        </w:rPr>
         <w:t>Reveal reasoning one step at a time. Explain why a tempting alternative fails. Write units and denominators for arithmetic, trace conditions for decisions, and identify supporting sources for claims.</w:t>
       </w:r>
     </w:p>
     <w:p>
-      <w:r>
-        <w:t>In pairs, one learner solves while the other checks evidence; exchange roles. Remove the worked answer before independent assessment.</w:t>
+      <w:pPr>
+        <w:spacing w:line="336" w:lineRule="auto" w:after="180"/>
+      </w:pPr>
+      <w:r>
+        <w:rPr>
+          <w:b w:val="0"/>
+        </w:rPr>
+        <w:t xml:space="preserve">In pairs, one learner solves while the other checks </w:t>
+      </w:r>
+      <w:r>
+        <w:rPr>
+          <w:b/>
+        </w:rPr>
+        <w:t>evidence</w:t>
+      </w:r>
+      <w:r>
+        <w:rPr>
+          <w:b w:val="0"/>
+        </w:rPr>
+        <w:t>; exchange roles. Remove the worked answer before independent assessment.</w:t>
       </w:r>
     </w:p>
     <w:p>
@@ -1215,8 +2419,84 @@
       </w:r>
     </w:p>
     <w:p>
-      <w:r>
-        <w:t>Guided: Tuesday uses A; Thursday uses B. The amendment effective time, not merely upload order, determines the change. Qualification: An unspecified authority or effective-time rule leaves a conflict unresolved; do not invent precedence. Exit: accept a concrete variation with its predicted outcome and a stated condition that would challenge the mechanism; reject a claim resting on unmeasured evidence.</w:t>
+      <w:pPr>
+        <w:spacing w:line="336" w:lineRule="auto" w:after="180"/>
+      </w:pPr>
+      <w:r>
+        <w:rPr>
+          <w:b w:val="0"/>
+        </w:rPr>
+        <w:t xml:space="preserve">Guided: Tuesday uses A; Thursday uses B. The amendment </w:t>
+      </w:r>
+      <w:r>
+        <w:rPr>
+          <w:b/>
+        </w:rPr>
+        <w:t>effective time</w:t>
+      </w:r>
+      <w:r>
+        <w:rPr>
+          <w:b w:val="0"/>
+        </w:rPr>
+        <w:t>, not merely upload order, determines the change.</w:t>
+      </w:r>
+    </w:p>
+    <w:p>
+      <w:pPr>
+        <w:spacing w:line="336" w:lineRule="auto" w:after="180"/>
+      </w:pPr>
+      <w:r>
+        <w:rPr>
+          <w:b w:val="0"/>
+        </w:rPr>
+        <w:t xml:space="preserve">Qualification: An unspecified </w:t>
+      </w:r>
+      <w:r>
+        <w:rPr>
+          <w:b/>
+        </w:rPr>
+        <w:t>authority</w:t>
+      </w:r>
+      <w:r>
+        <w:rPr>
+          <w:b w:val="0"/>
+        </w:rPr>
+        <w:t xml:space="preserve"> or effective-time rule leaves a conflict unresolved; do not invent precedence.</w:t>
+      </w:r>
+    </w:p>
+    <w:p>
+      <w:pPr>
+        <w:spacing w:line="336" w:lineRule="auto" w:after="180"/>
+      </w:pPr>
+      <w:r>
+        <w:rPr>
+          <w:b w:val="0"/>
+        </w:rPr>
+        <w:t xml:space="preserve">Exit: accept a concrete variation with its predicted outcome and a stated condition that would challenge the </w:t>
+      </w:r>
+      <w:r>
+        <w:rPr>
+          <w:b/>
+        </w:rPr>
+        <w:t>mechanism</w:t>
+      </w:r>
+      <w:r>
+        <w:rPr>
+          <w:b w:val="0"/>
+        </w:rPr>
+        <w:t xml:space="preserve">; reject a claim resting on unmeasured </w:t>
+      </w:r>
+      <w:r>
+        <w:rPr>
+          <w:b/>
+        </w:rPr>
+        <w:t>evidence</w:t>
+      </w:r>
+      <w:r>
+        <w:rPr>
+          <w:b w:val="0"/>
+        </w:rPr>
+        <w:t>.</w:t>
       </w:r>
     </w:p>
     <w:p>
@@ -1448,41 +2728,119 @@
       </w:r>
     </w:p>
     <w:p>
-      <w:r>
+      <w:pPr>
+        <w:pStyle w:val="Heading3"/>
+      </w:pPr>
+      <w:r>
+        <w:t>Completion practice</w:t>
+      </w:r>
+    </w:p>
+    <w:p>
+      <w:pPr>
+        <w:spacing w:line="336" w:lineRule="auto" w:after="180"/>
+        <w:shd w:fill="F5F1FB"/>
+      </w:pPr>
+      <w:r>
+        <w:rPr>
+          <w:b w:val="0"/>
+        </w:rPr>
         <w:t>Completion task: Notice N says room A from Monday. Signed amendment M references N and changes to B effective Wednesday. Query asks Tuesday, then Thursday. Show the intermediate steps and give the conclusion with its scope.</w:t>
       </w:r>
     </w:p>
     <w:p>
-      <w:r>
-        <w:t>Teacher check: Teacher explanation: Tuesday uses A; Thursday uses B. The amendment effective time, not merely upload order, determines the change.</w:t>
-      </w:r>
-    </w:p>
-    <w:p>
-      <w:r>
-        <w:t>Start by identifying the given inputs together. Leave the intermediate steps blank. If needed, model one step, then withdraw that help on the next step. Move to a full trace only when the partial trace is understood. For partners, alternate explainer and checker; collect a response from every learner before discussion.</w:t>
-      </w:r>
-    </w:p>
-    <w:p>
       <w:pPr>
         <w:pStyle w:val="Heading3"/>
       </w:pPr>
       <w:r>
+        <w:t>Reasoning to listen for</w:t>
+      </w:r>
+    </w:p>
+    <w:p>
+      <w:pPr>
+        <w:spacing w:line="336" w:lineRule="auto" w:after="180"/>
+        <w:shd w:fill="F1F6FC"/>
+      </w:pPr>
+      <w:r>
+        <w:rPr>
+          <w:b w:val="0"/>
+        </w:rPr>
+        <w:t xml:space="preserve">Teacher check: Teacher explanation: Tuesday uses A; Thursday uses B. The amendment </w:t>
+      </w:r>
+      <w:r>
+        <w:rPr>
+          <w:b/>
+        </w:rPr>
+        <w:t>effective time</w:t>
+      </w:r>
+      <w:r>
+        <w:rPr>
+          <w:b w:val="0"/>
+        </w:rPr>
+        <w:t>, not merely upload order, determines the change.</w:t>
+      </w:r>
+    </w:p>
+    <w:p>
+      <w:pPr>
+        <w:spacing w:line="336" w:lineRule="auto" w:after="180"/>
+      </w:pPr>
+      <w:r>
+        <w:rPr>
+          <w:b w:val="0"/>
+        </w:rPr>
+        <w:t xml:space="preserve">Start by identifying the given </w:t>
+      </w:r>
+      <w:r>
+        <w:rPr>
+          <w:b/>
+        </w:rPr>
+        <w:t>input</w:t>
+      </w:r>
+      <w:r>
+        <w:rPr>
+          <w:b w:val="0"/>
+        </w:rPr>
+        <w:t>s together. Leave the intermediate steps blank. If needed, model one step, then withdraw that help on the next step. Move to a full trace only when the partial trace is understood.</w:t>
+      </w:r>
+    </w:p>
+    <w:p>
+      <w:pPr>
+        <w:spacing w:line="336" w:lineRule="auto" w:after="180"/>
+      </w:pPr>
+      <w:r>
+        <w:rPr>
+          <w:b w:val="0"/>
+        </w:rPr>
+        <w:t>For partners, alternate explainer and checker; collect a response from every learner before discussion.</w:t>
+      </w:r>
+    </w:p>
+    <w:p>
+      <w:pPr>
+        <w:pStyle w:val="Heading3"/>
+      </w:pPr>
+      <w:r>
         <w:t>Individual reasoning check</w:t>
       </w:r>
     </w:p>
     <w:p>
-      <w:r>
-        <w:t>Use the worked case for Conflicting and time-sensitive sources. Proposed explanation: “The worked result establishes every future case”. Decide whether this explanation is supported. Point to the step or supplied fact that decides; explain your repair if needed.</w:t>
-      </w:r>
-    </w:p>
-    <w:p>
-      <w:r>
-        <w:t>Expected correction: An unspecified authority or effective-time rule leaves a conflict unresolved; do not invent precedence.</w:t>
-      </w:r>
-    </w:p>
-    <w:p>
-      <w:r>
-        <w:t>Collect explanations, not only yes/no votes. If a misunderstanding is common, re-model the relevant step for the class. If it affects a few learners, give a short targeted group explanation while others solve a more demanding variation.</w:t>
+      <w:pPr>
+        <w:spacing w:line="336" w:lineRule="auto" w:after="180"/>
+      </w:pPr>
+      <w:r>
+        <w:rPr>
+          <w:b w:val="0"/>
+        </w:rPr>
+        <w:t>Use the worked case for Conflicting and time-sensitive sources. Proposed explanation: “The worked result establishes every future case”. Decide whether this explanation is supported.</w:t>
+      </w:r>
+    </w:p>
+    <w:p>
+      <w:pPr>
+        <w:spacing w:line="336" w:lineRule="auto" w:after="180"/>
+      </w:pPr>
+      <w:r>
+        <w:rPr>
+          <w:b w:val="0"/>
+        </w:rPr>
+        <w:t>Point to the step or supplied fact that decides; explain your repair if needed.</w:t>
       </w:r>
     </w:p>
     <w:p>
@@ -1490,11 +2848,72 @@
         <w:pStyle w:val="Heading3"/>
       </w:pPr>
       <w:r>
+        <w:t>Expected repair</w:t>
+      </w:r>
+    </w:p>
+    <w:p>
+      <w:pPr>
+        <w:spacing w:line="336" w:lineRule="auto" w:after="180"/>
+        <w:shd w:fill="F1F6FC"/>
+      </w:pPr>
+      <w:r>
+        <w:rPr>
+          <w:b w:val="0"/>
+        </w:rPr>
+        <w:t xml:space="preserve">Expected correction: An unspecified </w:t>
+      </w:r>
+      <w:r>
+        <w:rPr>
+          <w:b/>
+        </w:rPr>
+        <w:t>authority</w:t>
+      </w:r>
+      <w:r>
+        <w:rPr>
+          <w:b w:val="0"/>
+        </w:rPr>
+        <w:t xml:space="preserve"> or effective-time rule leaves a conflict unresolved; do not invent precedence.</w:t>
+      </w:r>
+    </w:p>
+    <w:p>
+      <w:pPr>
+        <w:spacing w:line="336" w:lineRule="auto" w:after="180"/>
+      </w:pPr>
+      <w:r>
+        <w:rPr>
+          <w:b w:val="0"/>
+        </w:rPr>
+        <w:t>Collect explanations, not only yes/no votes. If a misunderstanding is common, re-model the relevant step for the class.</w:t>
+      </w:r>
+    </w:p>
+    <w:p>
+      <w:pPr>
+        <w:spacing w:line="336" w:lineRule="auto" w:after="180"/>
+      </w:pPr>
+      <w:r>
+        <w:rPr>
+          <w:b w:val="0"/>
+        </w:rPr>
+        <w:t>If it affects a few learners, give a short targeted group explanation while others solve a more demanding variation.</w:t>
+      </w:r>
+    </w:p>
+    <w:p>
+      <w:pPr>
+        <w:pStyle w:val="Heading3"/>
+      </w:pPr>
+      <w:r>
         <w:t>Pictorial practice question</w:t>
       </w:r>
     </w:p>
     <w:p>
-      <w:r>
+      <w:pPr>
+        <w:spacing w:line="336" w:lineRule="auto" w:after="180"/>
+        <w:shd w:fill="F5F1FB"/>
+      </w:pPr>
+      <w:r>
+        <w:rPr>
+          <w:b w:val="0"/>
+        </w:rPr>
         <w:t>Which source fields must be checked before answering day 9?</w:t>
       </w:r>
     </w:p>
@@ -1507,18 +2926,72 @@
       </w:r>
     </w:p>
     <w:p>
-      <w:r>
-        <w:t>The amendment’s authority, reference to A, effective day 8 and queried day 9; the answer is Hall 3.</w:t>
-      </w:r>
-    </w:p>
-    <w:p>
-      <w:r>
+      <w:pPr>
+        <w:spacing w:line="336" w:lineRule="auto" w:after="180"/>
+      </w:pPr>
+      <w:r>
+        <w:rPr>
+          <w:b w:val="0"/>
+        </w:rPr>
+        <w:t xml:space="preserve">The amendment’s </w:t>
+      </w:r>
+      <w:r>
+        <w:rPr>
+          <w:b/>
+        </w:rPr>
+        <w:t>authority</w:t>
+      </w:r>
+      <w:r>
+        <w:rPr>
+          <w:b w:val="0"/>
+        </w:rPr>
+        <w:t>, reference to A, effective day 8 and queried day 9; the answer is Hall 3.</w:t>
+      </w:r>
+    </w:p>
+    <w:p>
+      <w:pPr>
+        <w:spacing w:line="336" w:lineRule="auto" w:after="180"/>
+      </w:pPr>
+      <w:r>
+        <w:rPr>
+          <w:b w:val="0"/>
+        </w:rPr>
         <w:t>Changed-case reasoning: Day 9 stays Hall 3; day 13 becomes Hall 1. The new authoritative change applies from its stated effective date, not retroactively.</w:t>
       </w:r>
     </w:p>
     <w:p>
-      <w:r>
-        <w:t>Collect each learner’s explanation before discussion. Use the first missing connection between input, deciding step and result to choose support. This question is worked-case practice, not fresh mastery evidence.</w:t>
+      <w:pPr>
+        <w:spacing w:line="336" w:lineRule="auto" w:after="180"/>
+      </w:pPr>
+      <w:r>
+        <w:rPr>
+          <w:b w:val="0"/>
+        </w:rPr>
+        <w:t xml:space="preserve">Collect each learner’s explanation before discussion. Use the first missing connection between </w:t>
+      </w:r>
+      <w:r>
+        <w:rPr>
+          <w:b/>
+        </w:rPr>
+        <w:t>input</w:t>
+      </w:r>
+      <w:r>
+        <w:rPr>
+          <w:b w:val="0"/>
+        </w:rPr>
+        <w:t xml:space="preserve">, deciding step and result to choose support. This question is worked-case practice, not fresh mastery </w:t>
+      </w:r>
+      <w:r>
+        <w:rPr>
+          <w:b/>
+        </w:rPr>
+        <w:t>evidence</w:t>
+      </w:r>
+      <w:r>
+        <w:rPr>
+          <w:b w:val="0"/>
+        </w:rPr>
+        <w:t>.</w:t>
       </w:r>
     </w:p>
     <w:p>
@@ -1530,54 +3003,105 @@
       </w:r>
     </w:p>
     <w:p>
+      <w:r>
+        <w:t>Run the Source Quality investigation and use the first unsupported step to choose a teaching response.</w:t>
+      </w:r>
+    </w:p>
+    <w:p>
+      <w:pPr>
+        <w:spacing w:line="336" w:lineRule="auto" w:after="180"/>
+      </w:pPr>
+      <w:r>
+        <w:rPr>
+          <w:b w:val="0"/>
+        </w:rPr>
+        <w:t>Words You Can Use to Reason</w:t>
+      </w:r>
+    </w:p>
+    <w:p>
+      <w:pPr>
+        <w:spacing w:line="336" w:lineRule="auto" w:after="180"/>
+      </w:pPr>
+      <w:r>
+        <w:rPr>
+          <w:b w:val="0"/>
+        </w:rPr>
+        <w:t>A definition matters when you can recognize the idea, use it, and contrast it with a near-miss.</w:t>
+      </w:r>
+    </w:p>
+    <w:p>
+      <w:pPr>
+        <w:spacing w:line="336" w:lineRule="auto" w:after="180"/>
+      </w:pPr>
+      <w:r>
+        <w:rPr>
+          <w:b w:val="0"/>
+        </w:rPr>
+        <w:t>Predict → Test → Record → Explain</w:t>
+      </w:r>
+    </w:p>
+    <w:p>
+      <w:pPr>
+        <w:spacing w:line="336" w:lineRule="auto" w:after="180"/>
+      </w:pPr>
+      <w:r>
+        <w:rPr>
+          <w:b w:val="0"/>
+        </w:rPr>
+        <w:t>Keep expected and actual results separate. Surprises are useful data when recorded honestly.</w:t>
+      </w:r>
+    </w:p>
+    <w:p>
+      <w:pPr>
+        <w:spacing w:line="336" w:lineRule="auto" w:after="180"/>
+      </w:pPr>
+      <w:r>
+        <w:rPr>
+          <w:b w:val="0"/>
+        </w:rPr>
+        <w:t>Score four sources against all criteria, trace origin links, and defend the best pair for one precise claim.</w:t>
+      </w:r>
+    </w:p>
+    <w:p>
+      <w:pPr>
+        <w:spacing w:line="336" w:lineRule="auto" w:after="180"/>
+        <w:shd w:fill="F5F1FB"/>
+      </w:pPr>
+      <w:r>
+        <w:rPr>
+          <w:b w:val="0"/>
+        </w:rPr>
+        <w:t>What did the hardest test teach you that the normal test did not?</w:t>
+      </w:r>
+    </w:p>
+    <w:p>
       <w:pPr>
         <w:pStyle w:val="Heading3"/>
       </w:pPr>
       <w:r>
-        <w:t>Run the weekly evidence lab</w:t>
-      </w:r>
-    </w:p>
-    <w:p>
-      <w:r>
-        <w:t>Words You Can Use to Reason</w:t>
-      </w:r>
-    </w:p>
-    <w:p>
-      <w:r>
-        <w:t>A definition matters when you can recognize the idea, use it, and contrast it with a near-miss.</w:t>
-      </w:r>
-    </w:p>
-    <w:p>
-      <w:r>
-        <w:t>Predict → Test → Record → Explain</w:t>
-      </w:r>
-    </w:p>
-    <w:p>
-      <w:r>
-        <w:t>Keep expected and actual results separate. Surprises are useful data when recorded honestly.</w:t>
-      </w:r>
-    </w:p>
-    <w:p>
-      <w:r>
-        <w:t>Score four sources against all criteria, trace origin links, and defend the best pair for one precise claim.</w:t>
-      </w:r>
-    </w:p>
-    <w:p>
-      <w:r>
-        <w:t>What did the hardest test teach you that the normal test did not?</w:t>
-      </w:r>
-    </w:p>
-    <w:p>
-      <w:pPr>
-        <w:pStyle w:val="Heading3"/>
-      </w:pPr>
-      <w:r>
         <w:t>Make the lab runnable</w:t>
       </w:r>
     </w:p>
     <w:p>
-      <w:r>
-        <w:t>Use the concrete case as the shared normal case and the independent question as a second case. Each pair creates a boundary or missing-information case and predicts its result before testing. Keep the expected result separate from an observed mistake.</w:t>
+      <w:pPr>
+        <w:spacing w:line="336" w:lineRule="auto" w:after="180"/>
+      </w:pPr>
+      <w:r>
+        <w:rPr>
+          <w:b w:val="0"/>
+        </w:rPr>
+        <w:t>Use the concrete case as the shared normal case and the independent question as a second case. Each pair creates a boundary or missing-information case and predicts its result before testing.</w:t>
+      </w:r>
+    </w:p>
+    <w:p>
+      <w:pPr>
+        <w:spacing w:line="336" w:lineRule="auto" w:after="180"/>
+      </w:pPr>
+      <w:r>
+        <w:rPr>
+          <w:b w:val="0"/>
+        </w:rPr>
+        <w:t>Keep the expected result separate from an observed mistake.</w:t>
       </w:r>
     </w:p>
     <w:tbl>
@@ -1735,8 +3259,25 @@
       </w:r>
     </w:p>
     <w:p>
-      <w:r>
-        <w:t>For guessing, return to given facts and request a trace. For vocabulary without application, use one example and one non-example. For arithmetic errors, check the setup before the calculation. Finish with a different uncoached case before recording mastery.</w:t>
+      <w:pPr>
+        <w:spacing w:line="336" w:lineRule="auto" w:after="180"/>
+      </w:pPr>
+      <w:r>
+        <w:rPr>
+          <w:b w:val="0"/>
+        </w:rPr>
+        <w:t>For guessing, return to given facts and request a trace. For vocabulary without application, use one example and one non-example. For arithmetic errors, check the setup before the calculation.</w:t>
+      </w:r>
+    </w:p>
+    <w:p>
+      <w:pPr>
+        <w:spacing w:line="336" w:lineRule="auto" w:after="180"/>
+      </w:pPr>
+      <w:r>
+        <w:rPr>
+          <w:b w:val="0"/>
+        </w:rPr>
+        <w:t>Finish with a different uncoached case before recording mastery.</w:t>
       </w:r>
     </w:p>
     <w:p>
@@ -1748,18 +3289,84 @@
       </w:r>
     </w:p>
     <w:p>
-      <w:r>
-        <w:t>The worked result establishes every future case: An unspecified authority or effective-time rule leaves a conflict unresolved; do not invent precedence.</w:t>
-      </w:r>
-    </w:p>
-    <w:p>
-      <w:r>
-        <w:t>A missing input may be replaced without recording the change: A replacement changes the evidence or contract. Record the change and its justification; do not silently turn unknown into a measured value.</w:t>
-      </w:r>
-    </w:p>
-    <w:p>
-      <w:r>
-        <w:t>Repeating an assessed case is new independent evidence: A replay checks consistency. An example used for feedback or revision cannot later be described as untouched final evaluation.</w:t>
+      <w:pPr>
+        <w:spacing w:line="336" w:lineRule="auto" w:after="180"/>
+      </w:pPr>
+      <w:r>
+        <w:rPr>
+          <w:b w:val="0"/>
+        </w:rPr>
+        <w:t xml:space="preserve">The worked result establishes every future case: An unspecified </w:t>
+      </w:r>
+      <w:r>
+        <w:rPr>
+          <w:b/>
+        </w:rPr>
+        <w:t>authority</w:t>
+      </w:r>
+      <w:r>
+        <w:rPr>
+          <w:b w:val="0"/>
+        </w:rPr>
+        <w:t xml:space="preserve"> or effective-time rule leaves a conflict unresolved; do not invent precedence.</w:t>
+      </w:r>
+    </w:p>
+    <w:p>
+      <w:pPr>
+        <w:spacing w:line="336" w:lineRule="auto" w:after="180"/>
+      </w:pPr>
+      <w:r>
+        <w:rPr>
+          <w:b w:val="0"/>
+        </w:rPr>
+        <w:t xml:space="preserve">A missing </w:t>
+      </w:r>
+      <w:r>
+        <w:rPr>
+          <w:b/>
+        </w:rPr>
+        <w:t>input</w:t>
+      </w:r>
+      <w:r>
+        <w:rPr>
+          <w:b w:val="0"/>
+        </w:rPr>
+        <w:t xml:space="preserve"> may be replaced without recording the change: A replacement changes the </w:t>
+      </w:r>
+      <w:r>
+        <w:rPr>
+          <w:b/>
+        </w:rPr>
+        <w:t>evidence</w:t>
+      </w:r>
+      <w:r>
+        <w:rPr>
+          <w:b w:val="0"/>
+        </w:rPr>
+        <w:t xml:space="preserve"> or contract. Record the change and its justification; do not silently turn unknown into a measured value.</w:t>
+      </w:r>
+    </w:p>
+    <w:p>
+      <w:pPr>
+        <w:spacing w:line="336" w:lineRule="auto" w:after="180"/>
+      </w:pPr>
+      <w:r>
+        <w:rPr>
+          <w:b w:val="0"/>
+        </w:rPr>
+        <w:t xml:space="preserve">Repeating an assessed case is new independent </w:t>
+      </w:r>
+      <w:r>
+        <w:rPr>
+          <w:b/>
+        </w:rPr>
+        <w:t>evidence</w:t>
+      </w:r>
+      <w:r>
+        <w:rPr>
+          <w:b w:val="0"/>
+        </w:rPr>
+        <w:t>: A replay checks consistency. An example used for feedback or revision cannot later be described as untouched final evaluation.</w:t>
       </w:r>
     </w:p>
     <w:p>
@@ -1917,8 +3524,25 @@
       </w:tr>
     </w:tbl>
     <w:p>
-      <w:r>
-        <w:t>Offer an oral explanation, drawing, enlarged visual or fewer examples when that removes a reading/writing barrier. Keep the same reasoning goal. Stretch secure learners by changing a boundary or assumption and asking them to defend the effect, not simply by assigning more of the same questions.</w:t>
+      <w:pPr>
+        <w:spacing w:line="336" w:lineRule="auto" w:after="180"/>
+      </w:pPr>
+      <w:r>
+        <w:rPr>
+          <w:b w:val="0"/>
+        </w:rPr>
+        <w:t>Offer an oral explanation, drawing, enlarged visual or fewer examples when that removes a reading/writing barrier. Keep the same reasoning goal.</w:t>
+      </w:r>
+    </w:p>
+    <w:p>
+      <w:pPr>
+        <w:spacing w:line="336" w:lineRule="auto" w:after="180"/>
+      </w:pPr>
+      <w:r>
+        <w:rPr>
+          <w:b w:val="0"/>
+        </w:rPr>
+        <w:t>Stretch secure learners by changing a boundary or assumption and asking them to defend the effect, not simply by assigning more of the same questions.</w:t>
       </w:r>
     </w:p>
     <w:p>
@@ -1930,11 +3554,16 @@
       </w:r>
     </w:p>
     <w:p>
+      <w:r>
+        <w:t>Use the Source Quality questions, teacher keys and criteria after the relevant attempts. Previously discussed cases are practice; protect the separately selected independent task.</w:t>
+      </w:r>
+    </w:p>
+    <w:p>
       <w:pPr>
         <w:pStyle w:val="Heading3"/>
       </w:pPr>
       <w:r>
-        <w:t>Assess and explain the answers</w:t>
+        <w:t>Worked case answer</w:t>
       </w:r>
     </w:p>
     <w:p>
@@ -1942,11 +3571,18 @@
         <w:pStyle w:val="Heading3"/>
       </w:pPr>
       <w:r>
-        <w:t>Worked case answer</w:t>
-      </w:r>
-    </w:p>
-    <w:p>
-      <w:r>
+        <w:t>Teacher key · Worked case answer</w:t>
+      </w:r>
+    </w:p>
+    <w:p>
+      <w:pPr>
+        <w:spacing w:line="336" w:lineRule="auto" w:after="180"/>
+        <w:shd w:fill="F1F6FC"/>
+      </w:pPr>
+      <w:r>
+        <w:rPr>
+          <w:b w:val="0"/>
+        </w:rPr>
         <w:t>Read the original method, scope and limitations. Original does not mean infallible; summaries may omit conditions.</w:t>
       </w:r>
     </w:p>
@@ -1959,7 +3595,22 @@
       </w:r>
     </w:p>
     <w:p>
-      <w:r>
+      <w:pPr>
+        <w:pStyle w:val="Heading3"/>
+      </w:pPr>
+      <w:r>
+        <w:t>Independent question · withhold the key</w:t>
+      </w:r>
+    </w:p>
+    <w:p>
+      <w:pPr>
+        <w:spacing w:line="336" w:lineRule="auto" w:after="180"/>
+        <w:shd w:fill="F5F1FB"/>
+      </w:pPr>
+      <w:r>
+        <w:rPr>
+          <w:b w:val="0"/>
+        </w:rPr>
         <w:t>For a school's current opening time, compare an undated repost with a dated notice issued by the school. Which is the stronger starting source, and what must still be checked?</w:t>
       </w:r>
     </w:p>
@@ -1972,7 +3623,22 @@
       </w:r>
     </w:p>
     <w:p>
-      <w:r>
+      <w:pPr>
+        <w:pStyle w:val="Heading3"/>
+      </w:pPr>
+      <w:r>
+        <w:t>Teacher key · Expected independent answer</w:t>
+      </w:r>
+    </w:p>
+    <w:p>
+      <w:pPr>
+        <w:spacing w:line="336" w:lineRule="auto" w:after="180"/>
+        <w:shd w:fill="F1F6FC"/>
+      </w:pPr>
+      <w:r>
+        <w:rPr>
+          <w:b w:val="0"/>
+        </w:rPr>
         <w:t>Start with the school's notice. Check that the date, campus and term apply to the question and that no newer notice supersedes it.</w:t>
       </w:r>
     </w:p>
@@ -2211,8 +3877,25 @@
       </w:tr>
     </w:tbl>
     <w:p>
-      <w:r>
-        <w:t>Use 6/8 as a classroom checkpoint, with 2 required for both Result and Reasoning. This is a proposed teaching rule, not a validated certification threshold. Do not count a coached answer as independent mastery; correct unsafe or unsupported claims regardless of total.</w:t>
+      <w:pPr>
+        <w:spacing w:line="336" w:lineRule="auto" w:after="180"/>
+      </w:pPr>
+      <w:r>
+        <w:rPr>
+          <w:b w:val="0"/>
+        </w:rPr>
+        <w:t>Use 6/8 as a classroom checkpoint, with 2 required for both Result and Reasoning. This is a proposed teaching rule, not a validated certification threshold.</w:t>
+      </w:r>
+    </w:p>
+    <w:p>
+      <w:pPr>
+        <w:spacing w:line="336" w:lineRule="auto" w:after="180"/>
+      </w:pPr>
+      <w:r>
+        <w:rPr>
+          <w:b w:val="0"/>
+        </w:rPr>
+        <w:t>Do not count a coached answer as independent mastery; correct unsafe or unsupported claims regardless of total.</w:t>
       </w:r>
     </w:p>
     <w:p>
@@ -2224,8 +3907,26 @@
       </w:r>
     </w:p>
     <w:p>
-      <w:r>
-        <w:t>Ask the learner to find the evidence that challenges this claim: “Any official-looking page is current and relevant automatically.” Keep the first attempt and an uncoached retry separate.</w:t>
+      <w:pPr>
+        <w:spacing w:line="336" w:lineRule="auto" w:after="180"/>
+      </w:pPr>
+      <w:r>
+        <w:rPr>
+          <w:b w:val="0"/>
+        </w:rPr>
+        <w:t xml:space="preserve">Ask the learner to find the </w:t>
+      </w:r>
+      <w:r>
+        <w:rPr>
+          <w:b/>
+        </w:rPr>
+        <w:t>evidence</w:t>
+      </w:r>
+      <w:r>
+        <w:rPr>
+          <w:b w:val="0"/>
+        </w:rPr>
+        <w:t xml:space="preserve"> that challenges this claim: “Any official-looking page is current and relevant automatically.” Keep the first attempt and an uncoached retry separate.</w:t>
       </w:r>
     </w:p>
     <w:p>
@@ -2237,15 +3938,42 @@
       </w:r>
     </w:p>
     <w:p>
-      <w:r>
-        <w:t>Inspect the school's current notice because it is responsible for the room assignment and may supersede Monday's version. Confirm it concerns the same event and date. A newer unrelated or unofficial source would not automatically override an authoritative notice.</w:t>
-      </w:r>
-    </w:p>
-    <w:p>
       <w:pPr>
         <w:pStyle w:val="Heading3"/>
       </w:pPr>
       <w:r>
+        <w:t>Teacher key · Original transfer answer</w:t>
+      </w:r>
+    </w:p>
+    <w:p>
+      <w:pPr>
+        <w:spacing w:line="336" w:lineRule="auto" w:after="180"/>
+        <w:shd w:fill="F1F6FC"/>
+      </w:pPr>
+      <w:r>
+        <w:rPr>
+          <w:b w:val="0"/>
+        </w:rPr>
+        <w:t>Inspect the school's current notice because it is responsible for the room assignment and may supersede Monday's version. Confirm it concerns the same event and date.</w:t>
+      </w:r>
+    </w:p>
+    <w:p>
+      <w:pPr>
+        <w:spacing w:line="336" w:lineRule="auto" w:after="180"/>
+        <w:shd w:fill="F1F6FC"/>
+      </w:pPr>
+      <w:r>
+        <w:rPr>
+          <w:b w:val="0"/>
+        </w:rPr>
+        <w:t>A newer unrelated or unofficial source would not automatically override an authoritative notice.</w:t>
+      </w:r>
+    </w:p>
+    <w:p>
+      <w:pPr>
+        <w:pStyle w:val="Heading3"/>
+      </w:pPr>
+      <w:r>
         <w:t>Explanations for the additional workbook examples</w:t>
       </w:r>
     </w:p>
@@ -2258,97 +3986,514 @@
       </w:r>
     </w:p>
     <w:p>
-      <w:r>
-        <w:t>Explain the weekly mechanism in your own words. Use the worked scenario to name its input, decision rule and output.</w:t>
-      </w:r>
-    </w:p>
-    <w:p>
-      <w:r>
-        <w:t>Teacher explanation: Changing facts require a stated time and source-version policy. Current-looking records can conflict without enough evidence to choose between them. For this toy task a signed amendment supersedes the referenced original from its effective time. Keep both records. A newer timestamp alone has no authority unless the policy grants it.</w:t>
-      </w:r>
-    </w:p>
-    <w:p>
       <w:pPr>
         <w:pStyle w:val="Heading3"/>
       </w:pPr>
       <w:r>
+        <w:t>Workbook question · W1</w:t>
+      </w:r>
+    </w:p>
+    <w:p>
+      <w:pPr>
+        <w:spacing w:line="336" w:lineRule="auto" w:after="180"/>
+        <w:shd w:fill="F5F1FB"/>
+      </w:pPr>
+      <w:r>
+        <w:rPr>
+          <w:b w:val="0"/>
+        </w:rPr>
+        <w:t xml:space="preserve">Explain the weekly </w:t>
+      </w:r>
+      <w:r>
+        <w:rPr>
+          <w:b/>
+        </w:rPr>
+        <w:t>mechanism</w:t>
+      </w:r>
+      <w:r>
+        <w:rPr>
+          <w:b w:val="0"/>
+        </w:rPr>
+        <w:t xml:space="preserve"> in your own words. Use the worked scenario to name its </w:t>
+      </w:r>
+      <w:r>
+        <w:rPr>
+          <w:b/>
+        </w:rPr>
+        <w:t>input</w:t>
+      </w:r>
+      <w:r>
+        <w:rPr>
+          <w:b w:val="0"/>
+        </w:rPr>
+        <w:t xml:space="preserve">, decision rule and </w:t>
+      </w:r>
+      <w:r>
+        <w:rPr>
+          <w:b/>
+        </w:rPr>
+        <w:t>output</w:t>
+      </w:r>
+      <w:r>
+        <w:rPr>
+          <w:b w:val="0"/>
+        </w:rPr>
+        <w:t>.</w:t>
+      </w:r>
+    </w:p>
+    <w:p>
+      <w:pPr>
+        <w:pStyle w:val="Heading3"/>
+      </w:pPr>
+      <w:r>
+        <w:t>Teacher reasoning · W1</w:t>
+      </w:r>
+    </w:p>
+    <w:p>
+      <w:pPr>
+        <w:spacing w:line="336" w:lineRule="auto" w:after="180"/>
+        <w:shd w:fill="F1F6FC"/>
+      </w:pPr>
+      <w:r>
+        <w:rPr>
+          <w:b w:val="0"/>
+        </w:rPr>
+        <w:t xml:space="preserve">Teacher explanation: Changing facts require a stated time and source-version policy. Current-looking records can conflict without enough </w:t>
+      </w:r>
+      <w:r>
+        <w:rPr>
+          <w:b/>
+        </w:rPr>
+        <w:t>evidence</w:t>
+      </w:r>
+      <w:r>
+        <w:rPr>
+          <w:b w:val="0"/>
+        </w:rPr>
+        <w:t xml:space="preserve"> to choose between them.</w:t>
+      </w:r>
+    </w:p>
+    <w:p>
+      <w:pPr>
+        <w:spacing w:line="336" w:lineRule="auto" w:after="180"/>
+        <w:shd w:fill="F1F6FC"/>
+      </w:pPr>
+      <w:r>
+        <w:rPr>
+          <w:b w:val="0"/>
+        </w:rPr>
+        <w:t xml:space="preserve">For this toy task a signed amendment supersedes the referenced original from its </w:t>
+      </w:r>
+      <w:r>
+        <w:rPr>
+          <w:b/>
+        </w:rPr>
+        <w:t>effective time</w:t>
+      </w:r>
+      <w:r>
+        <w:rPr>
+          <w:b w:val="0"/>
+        </w:rPr>
+        <w:t xml:space="preserve">. Keep both records. A newer timestamp alone has no </w:t>
+      </w:r>
+      <w:r>
+        <w:rPr>
+          <w:b/>
+        </w:rPr>
+        <w:t>authority</w:t>
+      </w:r>
+      <w:r>
+        <w:rPr>
+          <w:b w:val="0"/>
+        </w:rPr>
+        <w:t xml:space="preserve"> unless the policy grants it.</w:t>
+      </w:r>
+    </w:p>
+    <w:p>
+      <w:pPr>
+        <w:pStyle w:val="Heading3"/>
+      </w:pPr>
+      <w:r>
         <w:t>W2 Trace the worked case</w:t>
       </w:r>
     </w:p>
     <w:p>
-      <w:r>
+      <w:pPr>
+        <w:pStyle w:val="Heading3"/>
+      </w:pPr>
+      <w:r>
+        <w:t>Workbook question · W2</w:t>
+      </w:r>
+    </w:p>
+    <w:p>
+      <w:pPr>
+        <w:spacing w:line="336" w:lineRule="auto" w:after="180"/>
+        <w:shd w:fill="F5F1FB"/>
+      </w:pPr>
+      <w:r>
+        <w:rPr>
+          <w:b w:val="0"/>
+        </w:rPr>
         <w:t>Notice N says room A from Monday. Signed amendment M references N and changes to B effective Wednesday. Query asks Tuesday, then Thursday. Show the intermediate steps and give the conclusion with its scope.</w:t>
       </w:r>
     </w:p>
     <w:p>
-      <w:r>
-        <w:t>Teacher explanation: Tuesday uses A; Thursday uses B. The amendment effective time, not merely upload order, determines the change.</w:t>
-      </w:r>
-    </w:p>
-    <w:p>
       <w:pPr>
         <w:pStyle w:val="Heading3"/>
       </w:pPr>
       <w:r>
+        <w:t>Teacher reasoning · W2</w:t>
+      </w:r>
+    </w:p>
+    <w:p>
+      <w:pPr>
+        <w:spacing w:line="336" w:lineRule="auto" w:after="180"/>
+        <w:shd w:fill="F1F6FC"/>
+      </w:pPr>
+      <w:r>
+        <w:rPr>
+          <w:b w:val="0"/>
+        </w:rPr>
+        <w:t xml:space="preserve">Teacher explanation: Tuesday uses A; Thursday uses B. The amendment </w:t>
+      </w:r>
+      <w:r>
+        <w:rPr>
+          <w:b/>
+        </w:rPr>
+        <w:t>effective time</w:t>
+      </w:r>
+      <w:r>
+        <w:rPr>
+          <w:b w:val="0"/>
+        </w:rPr>
+        <w:t>, not merely upload order, determines the change.</w:t>
+      </w:r>
+    </w:p>
+    <w:p>
+      <w:pPr>
+        <w:pStyle w:val="Heading3"/>
+      </w:pPr>
+      <w:r>
         <w:t>W3 Audit the limit</w:t>
       </w:r>
     </w:p>
     <w:p>
-      <w:r>
-        <w:t>A report omits this qualification: An unspecified authority or effective-time rule leaves a conflict unresolved; do not invent precedence. Explain how omitting it could change a reader's interpretation, and write an accurate replacement.</w:t>
-      </w:r>
-    </w:p>
-    <w:p>
-      <w:r>
-        <w:t>Teacher explanation: An unspecified authority or effective-time rule leaves a conflict unresolved; do not invent precedence. State the observed result separately from the unverified or out-of-scope claim; preserve the original evidence rather than inventing a missing fact.</w:t>
-      </w:r>
-    </w:p>
-    <w:p>
       <w:pPr>
         <w:pStyle w:val="Heading3"/>
       </w:pPr>
       <w:r>
+        <w:t>Workbook question · W3</w:t>
+      </w:r>
+    </w:p>
+    <w:p>
+      <w:pPr>
+        <w:spacing w:line="336" w:lineRule="auto" w:after="180"/>
+        <w:shd w:fill="F5F1FB"/>
+      </w:pPr>
+      <w:r>
+        <w:rPr>
+          <w:b w:val="0"/>
+        </w:rPr>
+        <w:t xml:space="preserve">A report omits this qualification: An unspecified </w:t>
+      </w:r>
+      <w:r>
+        <w:rPr>
+          <w:b/>
+        </w:rPr>
+        <w:t>authority</w:t>
+      </w:r>
+      <w:r>
+        <w:rPr>
+          <w:b w:val="0"/>
+        </w:rPr>
+        <w:t xml:space="preserve"> or effective-time rule leaves a conflict unresolved; do not invent precedence.</w:t>
+      </w:r>
+    </w:p>
+    <w:p>
+      <w:pPr>
+        <w:spacing w:line="336" w:lineRule="auto" w:after="180"/>
+        <w:shd w:fill="F5F1FB"/>
+      </w:pPr>
+      <w:r>
+        <w:rPr>
+          <w:b w:val="0"/>
+        </w:rPr>
+        <w:t>Explain how omitting it could change a reader's interpretation, and write an accurate replacement.</w:t>
+      </w:r>
+    </w:p>
+    <w:p>
+      <w:pPr>
+        <w:pStyle w:val="Heading3"/>
+      </w:pPr>
+      <w:r>
+        <w:t>Teacher reasoning · W3</w:t>
+      </w:r>
+    </w:p>
+    <w:p>
+      <w:pPr>
+        <w:spacing w:line="336" w:lineRule="auto" w:after="180"/>
+        <w:shd w:fill="F1F6FC"/>
+      </w:pPr>
+      <w:r>
+        <w:rPr>
+          <w:b w:val="0"/>
+        </w:rPr>
+        <w:t xml:space="preserve">Teacher explanation: An unspecified </w:t>
+      </w:r>
+      <w:r>
+        <w:rPr>
+          <w:b/>
+        </w:rPr>
+        <w:t>authority</w:t>
+      </w:r>
+      <w:r>
+        <w:rPr>
+          <w:b w:val="0"/>
+        </w:rPr>
+        <w:t xml:space="preserve"> or effective-time rule leaves a conflict unresolved; do not invent precedence.</w:t>
+      </w:r>
+    </w:p>
+    <w:p>
+      <w:pPr>
+        <w:spacing w:line="336" w:lineRule="auto" w:after="180"/>
+        <w:shd w:fill="F1F6FC"/>
+      </w:pPr>
+      <w:r>
+        <w:rPr>
+          <w:b w:val="0"/>
+        </w:rPr>
+        <w:t xml:space="preserve">State the observed result separately from the unverified or out-of-scope claim; preserve the original </w:t>
+      </w:r>
+      <w:r>
+        <w:rPr>
+          <w:b/>
+        </w:rPr>
+        <w:t>evidence</w:t>
+      </w:r>
+      <w:r>
+        <w:rPr>
+          <w:b w:val="0"/>
+        </w:rPr>
+        <w:t xml:space="preserve"> rather than inventing a missing fact.</w:t>
+      </w:r>
+    </w:p>
+    <w:p>
+      <w:pPr>
+        <w:pStyle w:val="Heading3"/>
+      </w:pPr>
+      <w:r>
         <w:t>W4 Apply a new case independently</w:t>
       </w:r>
     </w:p>
     <w:p>
-      <w:r>
+      <w:pPr>
+        <w:pStyle w:val="Heading3"/>
+      </w:pPr>
+      <w:r>
+        <w:t>Workbook question · W4</w:t>
+      </w:r>
+    </w:p>
+    <w:p>
+      <w:pPr>
+        <w:spacing w:line="336" w:lineRule="auto" w:after="180"/>
+        <w:shd w:fill="F5F1FB"/>
+      </w:pPr>
+      <w:r>
+        <w:rPr>
+          <w:b w:val="0"/>
+        </w:rPr>
         <w:t>Original allows capacity 14. Signed amendment lowers it to 9 effective day 5. Query concerns days 4 and 6. Trace both and preserve versions.</w:t>
       </w:r>
     </w:p>
     <w:p>
-      <w:r>
-        <w:t>Teacher explanation: Day 4 limit 14; day 6 limit 9. Cite the applicable version and retain the supersession link.</w:t>
-      </w:r>
-    </w:p>
-    <w:p>
       <w:pPr>
         <w:pStyle w:val="Heading3"/>
       </w:pPr>
       <w:r>
+        <w:t>Teacher reasoning · W4</w:t>
+      </w:r>
+    </w:p>
+    <w:p>
+      <w:pPr>
+        <w:spacing w:line="336" w:lineRule="auto" w:after="180"/>
+        <w:shd w:fill="F1F6FC"/>
+      </w:pPr>
+      <w:r>
+        <w:rPr>
+          <w:b w:val="0"/>
+        </w:rPr>
+        <w:t xml:space="preserve">Teacher explanation: Day 4 limit 14; day 6 limit 9. Cite the applicable version and retain the </w:t>
+      </w:r>
+      <w:r>
+        <w:rPr>
+          <w:b/>
+        </w:rPr>
+        <w:t>supersession</w:t>
+      </w:r>
+      <w:r>
+        <w:rPr>
+          <w:b w:val="0"/>
+        </w:rPr>
+        <w:t xml:space="preserve"> link.</w:t>
+      </w:r>
+    </w:p>
+    <w:p>
+      <w:pPr>
+        <w:pStyle w:val="Heading3"/>
+      </w:pPr>
+      <w:r>
         <w:t>W5 Design a revealing follow-up</w:t>
       </w:r>
     </w:p>
     <w:p>
-      <w:r>
-        <w:t>For the worked scenario, propose one additional case that could reveal a failure, describe its expected outcome before running it, and explain what would need to remain fixed for a fair comparison. Do not reuse W4 as a new final test after receiving feedback.</w:t>
-      </w:r>
-    </w:p>
-    <w:p>
-      <w:r>
-        <w:t>Teacher explanation: Accept a concrete variant of the worked input or a missing/conflicting/boundary condition, with an expectation derived from the declared procedure. Require preserved settings, original outputs and data roles. An unspecified authority or effective-time rule leaves a conflict unresolved; do not invent precedence. The new case should test this particular mechanism rather than merely restate the original result.</w:t>
-      </w:r>
-    </w:p>
-    <w:p>
       <w:pPr>
         <w:pStyle w:val="Heading3"/>
       </w:pPr>
       <w:r>
+        <w:t>Workbook question · W5</w:t>
+      </w:r>
+    </w:p>
+    <w:p>
+      <w:pPr>
+        <w:spacing w:line="336" w:lineRule="auto" w:after="180"/>
+        <w:shd w:fill="F5F1FB"/>
+      </w:pPr>
+      <w:r>
+        <w:rPr>
+          <w:b w:val="0"/>
+        </w:rPr>
+        <w:t>For the worked scenario, propose one additional case that could reveal a failure, describe its expected outcome before running it, and explain what would need to remain fixed for a fair comparison.</w:t>
+      </w:r>
+    </w:p>
+    <w:p>
+      <w:pPr>
+        <w:spacing w:line="336" w:lineRule="auto" w:after="180"/>
+        <w:shd w:fill="F5F1FB"/>
+      </w:pPr>
+      <w:r>
+        <w:rPr>
+          <w:b w:val="0"/>
+        </w:rPr>
+        <w:t>Do not reuse W4 as a new final test after receiving feedback.</w:t>
+      </w:r>
+    </w:p>
+    <w:p>
+      <w:pPr>
+        <w:pStyle w:val="Heading3"/>
+      </w:pPr>
+      <w:r>
+        <w:t>Teacher reasoning · W5</w:t>
+      </w:r>
+    </w:p>
+    <w:p>
+      <w:pPr>
+        <w:spacing w:line="336" w:lineRule="auto" w:after="180"/>
+        <w:shd w:fill="F1F6FC"/>
+      </w:pPr>
+      <w:r>
+        <w:rPr>
+          <w:b w:val="0"/>
+        </w:rPr>
+        <w:t xml:space="preserve">Teacher explanation: Accept a concrete variant of the worked </w:t>
+      </w:r>
+      <w:r>
+        <w:rPr>
+          <w:b/>
+        </w:rPr>
+        <w:t>input</w:t>
+      </w:r>
+      <w:r>
+        <w:rPr>
+          <w:b w:val="0"/>
+        </w:rPr>
+        <w:t xml:space="preserve"> or a missing/conflicting/boundary condition, with an expectation derived from the declared procedure.</w:t>
+      </w:r>
+    </w:p>
+    <w:p>
+      <w:pPr>
+        <w:spacing w:line="336" w:lineRule="auto" w:after="180"/>
+        <w:shd w:fill="F1F6FC"/>
+      </w:pPr>
+      <w:r>
+        <w:rPr>
+          <w:b w:val="0"/>
+        </w:rPr>
+        <w:t xml:space="preserve">Require preserved settings, original </w:t>
+      </w:r>
+      <w:r>
+        <w:rPr>
+          <w:b/>
+        </w:rPr>
+        <w:t>output</w:t>
+      </w:r>
+      <w:r>
+        <w:rPr>
+          <w:b w:val="0"/>
+        </w:rPr>
+        <w:t xml:space="preserve">s and data roles. An unspecified </w:t>
+      </w:r>
+      <w:r>
+        <w:rPr>
+          <w:b/>
+        </w:rPr>
+        <w:t>authority</w:t>
+      </w:r>
+      <w:r>
+        <w:rPr>
+          <w:b w:val="0"/>
+        </w:rPr>
+        <w:t xml:space="preserve"> or effective-time rule leaves a conflict unresolved; do not invent precedence.</w:t>
+      </w:r>
+    </w:p>
+    <w:p>
+      <w:pPr>
+        <w:spacing w:line="336" w:lineRule="auto" w:after="180"/>
+        <w:shd w:fill="F1F6FC"/>
+      </w:pPr>
+      <w:r>
+        <w:rPr>
+          <w:b w:val="0"/>
+        </w:rPr>
+        <w:t xml:space="preserve">The new case should test this particular </w:t>
+      </w:r>
+      <w:r>
+        <w:rPr>
+          <w:b/>
+        </w:rPr>
+        <w:t>mechanism</w:t>
+      </w:r>
+      <w:r>
+        <w:rPr>
+          <w:b w:val="0"/>
+        </w:rPr>
+        <w:t xml:space="preserve"> rather than merely restate the original result.</w:t>
+      </w:r>
+    </w:p>
+    <w:p>
+      <w:pPr>
+        <w:pStyle w:val="Heading3"/>
+      </w:pPr>
+      <w:r>
         <w:t>Assess independent transfer</w:t>
       </w:r>
     </w:p>
     <w:p>
-      <w:r>
+      <w:pPr>
+        <w:pStyle w:val="Heading3"/>
+      </w:pPr>
+      <w:r>
+        <w:t>Independent question · withhold the key</w:t>
+      </w:r>
+    </w:p>
+    <w:p>
+      <w:pPr>
+        <w:spacing w:line="336" w:lineRule="auto" w:after="180"/>
+        <w:shd w:fill="F5F1FB"/>
+      </w:pPr>
+      <w:r>
+        <w:rPr>
+          <w:b w:val="0"/>
+        </w:rPr>
         <w:t>Selected case: Original allows capacity 14. Signed amendment lowers it to 9 effective day 5. Query concerns days 4 and 6. Trace both and preserve versions.</w:t>
       </w:r>
     </w:p>
@@ -2361,8 +4506,35 @@
       </w:r>
     </w:p>
     <w:p>
-      <w:r>
-        <w:t>Teacher explanation: Day 4 limit 14; day 6 limit 9. Cite the applicable version and retain the supersession link.</w:t>
+      <w:pPr>
+        <w:pStyle w:val="Heading3"/>
+      </w:pPr>
+      <w:r>
+        <w:t>Teacher key · Selected case answer</w:t>
+      </w:r>
+    </w:p>
+    <w:p>
+      <w:pPr>
+        <w:spacing w:line="336" w:lineRule="auto" w:after="180"/>
+        <w:shd w:fill="F1F6FC"/>
+      </w:pPr>
+      <w:r>
+        <w:rPr>
+          <w:b w:val="0"/>
+        </w:rPr>
+        <w:t xml:space="preserve">Teacher explanation: Day 4 limit 14; day 6 limit 9. Cite the applicable version and retain the </w:t>
+      </w:r>
+      <w:r>
+        <w:rPr>
+          <w:b/>
+        </w:rPr>
+        <w:t>supersession</w:t>
+      </w:r>
+      <w:r>
+        <w:rPr>
+          <w:b w:val="0"/>
+        </w:rPr>
+        <w:t xml:space="preserve"> link.</w:t>
       </w:r>
     </w:p>
     <w:tbl>
@@ -2468,21 +4640,77 @@
       </w:tr>
     </w:tbl>
     <w:p>
-      <w:r>
-        <w:t>Record each dimension as not yet, with support, or independent. Accept a valid alternative procedure with a defensible trace. Do not penalise an honestly recorded model failure if the learner correctly explains its evidence and limits.</w:t>
-      </w:r>
-    </w:p>
-    <w:p>
       <w:pPr>
         <w:pStyle w:val="Heading3"/>
       </w:pPr>
       <w:r>
+        <w:t>Teacher key · Selected case answer</w:t>
+      </w:r>
+    </w:p>
+    <w:p>
+      <w:pPr>
+        <w:spacing w:line="336" w:lineRule="auto" w:after="180"/>
+        <w:shd w:fill="F1F6FC"/>
+      </w:pPr>
+      <w:r>
+        <w:rPr>
+          <w:b w:val="0"/>
+        </w:rPr>
+        <w:t>Record each dimension as not yet, with support, or independent. Accept a valid alternative procedure with a defensible trace.</w:t>
+      </w:r>
+    </w:p>
+    <w:p>
+      <w:pPr>
+        <w:spacing w:line="336" w:lineRule="auto" w:after="180"/>
+        <w:shd w:fill="F1F6FC"/>
+      </w:pPr>
+      <w:r>
+        <w:rPr>
+          <w:b w:val="0"/>
+        </w:rPr>
+        <w:t xml:space="preserve">Do not penalise an honestly recorded model failure if the learner correctly explains its </w:t>
+      </w:r>
+      <w:r>
+        <w:rPr>
+          <w:b/>
+        </w:rPr>
+        <w:t>evidence</w:t>
+      </w:r>
+      <w:r>
+        <w:rPr>
+          <w:b w:val="0"/>
+        </w:rPr>
+        <w:t xml:space="preserve"> and limits.</w:t>
+      </w:r>
+    </w:p>
+    <w:p>
+      <w:pPr>
+        <w:pStyle w:val="Heading3"/>
+      </w:pPr>
+      <w:r>
         <w:t>Feedback that the learner uses</w:t>
       </w:r>
     </w:p>
     <w:p>
-      <w:r>
-        <w:t>Name the earliest unsupported step and give one action to repair it. Have the learner make that repair now and explain why. Then assess the relevant skill on a fresh, fully specified case. Confirm it was not previously practised with feedback; solve and check the new case before assigning it. A follow-up design prompt is a starting brief, not automatically an equivalent test.</w:t>
+      <w:pPr>
+        <w:spacing w:line="336" w:lineRule="auto" w:after="180"/>
+      </w:pPr>
+      <w:r>
+        <w:rPr>
+          <w:b w:val="0"/>
+        </w:rPr>
+        <w:t>Name the earliest unsupported step and give one action to repair it. Have the learner make that repair now and explain why. Then assess the relevant skill on a fresh, fully specified case.</w:t>
+      </w:r>
+    </w:p>
+    <w:p>
+      <w:pPr>
+        <w:spacing w:line="336" w:lineRule="auto" w:after="180"/>
+      </w:pPr>
+      <w:r>
+        <w:rPr>
+          <w:b w:val="0"/>
+        </w:rPr>
+        <w:t>Confirm it was not previously practised with feedback; solve and check the new case before assigning it. A follow-up design prompt is a starting brief, not automatically an equivalent test.</w:t>
       </w:r>
     </w:p>
     <w:p>
@@ -2494,11 +4722,62 @@
       </w:r>
     </w:p>
     <w:p>
+      <w:r>
+        <w:t>Connect Source Quality to Verified Study Buddy, adapt support and plan a later changed-case check.</w:t>
+      </w:r>
+    </w:p>
+    <w:p>
       <w:pPr>
         <w:pStyle w:val="Heading3"/>
       </w:pPr>
       <w:r>
-        <w:t>Connect and extend learning</w:t>
+        <w:t>Verified Study Buddy</w:t>
+      </w:r>
+    </w:p>
+    <w:p>
+      <w:pPr>
+        <w:spacing w:line="336" w:lineRule="auto" w:after="180"/>
+      </w:pPr>
+      <w:r>
+        <w:rPr>
+          <w:b w:val="0"/>
+        </w:rPr>
+        <w:t>Use an approved source list and record why each source fits the learner’s question.</w:t>
+      </w:r>
+    </w:p>
+    <w:p>
+      <w:pPr>
+        <w:spacing w:line="336" w:lineRule="auto" w:after="180"/>
+      </w:pPr>
+      <w:r>
+        <w:rPr>
+          <w:b w:val="0"/>
+        </w:rPr>
+        <w:t xml:space="preserve">Keep the decision, </w:t>
+      </w:r>
+      <w:r>
+        <w:rPr>
+          <w:b/>
+        </w:rPr>
+        <w:t>input</w:t>
+      </w:r>
+      <w:r>
+        <w:rPr>
+          <w:b w:val="0"/>
+        </w:rPr>
+        <w:t xml:space="preserve">, result, explanation and remaining limitation in the project </w:t>
+      </w:r>
+      <w:r>
+        <w:rPr>
+          <w:b/>
+        </w:rPr>
+        <w:t>evidence</w:t>
+      </w:r>
+      <w:r>
+        <w:rPr>
+          <w:b w:val="0"/>
+        </w:rPr>
+        <w:t xml:space="preserve"> record. Retrieve this record next week rather than restarting the project.</w:t>
       </w:r>
     </w:p>
     <w:p>
@@ -2506,17 +4785,54 @@
         <w:pStyle w:val="Heading3"/>
       </w:pPr>
       <w:r>
-        <w:t>Verified Study Buddy</w:t>
-      </w:r>
-    </w:p>
-    <w:p>
-      <w:r>
-        <w:t>Use an approved source list and record why each source fits the learner’s question.</w:t>
-      </w:r>
-    </w:p>
-    <w:p>
-      <w:r>
-        <w:t>Keep the decision, input, result, explanation and remaining limitation in the project evidence record. Retrieve this record next week rather than restarting the project.</w:t>
+        <w:t>Support and stretch</w:t>
+      </w:r>
+    </w:p>
+    <w:p>
+      <w:pPr>
+        <w:spacing w:line="336" w:lineRule="auto" w:after="180"/>
+      </w:pPr>
+      <w:r>
+        <w:rPr>
+          <w:b w:val="0"/>
+        </w:rPr>
+        <w:t xml:space="preserve">Provide one short approved passage; separate instruction, </w:t>
+      </w:r>
+      <w:r>
+        <w:rPr>
+          <w:b/>
+        </w:rPr>
+        <w:t>input</w:t>
+      </w:r>
+      <w:r>
+        <w:rPr>
+          <w:b w:val="0"/>
+        </w:rPr>
+        <w:t xml:space="preserve">, </w:t>
+      </w:r>
+      <w:r>
+        <w:rPr>
+          <w:b/>
+        </w:rPr>
+        <w:t>output</w:t>
+      </w:r>
+      <w:r>
+        <w:rPr>
+          <w:b w:val="0"/>
+        </w:rPr>
+        <w:t xml:space="preserve"> and </w:t>
+      </w:r>
+      <w:r>
+        <w:rPr>
+          <w:b/>
+        </w:rPr>
+        <w:t>evidence</w:t>
+      </w:r>
+      <w:r>
+        <w:rPr>
+          <w:b w:val="0"/>
+        </w:rPr>
+        <w:t>. Stretch: introduce an unsupported claim or conflicting source and validate claim by claim with a fallback.</w:t>
       </w:r>
     </w:p>
     <w:p>
@@ -2524,12 +4840,30 @@
         <w:pStyle w:val="Heading3"/>
       </w:pPr>
       <w:r>
-        <w:t>Support and stretch</w:t>
-      </w:r>
-    </w:p>
-    <w:p>
-      <w:r>
-        <w:t>Provide one short approved passage; separate instruction, input, output and evidence. Stretch: introduce an unsupported claim or conflicting source and validate claim by claim with a fallback.</w:t>
+        <w:t>Exit reflection</w:t>
+      </w:r>
+    </w:p>
+    <w:p>
+      <w:pPr>
+        <w:spacing w:line="336" w:lineRule="auto" w:after="180"/>
+      </w:pPr>
+      <w:r>
+        <w:rPr>
+          <w:b w:val="0"/>
+        </w:rPr>
+        <w:t xml:space="preserve">Ask for one decision the learner can now justify and one situation requiring more </w:t>
+      </w:r>
+      <w:r>
+        <w:rPr>
+          <w:b/>
+        </w:rPr>
+        <w:t>evidence</w:t>
+      </w:r>
+      <w:r>
+        <w:rPr>
+          <w:b w:val="0"/>
+        </w:rPr>
+        <w:t xml:space="preserve"> or human review. Confidence ratings are separate from correct independent performance.</w:t>
       </w:r>
     </w:p>
     <w:p>
@@ -2537,12 +4871,30 @@
         <w:pStyle w:val="Heading3"/>
       </w:pPr>
       <w:r>
-        <w:t>Exit reflection</w:t>
-      </w:r>
-    </w:p>
-    <w:p>
-      <w:r>
-        <w:t>Ask for one decision the learner can now justify and one situation requiring more evidence or human review. Confidence ratings are separate from correct independent performance.</w:t>
+        <w:t>Bridge to the next week</w:t>
+      </w:r>
+    </w:p>
+    <w:p>
+      <w:pPr>
+        <w:spacing w:line="336" w:lineRule="auto" w:after="180"/>
+      </w:pPr>
+      <w:r>
+        <w:rPr>
+          <w:b w:val="0"/>
+        </w:rPr>
+        <w:t xml:space="preserve">Next: Week 16: Verify Numbers and Dates. Retrieve today’s </w:t>
+      </w:r>
+      <w:r>
+        <w:rPr>
+          <w:b/>
+        </w:rPr>
+        <w:t>evidence</w:t>
+      </w:r>
+      <w:r>
+        <w:rPr>
+          <w:b w:val="0"/>
+        </w:rPr>
+        <w:t xml:space="preserve"> and identify what carries forward and what is new.</w:t>
       </w:r>
     </w:p>
     <w:p>
@@ -2550,12 +4902,133 @@
         <w:pStyle w:val="Heading3"/>
       </w:pPr>
       <w:r>
-        <w:t>Bridge to the next week</w:t>
-      </w:r>
-    </w:p>
-    <w:p>
-      <w:r>
-        <w:t>Next: Week 16: Verify Numbers and Dates. Retrieve today’s evidence and identify what carries forward and what is new.</w:t>
+        <w:t>Support and fresh reassessment</w:t>
+      </w:r>
+    </w:p>
+    <w:p>
+      <w:pPr>
+        <w:spacing w:line="336" w:lineRule="auto" w:after="180"/>
+      </w:pPr>
+      <w:r>
+        <w:rPr>
+          <w:b w:val="0"/>
+        </w:rPr>
+        <w:t xml:space="preserve">Provide an </w:t>
+      </w:r>
+      <w:r>
+        <w:rPr>
+          <w:b/>
+        </w:rPr>
+        <w:t>input</w:t>
+      </w:r>
+      <w:r>
+        <w:rPr>
+          <w:b w:val="0"/>
+        </w:rPr>
+        <w:t>/procedure/result/limit frame and a calculator when needed. Ask students to identify the first step before completing the whole trace.</w:t>
+      </w:r>
+    </w:p>
+    <w:p>
+      <w:pPr>
+        <w:spacing w:line="336" w:lineRule="auto" w:after="180"/>
+      </w:pPr>
+      <w:r>
+        <w:rPr>
+          <w:b w:val="0"/>
+        </w:rPr>
+        <w:t xml:space="preserve">Extension: compare two concrete variants of this </w:t>
+      </w:r>
+      <w:r>
+        <w:rPr>
+          <w:b/>
+        </w:rPr>
+        <w:t>mechanism</w:t>
+      </w:r>
+      <w:r>
+        <w:rPr>
+          <w:b w:val="0"/>
+        </w:rPr>
+        <w:t xml:space="preserve"> while holding unrelated conditions fixed; report both successful and unsuccessful outcomes.</w:t>
+      </w:r>
+    </w:p>
+    <w:p>
+      <w:pPr>
+        <w:spacing w:line="336" w:lineRule="auto" w:after="180"/>
+      </w:pPr>
+      <w:r>
+        <w:rPr>
+          <w:b w:val="0"/>
+        </w:rPr>
+        <w:t xml:space="preserve">W4: Day 4 limit 14; day 6 limit 9. Cite the applicable version and retain the </w:t>
+      </w:r>
+      <w:r>
+        <w:rPr>
+          <w:b/>
+        </w:rPr>
+        <w:t>supersession</w:t>
+      </w:r>
+      <w:r>
+        <w:rPr>
+          <w:b w:val="0"/>
+        </w:rPr>
+        <w:t xml:space="preserve"> link. Require intermediate reasoning and the stated scope.</w:t>
+      </w:r>
+    </w:p>
+    <w:p>
+      <w:pPr>
+        <w:spacing w:line="336" w:lineRule="auto" w:after="180"/>
+      </w:pPr>
+      <w:r>
+        <w:rPr>
+          <w:b w:val="0"/>
+        </w:rPr>
+        <w:t>Fresh retry: Original closing 18:00; amendment closing 17:00 effective day 10; queries days 9 and 10. Expected reasoning: Day 9 uses 18:00; day 10 uses 17:00 under the inclusive effective-time rule.</w:t>
+      </w:r>
+    </w:p>
+    <w:p>
+      <w:pPr>
+        <w:spacing w:line="336" w:lineRule="auto" w:after="180"/>
+      </w:pPr>
+      <w:r>
+        <w:rPr>
+          <w:b w:val="0"/>
+        </w:rPr>
+        <w:t xml:space="preserve">If students need support, record it and reassess with another new case rather than awarding </w:t>
+      </w:r>
+      <w:r>
+        <w:rPr>
+          <w:b/>
+        </w:rPr>
+        <w:t>independence</w:t>
+      </w:r>
+      <w:r>
+        <w:rPr>
+          <w:b w:val="0"/>
+        </w:rPr>
+        <w:t xml:space="preserve"> to a copied answer.</w:t>
+      </w:r>
+    </w:p>
+    <w:p>
+      <w:pPr>
+        <w:spacing w:line="336" w:lineRule="auto" w:after="180"/>
+      </w:pPr>
+      <w:r>
+        <w:rPr>
+          <w:b w:val="0"/>
+        </w:rPr>
+        <w:t xml:space="preserve">Next connection: Prompt injection boundaries. Preserve the current case record and retrieve its </w:t>
+      </w:r>
+      <w:r>
+        <w:rPr>
+          <w:b/>
+        </w:rPr>
+        <w:t>evidence</w:t>
+      </w:r>
+      <w:r>
+        <w:rPr>
+          <w:b w:val="0"/>
+        </w:rPr>
+        <w:t xml:space="preserve"> boundary before moving on.</w:t>
       </w:r>
     </w:p>
     <w:p>
@@ -2563,40 +5036,40 @@
         <w:pStyle w:val="Heading3"/>
       </w:pPr>
       <w:r>
-        <w:t>Support and fresh reassessment</w:t>
-      </w:r>
-    </w:p>
-    <w:p>
-      <w:r>
-        <w:t>Provide an input/procedure/result/limit frame and a calculator when needed. Ask students to identify the first step before completing the whole trace. Extension: compare two concrete variants of this mechanism while holding unrelated conditions fixed; report both successful and unsuccessful outcomes.</w:t>
-      </w:r>
-    </w:p>
-    <w:p>
-      <w:r>
-        <w:t>W4: Day 4 limit 14; day 6 limit 9. Cite the applicable version and retain the supersession link. Require intermediate reasoning and the stated scope. Fresh retry: Original closing 18:00; amendment closing 17:00 effective day 10; queries days 9 and 10. Expected reasoning: Day 9 uses 18:00; day 10 uses 17:00 under the inclusive effective-time rule. If students need support, record it and reassess with another new case rather than awarding independence to a copied answer.</w:t>
-      </w:r>
-    </w:p>
-    <w:p>
-      <w:r>
-        <w:t>Next connection: Prompt injection boundaries. Preserve the current case record and retrieve its evidence boundary before moving on.</w:t>
-      </w:r>
-    </w:p>
-    <w:p>
-      <w:pPr>
-        <w:pStyle w:val="Heading3"/>
-      </w:pPr>
-      <w:r>
         <w:t>Plan the delayed return</w:t>
       </w:r>
     </w:p>
     <w:p>
-      <w:r>
+      <w:pPr>
+        <w:spacing w:line="336" w:lineRule="auto" w:after="180"/>
+      </w:pPr>
+      <w:r>
+        <w:rPr>
+          <w:b w:val="0"/>
+        </w:rPr>
         <w:t>Suggested return points in this level: ai-3/16, ai-3/18, ai-3/21. Use actual classroom dates, adjusting for holidays and gaps. One, three and six teaching weeks are scheduling choices, not a claimed optimal spacing.</w:t>
       </w:r>
     </w:p>
     <w:p>
-      <w:r>
-        <w:t>At a delayed check, ask for the idea from memory and a changed application. Compare with the earlier independent response and record support used. For a new level, revisit the previous capstone before checking the new prerequisites.</w:t>
+      <w:pPr>
+        <w:spacing w:line="336" w:lineRule="auto" w:after="180"/>
+      </w:pPr>
+      <w:r>
+        <w:rPr>
+          <w:b w:val="0"/>
+        </w:rPr>
+        <w:t>At a delayed check, ask for the idea from memory and a changed application. Compare with the earlier independent response and record support used.</w:t>
+      </w:r>
+    </w:p>
+    <w:p>
+      <w:pPr>
+        <w:spacing w:line="336" w:lineRule="auto" w:after="180"/>
+      </w:pPr>
+      <w:r>
+        <w:rPr>
+          <w:b w:val="0"/>
+        </w:rPr>
+        <w:t>For a new level, revisit the previous capstone before checking the new prerequisites.</w:t>
       </w:r>
     </w:p>
     <w:tbl>
@@ -2756,8 +5229,26 @@
       </w:tr>
     </w:tbl>
     <w:p>
-      <w:r>
-        <w:t>Use the evidence to choose reteaching or the next step. A completed page, confidence rating or attractive project does not by itself demonstrate understanding.</w:t>
+      <w:pPr>
+        <w:spacing w:line="336" w:lineRule="auto" w:after="180"/>
+      </w:pPr>
+      <w:r>
+        <w:rPr>
+          <w:b w:val="0"/>
+        </w:rPr>
+        <w:t xml:space="preserve">Use the </w:t>
+      </w:r>
+      <w:r>
+        <w:rPr>
+          <w:b/>
+        </w:rPr>
+        <w:t>evidence</w:t>
+      </w:r>
+      <w:r>
+        <w:rPr>
+          <w:b w:val="0"/>
+        </w:rPr>
+        <w:t xml:space="preserve"> to choose reteaching or the next step. A completed page, confidence rating or attractive project does not by itself demonstrate understanding.</w:t>
       </w:r>
     </w:p>
     <w:p>
@@ -2769,8 +5260,26 @@
       </w:r>
     </w:p>
     <w:p>
-      <w:r>
-        <w:t>Store Study Buddy source identity, version, authority and effective date, especially for schedules or changing classroom rules.</w:t>
+      <w:pPr>
+        <w:spacing w:line="336" w:lineRule="auto" w:after="180"/>
+      </w:pPr>
+      <w:r>
+        <w:rPr>
+          <w:b w:val="0"/>
+        </w:rPr>
+        <w:t xml:space="preserve">Store Study Buddy source identity, version, </w:t>
+      </w:r>
+      <w:r>
+        <w:rPr>
+          <w:b/>
+        </w:rPr>
+        <w:t>authority</w:t>
+      </w:r>
+      <w:r>
+        <w:rPr>
+          <w:b w:val="0"/>
+        </w:rPr>
+        <w:t xml:space="preserve"> and effective date, especially for schedules or changing classroom rules.</w:t>
       </w:r>
     </w:p>
     <w:p>
@@ -2783,12 +5292,62 @@
     </w:p>
     <w:p>
       <w:r>
-        <w:t>Teaching target: Explain the mechanism and terminology of conflicting and time-sensitive sources</w:t>
-      </w:r>
-    </w:p>
-    <w:p>
-      <w:r>
-        <w:t>Prepare the labelled worked-case picture, the matching workbook, fictional input cards and a place for individual responses. No paid AI account is required for the paper reasoning activities.</w:t>
+        <w:t>Use this preparation summary alongside the detailed Source Quality lesson; it is a checklist rather than a replacement for the full sequence.</w:t>
+      </w:r>
+    </w:p>
+    <w:p>
+      <w:pPr>
+        <w:pStyle w:val="Heading3"/>
+      </w:pPr>
+      <w:r>
+        <w:t>Teaching target</w:t>
+      </w:r>
+    </w:p>
+    <w:p>
+      <w:pPr>
+        <w:spacing w:line="336" w:lineRule="auto" w:after="180"/>
+        <w:shd w:fill="EDF7F3"/>
+      </w:pPr>
+      <w:r>
+        <w:rPr>
+          <w:b w:val="0"/>
+        </w:rPr>
+        <w:t xml:space="preserve">Teaching target: Explain the </w:t>
+      </w:r>
+      <w:r>
+        <w:rPr>
+          <w:b/>
+        </w:rPr>
+        <w:t>mechanism</w:t>
+      </w:r>
+      <w:r>
+        <w:rPr>
+          <w:b w:val="0"/>
+        </w:rPr>
+        <w:t xml:space="preserve"> and terminology of conflicting and time-sensitive sources</w:t>
+      </w:r>
+    </w:p>
+    <w:p>
+      <w:pPr>
+        <w:spacing w:line="336" w:lineRule="auto" w:after="180"/>
+      </w:pPr>
+      <w:r>
+        <w:rPr>
+          <w:b w:val="0"/>
+        </w:rPr>
+        <w:t xml:space="preserve">Prepare the labelled worked-case picture, the matching workbook, fictional </w:t>
+      </w:r>
+      <w:r>
+        <w:rPr>
+          <w:b/>
+        </w:rPr>
+        <w:t>input</w:t>
+      </w:r>
+      <w:r>
+        <w:rPr>
+          <w:b w:val="0"/>
+        </w:rPr>
+        <w:t xml:space="preserve"> cards and a place for individual responses. No paid AI account is required for the paper reasoning activities.</w:t>
       </w:r>
     </w:p>
     <w:tbl>
@@ -2935,37 +5494,206 @@
       </w:tr>
     </w:tbl>
     <w:p>
-      <w:r>
-        <w:t>Before class, solve the supported practice: Notice N says room A from Monday. Signed amendment M references N and changes to B effective Wednesday. Query asks Tuesday, then Thursday. Show the intermediate steps and give the conclusion with its scope.</w:t>
-      </w:r>
-    </w:p>
-    <w:p>
-      <w:r>
-        <w:t>Reasoned practice answer: Teacher explanation: Tuesday uses A; Thursday uses B. The amendment effective time, not merely upload order, determines the change.</w:t>
-      </w:r>
-    </w:p>
-    <w:p>
-      <w:r>
-        <w:t>Check every learner before discussion: Use the worked case for Conflicting and time-sensitive sources. Proposed explanation: “The worked result establishes every future case”. Decide whether this explanation is supported. Point to the step or supplied fact that decides; explain your repair if needed.</w:t>
-      </w:r>
-    </w:p>
-    <w:p>
-      <w:r>
-        <w:t>Misconception repair: An unspecified authority or effective-time rule leaves a conflict unresolved; do not invent precedence.</w:t>
-      </w:r>
-    </w:p>
-    <w:p>
-      <w:r>
-        <w:t>Support: read the exact case aloud, enlarge the labelled picture, supply input cards and model only the first deciding step. Accept a spoken explanation or drawing; retain the reasoning goal.</w:t>
-      </w:r>
-    </w:p>
-    <w:p>
-      <w:r>
-        <w:t>Extension: A signed amendment C explicitly revokes B effective day 12 and restores Hall 1. Require a prediction and a reason before comparing. Expected result: Day 9 stays Hall 3; day 13 becomes Hall 1. Reason: The new authoritative change applies from its stated effective date, not retroactively.</w:t>
-      </w:r>
-    </w:p>
-    <w:p>
-      <w:r>
+      <w:pPr>
+        <w:spacing w:line="336" w:lineRule="auto" w:after="180"/>
+      </w:pPr>
+      <w:r>
+        <w:rPr>
+          <w:b w:val="0"/>
+        </w:rPr>
+        <w:t>Before class, solve the supported practice: Notice N says room A from Monday. Signed amendment M references N and changes to B effective Wednesday. Query asks Tuesday, then Thursday.</w:t>
+      </w:r>
+    </w:p>
+    <w:p>
+      <w:pPr>
+        <w:spacing w:line="336" w:lineRule="auto" w:after="180"/>
+      </w:pPr>
+      <w:r>
+        <w:rPr>
+          <w:b w:val="0"/>
+        </w:rPr>
+        <w:t>Show the intermediate steps and give the conclusion with its scope.</w:t>
+      </w:r>
+    </w:p>
+    <w:p>
+      <w:pPr>
+        <w:pStyle w:val="Heading3"/>
+      </w:pPr>
+      <w:r>
+        <w:t>Supported practice answer</w:t>
+      </w:r>
+    </w:p>
+    <w:p>
+      <w:pPr>
+        <w:spacing w:line="336" w:lineRule="auto" w:after="180"/>
+        <w:shd w:fill="F1F6FC"/>
+      </w:pPr>
+      <w:r>
+        <w:rPr>
+          <w:b w:val="0"/>
+        </w:rPr>
+        <w:t xml:space="preserve">Reasoned practice answer: Teacher explanation: Tuesday uses A; Thursday uses B. The amendment </w:t>
+      </w:r>
+      <w:r>
+        <w:rPr>
+          <w:b/>
+        </w:rPr>
+        <w:t>effective time</w:t>
+      </w:r>
+      <w:r>
+        <w:rPr>
+          <w:b w:val="0"/>
+        </w:rPr>
+        <w:t>, not merely upload order, determines the change.</w:t>
+      </w:r>
+    </w:p>
+    <w:p>
+      <w:pPr>
+        <w:spacing w:line="336" w:lineRule="auto" w:after="180"/>
+      </w:pPr>
+      <w:r>
+        <w:rPr>
+          <w:b w:val="0"/>
+        </w:rPr>
+        <w:t>Check every learner before discussion: Use the worked case for Conflicting and time-sensitive sources. Proposed explanation: “The worked result establishes every future case”. Decide whether this explanation is supported.</w:t>
+      </w:r>
+    </w:p>
+    <w:p>
+      <w:pPr>
+        <w:spacing w:line="336" w:lineRule="auto" w:after="180"/>
+      </w:pPr>
+      <w:r>
+        <w:rPr>
+          <w:b w:val="0"/>
+        </w:rPr>
+        <w:t>Point to the step or supplied fact that decides; explain your repair if needed.</w:t>
+      </w:r>
+    </w:p>
+    <w:p>
+      <w:pPr>
+        <w:pStyle w:val="Heading3"/>
+      </w:pPr>
+      <w:r>
+        <w:t>Repair the misconception</w:t>
+      </w:r>
+    </w:p>
+    <w:p>
+      <w:pPr>
+        <w:spacing w:line="336" w:lineRule="auto" w:after="180"/>
+        <w:shd w:fill="FFF5E6"/>
+      </w:pPr>
+      <w:r>
+        <w:rPr>
+          <w:b w:val="0"/>
+        </w:rPr>
+        <w:t xml:space="preserve">Misconception repair: An unspecified </w:t>
+      </w:r>
+      <w:r>
+        <w:rPr>
+          <w:b/>
+        </w:rPr>
+        <w:t>authority</w:t>
+      </w:r>
+      <w:r>
+        <w:rPr>
+          <w:b w:val="0"/>
+        </w:rPr>
+        <w:t xml:space="preserve"> or effective-time rule leaves a conflict unresolved; do not invent precedence.</w:t>
+      </w:r>
+    </w:p>
+    <w:p>
+      <w:pPr>
+        <w:pStyle w:val="Heading3"/>
+      </w:pPr>
+      <w:r>
+        <w:t>Support without giving away the answer</w:t>
+      </w:r>
+    </w:p>
+    <w:p>
+      <w:pPr>
+        <w:spacing w:line="336" w:lineRule="auto" w:after="180"/>
+        <w:shd w:fill="F1F6F8"/>
+      </w:pPr>
+      <w:r>
+        <w:rPr>
+          <w:b w:val="0"/>
+        </w:rPr>
+        <w:t xml:space="preserve">Support: read the exact case aloud, enlarge the labelled picture, supply </w:t>
+      </w:r>
+      <w:r>
+        <w:rPr>
+          <w:b/>
+        </w:rPr>
+        <w:t>input</w:t>
+      </w:r>
+      <w:r>
+        <w:rPr>
+          <w:b w:val="0"/>
+        </w:rPr>
+        <w:t xml:space="preserve"> cards and model only the first deciding step. Accept a spoken explanation or drawing; retain the reasoning goal.</w:t>
+      </w:r>
+    </w:p>
+    <w:p>
+      <w:pPr>
+        <w:pStyle w:val="Heading3"/>
+      </w:pPr>
+      <w:r>
+        <w:t>Extend the reasoning</w:t>
+      </w:r>
+    </w:p>
+    <w:p>
+      <w:pPr>
+        <w:spacing w:line="336" w:lineRule="auto" w:after="180"/>
+        <w:shd w:fill="F5F1FB"/>
+      </w:pPr>
+      <w:r>
+        <w:rPr>
+          <w:b w:val="0"/>
+        </w:rPr>
+        <w:t xml:space="preserve">Extension: A signed amendment C explicitly revokes B effective day 12 and restores Hall 1. Require a </w:t>
+      </w:r>
+      <w:r>
+        <w:rPr>
+          <w:b/>
+        </w:rPr>
+        <w:t>prediction</w:t>
+      </w:r>
+      <w:r>
+        <w:rPr>
+          <w:b w:val="0"/>
+        </w:rPr>
+        <w:t xml:space="preserve"> and a reason before comparing. Expected result: Day 9 stays Hall 3; day 13 becomes Hall 1.</w:t>
+      </w:r>
+    </w:p>
+    <w:p>
+      <w:pPr>
+        <w:spacing w:line="336" w:lineRule="auto" w:after="180"/>
+        <w:shd w:fill="F5F1FB"/>
+      </w:pPr>
+      <w:r>
+        <w:rPr>
+          <w:b w:val="0"/>
+        </w:rPr>
+        <w:t>Reason: The new authoritative change applies from its stated effective date, not retroactively.</w:t>
+      </w:r>
+    </w:p>
+    <w:p>
+      <w:pPr>
+        <w:pStyle w:val="Heading3"/>
+      </w:pPr>
+      <w:r>
+        <w:t>Protect the independent attempt</w:t>
+      </w:r>
+    </w:p>
+    <w:p>
+      <w:pPr>
+        <w:spacing w:line="336" w:lineRule="auto" w:after="180"/>
+        <w:shd w:fill="FFF5E6"/>
+      </w:pPr>
+      <w:r>
+        <w:rPr>
+          <w:b w:val="0"/>
+        </w:rPr>
         <w:t>Independent assessment: withhold the reserved answer until the learner has attempted the new case. Record support separately from correctness.</w:t>
       </w:r>
     </w:p>
@@ -3154,13 +5882,46 @@
       </w:tr>
     </w:tbl>
     <w:p>
-      <w:r>
+      <w:pPr>
+        <w:pStyle w:val="Heading3"/>
+      </w:pPr>
+      <w:r>
+        <w:t>Project checkpoint</w:t>
+      </w:r>
+    </w:p>
+    <w:p>
+      <w:pPr>
+        <w:spacing w:line="336" w:lineRule="auto" w:after="180"/>
+        <w:shd w:fill="EDF7F3"/>
+      </w:pPr>
+      <w:r>
+        <w:rPr>
+          <w:b w:val="0"/>
+        </w:rPr>
         <w:t>Project checkpoint: Test changed cases. Keep normal, boundary and failure cases; compare expected and observed results.</w:t>
       </w:r>
     </w:p>
     <w:p>
-      <w:r>
-        <w:t>Use the weekly teacher answer for topic-specific reasoning. A saved progress tick is an activity record; judge mastery from the learner’s explanation and evidence.</w:t>
+      <w:pPr>
+        <w:spacing w:line="336" w:lineRule="auto" w:after="180"/>
+      </w:pPr>
+      <w:r>
+        <w:rPr>
+          <w:b w:val="0"/>
+        </w:rPr>
+        <w:t xml:space="preserve">Use the weekly teacher answer for topic-specific reasoning. A saved progress tick is an activity record; judge mastery from the learner’s explanation and </w:t>
+      </w:r>
+      <w:r>
+        <w:rPr>
+          <w:b/>
+        </w:rPr>
+        <w:t>evidence</w:t>
+      </w:r>
+      <w:r>
+        <w:rPr>
+          <w:b w:val="0"/>
+        </w:rPr>
+        <w:t>.</w:t>
       </w:r>
     </w:p>
     <w:p>
@@ -3173,27 +5934,942 @@
     </w:p>
     <w:p>
       <w:r>
-        <w:t>Use the two formative questions as supported practice, not as independent mastery scores. Discuss the deciding evidence rather than accepting a guessed selection.</w:t>
-      </w:r>
-    </w:p>
-    <w:p>
-      <w:r>
+        <w:t>Use feedback, earlier review and portfolios purposefully. Apply the coding routine only when this lesson has an executable lab.</w:t>
+      </w:r>
+    </w:p>
+    <w:p>
+      <w:pPr>
+        <w:spacing w:line="336" w:lineRule="auto" w:after="180"/>
+      </w:pPr>
+      <w:r>
+        <w:rPr>
+          <w:b w:val="0"/>
+        </w:rPr>
+        <w:t xml:space="preserve">Use the two formative questions as supported practice, not as independent mastery scores. Discuss the deciding </w:t>
+      </w:r>
+      <w:r>
+        <w:rPr>
+          <w:b/>
+        </w:rPr>
+        <w:t>evidence</w:t>
+      </w:r>
+      <w:r>
+        <w:rPr>
+          <w:b w:val="0"/>
+        </w:rPr>
+        <w:t xml:space="preserve"> rather than accepting a guessed selection.</w:t>
+      </w:r>
+    </w:p>
+    <w:p>
+      <w:pPr>
+        <w:spacing w:line="336" w:lineRule="auto" w:after="180"/>
+      </w:pPr>
+      <w:r>
+        <w:rPr>
+          <w:b w:val="0"/>
+        </w:rPr>
         <w:t>The feedback comes from the reviewed public worked case. Do not reveal the separately reserved independent teacher answer until the learner has attempted that case.</w:t>
       </w:r>
     </w:p>
     <w:p>
-      <w:r>
-        <w:t>Ask students to predict before running code. Preserve errors and actual outputs; collect a changed test and an explanation. The branch-boundary and indexing lessons deliberately include failure cases.</w:t>
-      </w:r>
-    </w:p>
-    <w:p>
-      <w:r>
+      <w:pPr>
+        <w:pStyle w:val="Heading3"/>
+      </w:pPr>
+      <w:r>
+        <w:t>For later coding lessons</w:t>
+      </w:r>
+    </w:p>
+    <w:p>
+      <w:r>
+        <w:t>This week has no code block. Use this routine when a later lesson includes an executable lab.</w:t>
+      </w:r>
+    </w:p>
+    <w:p>
+      <w:pPr>
+        <w:spacing w:line="336" w:lineRule="auto" w:after="180"/>
+        <w:shd w:fill="F1F6F8"/>
+      </w:pPr>
+      <w:r>
+        <w:rPr>
+          <w:b w:val="0"/>
+        </w:rPr>
+        <w:t xml:space="preserve">Ask students to predict before running code. Preserve errors and actual </w:t>
+      </w:r>
+      <w:r>
+        <w:rPr>
+          <w:b/>
+        </w:rPr>
+        <w:t>output</w:t>
+      </w:r>
+      <w:r>
+        <w:rPr>
+          <w:b w:val="0"/>
+        </w:rPr>
+        <w:t>s; collect a changed test and an explanation. The branch-boundary and indexing lessons deliberately include failure cases.</w:t>
+      </w:r>
+    </w:p>
+    <w:p>
+      <w:pPr>
+        <w:spacing w:line="336" w:lineRule="auto" w:after="180"/>
+      </w:pPr>
+      <w:r>
+        <w:rPr>
+          <w:b w:val="0"/>
+        </w:rPr>
         <w:t>Use the earlier worked-explanation links to address a specific missing building block, then return to the current question. Adapt this suggestion after observing the learner; it is not an automatic diagnosis.</w:t>
       </w:r>
     </w:p>
     <w:p>
-      <w:r>
-        <w:t>Collect the completed-work portfolio as evidence. Record support separately from correctness, and assess explanation, trace/test and limitations. Progress ticks and quiz selections alone do not establish mastery.</w:t>
+      <w:pPr>
+        <w:spacing w:line="336" w:lineRule="auto" w:after="180"/>
+      </w:pPr>
+      <w:r>
+        <w:rPr>
+          <w:b w:val="0"/>
+        </w:rPr>
+        <w:t xml:space="preserve">Collect the completed-work portfolio as </w:t>
+      </w:r>
+      <w:r>
+        <w:rPr>
+          <w:b/>
+        </w:rPr>
+        <w:t>evidence</w:t>
+      </w:r>
+      <w:r>
+        <w:rPr>
+          <w:b w:val="0"/>
+        </w:rPr>
+        <w:t>. Record support separately from correctness, and assess explanation, trace/test and limitations. Progress ticks and quiz selections alone do not establish mastery.</w:t>
+      </w:r>
+    </w:p>
+    <w:p>
+      <w:pPr>
+        <w:pStyle w:val="Heading1"/>
+      </w:pPr>
+      <w:r>
+        <w:t>09. Visual concept journey</w:t>
+      </w:r>
+    </w:p>
+    <w:p>
+      <w:r>
+        <w:t>Show one Source Quality graphic at a time, request a prediction and discuss its trace before the independent assessment.</w:t>
+      </w:r>
+    </w:p>
+    <w:p>
+      <w:pPr>
+        <w:spacing w:line="336" w:lineRule="auto" w:after="180"/>
+      </w:pPr>
+      <w:r>
+        <w:rPr>
+          <w:b w:val="0"/>
+        </w:rPr>
+        <w:t xml:space="preserve">Use one picture at a time. Hide a worked result before asking for a </w:t>
+      </w:r>
+      <w:r>
+        <w:rPr>
+          <w:b/>
+        </w:rPr>
+        <w:t>prediction</w:t>
+      </w:r>
+      <w:r>
+        <w:rPr>
+          <w:b w:val="0"/>
+        </w:rPr>
+        <w:t>, then reveal it for feedback. These are supported teaching cases; retain the separate independent assessment for a fresh first attempt.</w:t>
+      </w:r>
+    </w:p>
+    <w:p>
+      <w:pPr>
+        <w:pStyle w:val="Heading3"/>
+      </w:pPr>
+      <w:r>
+        <w:t>01. Source Quality: the case</w:t>
+      </w:r>
+    </w:p>
+    <w:p>
+      <w:r>
+        <w:drawing>
+          <wp:inline xmlns:a="http://schemas.openxmlformats.org/drawingml/2006/main" xmlns:pic="http://schemas.openxmlformats.org/drawingml/2006/picture">
+            <wp:extent cx="5486400" cy="3142488"/>
+            <wp:docPr id="2" name="Picture 2" descr="A fictional Study Buddy answers which room a club is authorised to use. Supplied facts: Signed notice A: Hall 1 from day 1. Signed amendment B references A and changes to Hall 3 effective day 8. An old copy of A is reuploaded on day 10. B remains the authoritative amendment. Queries concern day 6 and day 9."/>
+            <wp:cNvGraphicFramePr>
+              <a:graphicFrameLocks noChangeAspect="1"/>
+            </wp:cNvGraphicFramePr>
+            <a:graphic>
+              <a:graphicData uri="http://schemas.openxmlformats.org/drawingml/2006/picture">
+                <pic:pic>
+                  <pic:nvPicPr>
+                    <pic:cNvPr id="0" name="academy-story-ai-3-15-01.png"/>
+                    <pic:cNvPicPr/>
+                  </pic:nvPicPr>
+                  <pic:blipFill>
+                    <a:blip r:embed="rId10"/>
+                    <a:stretch>
+                      <a:fillRect/>
+                    </a:stretch>
+                  </pic:blipFill>
+                  <pic:spPr>
+                    <a:xfrm>
+                      <a:off x="0" y="0"/>
+                      <a:ext cx="5486400" cy="3142488"/>
+                    </a:xfrm>
+                    <a:prstGeom prst="rect"/>
+                  </pic:spPr>
+                </pic:pic>
+              </a:graphicData>
+            </a:graphic>
+          </wp:inline>
+        </w:drawing>
+      </w:r>
+    </w:p>
+    <w:p>
+      <w:pPr>
+        <w:spacing w:line="336" w:lineRule="auto" w:after="180"/>
+      </w:pPr>
+      <w:r>
+        <w:rPr>
+          <w:b w:val="0"/>
+        </w:rPr>
+        <w:t>A fictional Study Buddy answers which room a club is authorised to use. Supplied facts: Signed notice A: Hall 1 from day 1. Signed amendment B references A and changes to Hall 3 effective day 8.</w:t>
+      </w:r>
+    </w:p>
+    <w:p>
+      <w:pPr>
+        <w:spacing w:line="336" w:lineRule="auto" w:after="180"/>
+      </w:pPr>
+      <w:r>
+        <w:rPr>
+          <w:b w:val="0"/>
+        </w:rPr>
+        <w:t>An old copy of A is reuploaded on day 10. B remains the authoritative amendment. Queries concern day 6 and day 9.</w:t>
+      </w:r>
+    </w:p>
+    <w:p>
+      <w:pPr>
+        <w:spacing w:line="336" w:lineRule="auto" w:after="180"/>
+        <w:shd w:fill="F5F1FB"/>
+      </w:pPr>
+      <w:r>
+        <w:rPr>
+          <w:b w:val="0"/>
+        </w:rPr>
+        <w:t>Point to the given fact that matters most. Explain why it matters.</w:t>
+      </w:r>
+    </w:p>
+    <w:p>
+      <w:pPr>
+        <w:pStyle w:val="Heading3"/>
+      </w:pPr>
+      <w:r>
+        <w:t>Discuss while showing the picture</w:t>
+      </w:r>
+    </w:p>
+    <w:p>
+      <w:pPr>
+        <w:spacing w:line="336" w:lineRule="auto" w:after="180"/>
+        <w:shd w:fill="F1F6F8"/>
+      </w:pPr>
+      <w:r>
+        <w:rPr>
+          <w:b w:val="0"/>
+        </w:rPr>
+        <w:t>Teacher prompt: Point to the given fact that matters most. Explain why it matters. Ask learners to describe one label or arrow in ordinary words. Use the adjacent transcript if the image is difficult to see.</w:t>
+      </w:r>
+    </w:p>
+    <w:p>
+      <w:pPr>
+        <w:pStyle w:val="Heading3"/>
+      </w:pPr>
+      <w:r>
+        <w:t>02. Follow the deciding steps</w:t>
+      </w:r>
+    </w:p>
+    <w:p>
+      <w:r>
+        <w:drawing>
+          <wp:inline xmlns:a="http://schemas.openxmlformats.org/drawingml/2006/main" xmlns:pic="http://schemas.openxmlformats.org/drawingml/2006/picture">
+            <wp:extent cx="5486400" cy="4005072"/>
+            <wp:docPr id="3" name="Picture 3" descr="Check authority: B is a signed amendment to A, not an unrelated comment. → Day 6: Before effective day 8, authorised room is Hall 1. → Day 9: From day 8 onward, authorised room is Hall 3. → Ignore upload shortcut: Reuploading old A on day 10 does not revoke B."/>
+            <wp:cNvGraphicFramePr>
+              <a:graphicFrameLocks noChangeAspect="1"/>
+            </wp:cNvGraphicFramePr>
+            <a:graphic>
+              <a:graphicData uri="http://schemas.openxmlformats.org/drawingml/2006/picture">
+                <pic:pic>
+                  <pic:nvPicPr>
+                    <pic:cNvPr id="0" name="academy-story-ai-3-15-02.png"/>
+                    <pic:cNvPicPr/>
+                  </pic:nvPicPr>
+                  <pic:blipFill>
+                    <a:blip r:embed="rId11"/>
+                    <a:stretch>
+                      <a:fillRect/>
+                    </a:stretch>
+                  </pic:blipFill>
+                  <pic:spPr>
+                    <a:xfrm>
+                      <a:off x="0" y="0"/>
+                      <a:ext cx="5486400" cy="4005072"/>
+                    </a:xfrm>
+                    <a:prstGeom prst="rect"/>
+                  </pic:spPr>
+                </pic:pic>
+              </a:graphicData>
+            </a:graphic>
+          </wp:inline>
+        </w:drawing>
+      </w:r>
+    </w:p>
+    <w:p>
+      <w:pPr>
+        <w:spacing w:line="336" w:lineRule="auto" w:after="180"/>
+      </w:pPr>
+      <w:r>
+        <w:rPr>
+          <w:b w:val="0"/>
+        </w:rPr>
+        <w:t xml:space="preserve">Check </w:t>
+      </w:r>
+      <w:r>
+        <w:rPr>
+          <w:b/>
+        </w:rPr>
+        <w:t>authority</w:t>
+      </w:r>
+      <w:r>
+        <w:rPr>
+          <w:b w:val="0"/>
+        </w:rPr>
+        <w:t>: B is a signed amendment to A, not an unrelated comment. → Day 6: Before effective day 8, authorised room is Hall 1. → Day 9: From day 8 onward, authorised room is Hall 3. → Ignore upload shortcut: Reuploading old A on day 10 does not revoke B.</w:t>
+      </w:r>
+    </w:p>
+    <w:p>
+      <w:pPr>
+        <w:spacing w:line="336" w:lineRule="auto" w:after="180"/>
+        <w:shd w:fill="F5F1FB"/>
+      </w:pPr>
+      <w:r>
+        <w:rPr>
+          <w:b w:val="0"/>
+        </w:rPr>
+        <w:t xml:space="preserve">Point to each numbered stage and explain which recorded </w:t>
+      </w:r>
+      <w:r>
+        <w:rPr>
+          <w:b/>
+        </w:rPr>
+        <w:t>input</w:t>
+      </w:r>
+      <w:r>
+        <w:rPr>
+          <w:b w:val="0"/>
+        </w:rPr>
+        <w:t xml:space="preserve"> it uses.</w:t>
+      </w:r>
+    </w:p>
+    <w:p>
+      <w:pPr>
+        <w:pStyle w:val="Heading3"/>
+      </w:pPr>
+      <w:r>
+        <w:t>Discuss while showing the picture</w:t>
+      </w:r>
+    </w:p>
+    <w:p>
+      <w:pPr>
+        <w:spacing w:line="336" w:lineRule="auto" w:after="180"/>
+        <w:shd w:fill="F1F6F8"/>
+      </w:pPr>
+      <w:r>
+        <w:rPr>
+          <w:b w:val="0"/>
+        </w:rPr>
+        <w:t xml:space="preserve">Teacher prompt: Point to each numbered stage and explain which recorded </w:t>
+      </w:r>
+      <w:r>
+        <w:rPr>
+          <w:b/>
+        </w:rPr>
+        <w:t>input</w:t>
+      </w:r>
+      <w:r>
+        <w:rPr>
+          <w:b w:val="0"/>
+        </w:rPr>
+        <w:t xml:space="preserve"> it uses. Ask learners to describe one label or arrow in ordinary words. Use the adjacent transcript if the image is difficult to see.</w:t>
+      </w:r>
+    </w:p>
+    <w:p>
+      <w:pPr>
+        <w:pStyle w:val="Heading3"/>
+      </w:pPr>
+      <w:r>
+        <w:t>03. Conflicting and time-sensitive sources — evidence trace</w:t>
+      </w:r>
+    </w:p>
+    <w:p>
+      <w:r>
+        <w:drawing>
+          <wp:inline xmlns:a="http://schemas.openxmlformats.org/drawingml/2006/main" xmlns:pic="http://schemas.openxmlformats.org/drawingml/2006/picture">
+            <wp:extent cx="5486400" cy="2996184"/>
+            <wp:docPr id="4" name="Picture 4" descr="Conflicting and time-sensitive sources — evidence trace. Notice N says room A from Monday. Signed amendment M references N and changes to B effective Wednesday. Query asks Tuesday, then Thursday. | For this toy task a signed amendment supersedes the referenced original from its effective time. Keep both records. A newer timestamp alone has no authority unless the policy grants it. | Tuesday uses A; Thursday uses B. The amendment effective time, not merely upload order, determines the change."/>
+            <wp:cNvGraphicFramePr>
+              <a:graphicFrameLocks noChangeAspect="1"/>
+            </wp:cNvGraphicFramePr>
+            <a:graphic>
+              <a:graphicData uri="http://schemas.openxmlformats.org/drawingml/2006/picture">
+                <pic:pic>
+                  <pic:nvPicPr>
+                    <pic:cNvPr id="0" name="academy-story-ai-3-15-03.png"/>
+                    <pic:cNvPicPr/>
+                  </pic:nvPicPr>
+                  <pic:blipFill>
+                    <a:blip r:embed="rId12"/>
+                    <a:stretch>
+                      <a:fillRect/>
+                    </a:stretch>
+                  </pic:blipFill>
+                  <pic:spPr>
+                    <a:xfrm>
+                      <a:off x="0" y="0"/>
+                      <a:ext cx="5486400" cy="2996184"/>
+                    </a:xfrm>
+                    <a:prstGeom prst="rect"/>
+                  </pic:spPr>
+                </pic:pic>
+              </a:graphicData>
+            </a:graphic>
+          </wp:inline>
+        </w:drawing>
+      </w:r>
+    </w:p>
+    <w:p>
+      <w:pPr>
+        <w:spacing w:line="336" w:lineRule="auto" w:after="180"/>
+      </w:pPr>
+      <w:r>
+        <w:rPr>
+          <w:b w:val="0"/>
+        </w:rPr>
+        <w:t xml:space="preserve">Conflicting and time-sensitive sources — </w:t>
+      </w:r>
+      <w:r>
+        <w:rPr>
+          <w:b/>
+        </w:rPr>
+        <w:t>evidence</w:t>
+      </w:r>
+      <w:r>
+        <w:rPr>
+          <w:b w:val="0"/>
+        </w:rPr>
+        <w:t xml:space="preserve"> trace. Notice N says room A from Monday. Signed amendment M references N and changes to B effective Wednesday.</w:t>
+      </w:r>
+    </w:p>
+    <w:p>
+      <w:pPr>
+        <w:spacing w:line="336" w:lineRule="auto" w:after="180"/>
+      </w:pPr>
+      <w:r>
+        <w:rPr>
+          <w:b w:val="0"/>
+        </w:rPr>
+        <w:t xml:space="preserve">Query asks Tuesday, then Thursday. | For this toy task a signed amendment supersedes the referenced original from its </w:t>
+      </w:r>
+      <w:r>
+        <w:rPr>
+          <w:b/>
+        </w:rPr>
+        <w:t>effective time</w:t>
+      </w:r>
+      <w:r>
+        <w:rPr>
+          <w:b w:val="0"/>
+        </w:rPr>
+        <w:t>. Keep both records.</w:t>
+      </w:r>
+    </w:p>
+    <w:p>
+      <w:pPr>
+        <w:spacing w:line="336" w:lineRule="auto" w:after="180"/>
+      </w:pPr>
+      <w:r>
+        <w:rPr>
+          <w:b w:val="0"/>
+        </w:rPr>
+        <w:t xml:space="preserve">A newer timestamp alone has no </w:t>
+      </w:r>
+      <w:r>
+        <w:rPr>
+          <w:b/>
+        </w:rPr>
+        <w:t>authority</w:t>
+      </w:r>
+      <w:r>
+        <w:rPr>
+          <w:b w:val="0"/>
+        </w:rPr>
+        <w:t xml:space="preserve"> unless the policy grants it. | Tuesday uses A; Thursday uses B. The amendment </w:t>
+      </w:r>
+      <w:r>
+        <w:rPr>
+          <w:b/>
+        </w:rPr>
+        <w:t>effective time</w:t>
+      </w:r>
+      <w:r>
+        <w:rPr>
+          <w:b w:val="0"/>
+        </w:rPr>
+        <w:t>, not merely upload order, determines the change.</w:t>
+      </w:r>
+    </w:p>
+    <w:p>
+      <w:pPr>
+        <w:spacing w:line="336" w:lineRule="auto" w:after="180"/>
+        <w:shd w:fill="F5F1FB"/>
+      </w:pPr>
+      <w:r>
+        <w:rPr>
+          <w:b w:val="0"/>
+        </w:rPr>
+        <w:t>Read the labels and values. Explain the relationship the model shows.</w:t>
+      </w:r>
+    </w:p>
+    <w:p>
+      <w:pPr>
+        <w:pStyle w:val="Heading3"/>
+      </w:pPr>
+      <w:r>
+        <w:t>Discuss while showing the picture</w:t>
+      </w:r>
+    </w:p>
+    <w:p>
+      <w:pPr>
+        <w:spacing w:line="336" w:lineRule="auto" w:after="180"/>
+        <w:shd w:fill="F1F6F8"/>
+      </w:pPr>
+      <w:r>
+        <w:rPr>
+          <w:b w:val="0"/>
+        </w:rPr>
+        <w:t>Teacher prompt: Read the labels and values. Explain the relationship the model shows. Ask learners to describe one label or arrow in ordinary words. Use the adjacent transcript if the image is difficult to see.</w:t>
+      </w:r>
+    </w:p>
+    <w:p>
+      <w:pPr>
+        <w:pStyle w:val="Heading3"/>
+      </w:pPr>
+      <w:r>
+        <w:t>04. Change one thing. Trace what follows.</w:t>
+      </w:r>
+    </w:p>
+    <w:p>
+      <w:r>
+        <w:drawing>
+          <wp:inline xmlns:a="http://schemas.openxmlformats.org/drawingml/2006/main" xmlns:pic="http://schemas.openxmlformats.org/drawingml/2006/picture">
+            <wp:extent cx="5486400" cy="3026664"/>
+            <wp:docPr id="5" name="Picture 5" descr="Original case: Reuploading old A on day 10 does not revoke B. Changed condition: A signed amendment C explicitly revokes B effective day 12 and restores Hall 1. Expected result: Day 9 stays Hall 3; day 13 becomes Hall 1. Reason: The new authoritative change applies from its stated effective date, not retroactively."/>
+            <wp:cNvGraphicFramePr>
+              <a:graphicFrameLocks noChangeAspect="1"/>
+            </wp:cNvGraphicFramePr>
+            <a:graphic>
+              <a:graphicData uri="http://schemas.openxmlformats.org/drawingml/2006/picture">
+                <pic:pic>
+                  <pic:nvPicPr>
+                    <pic:cNvPr id="0" name="academy-story-ai-3-15-04.png"/>
+                    <pic:cNvPicPr/>
+                  </pic:nvPicPr>
+                  <pic:blipFill>
+                    <a:blip r:embed="rId13"/>
+                    <a:stretch>
+                      <a:fillRect/>
+                    </a:stretch>
+                  </pic:blipFill>
+                  <pic:spPr>
+                    <a:xfrm>
+                      <a:off x="0" y="0"/>
+                      <a:ext cx="5486400" cy="3026664"/>
+                    </a:xfrm>
+                    <a:prstGeom prst="rect"/>
+                  </pic:spPr>
+                </pic:pic>
+              </a:graphicData>
+            </a:graphic>
+          </wp:inline>
+        </w:drawing>
+      </w:r>
+    </w:p>
+    <w:p>
+      <w:pPr>
+        <w:spacing w:line="336" w:lineRule="auto" w:after="180"/>
+      </w:pPr>
+      <w:r>
+        <w:rPr>
+          <w:b w:val="0"/>
+        </w:rPr>
+        <w:t>Original case: Reuploading old A on day 10 does not revoke B. Changed condition: A signed amendment C explicitly revokes B effective day 12 and restores Hall 1. Expected result: Day 9 stays Hall 3; day 13 becomes Hall 1.</w:t>
+      </w:r>
+    </w:p>
+    <w:p>
+      <w:pPr>
+        <w:spacing w:line="336" w:lineRule="auto" w:after="180"/>
+      </w:pPr>
+      <w:r>
+        <w:rPr>
+          <w:b w:val="0"/>
+        </w:rPr>
+        <w:t>Reason: The new authoritative change applies from its stated effective date, not retroactively.</w:t>
+      </w:r>
+    </w:p>
+    <w:p>
+      <w:pPr>
+        <w:spacing w:line="336" w:lineRule="auto" w:after="180"/>
+        <w:shd w:fill="F5F1FB"/>
+      </w:pPr>
+      <w:r>
+        <w:rPr>
+          <w:b w:val="0"/>
+        </w:rPr>
+        <w:t>Predict before checking the worked changed-case result. Name what changed and what the supplied facts allow you to conclude.</w:t>
+      </w:r>
+    </w:p>
+    <w:p>
+      <w:pPr>
+        <w:pStyle w:val="Heading3"/>
+      </w:pPr>
+      <w:r>
+        <w:t>Discuss while showing the picture</w:t>
+      </w:r>
+    </w:p>
+    <w:p>
+      <w:pPr>
+        <w:spacing w:line="336" w:lineRule="auto" w:after="180"/>
+        <w:shd w:fill="F1F6F8"/>
+      </w:pPr>
+      <w:r>
+        <w:rPr>
+          <w:b w:val="0"/>
+        </w:rPr>
+        <w:t>Teacher prompt: Predict before checking the worked changed-case result. Name what changed and what the supplied facts allow you to conclude. Ask learners to describe one label or arrow in ordinary words.</w:t>
+      </w:r>
+    </w:p>
+    <w:p>
+      <w:pPr>
+        <w:spacing w:line="336" w:lineRule="auto" w:after="180"/>
+        <w:shd w:fill="F1F6F8"/>
+      </w:pPr>
+      <w:r>
+        <w:rPr>
+          <w:b w:val="0"/>
+        </w:rPr>
+        <w:t>Use the adjacent transcript if the image is difficult to see. Changed-case reasoning: The new authoritative change applies from its stated effective date, not retroactively.</w:t>
+      </w:r>
+    </w:p>
+    <w:p>
+      <w:pPr>
+        <w:pStyle w:val="Heading3"/>
+      </w:pPr>
+      <w:r>
+        <w:t>05. Connect the explanation to its limit</w:t>
+      </w:r>
+    </w:p>
+    <w:p>
+      <w:r>
+        <w:drawing>
+          <wp:inline xmlns:a="http://schemas.openxmlformats.org/drawingml/2006/main" xmlns:pic="http://schemas.openxmlformats.org/drawingml/2006/picture">
+            <wp:extent cx="5486400" cy="2834640"/>
+            <wp:docPr id="6" name="Picture 6" descr="A source’s upload time and the time its rule takes effect answer different questions. Preserve version relationships and the query’s intended date. The current authoritative chain gives a consistent answer to both queries. A later filename or timestamp alone cannot establish that an old record supersedes a signed amendment. Limit: Authority is declared in this fictional case; real conflicting sources may require the responsible owner’s review."/>
+            <wp:cNvGraphicFramePr>
+              <a:graphicFrameLocks noChangeAspect="1"/>
+            </wp:cNvGraphicFramePr>
+            <a:graphic>
+              <a:graphicData uri="http://schemas.openxmlformats.org/drawingml/2006/picture">
+                <pic:pic>
+                  <pic:nvPicPr>
+                    <pic:cNvPr id="0" name="academy-story-ai-3-15-05.png"/>
+                    <pic:cNvPicPr/>
+                  </pic:nvPicPr>
+                  <pic:blipFill>
+                    <a:blip r:embed="rId14"/>
+                    <a:stretch>
+                      <a:fillRect/>
+                    </a:stretch>
+                  </pic:blipFill>
+                  <pic:spPr>
+                    <a:xfrm>
+                      <a:off x="0" y="0"/>
+                      <a:ext cx="5486400" cy="2834640"/>
+                    </a:xfrm>
+                    <a:prstGeom prst="rect"/>
+                  </pic:spPr>
+                </pic:pic>
+              </a:graphicData>
+            </a:graphic>
+          </wp:inline>
+        </w:drawing>
+      </w:r>
+    </w:p>
+    <w:p>
+      <w:pPr>
+        <w:spacing w:line="336" w:lineRule="auto" w:after="180"/>
+      </w:pPr>
+      <w:r>
+        <w:rPr>
+          <w:b w:val="0"/>
+        </w:rPr>
+        <w:t>A source’s upload time and the time its rule takes effect answer different questions. Preserve version relationships and the query’s intended date. The current authoritative chain gives a consistent answer to both queries.</w:t>
+      </w:r>
+    </w:p>
+    <w:p>
+      <w:pPr>
+        <w:spacing w:line="336" w:lineRule="auto" w:after="180"/>
+      </w:pPr>
+      <w:r>
+        <w:rPr>
+          <w:b w:val="0"/>
+        </w:rPr>
+        <w:t xml:space="preserve">A later filename or timestamp alone cannot establish that an old record supersedes a signed amendment. Limit: </w:t>
+      </w:r>
+      <w:r>
+        <w:rPr>
+          <w:b/>
+        </w:rPr>
+        <w:t>Authority</w:t>
+      </w:r>
+      <w:r>
+        <w:rPr>
+          <w:b w:val="0"/>
+        </w:rPr>
+        <w:t xml:space="preserve"> is declared in this fictional case; real conflicting sources may require the responsible owner’s review.</w:t>
+      </w:r>
+    </w:p>
+    <w:p>
+      <w:pPr>
+        <w:spacing w:line="336" w:lineRule="auto" w:after="180"/>
+        <w:shd w:fill="F5F1FB"/>
+      </w:pPr>
+      <w:r>
+        <w:rPr>
+          <w:b w:val="0"/>
+        </w:rPr>
+        <w:t>Explain the case, then point to a limit on the claim.</w:t>
+      </w:r>
+    </w:p>
+    <w:p>
+      <w:pPr>
+        <w:pStyle w:val="Heading3"/>
+      </w:pPr>
+      <w:r>
+        <w:t>Discuss while showing the picture</w:t>
+      </w:r>
+    </w:p>
+    <w:p>
+      <w:pPr>
+        <w:spacing w:line="336" w:lineRule="auto" w:after="180"/>
+        <w:shd w:fill="F1F6F8"/>
+      </w:pPr>
+      <w:r>
+        <w:rPr>
+          <w:b w:val="0"/>
+        </w:rPr>
+        <w:t>Teacher prompt: Explain the case, then point to a limit on the claim. Ask learners to describe one label or arrow in ordinary words. Use the adjacent transcript if the image is difficult to see.</w:t>
+      </w:r>
+    </w:p>
+    <w:p>
+      <w:pPr>
+        <w:spacing w:line="336" w:lineRule="auto" w:after="180"/>
+        <w:shd w:fill="F1F6F8"/>
+      </w:pPr>
+      <w:r>
+        <w:rPr>
+          <w:b w:val="0"/>
+        </w:rPr>
+        <w:t xml:space="preserve">Keep the stated scope: </w:t>
+      </w:r>
+      <w:r>
+        <w:rPr>
+          <w:b/>
+        </w:rPr>
+        <w:t>Authority</w:t>
+      </w:r>
+      <w:r>
+        <w:rPr>
+          <w:b w:val="0"/>
+        </w:rPr>
+        <w:t xml:space="preserve"> is declared in this fictional case; real conflicting sources may require the responsible owner’s review.</w:t>
+      </w:r>
+    </w:p>
+    <w:p>
+      <w:pPr>
+        <w:pStyle w:val="Heading3"/>
+      </w:pPr>
+      <w:r>
+        <w:t>06. Make the idea visible in your project</w:t>
+      </w:r>
+    </w:p>
+    <w:p>
+      <w:r>
+        <w:drawing>
+          <wp:inline xmlns:a="http://schemas.openxmlformats.org/drawingml/2006/main" xmlns:pic="http://schemas.openxmlformats.org/drawingml/2006/picture">
+            <wp:extent cx="5486400" cy="3380232"/>
+            <wp:docPr id="7" name="Picture 7" descr="Store Study Buddy source identity, version, authority and effective date, especially for schedules or changing classroom rules. Draw your input, deciding step, result and limit. Supported question: Which source fields must be checked before answering day 9?"/>
+            <wp:cNvGraphicFramePr>
+              <a:graphicFrameLocks noChangeAspect="1"/>
+            </wp:cNvGraphicFramePr>
+            <a:graphic>
+              <a:graphicData uri="http://schemas.openxmlformats.org/drawingml/2006/picture">
+                <pic:pic>
+                  <pic:nvPicPr>
+                    <pic:cNvPr id="0" name="academy-story-ai-3-15-06.png"/>
+                    <pic:cNvPicPr/>
+                  </pic:nvPicPr>
+                  <pic:blipFill>
+                    <a:blip r:embed="rId15"/>
+                    <a:stretch>
+                      <a:fillRect/>
+                    </a:stretch>
+                  </pic:blipFill>
+                  <pic:spPr>
+                    <a:xfrm>
+                      <a:off x="0" y="0"/>
+                      <a:ext cx="5486400" cy="3380232"/>
+                    </a:xfrm>
+                    <a:prstGeom prst="rect"/>
+                  </pic:spPr>
+                </pic:pic>
+              </a:graphicData>
+            </a:graphic>
+          </wp:inline>
+        </w:drawing>
+      </w:r>
+    </w:p>
+    <w:p>
+      <w:pPr>
+        <w:spacing w:line="336" w:lineRule="auto" w:after="180"/>
+        <w:shd w:fill="F5F1FB"/>
+      </w:pPr>
+      <w:r>
+        <w:rPr>
+          <w:b w:val="0"/>
+        </w:rPr>
+        <w:t xml:space="preserve">Store Study Buddy source identity, version, </w:t>
+      </w:r>
+      <w:r>
+        <w:rPr>
+          <w:b/>
+        </w:rPr>
+        <w:t>authority</w:t>
+      </w:r>
+      <w:r>
+        <w:rPr>
+          <w:b w:val="0"/>
+        </w:rPr>
+        <w:t xml:space="preserve"> and effective date, especially for schedules or changing classroom rules. Draw your </w:t>
+      </w:r>
+      <w:r>
+        <w:rPr>
+          <w:b/>
+        </w:rPr>
+        <w:t>input</w:t>
+      </w:r>
+      <w:r>
+        <w:rPr>
+          <w:b w:val="0"/>
+        </w:rPr>
+        <w:t>, deciding step, result and limit.</w:t>
+      </w:r>
+    </w:p>
+    <w:p>
+      <w:pPr>
+        <w:spacing w:line="336" w:lineRule="auto" w:after="180"/>
+        <w:shd w:fill="F5F1FB"/>
+      </w:pPr>
+      <w:r>
+        <w:rPr>
+          <w:b w:val="0"/>
+        </w:rPr>
+        <w:t>Supported question: Which source fields must be checked before answering day 9?</w:t>
+      </w:r>
+    </w:p>
+    <w:p>
+      <w:pPr>
+        <w:spacing w:line="336" w:lineRule="auto" w:after="180"/>
+        <w:shd w:fill="F5F1FB"/>
+      </w:pPr>
+      <w:r>
+        <w:rPr>
+          <w:b w:val="0"/>
+        </w:rPr>
+        <w:t xml:space="preserve">Draw your project trace and justify the deciding step using </w:t>
+      </w:r>
+      <w:r>
+        <w:rPr>
+          <w:b/>
+        </w:rPr>
+        <w:t>evidence</w:t>
+      </w:r>
+      <w:r>
+        <w:rPr>
+          <w:b w:val="0"/>
+        </w:rPr>
+        <w:t>.</w:t>
+      </w:r>
+    </w:p>
+    <w:p>
+      <w:pPr>
+        <w:pStyle w:val="Heading3"/>
+      </w:pPr>
+      <w:r>
+        <w:t>Discuss while showing the picture</w:t>
+      </w:r>
+    </w:p>
+    <w:p>
+      <w:pPr>
+        <w:spacing w:line="336" w:lineRule="auto" w:after="180"/>
+        <w:shd w:fill="F1F6F8"/>
+      </w:pPr>
+      <w:r>
+        <w:rPr>
+          <w:b w:val="0"/>
+        </w:rPr>
+        <w:t xml:space="preserve">Teacher prompt: Draw your project trace and justify the deciding step using </w:t>
+      </w:r>
+      <w:r>
+        <w:rPr>
+          <w:b/>
+        </w:rPr>
+        <w:t>evidence</w:t>
+      </w:r>
+      <w:r>
+        <w:rPr>
+          <w:b w:val="0"/>
+        </w:rPr>
+        <w:t>. Ask learners to describe one label or arrow in ordinary words. Use the adjacent transcript if the image is difficult to see.</w:t>
+      </w:r>
+    </w:p>
+    <w:p>
+      <w:pPr>
+        <w:spacing w:line="336" w:lineRule="auto" w:after="180"/>
+        <w:shd w:fill="F1F6F8"/>
+      </w:pPr>
+      <w:r>
+        <w:rPr>
+          <w:b w:val="0"/>
+        </w:rPr>
+        <w:t xml:space="preserve">Supported practice key: The amendment’s </w:t>
+      </w:r>
+      <w:r>
+        <w:rPr>
+          <w:b/>
+        </w:rPr>
+        <w:t>authority</w:t>
+      </w:r>
+      <w:r>
+        <w:rPr>
+          <w:b w:val="0"/>
+        </w:rPr>
+        <w:t>, reference to A, effective day 8 and queried day 9; the answer is Hall 3.</w:t>
       </w:r>
     </w:p>
     <w:sectPr>

--- a/downloads/teacher/ai-3-week-15.docx
+++ b/downloads/teacher/ai-3-week-15.docx
@@ -201,7 +201,7 @@
           </w:tcPr>
           <w:p>
             <w:r>
-              <w:t>Sections 9 and 11–14. Give extra time to finish the full task set; use Section 15 when the week includes a coding lab.</w:t>
+              <w:t>Use “Run the investigation”, “Connect your project”, “Show what you know”, “Study a complete case” and “Try a new case independently”. Give extra time for the full task set. If this week has a coding lab, use its named section; section numbers can change when extra explanations are included.</w:t>
             </w:r>
           </w:p>
         </w:tc>
@@ -5487,7 +5487,7 @@
           </w:tcPr>
           <w:p>
             <w:r>
-              <w:t>Sections 9 and 11–14. Give extra time to finish the full task set; use Section 15 when the week includes a coding lab.</w:t>
+              <w:t>Use “Run the investigation”, “Connect your project”, “Show what you know”, “Study a complete case” and “Try a new case independently”. Give extra time for the full task set. If this week has a coding lab, use its named section; section numbers can change when extra explanations are included.</w:t>
             </w:r>
           </w:p>
         </w:tc>

--- a/downloads/teacher/ai-3-week-15.docx
+++ b/downloads/teacher/ai-3-week-15.docx
@@ -25,20 +25,38 @@
         <w:pStyle w:val="Heading1"/>
       </w:pPr>
       <w:r>
-        <w:t>01. Source Quality</w:t>
-      </w:r>
-    </w:p>
-    <w:p>
-      <w:r>
-        <w:t>Prepare Source Quality: check the target, prerequisites, resources and adaptable teaching schedule.</w:t>
-      </w:r>
-    </w:p>
-    <w:p>
-      <w:pPr>
-        <w:pStyle w:val="Heading3"/>
-      </w:pPr>
-      <w:r>
-        <w:t>Teach the learning cycle</w:t>
+        <w:t>Teach source usefulness for a precise time-scoped question.</w:t>
+      </w:r>
+    </w:p>
+    <w:p>
+      <w:r>
+        <w:t>Supply complete authority/origin facts,distinguish copies and unrelated official records,and assess the fresh amendment case.</w:t>
+      </w:r>
+    </w:p>
+    <w:p>
+      <w:r>
+        <w:t>Ask which field establishes applicability and which unknown policy would prevent a supported choice.</w:t>
+      </w:r>
+    </w:p>
+    <w:p>
+      <w:pPr>
+        <w:pStyle w:val="Heading1"/>
+      </w:pPr>
+      <w:r>
+        <w:t>01. Prepare this connected week</w:t>
+      </w:r>
+    </w:p>
+    <w:p>
+      <w:r>
+        <w:t>Use one main plan and keep practice separate from the independent first attempt.</w:t>
+      </w:r>
+    </w:p>
+    <w:p>
+      <w:pPr>
+        <w:pStyle w:val="Heading2"/>
+      </w:pPr>
+      <w:r>
+        <w:t>Learning goal and precision</w:t>
       </w:r>
     </w:p>
     <w:p>
@@ -62,6 +80,146 @@
           <w:b w:val="0"/>
         </w:rPr>
         <w:t xml:space="preserve"> and terminology of conflicting and time-sensitive sources</w:t>
+      </w:r>
+    </w:p>
+    <w:p>
+      <w:pPr>
+        <w:spacing w:line="336" w:lineRule="auto" w:after="180"/>
+      </w:pPr>
+      <w:r>
+        <w:rPr>
+          <w:b w:val="0"/>
+        </w:rPr>
+        <w:t xml:space="preserve">Two 45-minute sessions. Changing facts require a stated time and source-version policy. Current-looking records can conflict without enough </w:t>
+      </w:r>
+      <w:r>
+        <w:rPr>
+          <w:b/>
+        </w:rPr>
+        <w:t>evidence</w:t>
+      </w:r>
+      <w:r>
+        <w:rPr>
+          <w:b w:val="0"/>
+        </w:rPr>
+        <w:t xml:space="preserve"> to choose between them.</w:t>
+      </w:r>
+    </w:p>
+    <w:p>
+      <w:pPr>
+        <w:spacing w:line="336" w:lineRule="auto" w:after="180"/>
+      </w:pPr>
+      <w:r>
+        <w:rPr>
+          <w:b w:val="0"/>
+        </w:rPr>
+        <w:t xml:space="preserve">Use the supplied constructed scenarios to make the </w:t>
+      </w:r>
+      <w:r>
+        <w:rPr>
+          <w:b/>
+        </w:rPr>
+        <w:t>mechanism</w:t>
+      </w:r>
+      <w:r>
+        <w:rPr>
+          <w:b w:val="0"/>
+        </w:rPr>
+        <w:t xml:space="preserve"> inspectable. Collect W4 before sharing solutions.</w:t>
+      </w:r>
+    </w:p>
+    <w:p>
+      <w:pPr>
+        <w:spacing w:line="336" w:lineRule="auto" w:after="180"/>
+      </w:pPr>
+      <w:r>
+        <w:rPr>
+          <w:b w:val="0"/>
+        </w:rPr>
+        <w:t xml:space="preserve">Students should name intermediate </w:t>
+      </w:r>
+      <w:r>
+        <w:rPr>
+          <w:b/>
+        </w:rPr>
+        <w:t>evidence</w:t>
+      </w:r>
+      <w:r>
+        <w:rPr>
+          <w:b w:val="0"/>
+        </w:rPr>
+        <w:t xml:space="preserve"> and limitations; classroom pacing and learning effectiveness remain unvalidated.</w:t>
+      </w:r>
+    </w:p>
+    <w:p>
+      <w:pPr>
+        <w:spacing w:line="336" w:lineRule="auto" w:after="180"/>
+      </w:pPr>
+      <w:r>
+        <w:rPr>
+          <w:b w:val="0"/>
+        </w:rPr>
+        <w:t xml:space="preserve">By the end, I can apply source </w:t>
+      </w:r>
+      <w:r>
+        <w:rPr>
+          <w:b/>
+        </w:rPr>
+        <w:t>authority</w:t>
+      </w:r>
+      <w:r>
+        <w:rPr>
+          <w:b w:val="0"/>
+        </w:rPr>
+        <w:t xml:space="preserve"> and effective dates rather than choosing the newest-looking upload.</w:t>
+      </w:r>
+    </w:p>
+    <w:p>
+      <w:pPr>
+        <w:pStyle w:val="Heading2"/>
+      </w:pPr>
+      <w:r>
+        <w:t>What to prepare</w:t>
+      </w:r>
+    </w:p>
+    <w:p>
+      <w:pPr>
+        <w:pStyle w:val="ListBullet"/>
+      </w:pPr>
+      <w:r>
+        <w:t>Use the supplied scenario, student illustrations and blank paper. For numeric work, offer counters or a calculator after learners show the setup. Fictional records are supplied; personal data and paid accounts are unnecessary.</w:t>
+      </w:r>
+    </w:p>
+    <w:p>
+      <w:pPr>
+        <w:pStyle w:val="ListBullet"/>
+      </w:pPr>
+      <w:r>
+        <w:t>Lesson and workbook; paper and pencil</w:t>
+      </w:r>
+    </w:p>
+    <w:p>
+      <w:pPr>
+        <w:pStyle w:val="ListBullet"/>
+      </w:pPr>
+      <w:r>
+        <w:t>Calculator and optional local Python 3 for arithmetic; no live API or private data</w:t>
+      </w:r>
+    </w:p>
+    <w:p>
+      <w:pPr>
+        <w:pStyle w:val="ListBullet"/>
+      </w:pPr>
+      <w:r>
+        <w:t>Prepare the fresh retry separately and withhold its solution until after collection</w:t>
+      </w:r>
+    </w:p>
+    <w:p>
+      <w:pPr>
+        <w:pStyle w:val="Heading2"/>
+      </w:pPr>
+      <w:r>
+        <w:t>Main teaching plan</w:t>
       </w:r>
     </w:p>
     <w:tbl>
@@ -243,9 +401,334 @@
     </w:p>
     <w:p>
       <w:pPr>
+        <w:pStyle w:val="Heading2"/>
+      </w:pPr>
+      <w:r>
+        <w:t>Opening retrieval and readiness</w:t>
+      </w:r>
+    </w:p>
+    <w:p>
+      <w:pPr>
+        <w:spacing w:line="336" w:lineRule="auto" w:after="180"/>
+      </w:pPr>
+      <w:r>
+        <w:rPr>
+          <w:b w:val="0"/>
+        </w:rPr>
+        <w:t>Without opening the old lesson, explain one key idea from Hallucination Failure Types. Give an example and a mistake that the idea helps you avoid.</w:t>
+      </w:r>
+    </w:p>
+    <w:p>
+      <w:pPr>
+        <w:spacing w:line="336" w:lineRule="auto" w:after="180"/>
+      </w:pPr>
+      <w:r>
+        <w:rPr>
+          <w:b w:val="0"/>
+        </w:rPr>
+        <w:t xml:space="preserve">Look for: Explain the </w:t>
+      </w:r>
+      <w:r>
+        <w:rPr>
+          <w:b/>
+        </w:rPr>
+        <w:t>mechanism</w:t>
+      </w:r>
+      <w:r>
+        <w:rPr>
+          <w:b w:val="0"/>
+        </w:rPr>
+        <w:t xml:space="preserve"> and terminology of generation failures and verification</w:t>
+      </w:r>
+    </w:p>
+    <w:p>
+      <w:pPr>
+        <w:spacing w:line="336" w:lineRule="auto" w:after="180"/>
+      </w:pPr>
+      <w:r>
+        <w:rPr>
+          <w:b w:val="0"/>
+        </w:rPr>
+        <w:t>Reference example, not the only acceptable wording: Teacher explanation: Generated answers may invent facts, misread quantities or cite irrelevant passages.</w:t>
+      </w:r>
+    </w:p>
+    <w:p>
+      <w:pPr>
+        <w:spacing w:line="336" w:lineRule="auto" w:after="180"/>
+      </w:pPr>
+      <w:r>
+        <w:rPr>
+          <w:b w:val="0"/>
+        </w:rPr>
+        <w:t xml:space="preserve">Verification checks each claim against </w:t>
+      </w:r>
+      <w:r>
+        <w:rPr>
+          <w:b/>
+        </w:rPr>
+        <w:t>evidence</w:t>
+      </w:r>
+      <w:r>
+        <w:rPr>
+          <w:b w:val="0"/>
+        </w:rPr>
+        <w:t xml:space="preserve"> rather than accepting fluent wording. Split an answer into atomic claims. For each, record the exact source passage, support status and any needed calculation.</w:t>
+      </w:r>
+    </w:p>
+    <w:p>
+      <w:pPr>
+        <w:spacing w:line="336" w:lineRule="auto" w:after="180"/>
+      </w:pPr>
+      <w:r>
+        <w:rPr>
+          <w:b w:val="0"/>
+        </w:rPr>
+        <w:t>Mark unsupported and contradicted claims separately; do not repair them by inventing sources.</w:t>
+      </w:r>
+    </w:p>
+    <w:p>
+      <w:pPr>
+        <w:spacing w:line="336" w:lineRule="auto" w:after="180"/>
+      </w:pPr>
+      <w:r>
+        <w:rPr>
+          <w:b w:val="0"/>
+        </w:rPr>
+        <w:t>Without opening the old lesson, explain one key idea from Speech and Audio Systems. Give an example and a mistake that the idea helps you avoid.</w:t>
+      </w:r>
+    </w:p>
+    <w:p>
+      <w:pPr>
+        <w:spacing w:line="336" w:lineRule="auto" w:after="180"/>
+      </w:pPr>
+      <w:r>
+        <w:rPr>
+          <w:b w:val="0"/>
+        </w:rPr>
+        <w:t xml:space="preserve">Look for: Explain the </w:t>
+      </w:r>
+      <w:r>
+        <w:rPr>
+          <w:b/>
+        </w:rPr>
+        <w:t>mechanism</w:t>
+      </w:r>
+      <w:r>
+        <w:rPr>
+          <w:b w:val="0"/>
+        </w:rPr>
+        <w:t xml:space="preserve"> and terminology of speech pipelines and multimodal </w:t>
+      </w:r>
+      <w:r>
+        <w:rPr>
+          <w:b/>
+        </w:rPr>
+        <w:t>evidence</w:t>
+      </w:r>
+    </w:p>
+    <w:p>
+      <w:pPr>
+        <w:spacing w:line="336" w:lineRule="auto" w:after="180"/>
+      </w:pPr>
+      <w:r>
+        <w:rPr>
+          <w:b w:val="0"/>
+        </w:rPr>
+        <w:t>Reference example, not the only acceptable wording: Teacher explanation: A multimodal pipeline may transcribe speech, inspect an image and generate a response.</w:t>
+      </w:r>
+    </w:p>
+    <w:p>
+      <w:pPr>
+        <w:spacing w:line="336" w:lineRule="auto" w:after="180"/>
+      </w:pPr>
+      <w:r>
+        <w:rPr>
+          <w:b w:val="0"/>
+        </w:rPr>
+        <w:t>Errors at one stage can propagate even when later stages run correctly. Track source modality, segment/time references, transcription, interpretation and final claims separately.</w:t>
+      </w:r>
+    </w:p>
+    <w:p>
+      <w:pPr>
+        <w:spacing w:line="336" w:lineRule="auto" w:after="180"/>
+      </w:pPr>
+      <w:r>
+        <w:rPr>
+          <w:b w:val="0"/>
+        </w:rPr>
+        <w:t xml:space="preserve">Compare conflicting </w:t>
+      </w:r>
+      <w:r>
+        <w:rPr>
+          <w:b/>
+        </w:rPr>
+        <w:t>evidence</w:t>
+      </w:r>
+      <w:r>
+        <w:rPr>
+          <w:b w:val="0"/>
+        </w:rPr>
+        <w:t xml:space="preserve"> without assuming one modality always wins. Ask for clarification when the task needs unresolved information.</w:t>
+      </w:r>
+    </w:p>
+    <w:p>
+      <w:pPr>
+        <w:spacing w:line="336" w:lineRule="auto" w:after="180"/>
+      </w:pPr>
+      <w:r>
+        <w:rPr>
+          <w:b w:val="0"/>
+        </w:rPr>
+        <w:t>Without opening the old lesson, explain one key idea from Prompt Evaluation. Give an example and a mistake that the idea helps you avoid.</w:t>
+      </w:r>
+    </w:p>
+    <w:p>
+      <w:pPr>
+        <w:spacing w:line="336" w:lineRule="auto" w:after="180"/>
+      </w:pPr>
+      <w:r>
+        <w:rPr>
+          <w:b w:val="0"/>
+        </w:rPr>
+        <w:t xml:space="preserve">Look for: Explain the </w:t>
+      </w:r>
+      <w:r>
+        <w:rPr>
+          <w:b/>
+        </w:rPr>
+        <w:t>mechanism</w:t>
+      </w:r>
+      <w:r>
+        <w:rPr>
+          <w:b w:val="0"/>
+        </w:rPr>
+        <w:t xml:space="preserve"> and terminology of controlled prompt experiments</w:t>
+      </w:r>
+    </w:p>
+    <w:p>
+      <w:pPr>
+        <w:spacing w:line="336" w:lineRule="auto" w:after="180"/>
+      </w:pPr>
+      <w:r>
+        <w:rPr>
+          <w:b w:val="0"/>
+        </w:rPr>
+        <w:t>Reference example, not the only acceptable wording: Teacher explanation: A prompt experiment compares complete specifications using the same task cases.</w:t>
+      </w:r>
+    </w:p>
+    <w:p>
+      <w:pPr>
+        <w:spacing w:line="336" w:lineRule="auto" w:after="180"/>
+      </w:pPr>
+      <w:r>
+        <w:rPr>
+          <w:b w:val="0"/>
+        </w:rPr>
+        <w:t xml:space="preserve">Define success before inspecting </w:t>
+      </w:r>
+      <w:r>
+        <w:rPr>
+          <w:b/>
+        </w:rPr>
+        <w:t>output</w:t>
+      </w:r>
+      <w:r>
+        <w:rPr>
+          <w:b w:val="0"/>
+        </w:rPr>
+        <w:t xml:space="preserve">s; change one intended instruction and preserve other settings. Evaluate both prompts on paired cases with fixed model/version, source records, </w:t>
+      </w:r>
+      <w:r>
+        <w:rPr>
+          <w:b/>
+        </w:rPr>
+        <w:t>output</w:t>
+      </w:r>
+      <w:r>
+        <w:rPr>
+          <w:b w:val="0"/>
+        </w:rPr>
+        <w:t xml:space="preserve"> contract and scoring rubric.</w:t>
+      </w:r>
+    </w:p>
+    <w:p>
+      <w:pPr>
+        <w:spacing w:line="336" w:lineRule="auto" w:after="180"/>
+      </w:pPr>
+      <w:r>
+        <w:rPr>
+          <w:b w:val="0"/>
+        </w:rPr>
+        <w:t>Use development results for selection, then reserve new final cases. Score each case rather than counting attractive sentences.</w:t>
+      </w:r>
+    </w:p>
+    <w:p>
+      <w:pPr>
+        <w:spacing w:line="336" w:lineRule="auto" w:after="180"/>
+      </w:pPr>
+      <w:r>
+        <w:rPr>
+          <w:b w:val="0"/>
+        </w:rPr>
+        <w:t xml:space="preserve">A result depends on the </w:t>
+      </w:r>
+      <w:r>
+        <w:rPr>
+          <w:b/>
+        </w:rPr>
+        <w:t>input</w:t>
+      </w:r>
+      <w:r>
+        <w:rPr>
+          <w:b w:val="0"/>
+        </w:rPr>
+        <w:t xml:space="preserve">s, procedure and conditions that produced it. Preserve data roles and distinguish observed outcomes from </w:t>
+      </w:r>
+      <w:r>
+        <w:rPr>
+          <w:b/>
+        </w:rPr>
+        <w:t>prediction</w:t>
+      </w:r>
+      <w:r>
+        <w:rPr>
+          <w:b w:val="0"/>
+        </w:rPr>
+        <w:t>s or unmeasured conditions.</w:t>
+      </w:r>
+    </w:p>
+    <w:p>
+      <w:pPr>
+        <w:spacing w:line="336" w:lineRule="auto" w:after="180"/>
+      </w:pPr>
+      <w:r>
+        <w:rPr>
+          <w:b w:val="0"/>
+        </w:rPr>
+        <w:t>If the prior concept cannot be explained, use a short retrieval activity before this chapter.</w:t>
+      </w:r>
+    </w:p>
+    <w:p>
+      <w:pPr>
+        <w:pStyle w:val="Heading2"/>
+      </w:pPr>
+      <w:r>
+        <w:t>Earlier wording, alternatives and picture transcripts · reference / check after trying</w:t>
+      </w:r>
+    </w:p>
+    <w:p>
+      <w:pPr>
         <w:pStyle w:val="Heading3"/>
       </w:pPr>
       <w:r>
+        <w:t>Teach the learning cycle</w:t>
+      </w:r>
+    </w:p>
+    <w:p>
+      <w:pPr>
+        <w:pStyle w:val="Heading3"/>
+      </w:pPr>
+      <w:r>
         <w:t>Retrieval answer guidance</w:t>
       </w:r>
     </w:p>
@@ -259,298 +742,42 @@
     </w:p>
     <w:p>
       <w:pPr>
+        <w:pStyle w:val="Heading3"/>
+      </w:pPr>
+      <w:r>
+        <w:t>Speech and Audio Systems</w:t>
+      </w:r>
+    </w:p>
+    <w:p>
+      <w:pPr>
+        <w:pStyle w:val="Heading3"/>
+      </w:pPr>
+      <w:r>
+        <w:t>Prompt Evaluation</w:t>
+      </w:r>
+    </w:p>
+    <w:p>
+      <w:pPr>
         <w:spacing w:line="336" w:lineRule="auto" w:after="180"/>
       </w:pPr>
       <w:r>
         <w:rPr>
           <w:b w:val="0"/>
         </w:rPr>
-        <w:t>Without opening the old lesson, explain one key idea from Hallucination Failure Types. Give an example and a mistake that the idea helps you avoid.</w:t>
+        <w:t>Use the student module and workbook section with this exact week title. The worked case, independent question and answers below form one aligned lesson sequence.</w:t>
+      </w:r>
+    </w:p>
+    <w:p>
+      <w:pPr>
+        <w:pStyle w:val="Heading3"/>
+      </w:pPr>
+      <w:r>
+        <w:t>What the learner must demonstrate</w:t>
       </w:r>
     </w:p>
     <w:p>
       <w:pPr>
         <w:spacing w:line="336" w:lineRule="auto" w:after="180"/>
-      </w:pPr>
-      <w:r>
-        <w:rPr>
-          <w:b w:val="0"/>
-        </w:rPr>
-        <w:t xml:space="preserve">Look for: Explain the </w:t>
-      </w:r>
-      <w:r>
-        <w:rPr>
-          <w:b/>
-        </w:rPr>
-        <w:t>mechanism</w:t>
-      </w:r>
-      <w:r>
-        <w:rPr>
-          <w:b w:val="0"/>
-        </w:rPr>
-        <w:t xml:space="preserve"> and terminology of generation failures and verification</w:t>
-      </w:r>
-    </w:p>
-    <w:p>
-      <w:pPr>
-        <w:spacing w:line="336" w:lineRule="auto" w:after="180"/>
-      </w:pPr>
-      <w:r>
-        <w:rPr>
-          <w:b w:val="0"/>
-        </w:rPr>
-        <w:t>Reference example, not the only acceptable wording: Teacher explanation: Generated answers may invent facts, misread quantities or cite irrelevant passages.</w:t>
-      </w:r>
-    </w:p>
-    <w:p>
-      <w:pPr>
-        <w:spacing w:line="336" w:lineRule="auto" w:after="180"/>
-      </w:pPr>
-      <w:r>
-        <w:rPr>
-          <w:b w:val="0"/>
-        </w:rPr>
-        <w:t xml:space="preserve">Verification checks each claim against </w:t>
-      </w:r>
-      <w:r>
-        <w:rPr>
-          <w:b/>
-        </w:rPr>
-        <w:t>evidence</w:t>
-      </w:r>
-      <w:r>
-        <w:rPr>
-          <w:b w:val="0"/>
-        </w:rPr>
-        <w:t xml:space="preserve"> rather than accepting fluent wording. Split an answer into atomic claims. For each, record the exact source passage, support status and any needed calculation.</w:t>
-      </w:r>
-    </w:p>
-    <w:p>
-      <w:pPr>
-        <w:spacing w:line="336" w:lineRule="auto" w:after="180"/>
-      </w:pPr>
-      <w:r>
-        <w:rPr>
-          <w:b w:val="0"/>
-        </w:rPr>
-        <w:t>Mark unsupported and contradicted claims separately; do not repair them by inventing sources.</w:t>
-      </w:r>
-    </w:p>
-    <w:p>
-      <w:pPr>
-        <w:pStyle w:val="Heading3"/>
-      </w:pPr>
-      <w:r>
-        <w:t>Speech and Audio Systems</w:t>
-      </w:r>
-    </w:p>
-    <w:p>
-      <w:pPr>
-        <w:spacing w:line="336" w:lineRule="auto" w:after="180"/>
-      </w:pPr>
-      <w:r>
-        <w:rPr>
-          <w:b w:val="0"/>
-        </w:rPr>
-        <w:t>Without opening the old lesson, explain one key idea from Speech and Audio Systems. Give an example and a mistake that the idea helps you avoid.</w:t>
-      </w:r>
-    </w:p>
-    <w:p>
-      <w:pPr>
-        <w:spacing w:line="336" w:lineRule="auto" w:after="180"/>
-      </w:pPr>
-      <w:r>
-        <w:rPr>
-          <w:b w:val="0"/>
-        </w:rPr>
-        <w:t xml:space="preserve">Look for: Explain the </w:t>
-      </w:r>
-      <w:r>
-        <w:rPr>
-          <w:b/>
-        </w:rPr>
-        <w:t>mechanism</w:t>
-      </w:r>
-      <w:r>
-        <w:rPr>
-          <w:b w:val="0"/>
-        </w:rPr>
-        <w:t xml:space="preserve"> and terminology of speech pipelines and multimodal </w:t>
-      </w:r>
-      <w:r>
-        <w:rPr>
-          <w:b/>
-        </w:rPr>
-        <w:t>evidence</w:t>
-      </w:r>
-    </w:p>
-    <w:p>
-      <w:pPr>
-        <w:spacing w:line="336" w:lineRule="auto" w:after="180"/>
-      </w:pPr>
-      <w:r>
-        <w:rPr>
-          <w:b w:val="0"/>
-        </w:rPr>
-        <w:t>Reference example, not the only acceptable wording: Teacher explanation: A multimodal pipeline may transcribe speech, inspect an image and generate a response.</w:t>
-      </w:r>
-    </w:p>
-    <w:p>
-      <w:pPr>
-        <w:spacing w:line="336" w:lineRule="auto" w:after="180"/>
-      </w:pPr>
-      <w:r>
-        <w:rPr>
-          <w:b w:val="0"/>
-        </w:rPr>
-        <w:t>Errors at one stage can propagate even when later stages run correctly. Track source modality, segment/time references, transcription, interpretation and final claims separately.</w:t>
-      </w:r>
-    </w:p>
-    <w:p>
-      <w:pPr>
-        <w:spacing w:line="336" w:lineRule="auto" w:after="180"/>
-      </w:pPr>
-      <w:r>
-        <w:rPr>
-          <w:b w:val="0"/>
-        </w:rPr>
-        <w:t xml:space="preserve">Compare conflicting </w:t>
-      </w:r>
-      <w:r>
-        <w:rPr>
-          <w:b/>
-        </w:rPr>
-        <w:t>evidence</w:t>
-      </w:r>
-      <w:r>
-        <w:rPr>
-          <w:b w:val="0"/>
-        </w:rPr>
-        <w:t xml:space="preserve"> without assuming one modality always wins. Ask for clarification when the task needs unresolved information.</w:t>
-      </w:r>
-    </w:p>
-    <w:p>
-      <w:pPr>
-        <w:pStyle w:val="Heading3"/>
-      </w:pPr>
-      <w:r>
-        <w:t>Prompt Evaluation</w:t>
-      </w:r>
-    </w:p>
-    <w:p>
-      <w:pPr>
-        <w:spacing w:line="336" w:lineRule="auto" w:after="180"/>
-      </w:pPr>
-      <w:r>
-        <w:rPr>
-          <w:b w:val="0"/>
-        </w:rPr>
-        <w:t>Without opening the old lesson, explain one key idea from Prompt Evaluation. Give an example and a mistake that the idea helps you avoid.</w:t>
-      </w:r>
-    </w:p>
-    <w:p>
-      <w:pPr>
-        <w:spacing w:line="336" w:lineRule="auto" w:after="180"/>
-      </w:pPr>
-      <w:r>
-        <w:rPr>
-          <w:b w:val="0"/>
-        </w:rPr>
-        <w:t xml:space="preserve">Look for: Explain the </w:t>
-      </w:r>
-      <w:r>
-        <w:rPr>
-          <w:b/>
-        </w:rPr>
-        <w:t>mechanism</w:t>
-      </w:r>
-      <w:r>
-        <w:rPr>
-          <w:b w:val="0"/>
-        </w:rPr>
-        <w:t xml:space="preserve"> and terminology of controlled prompt experiments</w:t>
-      </w:r>
-    </w:p>
-    <w:p>
-      <w:pPr>
-        <w:spacing w:line="336" w:lineRule="auto" w:after="180"/>
-      </w:pPr>
-      <w:r>
-        <w:rPr>
-          <w:b w:val="0"/>
-        </w:rPr>
-        <w:t>Reference example, not the only acceptable wording: Teacher explanation: A prompt experiment compares complete specifications using the same task cases.</w:t>
-      </w:r>
-    </w:p>
-    <w:p>
-      <w:pPr>
-        <w:spacing w:line="336" w:lineRule="auto" w:after="180"/>
-      </w:pPr>
-      <w:r>
-        <w:rPr>
-          <w:b w:val="0"/>
-        </w:rPr>
-        <w:t xml:space="preserve">Define success before inspecting </w:t>
-      </w:r>
-      <w:r>
-        <w:rPr>
-          <w:b/>
-        </w:rPr>
-        <w:t>output</w:t>
-      </w:r>
-      <w:r>
-        <w:rPr>
-          <w:b w:val="0"/>
-        </w:rPr>
-        <w:t xml:space="preserve">s; change one intended instruction and preserve other settings. Evaluate both prompts on paired cases with fixed model/version, source records, </w:t>
-      </w:r>
-      <w:r>
-        <w:rPr>
-          <w:b/>
-        </w:rPr>
-        <w:t>output</w:t>
-      </w:r>
-      <w:r>
-        <w:rPr>
-          <w:b w:val="0"/>
-        </w:rPr>
-        <w:t xml:space="preserve"> contract and scoring rubric.</w:t>
-      </w:r>
-    </w:p>
-    <w:p>
-      <w:pPr>
-        <w:spacing w:line="336" w:lineRule="auto" w:after="180"/>
-      </w:pPr>
-      <w:r>
-        <w:rPr>
-          <w:b w:val="0"/>
-        </w:rPr>
-        <w:t>Use development results for selection, then reserve new final cases. Score each case rather than counting attractive sentences.</w:t>
-      </w:r>
-    </w:p>
-    <w:p>
-      <w:pPr>
-        <w:spacing w:line="336" w:lineRule="auto" w:after="180"/>
-      </w:pPr>
-      <w:r>
-        <w:rPr>
-          <w:b w:val="0"/>
-        </w:rPr>
-        <w:t>Use the student module and workbook section with this exact week title. The worked case, independent question and answers below form one aligned lesson sequence.</w:t>
-      </w:r>
-    </w:p>
-    <w:p>
-      <w:pPr>
-        <w:pStyle w:val="Heading3"/>
-      </w:pPr>
-      <w:r>
-        <w:t>What the learner must demonstrate</w:t>
-      </w:r>
-    </w:p>
-    <w:p>
-      <w:pPr>
-        <w:spacing w:line="336" w:lineRule="auto" w:after="180"/>
-        <w:shd w:fill="F5F1FB"/>
       </w:pPr>
       <w:r>
         <w:rPr>
@@ -753,6 +980,11 @@
       </w:r>
     </w:p>
     <w:p>
+      <w:r>
+        <w:t>This compact option is not the full-week schedule. Use the main teaching cycle and allow extra sessions for the investigation, independent work and project.</w:t>
+      </w:r>
+    </w:p>
+    <w:p>
       <w:pPr>
         <w:spacing w:line="336" w:lineRule="auto" w:after="180"/>
       </w:pPr>
@@ -760,7 +992,7 @@
         <w:rPr>
           <w:b w:val="0"/>
         </w:rPr>
-        <w:t>Use the supplied scenario, student illustrations and blank paper. For numeric work, offer counters or a calculator after learners show the setup. Fictional records are supplied; personal data and paid accounts are unnecessary.</w:t>
+        <w:t>Allow 80 minutes: recall 8; explanation 12; worked demonstration 15; guided practice 20; independent assessment 15; project and reflection 10. Extend the lab into a second session when needed.</w:t>
       </w:r>
     </w:p>
     <w:p>
@@ -768,32 +1000,55 @@
         <w:pStyle w:val="Heading3"/>
       </w:pPr>
       <w:r>
-        <w:t>Alternative compact allocation</w:t>
-      </w:r>
-    </w:p>
-    <w:p>
-      <w:r>
-        <w:t>This compact option is not the full-week schedule. Use the main teaching cycle and allow extra sessions for the investigation, independent work and project.</w:t>
+        <w:t>Preparation for the connected explanation</w:t>
+      </w:r>
+    </w:p>
+    <w:p>
+      <w:pPr>
+        <w:pStyle w:val="Heading3"/>
+      </w:pPr>
+      <w:r>
+        <w:t>Readiness answer</w:t>
+      </w:r>
+    </w:p>
+    <w:p>
+      <w:pPr>
+        <w:pStyle w:val="Heading3"/>
+      </w:pPr>
+      <w:r>
+        <w:t>End goal for the pictorial case</w:t>
       </w:r>
     </w:p>
     <w:p>
       <w:pPr>
         <w:spacing w:line="336" w:lineRule="auto" w:after="180"/>
-        <w:shd w:fill="F1F6F8"/>
       </w:pPr>
       <w:r>
         <w:rPr>
           <w:b w:val="0"/>
         </w:rPr>
-        <w:t>Allow 80 minutes: recall 8; explanation 12; worked demonstration 15; guided practice 20; independent assessment 15; project and reflection 10. Extend the lab into a second session when needed.</w:t>
-      </w:r>
-    </w:p>
-    <w:p>
-      <w:pPr>
-        <w:pStyle w:val="Heading3"/>
-      </w:pPr>
-      <w:r>
-        <w:t>Preparation for the connected explanation</w:t>
+        <w:t>This added worked case illustrates the week’s main idea. Retain all original and connected topics; schedule its practice within the teaching cycle.</w:t>
+      </w:r>
+    </w:p>
+    <w:p>
+      <w:pPr>
+        <w:pStyle w:val="Heading1"/>
+      </w:pPr>
+      <w:r>
+        <w:t>02. Teach relevance,origin and effective authority as separate checks</w:t>
+      </w:r>
+    </w:p>
+    <w:p>
+      <w:r>
+        <w:t>Keep weekday and numbered-day records separately labelled.</w:t>
+      </w:r>
+    </w:p>
+    <w:p>
+      <w:pPr>
+        <w:pStyle w:val="Heading2"/>
+      </w:pPr>
+      <w:r>
+        <w:t>State the version-policy contract</w:t>
       </w:r>
     </w:p>
     <w:p>
@@ -804,7 +1059,7 @@
         <w:rPr>
           <w:b w:val="0"/>
         </w:rPr>
-        <w:t xml:space="preserve">Two 45-minute sessions. Changing facts require a stated time and source-version policy. Current-looking records can conflict without enough </w:t>
+        <w:t xml:space="preserve">Changing facts require a stated time and source-version policy. Current-looking records can conflict without enough </w:t>
       </w:r>
       <w:r>
         <w:rPr>
@@ -827,19 +1082,31 @@
         <w:rPr>
           <w:b w:val="0"/>
         </w:rPr>
-        <w:t xml:space="preserve">Use the supplied constructed scenarios to make the </w:t>
+        <w:t xml:space="preserve">For this toy task a signed amendment supersedes the referenced original from its </w:t>
       </w:r>
       <w:r>
         <w:rPr>
           <w:b/>
         </w:rPr>
-        <w:t>mechanism</w:t>
+        <w:t>effective time</w:t>
       </w:r>
       <w:r>
         <w:rPr>
           <w:b w:val="0"/>
         </w:rPr>
-        <w:t xml:space="preserve"> inspectable. Collect W4 before sharing solutions.</w:t>
+        <w:t xml:space="preserve">. Keep both records. A newer timestamp alone has no </w:t>
+      </w:r>
+      <w:r>
+        <w:rPr>
+          <w:b/>
+        </w:rPr>
+        <w:t>authority</w:t>
+      </w:r>
+      <w:r>
+        <w:rPr>
+          <w:b w:val="0"/>
+        </w:rPr>
+        <w:t xml:space="preserve"> unless the policy grants it.</w:t>
       </w:r>
     </w:p>
     <w:p>
@@ -850,27 +1117,57 @@
         <w:rPr>
           <w:b w:val="0"/>
         </w:rPr>
-        <w:t xml:space="preserve">Students should name intermediate </w:t>
+        <w:t>Classroom policy: the supplied signed amendment supersedes its referenced original from the start of the stated effective day, including that day. An old record reuploaded later does not revoke the amendment. Signed status and issuer authority are givens for this exercise; no real signature or document authenticity is verified. Keep issued/uploaded dates, effective dates and version links as separate fields.</w:t>
+      </w:r>
+    </w:p>
+    <w:p>
+      <w:pPr>
+        <w:pStyle w:val="Heading2"/>
+      </w:pPr>
+      <w:r>
+        <w:t>Trace the separate N/M weekday review</w:t>
+      </w:r>
+    </w:p>
+    <w:p>
+      <w:pPr>
+        <w:spacing w:line="336" w:lineRule="auto" w:after="180"/>
+      </w:pPr>
+      <w:r>
+        <w:rPr>
+          <w:b w:val="0"/>
+        </w:rPr>
+        <w:t>Notice N says room A from Monday. Signed amendment M references N and changes to B effective Wednesday. Query asks Tuesday, then Thursday.</w:t>
+      </w:r>
+    </w:p>
+    <w:p>
+      <w:pPr>
+        <w:spacing w:line="336" w:lineRule="auto" w:after="180"/>
+      </w:pPr>
+      <w:r>
+        <w:rPr>
+          <w:b w:val="0"/>
+        </w:rPr>
+        <w:t xml:space="preserve">Tuesday uses A; Thursday uses B. The amendment </w:t>
       </w:r>
       <w:r>
         <w:rPr>
           <w:b/>
         </w:rPr>
-        <w:t>evidence</w:t>
+        <w:t>effective time</w:t>
       </w:r>
       <w:r>
         <w:rPr>
           <w:b w:val="0"/>
         </w:rPr>
-        <w:t xml:space="preserve"> and limitations; classroom pacing and learning effectiveness remain unvalidated.</w:t>
-      </w:r>
-    </w:p>
-    <w:p>
-      <w:pPr>
-        <w:pStyle w:val="Heading3"/>
-      </w:pPr>
-      <w:r>
-        <w:t>Readiness answer</w:t>
+        <w:t>, not merely upload order, determines the change.</w:t>
+      </w:r>
+    </w:p>
+    <w:p>
+      <w:pPr>
+        <w:pStyle w:val="Heading2"/>
+      </w:pPr>
+      <w:r>
+        <w:t>Read the numbered-day A/B case</w:t>
       </w:r>
     </w:p>
     <w:p>
@@ -881,963 +1178,45 @@
         <w:rPr>
           <w:b w:val="0"/>
         </w:rPr>
-        <w:t xml:space="preserve">A result depends on the </w:t>
-      </w:r>
-      <w:r>
-        <w:rPr>
-          <w:b/>
-        </w:rPr>
-        <w:t>input</w:t>
-      </w:r>
+        <w:t>A fictional Study Buddy answers which room a club is authorised to use.</w:t>
+      </w:r>
+    </w:p>
+    <w:p>
+      <w:pPr>
+        <w:spacing w:line="336" w:lineRule="auto" w:after="180"/>
+      </w:pPr>
       <w:r>
         <w:rPr>
           <w:b w:val="0"/>
         </w:rPr>
-        <w:t xml:space="preserve">s, procedure and conditions that produced it. Preserve data roles and distinguish observed outcomes from </w:t>
-      </w:r>
-      <w:r>
-        <w:rPr>
-          <w:b/>
-        </w:rPr>
-        <w:t>prediction</w:t>
-      </w:r>
+        <w:t>Signed notice A: Hall 1 from day 1. Signed amendment B references A and changes to Hall 3 effective day 8.</w:t>
+      </w:r>
+    </w:p>
+    <w:p>
+      <w:pPr>
+        <w:spacing w:line="336" w:lineRule="auto" w:after="180"/>
+      </w:pPr>
       <w:r>
         <w:rPr>
           <w:b w:val="0"/>
         </w:rPr>
-        <w:t>s or unmeasured conditions.</w:t>
-      </w:r>
-    </w:p>
-    <w:p>
-      <w:pPr>
-        <w:spacing w:line="336" w:lineRule="auto" w:after="180"/>
-      </w:pPr>
-      <w:r>
-        <w:rPr>
-          <w:b w:val="0"/>
-        </w:rPr>
-        <w:t>If the prior concept cannot be explained, use a short retrieval activity before this chapter.</w:t>
-      </w:r>
-    </w:p>
-    <w:p>
-      <w:pPr>
-        <w:spacing w:line="336" w:lineRule="auto" w:after="180"/>
-      </w:pPr>
-      <w:r>
-        <w:rPr>
-          <w:b w:val="0"/>
-        </w:rPr>
-        <w:t>Lesson and workbook; paper and pencil</w:t>
-      </w:r>
-    </w:p>
-    <w:p>
-      <w:pPr>
-        <w:spacing w:line="336" w:lineRule="auto" w:after="180"/>
-      </w:pPr>
-      <w:r>
-        <w:rPr>
-          <w:b w:val="0"/>
-        </w:rPr>
-        <w:t>Calculator and optional local Python 3 for arithmetic; no live API or private data</w:t>
-      </w:r>
-    </w:p>
-    <w:p>
-      <w:pPr>
-        <w:spacing w:line="336" w:lineRule="auto" w:after="180"/>
-      </w:pPr>
-      <w:r>
-        <w:rPr>
-          <w:b w:val="0"/>
-        </w:rPr>
-        <w:t>Prepare the fresh retry separately and withhold its solution until after collection</w:t>
-      </w:r>
-    </w:p>
-    <w:p>
-      <w:pPr>
-        <w:pStyle w:val="Heading3"/>
-      </w:pPr>
-      <w:r>
-        <w:t>End goal for the pictorial case</w:t>
-      </w:r>
-    </w:p>
-    <w:p>
-      <w:pPr>
-        <w:spacing w:line="336" w:lineRule="auto" w:after="180"/>
-      </w:pPr>
-      <w:r>
-        <w:rPr>
-          <w:b w:val="0"/>
-        </w:rPr>
-        <w:t xml:space="preserve">By the end, I can apply source </w:t>
-      </w:r>
-      <w:r>
-        <w:rPr>
-          <w:b/>
-        </w:rPr>
-        <w:t>authority</w:t>
-      </w:r>
-      <w:r>
-        <w:rPr>
-          <w:b w:val="0"/>
-        </w:rPr>
-        <w:t xml:space="preserve"> and effective dates rather than choosing the newest-looking upload.</w:t>
-      </w:r>
-    </w:p>
-    <w:p>
-      <w:pPr>
-        <w:spacing w:line="336" w:lineRule="auto" w:after="180"/>
-      </w:pPr>
-      <w:r>
-        <w:rPr>
-          <w:b w:val="0"/>
-        </w:rPr>
-        <w:t>This added worked case illustrates the week’s main idea. Retain all original and connected topics; schedule its practice within the teaching cycle.</w:t>
-      </w:r>
-    </w:p>
-    <w:p>
-      <w:pPr>
-        <w:pStyle w:val="Heading1"/>
-      </w:pPr>
-      <w:r>
-        <w:t>02. Explain the mechanism</w:t>
-      </w:r>
-    </w:p>
-    <w:p>
-      <w:r>
-        <w:t>Model Source Quality using the supplied case, labelled mechanism and reasoning. Make the scope of each conclusion explicit.</w:t>
-      </w:r>
-    </w:p>
-    <w:p>
-      <w:pPr>
-        <w:spacing w:line="336" w:lineRule="auto" w:after="180"/>
-      </w:pPr>
-      <w:r>
-        <w:rPr>
-          <w:b/>
-        </w:rPr>
-        <w:t>Input</w:t>
-      </w:r>
-      <w:r>
-        <w:rPr>
-          <w:b w:val="0"/>
-        </w:rPr>
-        <w:t xml:space="preserve"> → </w:t>
-      </w:r>
-      <w:r>
-        <w:rPr>
-          <w:b/>
-        </w:rPr>
-        <w:t>Process</w:t>
-      </w:r>
-      <w:r>
-        <w:rPr>
-          <w:b w:val="0"/>
-        </w:rPr>
-        <w:t xml:space="preserve"> → </w:t>
-      </w:r>
-      <w:r>
-        <w:rPr>
-          <w:b/>
-        </w:rPr>
-        <w:t>Output</w:t>
-      </w:r>
-    </w:p>
-    <w:p>
-      <w:pPr>
-        <w:spacing w:line="336" w:lineRule="auto" w:after="180"/>
-      </w:pPr>
-      <w:r>
-        <w:rPr>
-          <w:b w:val="0"/>
-        </w:rPr>
-        <w:t>Trace the information. At each stage, ask what changed and how you could test it.</w:t>
-      </w:r>
-    </w:p>
-    <w:p>
-      <w:pPr>
-        <w:spacing w:line="336" w:lineRule="auto" w:after="180"/>
-      </w:pPr>
-      <w:r>
-        <w:rPr>
-          <w:b w:val="0"/>
-        </w:rPr>
-        <w:t>Which stage could fail even when the other two are correct? Explain:</w:t>
-      </w:r>
-    </w:p>
-    <w:p>
-      <w:pPr>
-        <w:spacing w:line="336" w:lineRule="auto" w:after="180"/>
-      </w:pPr>
-      <w:r>
-        <w:rPr>
-          <w:b w:val="0"/>
-        </w:rPr>
-        <w:t xml:space="preserve">Predict first. Then check each step. A correct answer without visible reasoning is incomplete </w:t>
-      </w:r>
-      <w:r>
-        <w:rPr>
-          <w:b/>
-        </w:rPr>
-        <w:t>evidence</w:t>
-      </w:r>
-      <w:r>
-        <w:rPr>
-          <w:b w:val="0"/>
-        </w:rPr>
-        <w:t>.</w:t>
-      </w:r>
-    </w:p>
-    <w:p>
-      <w:pPr>
-        <w:spacing w:line="336" w:lineRule="auto" w:after="180"/>
-        <w:shd w:fill="F4F9FC"/>
-      </w:pPr>
-      <w:r>
-        <w:rPr>
-          <w:b w:val="0"/>
-        </w:rPr>
-        <w:t>1. A museum page may be authoritative for artifact facts.</w:t>
-      </w:r>
-    </w:p>
-    <w:p>
-      <w:pPr>
-        <w:spacing w:line="336" w:lineRule="auto" w:after="180"/>
-        <w:shd w:fill="F4F9FC"/>
-      </w:pPr>
-      <w:r>
-        <w:rPr>
-          <w:b w:val="0"/>
-        </w:rPr>
-        <w:t>2. A current weather agency page matters more for today’s storm.</w:t>
-      </w:r>
-    </w:p>
-    <w:p>
-      <w:pPr>
-        <w:spacing w:line="336" w:lineRule="auto" w:after="180"/>
-        <w:shd w:fill="F4F9FC"/>
-      </w:pPr>
-      <w:r>
-        <w:rPr>
-          <w:b w:val="0"/>
-        </w:rPr>
-        <w:t>3. Two articles copying one press release are not independent.</w:t>
-      </w:r>
-    </w:p>
-    <w:p>
-      <w:pPr>
-        <w:spacing w:line="336" w:lineRule="auto" w:after="180"/>
-        <w:shd w:fill="F4F9FC"/>
-      </w:pPr>
-      <w:r>
-        <w:rPr>
-          <w:b w:val="0"/>
-        </w:rPr>
-        <w:t>4. Rank sources by the actual claim—not by appearance alone.</w:t>
-      </w:r>
-    </w:p>
-    <w:p>
-      <w:pPr>
-        <w:spacing w:line="336" w:lineRule="auto" w:after="180"/>
-      </w:pPr>
-      <w:r>
-        <w:rPr>
-          <w:b w:val="0"/>
-        </w:rPr>
-        <w:t>Recalculate, retrace, or restate the reasoning in your own representation:</w:t>
-      </w:r>
-    </w:p>
-    <w:p>
-      <w:pPr>
-        <w:spacing w:line="336" w:lineRule="auto" w:after="180"/>
-        <w:shd w:fill="F5F1FB"/>
-      </w:pPr>
-      <w:r>
-        <w:rPr>
-          <w:b w:val="0"/>
-        </w:rPr>
-        <w:t xml:space="preserve">CHECK Did the </w:t>
-      </w:r>
-      <w:r>
-        <w:rPr>
-          <w:b/>
-        </w:rPr>
-        <w:t>evidence</w:t>
-      </w:r>
-      <w:r>
-        <w:rPr>
-          <w:b w:val="0"/>
-        </w:rPr>
-        <w:t xml:space="preserve"> answer the exact question? Did the total, path, or source record stay consistent?</w:t>
-      </w:r>
-    </w:p>
-    <w:p>
-      <w:pPr>
-        <w:pStyle w:val="Heading3"/>
-      </w:pPr>
-      <w:r>
-        <w:t>Concrete teaching case</w:t>
-      </w:r>
-    </w:p>
-    <w:p>
-      <w:pPr>
-        <w:pStyle w:val="Heading3"/>
-      </w:pPr>
-      <w:r>
-        <w:t>The teaching case</w:t>
-      </w:r>
-    </w:p>
-    <w:p>
-      <w:pPr>
-        <w:spacing w:line="336" w:lineRule="auto" w:after="180"/>
-        <w:shd w:fill="F1F6FC"/>
-      </w:pPr>
-      <w:r>
-        <w:rPr>
-          <w:b w:val="0"/>
-        </w:rPr>
-        <w:t>An original experiment report and an anonymous unlinked summary describe a method.</w:t>
-      </w:r>
-    </w:p>
-    <w:p>
-      <w:pPr>
-        <w:spacing w:line="336" w:lineRule="auto" w:after="180"/>
-        <w:shd w:fill="F5F1FB"/>
-      </w:pPr>
-      <w:r>
-        <w:rPr>
-          <w:b w:val="0"/>
-        </w:rPr>
-        <w:t>Where should verification begin?</w:t>
-      </w:r>
-    </w:p>
-    <w:p>
-      <w:pPr>
-        <w:pStyle w:val="Heading3"/>
-      </w:pPr>
-      <w:r>
-        <w:t>Exact explanation to model</w:t>
-      </w:r>
-    </w:p>
-    <w:p>
-      <w:pPr>
-        <w:pStyle w:val="Heading3"/>
-      </w:pPr>
-      <w:r>
-        <w:t>Why the result follows</w:t>
-      </w:r>
-    </w:p>
-    <w:p>
-      <w:pPr>
-        <w:spacing w:line="336" w:lineRule="auto" w:after="180"/>
-        <w:shd w:fill="F1F6FC"/>
-      </w:pPr>
-      <w:r>
-        <w:rPr>
-          <w:b w:val="0"/>
-        </w:rPr>
-        <w:t>Read the original method, scope and limitations. Original does not mean infallible; summaries may omit conditions.</w:t>
-      </w:r>
-    </w:p>
-    <w:p>
-      <w:pPr>
-        <w:pStyle w:val="Heading3"/>
-      </w:pPr>
-      <w:r>
-        <w:t>Explain the added worked example</w:t>
-      </w:r>
-    </w:p>
-    <w:p>
-      <w:pPr>
-        <w:spacing w:line="336" w:lineRule="auto" w:after="180"/>
-      </w:pPr>
-      <w:r>
-        <w:rPr>
-          <w:b w:val="0"/>
-        </w:rPr>
-        <w:t xml:space="preserve">Changing facts require a stated time and source-version policy. Current-looking records can conflict without enough </w:t>
-      </w:r>
-      <w:r>
-        <w:rPr>
-          <w:b/>
-        </w:rPr>
-        <w:t>evidence</w:t>
-      </w:r>
-      <w:r>
-        <w:rPr>
-          <w:b w:val="0"/>
-        </w:rPr>
-        <w:t xml:space="preserve"> to choose between them.</w:t>
-      </w:r>
-    </w:p>
-    <w:p>
-      <w:pPr>
-        <w:pStyle w:val="Heading3"/>
-      </w:pPr>
-      <w:r>
-        <w:t>Explain the added worked example · 1</w:t>
-      </w:r>
-    </w:p>
-    <w:p>
-      <w:pPr>
-        <w:spacing w:line="336" w:lineRule="auto" w:after="180"/>
-      </w:pPr>
-      <w:r>
-        <w:rPr>
-          <w:b w:val="0"/>
-        </w:rPr>
-        <w:t>Begin by writing the question the procedure is intended to answer. Identify the information already supplied, the information it will produce and the information still missing.</w:t>
-      </w:r>
-    </w:p>
-    <w:p>
-      <w:pPr>
-        <w:spacing w:line="336" w:lineRule="auto" w:after="180"/>
-      </w:pPr>
-      <w:r>
-        <w:rPr>
-          <w:b w:val="0"/>
-        </w:rPr>
-        <w:t>These are constructed classroom examples; they do not require live accounts, private records or an external service. Do not treat a plausible explanation as a measured outcome.</w:t>
-      </w:r>
-    </w:p>
-    <w:p>
-      <w:pPr>
-        <w:spacing w:line="336" w:lineRule="auto" w:after="180"/>
-      </w:pPr>
-      <w:r>
-        <w:rPr>
-          <w:b w:val="0"/>
-        </w:rPr>
-        <w:t xml:space="preserve">For this toy task a signed amendment supersedes the referenced original from its </w:t>
-      </w:r>
-      <w:r>
-        <w:rPr>
-          <w:b/>
-        </w:rPr>
-        <w:t>effective time</w:t>
-      </w:r>
-      <w:r>
-        <w:rPr>
-          <w:b w:val="0"/>
-        </w:rPr>
-        <w:t xml:space="preserve">. Keep both records. A newer timestamp alone has no </w:t>
-      </w:r>
-      <w:r>
-        <w:rPr>
-          <w:b/>
-        </w:rPr>
-        <w:t>authority</w:t>
-      </w:r>
-      <w:r>
-        <w:rPr>
-          <w:b w:val="0"/>
-        </w:rPr>
-        <w:t xml:space="preserve"> unless the policy grants it.</w:t>
-      </w:r>
-    </w:p>
-    <w:p>
-      <w:pPr>
-        <w:pStyle w:val="Heading3"/>
-      </w:pPr>
-      <w:r>
-        <w:t>Explain the added worked example · 2</w:t>
-      </w:r>
-    </w:p>
-    <w:p>
-      <w:pPr>
-        <w:spacing w:line="336" w:lineRule="auto" w:after="180"/>
-      </w:pPr>
-      <w:r>
-        <w:rPr>
-          <w:b w:val="0"/>
-        </w:rPr>
-        <w:t xml:space="preserve">Before applying the procedure, write its units, denominator or decision boundary where relevant. A partner should be able to repeat each step using the same </w:t>
-      </w:r>
-      <w:r>
-        <w:rPr>
-          <w:b/>
-        </w:rPr>
-        <w:t>input</w:t>
-      </w:r>
-      <w:r>
-        <w:rPr>
-          <w:b w:val="0"/>
-        </w:rPr>
-        <w:t>s.</w:t>
-      </w:r>
-    </w:p>
-    <w:p>
-      <w:pPr>
-        <w:spacing w:line="336" w:lineRule="auto" w:after="180"/>
-      </w:pPr>
-      <w:r>
-        <w:rPr>
-          <w:b w:val="0"/>
-        </w:rPr>
-        <w:t xml:space="preserve">If a required </w:t>
-      </w:r>
-      <w:r>
-        <w:rPr>
-          <w:b/>
-        </w:rPr>
-        <w:t>input</w:t>
-      </w:r>
-      <w:r>
-        <w:rPr>
-          <w:b w:val="0"/>
-        </w:rPr>
-        <w:t xml:space="preserve"> is absent or violates the stated contract, record that condition explicitly instead of quietly replacing it with a convenient value.</w:t>
-      </w:r>
-    </w:p>
-    <w:p>
-      <w:pPr>
-        <w:pStyle w:val="Heading3"/>
-      </w:pPr>
-      <w:r>
-        <w:t>Key terms</w:t>
-      </w:r>
-    </w:p>
-    <w:tbl>
-      <w:tblPr>
-        <w:tblStyle w:val="LightShading-Accent1"/>
-        <w:tblW w:type="auto" w:w="0"/>
-        <w:tblLook w:firstColumn="1" w:firstRow="1" w:lastColumn="0" w:lastRow="0" w:noHBand="0" w:noVBand="1" w:val="04A0"/>
-      </w:tblPr>
-      <w:tblGrid>
-        <w:gridCol w:w="5112"/>
-        <w:gridCol w:w="5112"/>
-      </w:tblGrid>
-      <w:tr>
-        <w:trPr>
-          <w:tblHeader/>
-        </w:trPr>
-        <w:tc>
-          <w:tcPr>
-            <w:tcW w:type="dxa" w:w="5112"/>
-          </w:tcPr>
-          <w:p>
-            <w:r>
-              <w:t>Term</w:t>
-            </w:r>
-          </w:p>
-        </w:tc>
-        <w:tc>
-          <w:tcPr>
-            <w:tcW w:type="dxa" w:w="5112"/>
-          </w:tcPr>
-          <w:p>
-            <w:r>
-              <w:t>Meaning</w:t>
-            </w:r>
-          </w:p>
-        </w:tc>
-      </w:tr>
-      <w:tr>
-        <w:tc>
-          <w:tcPr>
-            <w:tcW w:type="dxa" w:w="5112"/>
-          </w:tcPr>
-          <w:p>
-            <w:r>
-              <w:t>Effective time</w:t>
-            </w:r>
-          </w:p>
-        </w:tc>
-        <w:tc>
-          <w:tcPr>
-            <w:tcW w:type="dxa" w:w="5112"/>
-          </w:tcPr>
-          <w:p>
-            <w:r>
-              <w:t>When a declared change begins to apply</w:t>
-            </w:r>
-          </w:p>
-        </w:tc>
-      </w:tr>
-      <w:tr>
-        <w:tc>
-          <w:tcPr>
-            <w:tcW w:type="dxa" w:w="5112"/>
-          </w:tcPr>
-          <w:p>
-            <w:r>
-              <w:t>Supersession</w:t>
-            </w:r>
-          </w:p>
-        </w:tc>
-        <w:tc>
-          <w:tcPr>
-            <w:tcW w:type="dxa" w:w="5112"/>
-          </w:tcPr>
-          <w:p>
-            <w:r>
-              <w:t>A documented replacement relationship between versions</w:t>
-            </w:r>
-          </w:p>
-        </w:tc>
-      </w:tr>
-      <w:tr>
-        <w:tc>
-          <w:tcPr>
-            <w:tcW w:type="dxa" w:w="5112"/>
-          </w:tcPr>
-          <w:p>
-            <w:r>
-              <w:t>Temporal scope</w:t>
-            </w:r>
-          </w:p>
-        </w:tc>
-        <w:tc>
-          <w:tcPr>
-            <w:tcW w:type="dxa" w:w="5112"/>
-          </w:tcPr>
-          <w:p>
-            <w:r>
-              <w:t>The time conditions a claim concerns</w:t>
-            </w:r>
-          </w:p>
-        </w:tc>
-      </w:tr>
-    </w:tbl>
-    <w:p>
-      <w:pPr>
-        <w:pStyle w:val="Heading3"/>
-      </w:pPr>
-      <w:r>
-        <w:t>Model the reasoning aloud</w:t>
-      </w:r>
-    </w:p>
-    <w:p>
-      <w:pPr>
-        <w:spacing w:line="336" w:lineRule="auto" w:after="180"/>
-      </w:pPr>
-      <w:r>
-        <w:rPr>
-          <w:b w:val="0"/>
-        </w:rPr>
-        <w:t xml:space="preserve">Use the complete worked example below before asking learners to complete W2. Reveal a small part, invite a </w:t>
-      </w:r>
-      <w:r>
-        <w:rPr>
-          <w:b/>
-        </w:rPr>
-        <w:t>prediction</w:t>
-      </w:r>
-      <w:r>
-        <w:rPr>
-          <w:b w:val="0"/>
-        </w:rPr>
-        <w:t>, then explain the deciding step.</w:t>
-      </w:r>
-    </w:p>
-    <w:p>
-      <w:pPr>
-        <w:spacing w:line="336" w:lineRule="auto" w:after="180"/>
-      </w:pPr>
-      <w:r>
-        <w:rPr>
-          <w:b w:val="0"/>
-        </w:rPr>
-        <w:t>These teacher notes contain solutions; do not reveal the independent case answer during modelling.</w:t>
-      </w:r>
-    </w:p>
-    <w:p>
-      <w:pPr>
-        <w:spacing w:line="336" w:lineRule="auto" w:after="180"/>
-      </w:pPr>
-      <w:r>
-        <w:rPr>
-          <w:b w:val="0"/>
-        </w:rPr>
-        <w:t>Notice N says room A from Monday. Signed amendment M references N and changes to B effective Wednesday. Query asks Tuesday, then Thursday.</w:t>
-      </w:r>
-    </w:p>
-    <w:p>
-      <w:pPr>
-        <w:spacing w:line="336" w:lineRule="auto" w:after="180"/>
-      </w:pPr>
-      <w:r>
-        <w:rPr>
-          <w:b w:val="0"/>
-        </w:rPr>
-        <w:t xml:space="preserve">Tuesday uses A; Thursday uses B. The amendment </w:t>
-      </w:r>
-      <w:r>
-        <w:rPr>
-          <w:b/>
-        </w:rPr>
-        <w:t>effective time</w:t>
-      </w:r>
-      <w:r>
-        <w:rPr>
-          <w:b w:val="0"/>
-        </w:rPr>
-        <w:t>, not merely upload order, determines the change.</w:t>
-      </w:r>
-    </w:p>
-    <w:p>
-      <w:pPr>
-        <w:pStyle w:val="Heading3"/>
-      </w:pPr>
-      <w:r>
-        <w:t>Model the reasoning aloud · 3</w:t>
-      </w:r>
-    </w:p>
-    <w:p>
-      <w:pPr>
-        <w:spacing w:line="336" w:lineRule="auto" w:after="180"/>
-      </w:pPr>
-      <w:r>
-        <w:rPr>
-          <w:b w:val="0"/>
-        </w:rPr>
-        <w:t xml:space="preserve">Compare the intermediate </w:t>
-      </w:r>
-      <w:r>
-        <w:rPr>
-          <w:b/>
-        </w:rPr>
-        <w:t>evidence</w:t>
-      </w:r>
-      <w:r>
-        <w:rPr>
-          <w:b w:val="0"/>
-        </w:rPr>
-        <w:t xml:space="preserve"> with the final statement. Explain why each number or decision follows from the stated </w:t>
-      </w:r>
-      <w:r>
-        <w:rPr>
-          <w:b/>
-        </w:rPr>
-        <w:t>input</w:t>
-      </w:r>
-      <w:r>
-        <w:rPr>
-          <w:b w:val="0"/>
-        </w:rPr>
-        <w:t>s.</w:t>
-      </w:r>
-    </w:p>
-    <w:p>
-      <w:pPr>
-        <w:spacing w:line="336" w:lineRule="auto" w:after="180"/>
-      </w:pPr>
-      <w:r>
-        <w:rPr>
-          <w:b w:val="0"/>
-        </w:rPr>
-        <w:t xml:space="preserve">The conclusion belongs to this scenario and procedure; changing the </w:t>
-      </w:r>
-      <w:r>
-        <w:rPr>
-          <w:b/>
-        </w:rPr>
-        <w:t>input</w:t>
-      </w:r>
-      <w:r>
-        <w:rPr>
-          <w:b w:val="0"/>
-        </w:rPr>
-        <w:t xml:space="preserve">s, evaluation population or </w:t>
-      </w:r>
-      <w:r>
-        <w:rPr>
-          <w:b/>
-        </w:rPr>
-        <w:t>authority</w:t>
-      </w:r>
-      <w:r>
-        <w:rPr>
-          <w:b w:val="0"/>
-        </w:rPr>
-        <w:t xml:space="preserve"> can change what it establishes. Retain the raw record so a later revision can be compared honestly.</w:t>
-      </w:r>
-    </w:p>
-    <w:tbl>
-      <w:tblPr>
-        <w:tblStyle w:val="LightShading-Accent1"/>
-        <w:tblW w:type="auto" w:w="0"/>
-        <w:tblLook w:firstColumn="1" w:firstRow="1" w:lastColumn="0" w:lastRow="0" w:noHBand="0" w:noVBand="1" w:val="04A0"/>
-      </w:tblPr>
-      <w:tblGrid>
-        <w:gridCol w:w="5112"/>
-        <w:gridCol w:w="5112"/>
-      </w:tblGrid>
-      <w:tr>
-        <w:trPr>
-          <w:tblHeader/>
-        </w:trPr>
-        <w:tc>
-          <w:tcPr>
-            <w:tcW w:type="dxa" w:w="5112"/>
-          </w:tcPr>
-          <w:p>
-            <w:r>
-              <w:t>Thinking move</w:t>
-            </w:r>
-          </w:p>
-        </w:tc>
-        <w:tc>
-          <w:tcPr>
-            <w:tcW w:type="dxa" w:w="5112"/>
-          </w:tcPr>
-          <w:p>
-            <w:r>
-              <w:t>Teacher prompt</w:t>
-            </w:r>
-          </w:p>
-        </w:tc>
-      </w:tr>
-      <w:tr>
-        <w:tc>
-          <w:tcPr>
-            <w:tcW w:type="dxa" w:w="5112"/>
-          </w:tcPr>
-          <w:p>
-            <w:r>
-              <w:t>Plan</w:t>
-            </w:r>
-          </w:p>
-        </w:tc>
-        <w:tc>
-          <w:tcPr>
-            <w:tcW w:type="dxa" w:w="5112"/>
-          </w:tcPr>
-          <w:p>
-            <w:r>
-              <w:t>What is given? What is the question? Which procedure fits these facts?</w:t>
-            </w:r>
-          </w:p>
-        </w:tc>
-      </w:tr>
-      <w:tr>
-        <w:tc>
-          <w:tcPr>
-            <w:tcW w:type="dxa" w:w="5112"/>
-          </w:tcPr>
-          <w:p>
-            <w:r>
-              <w:t>Do</w:t>
-            </w:r>
-          </w:p>
-        </w:tc>
-        <w:tc>
-          <w:tcPr>
-            <w:tcW w:type="dxa" w:w="5112"/>
-          </w:tcPr>
-          <w:p>
-            <w:r>
-              <w:t>Point to each input and intermediate step in the worked trace. Name the rule that allows the next step.</w:t>
-            </w:r>
-          </w:p>
-        </w:tc>
-      </w:tr>
-      <w:tr>
-        <w:tc>
-          <w:tcPr>
-            <w:tcW w:type="dxa" w:w="5112"/>
-          </w:tcPr>
-          <w:p>
-            <w:r>
-              <w:t>Check</w:t>
-            </w:r>
-          </w:p>
-        </w:tc>
-        <w:tc>
-          <w:tcPr>
-            <w:tcW w:type="dxa" w:w="5112"/>
-          </w:tcPr>
-          <w:p>
-            <w:r>
-              <w:t>Does the output answer the question? Which assumption or limitation prevents a larger claim?</w:t>
-            </w:r>
-          </w:p>
-        </w:tc>
-      </w:tr>
-    </w:tbl>
-    <w:p>
-      <w:pPr>
-        <w:spacing w:line="336" w:lineRule="auto" w:after="180"/>
-      </w:pPr>
-      <w:r>
-        <w:rPr>
-          <w:b w:val="0"/>
-        </w:rPr>
-        <w:t>Use the diagram and verbal explanation together. Ask learners to match a sentence to a specific visual step; do not assign learners fixed visual or auditory learning styles.</w:t>
-      </w:r>
-    </w:p>
-    <w:p>
-      <w:pPr>
-        <w:pStyle w:val="Heading3"/>
-      </w:pPr>
-      <w:r>
-        <w:t>A pictorial worked case: Source Quality</w:t>
-      </w:r>
-    </w:p>
-    <w:p>
-      <w:pPr>
-        <w:spacing w:line="336" w:lineRule="auto" w:after="180"/>
-      </w:pPr>
-      <w:r>
-        <w:rPr>
-          <w:b w:val="0"/>
-        </w:rPr>
-        <w:t>A fictional Study Buddy answers which room a club is authorised to use.</w:t>
-      </w:r>
-    </w:p>
-    <w:p>
-      <w:pPr>
-        <w:pStyle w:val="Heading3"/>
-      </w:pPr>
-      <w:r>
-        <w:t>The facts we will use</w:t>
-      </w:r>
-    </w:p>
-    <w:p>
-      <w:pPr>
-        <w:pStyle w:val="Heading3"/>
-      </w:pPr>
-      <w:r>
-        <w:t>Supplied facts</w:t>
-      </w:r>
-    </w:p>
-    <w:p>
-      <w:pPr>
-        <w:spacing w:line="336" w:lineRule="auto" w:after="180"/>
-        <w:shd w:fill="F1F6FC"/>
-      </w:pPr>
-      <w:r>
-        <w:rPr>
-          <w:b w:val="0"/>
-        </w:rPr>
-        <w:t>Signed notice A: Hall 1 from day 1. Signed amendment B references A and changes to Hall 3 effective day 8.</w:t>
-      </w:r>
-    </w:p>
-    <w:p>
-      <w:pPr>
-        <w:pStyle w:val="Heading3"/>
-      </w:pPr>
-      <w:r>
-        <w:t>Supplied facts</w:t>
-      </w:r>
-    </w:p>
-    <w:p>
-      <w:pPr>
-        <w:spacing w:line="336" w:lineRule="auto" w:after="180"/>
-        <w:shd w:fill="F1F6FC"/>
-      </w:pPr>
-      <w:r>
-        <w:rPr>
-          <w:b w:val="0"/>
-        </w:rPr>
         <w:t>An old copy of A is reuploaded on day 10. B remains the authoritative amendment. Queries concern day 6 and day 9.</w:t>
+      </w:r>
+    </w:p>
+    <w:p>
+      <w:pPr>
+        <w:pStyle w:val="Heading2"/>
+      </w:pPr>
+      <w:r>
+        <w:t>Trace the declared assignment chain</w:t>
       </w:r>
     </w:p>
     <w:p>
       <w:r>
         <w:drawing>
           <wp:inline xmlns:a="http://schemas.openxmlformats.org/drawingml/2006/main" xmlns:pic="http://schemas.openxmlformats.org/drawingml/2006/picture">
-            <wp:extent cx="5381271" cy="5943599"/>
-            <wp:docPr id="1" name="Picture 1" descr="Source Quality. Check authority: B is a signed amendment to A, not an unrelated comment.. Day 6: Before effective day 8, authorised room is Hall 1.. Day 9: From day 8 onward, authorised room is Hall 3.. Ignore upload shortcut: Reuploading old A on day 10 does not revoke B."/>
+            <wp:extent cx="5486400" cy="4005072"/>
+            <wp:docPr id="1" name="Picture 1" descr="Check authority: B is a signed amendment to A, not an unrelated comment. → Day 6: Before effective day 8, authorised room is Hall 1. → Day 9: From day 8 onward, authorised room is Hall 3. → Ignore upload shortcut: Reuploading old A on day 10 does not revoke B."/>
             <wp:cNvGraphicFramePr>
               <a:graphicFrameLocks noChangeAspect="1"/>
             </wp:cNvGraphicFramePr>
@@ -1845,7 +1224,7 @@
               <a:graphicData uri="http://schemas.openxmlformats.org/drawingml/2006/picture">
                 <pic:pic>
                   <pic:nvPicPr>
-                    <pic:cNvPr id="0" name="academy-visual-ai-3-15.png"/>
+                    <pic:cNvPr id="0" name="academy-story-ai-3-15-02.png"/>
                     <pic:cNvPicPr/>
                   </pic:nvPicPr>
                   <pic:blipFill>
@@ -1857,7 +1236,7 @@
                   <pic:spPr>
                     <a:xfrm>
                       <a:off x="0" y="0"/>
-                      <a:ext cx="5381271" cy="5943599"/>
+                      <a:ext cx="5486400" cy="4005072"/>
                     </a:xfrm>
                     <a:prstGeom prst="rect"/>
                   </pic:spPr>
@@ -2007,9 +1386,882 @@
     </w:p>
     <w:p>
       <w:pPr>
+        <w:spacing w:line="336" w:lineRule="auto" w:after="180"/>
+      </w:pPr>
+      <w:r>
+        <w:rPr>
+          <w:b w:val="0"/>
+        </w:rPr>
+        <w:t>A source’s upload time and the time its rule takes effect answer different questions. Preserve version relationships and the query’s intended date. The current authoritative chain gives a consistent answer to both queries.</w:t>
+      </w:r>
+    </w:p>
+    <w:p>
+      <w:pPr>
+        <w:spacing w:line="336" w:lineRule="auto" w:after="180"/>
+      </w:pPr>
+      <w:r>
+        <w:rPr>
+          <w:b w:val="0"/>
+        </w:rPr>
+        <w:t>A later filename or timestamp alone cannot establish that an old record supersedes a signed amendment.</w:t>
+      </w:r>
+    </w:p>
+    <w:p>
+      <w:pPr>
+        <w:pStyle w:val="Heading2"/>
+      </w:pPr>
+      <w:r>
+        <w:t>Inspect base and changed timelines</w:t>
+      </w:r>
+    </w:p>
+    <w:p>
+      <w:r>
+        <w:drawing>
+          <wp:inline xmlns:a="http://schemas.openxmlformats.org/drawingml/2006/main" xmlns:pic="http://schemas.openxmlformats.org/drawingml/2006/picture">
+            <wp:extent cx="5486400" cy="2992582"/>
+            <wp:docPr id="2" name="Picture 2" descr="Fictional effective-date timeline: original notice A assigns Hall 1 from day1; amendment B assigns Hall 3 from day8. Day6 uses Hall 1,day9 Hall 3. Reuploading old A on day10 does not change the rule. In the separately changed case C restores Hall 1 from day12;day9 stays Hall 3 andday13 uses Hall 1."/>
+            <wp:cNvGraphicFramePr>
+              <a:graphicFrameLocks noChangeAspect="1"/>
+            </wp:cNvGraphicFramePr>
+            <a:graphic>
+              <a:graphicData uri="http://schemas.openxmlformats.org/drawingml/2006/picture">
+                <pic:pic>
+                  <pic:nvPicPr>
+                    <pic:cNvPr id="0" name="ai-3-15-authority-timeline.png"/>
+                    <pic:cNvPicPr/>
+                  </pic:nvPicPr>
+                  <pic:blipFill>
+                    <a:blip r:embed="rId10"/>
+                    <a:stretch>
+                      <a:fillRect/>
+                    </a:stretch>
+                  </pic:blipFill>
+                  <pic:spPr>
+                    <a:xfrm>
+                      <a:off x="0" y="0"/>
+                      <a:ext cx="5486400" cy="2992582"/>
+                    </a:xfrm>
+                    <a:prstGeom prst="rect"/>
+                  </pic:spPr>
+                </pic:pic>
+              </a:graphicData>
+            </a:graphic>
+          </wp:inline>
+        </w:drawing>
+      </w:r>
+    </w:p>
+    <w:p>
+      <w:pPr>
+        <w:pStyle w:val="Heading2"/>
+      </w:pPr>
+      <w:r>
+        <w:t>Predict the explicit C revocation</w:t>
+      </w:r>
+    </w:p>
+    <w:p>
+      <w:pPr>
+        <w:spacing w:line="336" w:lineRule="auto" w:after="180"/>
+      </w:pPr>
+      <w:r>
+        <w:rPr>
+          <w:b w:val="0"/>
+        </w:rPr>
+        <w:t>Change: A signed amendment C explicitly revokes B effective day 12 and restores Hall 1.</w:t>
+      </w:r>
+    </w:p>
+    <w:p>
+      <w:pPr>
+        <w:spacing w:line="336" w:lineRule="auto" w:after="180"/>
+      </w:pPr>
+      <w:r>
+        <w:rPr>
+          <w:b/>
+        </w:rPr>
+        <w:t>Prediction</w:t>
+      </w:r>
+      <w:r>
+        <w:rPr>
+          <w:b w:val="0"/>
+        </w:rPr>
+        <w:t>: Day 9 stays Hall 3; day 13 becomes Hall 1.</w:t>
+      </w:r>
+    </w:p>
+    <w:p>
+      <w:pPr>
+        <w:spacing w:line="336" w:lineRule="auto" w:after="180"/>
+      </w:pPr>
+      <w:r>
+        <w:rPr>
+          <w:b w:val="0"/>
+        </w:rPr>
+        <w:t>Reason: The new authoritative change applies from its stated effective date, not retroactively.</w:t>
+      </w:r>
+    </w:p>
+    <w:p>
+      <w:pPr>
+        <w:pStyle w:val="Heading2"/>
+      </w:pPr>
+      <w:r>
+        <w:t>State limits on real authority verification</w:t>
+      </w:r>
+    </w:p>
+    <w:p>
+      <w:pPr>
+        <w:spacing w:line="336" w:lineRule="auto" w:after="180"/>
+      </w:pPr>
+      <w:r>
+        <w:rPr>
+          <w:b/>
+        </w:rPr>
+        <w:t>Authority</w:t>
+      </w:r>
+      <w:r>
+        <w:rPr>
+          <w:b w:val="0"/>
+        </w:rPr>
+        <w:t xml:space="preserve"> is declared in this fictional case; real conflicting sources may require the responsible owner’s review.</w:t>
+      </w:r>
+    </w:p>
+    <w:p>
+      <w:pPr>
+        <w:spacing w:line="336" w:lineRule="auto" w:after="180"/>
+      </w:pPr>
+      <w:r>
+        <w:rPr>
+          <w:b w:val="0"/>
+        </w:rPr>
+        <w:t xml:space="preserve">Cover the result. Ask learners to name the </w:t>
+      </w:r>
+      <w:r>
+        <w:rPr>
+          <w:b/>
+        </w:rPr>
+        <w:t>input</w:t>
+      </w:r>
+      <w:r>
+        <w:rPr>
+          <w:b w:val="0"/>
+        </w:rPr>
+        <w:t xml:space="preserve">s and predict the next step. Uncover one step, connect the icon to the actual procedure, and explain its </w:t>
+      </w:r>
+      <w:r>
+        <w:rPr>
+          <w:b/>
+        </w:rPr>
+        <w:t>evidence</w:t>
+      </w:r>
+      <w:r>
+        <w:rPr>
+          <w:b w:val="0"/>
+        </w:rPr>
+        <w:t>. Then change the supplied condition and compare.</w:t>
+      </w:r>
+    </w:p>
+    <w:p>
+      <w:pPr>
+        <w:spacing w:line="336" w:lineRule="auto" w:after="180"/>
+      </w:pPr>
+      <w:r>
+        <w:rPr>
+          <w:b w:val="0"/>
+        </w:rPr>
+        <w:t>The picture is a representation; it does not document execution of a real AI model.</w:t>
+      </w:r>
+    </w:p>
+    <w:p>
+      <w:pPr>
+        <w:pStyle w:val="Heading2"/>
+      </w:pPr>
+      <w:r>
+        <w:t>Earlier wording, alternatives and picture transcripts · reference / check after trying</w:t>
+      </w:r>
+    </w:p>
+    <w:p>
+      <w:pPr>
+        <w:spacing w:line="336" w:lineRule="auto" w:after="180"/>
+      </w:pPr>
+      <w:r>
+        <w:rPr>
+          <w:b w:val="0"/>
+        </w:rPr>
+        <w:t>Explain the mechanism</w:t>
+      </w:r>
+    </w:p>
+    <w:p>
+      <w:pPr>
+        <w:spacing w:line="336" w:lineRule="auto" w:after="180"/>
+      </w:pPr>
+      <w:r>
+        <w:rPr>
+          <w:b/>
+        </w:rPr>
+        <w:t>Input</w:t>
+      </w:r>
+      <w:r>
+        <w:rPr>
+          <w:b w:val="0"/>
+        </w:rPr>
+        <w:t xml:space="preserve"> → </w:t>
+      </w:r>
+      <w:r>
+        <w:rPr>
+          <w:b/>
+        </w:rPr>
+        <w:t>Process</w:t>
+      </w:r>
+      <w:r>
+        <w:rPr>
+          <w:b w:val="0"/>
+        </w:rPr>
+        <w:t xml:space="preserve"> → </w:t>
+      </w:r>
+      <w:r>
+        <w:rPr>
+          <w:b/>
+        </w:rPr>
+        <w:t>Output</w:t>
+      </w:r>
+    </w:p>
+    <w:p>
+      <w:pPr>
+        <w:spacing w:line="336" w:lineRule="auto" w:after="180"/>
+      </w:pPr>
+      <w:r>
+        <w:rPr>
+          <w:b w:val="0"/>
+        </w:rPr>
+        <w:t>Trace the information. At each stage, ask what changed and how you could test it.</w:t>
+      </w:r>
+    </w:p>
+    <w:p>
+      <w:pPr>
+        <w:spacing w:line="336" w:lineRule="auto" w:after="180"/>
+      </w:pPr>
+      <w:r>
+        <w:rPr>
+          <w:b w:val="0"/>
+        </w:rPr>
+        <w:t>Which stage could fail even when the other two are correct? Explain:</w:t>
+      </w:r>
+    </w:p>
+    <w:p>
+      <w:pPr>
+        <w:spacing w:line="336" w:lineRule="auto" w:after="180"/>
+      </w:pPr>
+      <w:r>
+        <w:rPr>
+          <w:b w:val="0"/>
+        </w:rPr>
+        <w:t xml:space="preserve">Predict first. Then check each step. A correct answer without visible reasoning is incomplete </w:t>
+      </w:r>
+      <w:r>
+        <w:rPr>
+          <w:b/>
+        </w:rPr>
+        <w:t>evidence</w:t>
+      </w:r>
+      <w:r>
+        <w:rPr>
+          <w:b w:val="0"/>
+        </w:rPr>
+        <w:t>.</w:t>
+      </w:r>
+    </w:p>
+    <w:p>
+      <w:pPr>
+        <w:spacing w:line="336" w:lineRule="auto" w:after="180"/>
+      </w:pPr>
+      <w:r>
+        <w:rPr>
+          <w:b w:val="0"/>
+        </w:rPr>
+        <w:t>1. A museum page may be authoritative for artifact facts.</w:t>
+      </w:r>
+    </w:p>
+    <w:p>
+      <w:pPr>
+        <w:spacing w:line="336" w:lineRule="auto" w:after="180"/>
+      </w:pPr>
+      <w:r>
+        <w:rPr>
+          <w:b w:val="0"/>
+        </w:rPr>
+        <w:t>2. A current weather agency page matters more for today’s storm.</w:t>
+      </w:r>
+    </w:p>
+    <w:p>
+      <w:pPr>
+        <w:spacing w:line="336" w:lineRule="auto" w:after="180"/>
+      </w:pPr>
+      <w:r>
+        <w:rPr>
+          <w:b w:val="0"/>
+        </w:rPr>
+        <w:t>3. Two articles copying one press release are not independent.</w:t>
+      </w:r>
+    </w:p>
+    <w:p>
+      <w:pPr>
+        <w:spacing w:line="336" w:lineRule="auto" w:after="180"/>
+      </w:pPr>
+      <w:r>
+        <w:rPr>
+          <w:b w:val="0"/>
+        </w:rPr>
+        <w:t>4. Rank sources by the actual claim—not by appearance alone.</w:t>
+      </w:r>
+    </w:p>
+    <w:p>
+      <w:pPr>
+        <w:spacing w:line="336" w:lineRule="auto" w:after="180"/>
+      </w:pPr>
+      <w:r>
+        <w:rPr>
+          <w:b w:val="0"/>
+        </w:rPr>
+        <w:t>Recalculate, retrace, or restate the reasoning in your own representation:</w:t>
+      </w:r>
+    </w:p>
+    <w:p>
+      <w:pPr>
+        <w:spacing w:line="336" w:lineRule="auto" w:after="180"/>
+      </w:pPr>
+      <w:r>
+        <w:rPr>
+          <w:b w:val="0"/>
+        </w:rPr>
+        <w:t xml:space="preserve">CHECK Did the </w:t>
+      </w:r>
+      <w:r>
+        <w:rPr>
+          <w:b/>
+        </w:rPr>
+        <w:t>evidence</w:t>
+      </w:r>
+      <w:r>
+        <w:rPr>
+          <w:b w:val="0"/>
+        </w:rPr>
+        <w:t xml:space="preserve"> answer the exact question? Did the total, path, or source record stay consistent?</w:t>
+      </w:r>
+    </w:p>
+    <w:p>
+      <w:pPr>
         <w:pStyle w:val="Heading3"/>
       </w:pPr>
       <w:r>
+        <w:t>Concrete teaching case</w:t>
+      </w:r>
+    </w:p>
+    <w:p>
+      <w:pPr>
+        <w:spacing w:line="336" w:lineRule="auto" w:after="180"/>
+      </w:pPr>
+      <w:r>
+        <w:rPr>
+          <w:b w:val="0"/>
+        </w:rPr>
+        <w:t>An original experiment report and an anonymous unlinked summary describe a method.</w:t>
+      </w:r>
+    </w:p>
+    <w:p>
+      <w:pPr>
+        <w:spacing w:line="336" w:lineRule="auto" w:after="180"/>
+      </w:pPr>
+      <w:r>
+        <w:rPr>
+          <w:b w:val="0"/>
+        </w:rPr>
+        <w:t>Where should verification begin?</w:t>
+      </w:r>
+    </w:p>
+    <w:p>
+      <w:pPr>
+        <w:pStyle w:val="Heading3"/>
+      </w:pPr>
+      <w:r>
+        <w:t>Exact explanation to model</w:t>
+      </w:r>
+    </w:p>
+    <w:p>
+      <w:pPr>
+        <w:spacing w:line="336" w:lineRule="auto" w:after="180"/>
+      </w:pPr>
+      <w:r>
+        <w:rPr>
+          <w:b w:val="0"/>
+        </w:rPr>
+        <w:t>Read the original method, scope and limitations. Original does not mean infallible; summaries may omit conditions.</w:t>
+      </w:r>
+    </w:p>
+    <w:p>
+      <w:pPr>
+        <w:pStyle w:val="Heading3"/>
+      </w:pPr>
+      <w:r>
+        <w:t>Explain the added worked example</w:t>
+      </w:r>
+    </w:p>
+    <w:p>
+      <w:pPr>
+        <w:spacing w:line="336" w:lineRule="auto" w:after="180"/>
+      </w:pPr>
+      <w:r>
+        <w:rPr>
+          <w:b w:val="0"/>
+        </w:rPr>
+        <w:t>Begin by writing the question the procedure is intended to answer. Identify the information already supplied, the information it will produce and the information still missing.</w:t>
+      </w:r>
+    </w:p>
+    <w:p>
+      <w:pPr>
+        <w:spacing w:line="336" w:lineRule="auto" w:after="180"/>
+      </w:pPr>
+      <w:r>
+        <w:rPr>
+          <w:b w:val="0"/>
+        </w:rPr>
+        <w:t>These are constructed classroom examples; they do not require live accounts, private records or an external service. Do not treat a plausible explanation as a measured outcome.</w:t>
+      </w:r>
+    </w:p>
+    <w:p>
+      <w:pPr>
+        <w:spacing w:line="336" w:lineRule="auto" w:after="180"/>
+      </w:pPr>
+      <w:r>
+        <w:rPr>
+          <w:b w:val="0"/>
+        </w:rPr>
+        <w:t xml:space="preserve">Before applying the procedure, write its units, denominator or decision boundary where relevant. A partner should be able to repeat each step using the same </w:t>
+      </w:r>
+      <w:r>
+        <w:rPr>
+          <w:b/>
+        </w:rPr>
+        <w:t>input</w:t>
+      </w:r>
+      <w:r>
+        <w:rPr>
+          <w:b w:val="0"/>
+        </w:rPr>
+        <w:t>s.</w:t>
+      </w:r>
+    </w:p>
+    <w:p>
+      <w:pPr>
+        <w:spacing w:line="336" w:lineRule="auto" w:after="180"/>
+      </w:pPr>
+      <w:r>
+        <w:rPr>
+          <w:b w:val="0"/>
+        </w:rPr>
+        <w:t xml:space="preserve">If a required </w:t>
+      </w:r>
+      <w:r>
+        <w:rPr>
+          <w:b/>
+        </w:rPr>
+        <w:t>input</w:t>
+      </w:r>
+      <w:r>
+        <w:rPr>
+          <w:b w:val="0"/>
+        </w:rPr>
+        <w:t xml:space="preserve"> is absent or violates the stated contract, record that condition explicitly instead of quietly replacing it with a convenient value.</w:t>
+      </w:r>
+    </w:p>
+    <w:p>
+      <w:pPr>
+        <w:pStyle w:val="Heading3"/>
+      </w:pPr>
+      <w:r>
+        <w:t>Key terms</w:t>
+      </w:r>
+    </w:p>
+    <w:tbl>
+      <w:tblPr>
+        <w:tblStyle w:val="LightShading-Accent1"/>
+        <w:tblW w:type="auto" w:w="0"/>
+        <w:tblLook w:firstColumn="1" w:firstRow="1" w:lastColumn="0" w:lastRow="0" w:noHBand="0" w:noVBand="1" w:val="04A0"/>
+      </w:tblPr>
+      <w:tblGrid>
+        <w:gridCol w:w="5112"/>
+        <w:gridCol w:w="5112"/>
+      </w:tblGrid>
+      <w:tr>
+        <w:trPr>
+          <w:tblHeader/>
+        </w:trPr>
+        <w:tc>
+          <w:tcPr>
+            <w:tcW w:type="dxa" w:w="5112"/>
+          </w:tcPr>
+          <w:p>
+            <w:r>
+              <w:t>Term</w:t>
+            </w:r>
+          </w:p>
+        </w:tc>
+        <w:tc>
+          <w:tcPr>
+            <w:tcW w:type="dxa" w:w="5112"/>
+          </w:tcPr>
+          <w:p>
+            <w:r>
+              <w:t>Meaning</w:t>
+            </w:r>
+          </w:p>
+        </w:tc>
+      </w:tr>
+      <w:tr>
+        <w:tc>
+          <w:tcPr>
+            <w:tcW w:type="dxa" w:w="5112"/>
+          </w:tcPr>
+          <w:p>
+            <w:r>
+              <w:t>Effective time</w:t>
+            </w:r>
+          </w:p>
+        </w:tc>
+        <w:tc>
+          <w:tcPr>
+            <w:tcW w:type="dxa" w:w="5112"/>
+          </w:tcPr>
+          <w:p>
+            <w:r>
+              <w:t>When a declared change begins to apply</w:t>
+            </w:r>
+          </w:p>
+        </w:tc>
+      </w:tr>
+      <w:tr>
+        <w:tc>
+          <w:tcPr>
+            <w:tcW w:type="dxa" w:w="5112"/>
+          </w:tcPr>
+          <w:p>
+            <w:r>
+              <w:t>Supersession</w:t>
+            </w:r>
+          </w:p>
+        </w:tc>
+        <w:tc>
+          <w:tcPr>
+            <w:tcW w:type="dxa" w:w="5112"/>
+          </w:tcPr>
+          <w:p>
+            <w:r>
+              <w:t>A documented replacement relationship between versions</w:t>
+            </w:r>
+          </w:p>
+        </w:tc>
+      </w:tr>
+      <w:tr>
+        <w:tc>
+          <w:tcPr>
+            <w:tcW w:type="dxa" w:w="5112"/>
+          </w:tcPr>
+          <w:p>
+            <w:r>
+              <w:t>Temporal scope</w:t>
+            </w:r>
+          </w:p>
+        </w:tc>
+        <w:tc>
+          <w:tcPr>
+            <w:tcW w:type="dxa" w:w="5112"/>
+          </w:tcPr>
+          <w:p>
+            <w:r>
+              <w:t>The time conditions a claim concerns</w:t>
+            </w:r>
+          </w:p>
+        </w:tc>
+      </w:tr>
+    </w:tbl>
+    <w:p>
+      <w:pPr>
+        <w:pStyle w:val="Heading3"/>
+      </w:pPr>
+      <w:r>
+        <w:t>Model the reasoning aloud</w:t>
+      </w:r>
+    </w:p>
+    <w:p>
+      <w:pPr>
+        <w:spacing w:line="336" w:lineRule="auto" w:after="180"/>
+      </w:pPr>
+      <w:r>
+        <w:rPr>
+          <w:b w:val="0"/>
+        </w:rPr>
+        <w:t xml:space="preserve">Use the complete worked example below before asking learners to complete W2. Reveal a small part, invite a </w:t>
+      </w:r>
+      <w:r>
+        <w:rPr>
+          <w:b/>
+        </w:rPr>
+        <w:t>prediction</w:t>
+      </w:r>
+      <w:r>
+        <w:rPr>
+          <w:b w:val="0"/>
+        </w:rPr>
+        <w:t>, then explain the deciding step.</w:t>
+      </w:r>
+    </w:p>
+    <w:p>
+      <w:pPr>
+        <w:spacing w:line="336" w:lineRule="auto" w:after="180"/>
+      </w:pPr>
+      <w:r>
+        <w:rPr>
+          <w:b w:val="0"/>
+        </w:rPr>
+        <w:t>These teacher notes contain solutions; do not reveal the independent case answer during modelling.</w:t>
+      </w:r>
+    </w:p>
+    <w:p>
+      <w:pPr>
+        <w:spacing w:line="336" w:lineRule="auto" w:after="180"/>
+      </w:pPr>
+      <w:r>
+        <w:rPr>
+          <w:b w:val="0"/>
+        </w:rPr>
+        <w:t xml:space="preserve">Compare the intermediate </w:t>
+      </w:r>
+      <w:r>
+        <w:rPr>
+          <w:b/>
+        </w:rPr>
+        <w:t>evidence</w:t>
+      </w:r>
+      <w:r>
+        <w:rPr>
+          <w:b w:val="0"/>
+        </w:rPr>
+        <w:t xml:space="preserve"> with the final statement. Explain why each number or decision follows from the stated </w:t>
+      </w:r>
+      <w:r>
+        <w:rPr>
+          <w:b/>
+        </w:rPr>
+        <w:t>input</w:t>
+      </w:r>
+      <w:r>
+        <w:rPr>
+          <w:b w:val="0"/>
+        </w:rPr>
+        <w:t>s.</w:t>
+      </w:r>
+    </w:p>
+    <w:p>
+      <w:pPr>
+        <w:spacing w:line="336" w:lineRule="auto" w:after="180"/>
+      </w:pPr>
+      <w:r>
+        <w:rPr>
+          <w:b w:val="0"/>
+        </w:rPr>
+        <w:t xml:space="preserve">The conclusion belongs to this scenario and procedure; changing the </w:t>
+      </w:r>
+      <w:r>
+        <w:rPr>
+          <w:b/>
+        </w:rPr>
+        <w:t>input</w:t>
+      </w:r>
+      <w:r>
+        <w:rPr>
+          <w:b w:val="0"/>
+        </w:rPr>
+        <w:t xml:space="preserve">s, evaluation population or </w:t>
+      </w:r>
+      <w:r>
+        <w:rPr>
+          <w:b/>
+        </w:rPr>
+        <w:t>authority</w:t>
+      </w:r>
+      <w:r>
+        <w:rPr>
+          <w:b w:val="0"/>
+        </w:rPr>
+        <w:t xml:space="preserve"> can change what it establishes. Retain the raw record so a later revision can be compared honestly.</w:t>
+      </w:r>
+    </w:p>
+    <w:tbl>
+      <w:tblPr>
+        <w:tblStyle w:val="LightShading-Accent1"/>
+        <w:tblW w:type="auto" w:w="0"/>
+        <w:tblLook w:firstColumn="1" w:firstRow="1" w:lastColumn="0" w:lastRow="0" w:noHBand="0" w:noVBand="1" w:val="04A0"/>
+      </w:tblPr>
+      <w:tblGrid>
+        <w:gridCol w:w="5112"/>
+        <w:gridCol w:w="5112"/>
+      </w:tblGrid>
+      <w:tr>
+        <w:trPr>
+          <w:tblHeader/>
+        </w:trPr>
+        <w:tc>
+          <w:tcPr>
+            <w:tcW w:type="dxa" w:w="5112"/>
+          </w:tcPr>
+          <w:p>
+            <w:r>
+              <w:t>Thinking move</w:t>
+            </w:r>
+          </w:p>
+        </w:tc>
+        <w:tc>
+          <w:tcPr>
+            <w:tcW w:type="dxa" w:w="5112"/>
+          </w:tcPr>
+          <w:p>
+            <w:r>
+              <w:t>Teacher prompt</w:t>
+            </w:r>
+          </w:p>
+        </w:tc>
+      </w:tr>
+      <w:tr>
+        <w:tc>
+          <w:tcPr>
+            <w:tcW w:type="dxa" w:w="5112"/>
+          </w:tcPr>
+          <w:p>
+            <w:r>
+              <w:t>Plan</w:t>
+            </w:r>
+          </w:p>
+        </w:tc>
+        <w:tc>
+          <w:tcPr>
+            <w:tcW w:type="dxa" w:w="5112"/>
+          </w:tcPr>
+          <w:p>
+            <w:r>
+              <w:t>What is given? What is the question? Which procedure fits these facts?</w:t>
+            </w:r>
+          </w:p>
+        </w:tc>
+      </w:tr>
+      <w:tr>
+        <w:tc>
+          <w:tcPr>
+            <w:tcW w:type="dxa" w:w="5112"/>
+          </w:tcPr>
+          <w:p>
+            <w:r>
+              <w:t>Do</w:t>
+            </w:r>
+          </w:p>
+        </w:tc>
+        <w:tc>
+          <w:tcPr>
+            <w:tcW w:type="dxa" w:w="5112"/>
+          </w:tcPr>
+          <w:p>
+            <w:r>
+              <w:t>Point to each input and intermediate step in the worked trace. Name the rule that allows the next step.</w:t>
+            </w:r>
+          </w:p>
+        </w:tc>
+      </w:tr>
+      <w:tr>
+        <w:tc>
+          <w:tcPr>
+            <w:tcW w:type="dxa" w:w="5112"/>
+          </w:tcPr>
+          <w:p>
+            <w:r>
+              <w:t>Check</w:t>
+            </w:r>
+          </w:p>
+        </w:tc>
+        <w:tc>
+          <w:tcPr>
+            <w:tcW w:type="dxa" w:w="5112"/>
+          </w:tcPr>
+          <w:p>
+            <w:r>
+              <w:t>Does the output answer the question? Which assumption or limitation prevents a larger claim?</w:t>
+            </w:r>
+          </w:p>
+        </w:tc>
+      </w:tr>
+    </w:tbl>
+    <w:p>
+      <w:pPr>
+        <w:spacing w:line="336" w:lineRule="auto" w:after="180"/>
+      </w:pPr>
+      <w:r>
+        <w:rPr>
+          <w:b w:val="0"/>
+        </w:rPr>
+        <w:t>Use the diagram and verbal explanation together. Ask learners to match a sentence to a specific visual step; do not assign learners fixed visual or auditory learning styles.</w:t>
+      </w:r>
+    </w:p>
+    <w:p>
+      <w:pPr>
+        <w:pStyle w:val="Heading3"/>
+      </w:pPr>
+      <w:r>
+        <w:t>A pictorial worked case: Source Quality</w:t>
+      </w:r>
+    </w:p>
+    <w:p>
+      <w:pPr>
+        <w:pStyle w:val="Heading3"/>
+      </w:pPr>
+      <w:r>
+        <w:t>The facts we will use</w:t>
+      </w:r>
+    </w:p>
+    <w:p>
+      <w:r>
+        <w:drawing>
+          <wp:inline xmlns:a="http://schemas.openxmlformats.org/drawingml/2006/main" xmlns:pic="http://schemas.openxmlformats.org/drawingml/2006/picture">
+            <wp:extent cx="5381271" cy="5943599"/>
+            <wp:docPr id="3" name="Picture 3" descr="Source Quality. Check authority: B is a signed amendment to A, not an unrelated comment.. Day 6: Before effective day 8, authorised room is Hall 1.. Day 9: From day 8 onward, authorised room is Hall 3.. Ignore upload shortcut: Reuploading old A on day 10 does not revoke B."/>
+            <wp:cNvGraphicFramePr>
+              <a:graphicFrameLocks noChangeAspect="1"/>
+            </wp:cNvGraphicFramePr>
+            <a:graphic>
+              <a:graphicData uri="http://schemas.openxmlformats.org/drawingml/2006/picture">
+                <pic:pic>
+                  <pic:nvPicPr>
+                    <pic:cNvPr id="0" name="academy-visual-ai-3-15.png"/>
+                    <pic:cNvPicPr/>
+                  </pic:nvPicPr>
+                  <pic:blipFill>
+                    <a:blip r:embed="rId11"/>
+                    <a:stretch>
+                      <a:fillRect/>
+                    </a:stretch>
+                  </pic:blipFill>
+                  <pic:spPr>
+                    <a:xfrm>
+                      <a:off x="0" y="0"/>
+                      <a:ext cx="5381271" cy="5943599"/>
+                    </a:xfrm>
+                    <a:prstGeom prst="rect"/>
+                  </pic:spPr>
+                </pic:pic>
+              </a:graphicData>
+            </a:graphic>
+          </wp:inline>
+        </w:drawing>
+      </w:r>
+    </w:p>
+    <w:p>
+      <w:pPr>
+        <w:pStyle w:val="Heading3"/>
+      </w:pPr>
+      <w:r>
         <w:t>Why this result follows</w:t>
       </w:r>
     </w:p>
@@ -2018,31 +2270,334 @@
         <w:pStyle w:val="Heading3"/>
       </w:pPr>
       <w:r>
-        <w:t>Why the result follows</w:t>
+        <w:t>What this example does not establish</w:t>
+      </w:r>
+    </w:p>
+    <w:p>
+      <w:pPr>
+        <w:pStyle w:val="Heading3"/>
+      </w:pPr>
+      <w:r>
+        <w:t>Change one thing in the pictured case</w:t>
+      </w:r>
+    </w:p>
+    <w:p>
+      <w:pPr>
+        <w:pStyle w:val="Heading3"/>
+      </w:pPr>
+      <w:r>
+        <w:t>Ask while showing the picture</w:t>
+      </w:r>
+    </w:p>
+    <w:p>
+      <w:pPr>
+        <w:pStyle w:val="Heading1"/>
+      </w:pPr>
+      <w:r>
+        <w:t>03. Guide the explanation, then remove help</w:t>
+      </w:r>
+    </w:p>
+    <w:p>
+      <w:r>
+        <w:t>Collect each learner’s reasoning before showing feedback.</w:t>
+      </w:r>
+    </w:p>
+    <w:p>
+      <w:pPr>
+        <w:pStyle w:val="Heading2"/>
+      </w:pPr>
+      <w:r>
+        <w:t>Main completion prompt</w:t>
       </w:r>
     </w:p>
     <w:p>
       <w:pPr>
         <w:spacing w:line="336" w:lineRule="auto" w:after="180"/>
-        <w:shd w:fill="F1F6FC"/>
       </w:pPr>
       <w:r>
         <w:rPr>
           <w:b w:val="0"/>
         </w:rPr>
-        <w:t>A source’s upload time and the time its rule takes effect answer different questions. Preserve version relationships and the query’s intended date. The current authoritative chain gives a consistent answer to both queries.</w:t>
+        <w:t>Completion task: Notice N says room A from Monday. Signed amendment M references N and changes to B effective Wednesday. Query asks Tuesday, then Thursday. Show the intermediate steps and give the conclusion with its scope.</w:t>
+      </w:r>
+    </w:p>
+    <w:p>
+      <w:pPr>
+        <w:pStyle w:val="Heading2"/>
+      </w:pPr>
+      <w:r>
+        <w:t>Expected reasoning and fading help</w:t>
       </w:r>
     </w:p>
     <w:p>
       <w:pPr>
         <w:spacing w:line="336" w:lineRule="auto" w:after="180"/>
-        <w:shd w:fill="F1F6FC"/>
       </w:pPr>
       <w:r>
         <w:rPr>
           <w:b w:val="0"/>
         </w:rPr>
-        <w:t>A later filename or timestamp alone cannot establish that an old record supersedes a signed amendment.</w:t>
+        <w:t xml:space="preserve">Teacher check: Teacher explanation: Tuesday uses A; Thursday uses B. The amendment </w:t>
+      </w:r>
+      <w:r>
+        <w:rPr>
+          <w:b/>
+        </w:rPr>
+        <w:t>effective time</w:t>
+      </w:r>
+      <w:r>
+        <w:rPr>
+          <w:b w:val="0"/>
+        </w:rPr>
+        <w:t>, not merely upload order, determines the change.</w:t>
+      </w:r>
+    </w:p>
+    <w:p>
+      <w:pPr>
+        <w:spacing w:line="336" w:lineRule="auto" w:after="180"/>
+      </w:pPr>
+      <w:r>
+        <w:rPr>
+          <w:b w:val="0"/>
+        </w:rPr>
+        <w:t xml:space="preserve">Start by identifying the given </w:t>
+      </w:r>
+      <w:r>
+        <w:rPr>
+          <w:b/>
+        </w:rPr>
+        <w:t>input</w:t>
+      </w:r>
+      <w:r>
+        <w:rPr>
+          <w:b w:val="0"/>
+        </w:rPr>
+        <w:t>s together. Leave the intermediate steps blank. If needed, model one step, then withdraw that help on the next step. Move to a full trace only when the partial trace is understood.</w:t>
+      </w:r>
+    </w:p>
+    <w:p>
+      <w:pPr>
+        <w:spacing w:line="336" w:lineRule="auto" w:after="180"/>
+      </w:pPr>
+      <w:r>
+        <w:rPr>
+          <w:b w:val="0"/>
+        </w:rPr>
+        <w:t>For partners, alternate explainer and checker; collect a response from every learner before discussion.</w:t>
+      </w:r>
+    </w:p>
+    <w:p>
+      <w:pPr>
+        <w:pStyle w:val="Heading2"/>
+      </w:pPr>
+      <w:r>
+        <w:t>Individual misconception check</w:t>
+      </w:r>
+    </w:p>
+    <w:p>
+      <w:pPr>
+        <w:spacing w:line="336" w:lineRule="auto" w:after="180"/>
+      </w:pPr>
+      <w:r>
+        <w:rPr>
+          <w:b w:val="0"/>
+        </w:rPr>
+        <w:t>Use the worked case for Conflicting and time-sensitive sources. Proposed explanation: “The worked result establishes every future case”. Decide whether this explanation is supported.</w:t>
+      </w:r>
+    </w:p>
+    <w:p>
+      <w:pPr>
+        <w:spacing w:line="336" w:lineRule="auto" w:after="180"/>
+      </w:pPr>
+      <w:r>
+        <w:rPr>
+          <w:b w:val="0"/>
+        </w:rPr>
+        <w:t>Point to the step or supplied fact that decides; explain your repair if needed.</w:t>
+      </w:r>
+    </w:p>
+    <w:p>
+      <w:pPr>
+        <w:spacing w:line="336" w:lineRule="auto" w:after="180"/>
+      </w:pPr>
+      <w:r>
+        <w:rPr>
+          <w:b w:val="0"/>
+        </w:rPr>
+        <w:t xml:space="preserve">Expected correction: An unspecified </w:t>
+      </w:r>
+      <w:r>
+        <w:rPr>
+          <w:b/>
+        </w:rPr>
+        <w:t>authority</w:t>
+      </w:r>
+      <w:r>
+        <w:rPr>
+          <w:b w:val="0"/>
+        </w:rPr>
+        <w:t xml:space="preserve"> or effective-time rule leaves a conflict unresolved; do not invent precedence.</w:t>
+      </w:r>
+    </w:p>
+    <w:p>
+      <w:pPr>
+        <w:spacing w:line="336" w:lineRule="auto" w:after="180"/>
+      </w:pPr>
+      <w:r>
+        <w:rPr>
+          <w:b w:val="0"/>
+        </w:rPr>
+        <w:t>Collect explanations, not only yes/no votes. If a misunderstanding is common, re-model the relevant step for the class.</w:t>
+      </w:r>
+    </w:p>
+    <w:p>
+      <w:pPr>
+        <w:spacing w:line="336" w:lineRule="auto" w:after="180"/>
+      </w:pPr>
+      <w:r>
+        <w:rPr>
+          <w:b w:val="0"/>
+        </w:rPr>
+        <w:t>If it affects a few learners, give a short targeted group explanation while others solve a more demanding variation.</w:t>
+      </w:r>
+    </w:p>
+    <w:p>
+      <w:pPr>
+        <w:pStyle w:val="Heading2"/>
+      </w:pPr>
+      <w:r>
+        <w:t>Pictorial question and changed-case reasoning</w:t>
+      </w:r>
+    </w:p>
+    <w:p>
+      <w:pPr>
+        <w:spacing w:line="336" w:lineRule="auto" w:after="180"/>
+      </w:pPr>
+      <w:r>
+        <w:rPr>
+          <w:b w:val="0"/>
+        </w:rPr>
+        <w:t>Which source fields must be checked before answering day 9?</w:t>
+      </w:r>
+    </w:p>
+    <w:p>
+      <w:pPr>
+        <w:spacing w:line="336" w:lineRule="auto" w:after="180"/>
+      </w:pPr>
+      <w:r>
+        <w:rPr>
+          <w:b w:val="0"/>
+        </w:rPr>
+        <w:t xml:space="preserve">The amendment’s </w:t>
+      </w:r>
+      <w:r>
+        <w:rPr>
+          <w:b/>
+        </w:rPr>
+        <w:t>authority</w:t>
+      </w:r>
+      <w:r>
+        <w:rPr>
+          <w:b w:val="0"/>
+        </w:rPr>
+        <w:t>, reference to A, effective day 8 and queried day 9; the answer is Hall 3.</w:t>
+      </w:r>
+    </w:p>
+    <w:p>
+      <w:pPr>
+        <w:spacing w:line="336" w:lineRule="auto" w:after="180"/>
+      </w:pPr>
+      <w:r>
+        <w:rPr>
+          <w:b w:val="0"/>
+        </w:rPr>
+        <w:t>Changed-case reasoning: Day 9 stays Hall 3; day 13 becomes Hall 1. The new authoritative change applies from its stated effective date, not retroactively.</w:t>
+      </w:r>
+    </w:p>
+    <w:p>
+      <w:pPr>
+        <w:spacing w:line="336" w:lineRule="auto" w:after="180"/>
+      </w:pPr>
+      <w:r>
+        <w:rPr>
+          <w:b w:val="0"/>
+        </w:rPr>
+        <w:t xml:space="preserve">Collect each learner’s explanation before discussion. Use the first missing connection between </w:t>
+      </w:r>
+      <w:r>
+        <w:rPr>
+          <w:b/>
+        </w:rPr>
+        <w:t>input</w:t>
+      </w:r>
+      <w:r>
+        <w:rPr>
+          <w:b w:val="0"/>
+        </w:rPr>
+        <w:t xml:space="preserve">, deciding step and result to choose support. This question is worked-case practice, not fresh mastery </w:t>
+      </w:r>
+      <w:r>
+        <w:rPr>
+          <w:b/>
+        </w:rPr>
+        <w:t>evidence</w:t>
+      </w:r>
+      <w:r>
+        <w:rPr>
+          <w:b w:val="0"/>
+        </w:rPr>
+        <w:t>.</w:t>
+      </w:r>
+    </w:p>
+    <w:p>
+      <w:pPr>
+        <w:pStyle w:val="Heading2"/>
+      </w:pPr>
+      <w:r>
+        <w:t>Keep each learner explaining</w:t>
+      </w:r>
+    </w:p>
+    <w:p>
+      <w:pPr>
+        <w:pStyle w:val="ListBullet"/>
+      </w:pPr>
+      <w:r>
+        <w:t>Ask: Which facts are given, and which would we have to assume? Learners mark relevant details before discussing answers.</w:t>
+      </w:r>
+    </w:p>
+    <w:p>
+      <w:pPr>
+        <w:pStyle w:val="ListBullet"/>
+      </w:pPr>
+      <w:r>
+        <w:t>Say: Predict first. Show the rule, information path or calculation that would produce the result. A correct guess is not yet an explanation.</w:t>
+      </w:r>
+    </w:p>
+    <w:p>
+      <w:pPr>
+        <w:pStyle w:val="ListBullet"/>
+      </w:pPr>
+      <w:r>
+        <w:t>In pairs, one learner solves while the other checks evidence; exchange roles. Remove the worked answer before independent assessment.</w:t>
+      </w:r>
+    </w:p>
+    <w:p>
+      <w:pPr>
+        <w:pStyle w:val="Heading2"/>
+      </w:pPr>
+      <w:r>
+        <w:t>Earlier wording, alternatives and picture transcripts · reference / check after trying</w:t>
+      </w:r>
+    </w:p>
+    <w:p>
+      <w:pPr>
+        <w:spacing w:line="336" w:lineRule="auto" w:after="180"/>
+      </w:pPr>
+      <w:r>
+        <w:rPr>
+          <w:b w:val="0"/>
+        </w:rPr>
+        <w:t>Demonstrate and guide practice</w:t>
       </w:r>
     </w:p>
     <w:p>
@@ -2050,7 +2605,63 @@
         <w:pStyle w:val="Heading3"/>
       </w:pPr>
       <w:r>
-        <w:t>What this example does not establish</w:t>
+        <w:t>Board sequence</w:t>
+      </w:r>
+    </w:p>
+    <w:p>
+      <w:pPr>
+        <w:spacing w:line="336" w:lineRule="auto" w:after="180"/>
+      </w:pPr>
+      <w:r>
+        <w:rPr>
+          <w:b w:val="0"/>
+        </w:rPr>
+        <w:t>Write the given facts: An original experiment report and an anonymous unlinked summary describe a method.</w:t>
+      </w:r>
+    </w:p>
+    <w:p>
+      <w:pPr>
+        <w:spacing w:line="336" w:lineRule="auto" w:after="180"/>
+      </w:pPr>
+      <w:r>
+        <w:rPr>
+          <w:b w:val="0"/>
+        </w:rPr>
+        <w:t>Write the question to explain: Where should verification begin?</w:t>
+      </w:r>
+    </w:p>
+    <w:p>
+      <w:pPr>
+        <w:spacing w:line="336" w:lineRule="auto" w:after="180"/>
+      </w:pPr>
+      <w:r>
+        <w:rPr>
+          <w:b w:val="0"/>
+        </w:rPr>
+        <w:t xml:space="preserve">Reveal after </w:t>
+      </w:r>
+      <w:r>
+        <w:rPr>
+          <w:b/>
+        </w:rPr>
+        <w:t>prediction</w:t>
+      </w:r>
+      <w:r>
+        <w:rPr>
+          <w:b w:val="0"/>
+        </w:rPr>
+        <w:t>s: Read the original method, scope and limitations. Original does not mean infallible; summaries may omit conditions.</w:t>
+      </w:r>
+    </w:p>
+    <w:p>
+      <w:pPr>
+        <w:spacing w:line="336" w:lineRule="auto" w:after="180"/>
+      </w:pPr>
+      <w:r>
+        <w:rPr>
+          <w:b w:val="0"/>
+        </w:rPr>
+        <w:t>Use the earlier changed question as optional later practice. Reserve Trace a new capacity version independently for the first independent attempt before hints or feedback.</w:t>
       </w:r>
     </w:p>
     <w:p>
@@ -2058,356 +2669,18 @@
         <w:pStyle w:val="Heading3"/>
       </w:pPr>
       <w:r>
-        <w:t>Keep the stated limit</w:t>
+        <w:t>Classroom dialogue</w:t>
       </w:r>
     </w:p>
     <w:p>
       <w:pPr>
         <w:spacing w:line="336" w:lineRule="auto" w:after="180"/>
-        <w:shd w:fill="FFF5E6"/>
-      </w:pPr>
-      <w:r>
-        <w:rPr>
-          <w:b/>
-        </w:rPr>
-        <w:t>Authority</w:t>
-      </w:r>
+      </w:pPr>
       <w:r>
         <w:rPr>
           <w:b w:val="0"/>
         </w:rPr>
-        <w:t xml:space="preserve"> is declared in this fictional case; real conflicting sources may require the responsible owner’s review.</w:t>
-      </w:r>
-    </w:p>
-    <w:p>
-      <w:pPr>
-        <w:pStyle w:val="Heading3"/>
-      </w:pPr>
-      <w:r>
-        <w:t>Change one thing in the pictured case</w:t>
-      </w:r>
-    </w:p>
-    <w:p>
-      <w:pPr>
-        <w:pStyle w:val="Heading3"/>
-      </w:pPr>
-      <w:r>
-        <w:t>Change one thing</w:t>
-      </w:r>
-    </w:p>
-    <w:p>
-      <w:pPr>
-        <w:spacing w:line="336" w:lineRule="auto" w:after="180"/>
-        <w:shd w:fill="F5F1FB"/>
-      </w:pPr>
-      <w:r>
-        <w:rPr>
-          <w:b w:val="0"/>
-        </w:rPr>
-        <w:t>Change: A signed amendment C explicitly revokes B effective day 12 and restores Hall 1.</w:t>
-      </w:r>
-    </w:p>
-    <w:p>
-      <w:pPr>
-        <w:pStyle w:val="Heading3"/>
-      </w:pPr>
-      <w:r>
-        <w:t>Predicted result</w:t>
-      </w:r>
-    </w:p>
-    <w:p>
-      <w:pPr>
-        <w:spacing w:line="336" w:lineRule="auto" w:after="180"/>
-        <w:shd w:fill="F1F6FC"/>
-      </w:pPr>
-      <w:r>
-        <w:rPr>
-          <w:b/>
-        </w:rPr>
-        <w:t>Prediction</w:t>
-      </w:r>
-      <w:r>
-        <w:rPr>
-          <w:b w:val="0"/>
-        </w:rPr>
-        <w:t>: Day 9 stays Hall 3; day 13 becomes Hall 1.</w:t>
-      </w:r>
-    </w:p>
-    <w:p>
-      <w:pPr>
-        <w:pStyle w:val="Heading3"/>
-      </w:pPr>
-      <w:r>
-        <w:t>Why the result follows</w:t>
-      </w:r>
-    </w:p>
-    <w:p>
-      <w:pPr>
-        <w:spacing w:line="336" w:lineRule="auto" w:after="180"/>
-        <w:shd w:fill="F1F6FC"/>
-      </w:pPr>
-      <w:r>
-        <w:rPr>
-          <w:b w:val="0"/>
-        </w:rPr>
-        <w:t>Reason: The new authoritative change applies from its stated effective date, not retroactively.</w:t>
-      </w:r>
-    </w:p>
-    <w:p>
-      <w:pPr>
-        <w:pStyle w:val="Heading3"/>
-      </w:pPr>
-      <w:r>
-        <w:t>Ask while showing the picture</w:t>
-      </w:r>
-    </w:p>
-    <w:p>
-      <w:pPr>
-        <w:pStyle w:val="Heading3"/>
-      </w:pPr>
-      <w:r>
-        <w:t>Ask while showing the picture · 4</w:t>
-      </w:r>
-    </w:p>
-    <w:p>
-      <w:pPr>
-        <w:spacing w:line="336" w:lineRule="auto" w:after="180"/>
-      </w:pPr>
-      <w:r>
-        <w:rPr>
-          <w:b w:val="0"/>
-        </w:rPr>
-        <w:t xml:space="preserve">Cover the result. Ask learners to name the </w:t>
-      </w:r>
-      <w:r>
-        <w:rPr>
-          <w:b/>
-        </w:rPr>
-        <w:t>input</w:t>
-      </w:r>
-      <w:r>
-        <w:rPr>
-          <w:b w:val="0"/>
-        </w:rPr>
-        <w:t xml:space="preserve">s and predict the next step. Uncover one step, connect the icon to the actual procedure, and explain its </w:t>
-      </w:r>
-      <w:r>
-        <w:rPr>
-          <w:b/>
-        </w:rPr>
-        <w:t>evidence</w:t>
-      </w:r>
-      <w:r>
-        <w:rPr>
-          <w:b w:val="0"/>
-        </w:rPr>
-        <w:t>. Then change the supplied condition and compare.</w:t>
-      </w:r>
-    </w:p>
-    <w:p>
-      <w:pPr>
-        <w:spacing w:line="336" w:lineRule="auto" w:after="180"/>
-      </w:pPr>
-      <w:r>
-        <w:rPr>
-          <w:b w:val="0"/>
-        </w:rPr>
-        <w:t>The picture is a representation; it does not document execution of a real AI model.</w:t>
-      </w:r>
-    </w:p>
-    <w:p>
-      <w:pPr>
-        <w:pStyle w:val="Heading1"/>
-      </w:pPr>
-      <w:r>
-        <w:t>03. Demonstrate and guide practice</w:t>
-      </w:r>
-    </w:p>
-    <w:p>
-      <w:r>
-        <w:t>Demonstrate Source Quality, reduce support deliberately and check individual reasoning before discussing answers.</w:t>
-      </w:r>
-    </w:p>
-    <w:p>
-      <w:pPr>
-        <w:pStyle w:val="Heading3"/>
-      </w:pPr>
-      <w:r>
-        <w:t>Board sequence</w:t>
-      </w:r>
-    </w:p>
-    <w:p>
-      <w:pPr>
-        <w:pStyle w:val="Heading3"/>
-      </w:pPr>
-      <w:r>
-        <w:t>1. Put the facts on the board</w:t>
-      </w:r>
-    </w:p>
-    <w:p>
-      <w:pPr>
-        <w:spacing w:line="336" w:lineRule="auto" w:after="180"/>
-        <w:shd w:fill="F4F9FC"/>
-      </w:pPr>
-      <w:r>
-        <w:rPr>
-          <w:b w:val="0"/>
-        </w:rPr>
-        <w:t>Write the given facts: An original experiment report and an anonymous unlinked summary describe a method.</w:t>
-      </w:r>
-    </w:p>
-    <w:p>
-      <w:pPr>
-        <w:pStyle w:val="Heading3"/>
-      </w:pPr>
-      <w:r>
-        <w:t>2. State the decision to explain</w:t>
-      </w:r>
-    </w:p>
-    <w:p>
-      <w:pPr>
-        <w:spacing w:line="336" w:lineRule="auto" w:after="180"/>
-        <w:shd w:fill="F5F1FB"/>
-      </w:pPr>
-      <w:r>
-        <w:rPr>
-          <w:b w:val="0"/>
-        </w:rPr>
-        <w:t>Write the question to explain: Where should verification begin?</w:t>
-      </w:r>
-    </w:p>
-    <w:p>
-      <w:pPr>
-        <w:pStyle w:val="Heading3"/>
-      </w:pPr>
-      <w:r>
-        <w:t>3. Reveal the worked reasoning</w:t>
-      </w:r>
-    </w:p>
-    <w:p>
-      <w:pPr>
-        <w:spacing w:line="336" w:lineRule="auto" w:after="180"/>
-        <w:shd w:fill="F1F6FC"/>
-      </w:pPr>
-      <w:r>
-        <w:rPr>
-          <w:b w:val="0"/>
-        </w:rPr>
-        <w:t xml:space="preserve">Reveal after </w:t>
-      </w:r>
-      <w:r>
-        <w:rPr>
-          <w:b/>
-        </w:rPr>
-        <w:t>prediction</w:t>
-      </w:r>
-      <w:r>
-        <w:rPr>
-          <w:b w:val="0"/>
-        </w:rPr>
-        <w:t>s: Read the original method, scope and limitations. Original does not mean infallible; summaries may omit conditions.</w:t>
-      </w:r>
-    </w:p>
-    <w:p>
-      <w:pPr>
-        <w:pStyle w:val="Heading3"/>
-      </w:pPr>
-      <w:r>
-        <w:t>Hold back the independent task</w:t>
-      </w:r>
-    </w:p>
-    <w:p>
-      <w:pPr>
-        <w:spacing w:line="336" w:lineRule="auto" w:after="180"/>
-        <w:shd w:fill="F5F1FB"/>
-      </w:pPr>
-      <w:r>
-        <w:rPr>
-          <w:b w:val="0"/>
-        </w:rPr>
-        <w:t>Keep for an independent attempt: For a school's current opening time, compare an undated repost with a dated notice issued by the school. Which is the stronger starting source, and what must still be checked?</w:t>
-      </w:r>
-    </w:p>
-    <w:p>
-      <w:pPr>
-        <w:pStyle w:val="Heading3"/>
-      </w:pPr>
-      <w:r>
-        <w:t>Classroom dialogue</w:t>
-      </w:r>
-    </w:p>
-    <w:p>
-      <w:pPr>
-        <w:pStyle w:val="Heading3"/>
-      </w:pPr>
-      <w:r>
-        <w:t>Ask the class</w:t>
-      </w:r>
-    </w:p>
-    <w:p>
-      <w:pPr>
-        <w:spacing w:line="336" w:lineRule="auto" w:after="180"/>
-        <w:shd w:fill="F5F1FB"/>
-      </w:pPr>
-      <w:r>
-        <w:rPr>
-          <w:b w:val="0"/>
-        </w:rPr>
-        <w:t>Ask: Which facts are given, and which would we have to assume? Learners mark relevant details before discussing answers.</w:t>
-      </w:r>
-    </w:p>
-    <w:p>
-      <w:pPr>
-        <w:pStyle w:val="Heading3"/>
-      </w:pPr>
-      <w:r>
-        <w:t>Language to model</w:t>
-      </w:r>
-    </w:p>
-    <w:p>
-      <w:pPr>
-        <w:spacing w:line="336" w:lineRule="auto" w:after="180"/>
-        <w:shd w:fill="F1F6F8"/>
-      </w:pPr>
-      <w:r>
-        <w:rPr>
-          <w:b w:val="0"/>
-        </w:rPr>
-        <w:t>Say: Predict first. Show the rule, information path or calculation that would produce the result. A correct guess is not yet an explanation.</w:t>
-      </w:r>
-    </w:p>
-    <w:p>
-      <w:pPr>
-        <w:spacing w:line="336" w:lineRule="auto" w:after="180"/>
-      </w:pPr>
-      <w:r>
-        <w:rPr>
-          <w:b w:val="0"/>
-        </w:rPr>
         <w:t>Reveal reasoning one step at a time. Explain why a tempting alternative fails. Write units and denominators for arithmetic, trace conditions for decisions, and identify supporting sources for claims.</w:t>
-      </w:r>
-    </w:p>
-    <w:p>
-      <w:pPr>
-        <w:spacing w:line="336" w:lineRule="auto" w:after="180"/>
-      </w:pPr>
-      <w:r>
-        <w:rPr>
-          <w:b w:val="0"/>
-        </w:rPr>
-        <w:t xml:space="preserve">In pairs, one learner solves while the other checks </w:t>
-      </w:r>
-      <w:r>
-        <w:rPr>
-          <w:b/>
-        </w:rPr>
-        <w:t>evidence</w:t>
-      </w:r>
-      <w:r>
-        <w:rPr>
-          <w:b w:val="0"/>
-        </w:rPr>
-        <w:t>; exchange roles. Remove the worked answer before independent assessment.</w:t>
       </w:r>
     </w:p>
     <w:p>
@@ -2732,376 +3005,114 @@
         <w:pStyle w:val="Heading3"/>
       </w:pPr>
       <w:r>
-        <w:t>Completion practice</w:t>
+        <w:t>Individual reasoning check</w:t>
+      </w:r>
+    </w:p>
+    <w:p>
+      <w:pPr>
+        <w:pStyle w:val="Heading3"/>
+      </w:pPr>
+      <w:r>
+        <w:t>Pictorial practice question</w:t>
+      </w:r>
+    </w:p>
+    <w:p>
+      <w:pPr>
+        <w:pStyle w:val="Heading3"/>
+      </w:pPr>
+      <w:r>
+        <w:t>Reasoned teacher answer</w:t>
+      </w:r>
+    </w:p>
+    <w:p>
+      <w:pPr>
+        <w:pStyle w:val="Heading1"/>
+      </w:pPr>
+      <w:r>
+        <w:t>04. Run the supplied investigation</w:t>
+      </w:r>
+    </w:p>
+    <w:p>
+      <w:r>
+        <w:t>Keep expected results, observed paper traces and remaining limits distinguishable.</w:t>
+      </w:r>
+    </w:p>
+    <w:p>
+      <w:pPr>
+        <w:pStyle w:val="Heading2"/>
+      </w:pPr>
+      <w:r>
+        <w:t>Supplied materials and answer guidance</w:t>
       </w:r>
     </w:p>
     <w:p>
       <w:pPr>
         <w:spacing w:line="336" w:lineRule="auto" w:after="180"/>
-        <w:shd w:fill="F5F1FB"/>
       </w:pPr>
       <w:r>
         <w:rPr>
           <w:b w:val="0"/>
         </w:rPr>
-        <w:t>Completion task: Notice N says room A from Monday. Signed amendment M references N and changes to B effective Wednesday. Query asks Tuesday, then Thursday. Show the intermediate steps and give the conclusion with its scope.</w:t>
-      </w:r>
-    </w:p>
-    <w:p>
-      <w:pPr>
-        <w:pStyle w:val="Heading3"/>
-      </w:pPr>
-      <w:r>
-        <w:t>Reasoning to listen for</w:t>
+        <w:t>Four-card lab: A+B supports the club C7 assignment on day 9 as Hall 3. C is an unsigned copy of A and adds no independent confirmation; D concerns availability rather than club assignment. A+B is one authority chain. The base timeline gives Hall 1 on day 6 and Hall 3 on day 9. Adding C from day 12 leaves day 9 unchanged and gives Hall 1 on day 13. The separate weekday review uses N for Tuesday and M for Thursday.</w:t>
       </w:r>
     </w:p>
     <w:p>
       <w:pPr>
         <w:spacing w:line="336" w:lineRule="auto" w:after="180"/>
-        <w:shd w:fill="F1F6FC"/>
       </w:pPr>
       <w:r>
         <w:rPr>
           <w:b w:val="0"/>
         </w:rPr>
-        <w:t xml:space="preserve">Teacher check: Teacher explanation: Tuesday uses A; Thursday uses B. The amendment </w:t>
-      </w:r>
-      <w:r>
-        <w:rPr>
-          <w:b/>
-        </w:rPr>
-        <w:t>effective time</w:t>
-      </w:r>
-      <w:r>
-        <w:rPr>
-          <w:b w:val="0"/>
-        </w:rPr>
-        <w:t>, not merely upload order, determines the change.</w:t>
-      </w:r>
-    </w:p>
-    <w:p>
-      <w:pPr>
-        <w:spacing w:line="336" w:lineRule="auto" w:after="180"/>
-      </w:pPr>
-      <w:r>
-        <w:rPr>
-          <w:b w:val="0"/>
-        </w:rPr>
-        <w:t xml:space="preserve">Start by identifying the given </w:t>
-      </w:r>
-      <w:r>
-        <w:rPr>
-          <w:b/>
-        </w:rPr>
-        <w:t>input</w:t>
-      </w:r>
-      <w:r>
-        <w:rPr>
-          <w:b w:val="0"/>
-        </w:rPr>
-        <w:t>s together. Leave the intermediate steps blank. If needed, model one step, then withdraw that help on the next step. Move to a full trace only when the partial trace is understood.</w:t>
-      </w:r>
-    </w:p>
-    <w:p>
-      <w:pPr>
-        <w:spacing w:line="336" w:lineRule="auto" w:after="180"/>
-      </w:pPr>
-      <w:r>
-        <w:rPr>
-          <w:b w:val="0"/>
-        </w:rPr>
-        <w:t>For partners, alternate explainer and checker; collect a response from every learner before discussion.</w:t>
-      </w:r>
-    </w:p>
-    <w:p>
-      <w:pPr>
-        <w:pStyle w:val="Heading3"/>
-      </w:pPr>
-      <w:r>
-        <w:t>Individual reasoning check</w:t>
-      </w:r>
-    </w:p>
-    <w:p>
-      <w:pPr>
-        <w:spacing w:line="336" w:lineRule="auto" w:after="180"/>
-      </w:pPr>
-      <w:r>
-        <w:rPr>
-          <w:b w:val="0"/>
-        </w:rPr>
-        <w:t>Use the worked case for Conflicting and time-sensitive sources. Proposed explanation: “The worked result establishes every future case”. Decide whether this explanation is supported.</w:t>
-      </w:r>
-    </w:p>
-    <w:p>
-      <w:pPr>
-        <w:spacing w:line="336" w:lineRule="auto" w:after="180"/>
-      </w:pPr>
-      <w:r>
-        <w:rPr>
-          <w:b w:val="0"/>
-        </w:rPr>
-        <w:t>Point to the step or supplied fact that decides; explain your repair if needed.</w:t>
-      </w:r>
-    </w:p>
-    <w:p>
-      <w:pPr>
-        <w:pStyle w:val="Heading3"/>
-      </w:pPr>
-      <w:r>
-        <w:t>Expected repair</w:t>
-      </w:r>
-    </w:p>
-    <w:p>
-      <w:pPr>
-        <w:spacing w:line="336" w:lineRule="auto" w:after="180"/>
-        <w:shd w:fill="F1F6FC"/>
-      </w:pPr>
-      <w:r>
-        <w:rPr>
-          <w:b w:val="0"/>
-        </w:rPr>
-        <w:t xml:space="preserve">Expected correction: An unspecified </w:t>
-      </w:r>
-      <w:r>
-        <w:rPr>
-          <w:b/>
-        </w:rPr>
-        <w:t>authority</w:t>
-      </w:r>
-      <w:r>
-        <w:rPr>
-          <w:b w:val="0"/>
-        </w:rPr>
-        <w:t xml:space="preserve"> or effective-time rule leaves a conflict unresolved; do not invent precedence.</w:t>
-      </w:r>
-    </w:p>
-    <w:p>
-      <w:pPr>
-        <w:spacing w:line="336" w:lineRule="auto" w:after="180"/>
-      </w:pPr>
-      <w:r>
-        <w:rPr>
-          <w:b w:val="0"/>
-        </w:rPr>
-        <w:t>Collect explanations, not only yes/no votes. If a misunderstanding is common, re-model the relevant step for the class.</w:t>
-      </w:r>
-    </w:p>
-    <w:p>
-      <w:pPr>
-        <w:spacing w:line="336" w:lineRule="auto" w:after="180"/>
-      </w:pPr>
-      <w:r>
-        <w:rPr>
-          <w:b w:val="0"/>
-        </w:rPr>
-        <w:t>If it affects a few learners, give a short targeted group explanation while others solve a more demanding variation.</w:t>
-      </w:r>
-    </w:p>
-    <w:p>
-      <w:pPr>
-        <w:pStyle w:val="Heading3"/>
-      </w:pPr>
-      <w:r>
-        <w:t>Pictorial practice question</w:t>
-      </w:r>
-    </w:p>
-    <w:p>
-      <w:pPr>
-        <w:spacing w:line="336" w:lineRule="auto" w:after="180"/>
-        <w:shd w:fill="F5F1FB"/>
-      </w:pPr>
-      <w:r>
-        <w:rPr>
-          <w:b w:val="0"/>
-        </w:rPr>
-        <w:t>Which source fields must be checked before answering day 9?</w:t>
-      </w:r>
-    </w:p>
-    <w:p>
-      <w:pPr>
-        <w:pStyle w:val="Heading3"/>
-      </w:pPr>
-      <w:r>
-        <w:t>Reasoned teacher answer</w:t>
-      </w:r>
-    </w:p>
-    <w:p>
-      <w:pPr>
-        <w:spacing w:line="336" w:lineRule="auto" w:after="180"/>
-      </w:pPr>
-      <w:r>
-        <w:rPr>
-          <w:b w:val="0"/>
-        </w:rPr>
-        <w:t xml:space="preserve">The amendment’s </w:t>
-      </w:r>
-      <w:r>
-        <w:rPr>
-          <w:b/>
-        </w:rPr>
-        <w:t>authority</w:t>
-      </w:r>
-      <w:r>
-        <w:rPr>
-          <w:b w:val="0"/>
-        </w:rPr>
-        <w:t>, reference to A, effective day 8 and queried day 9; the answer is Hall 3.</w:t>
-      </w:r>
-    </w:p>
-    <w:p>
-      <w:pPr>
-        <w:spacing w:line="336" w:lineRule="auto" w:after="180"/>
-      </w:pPr>
-      <w:r>
-        <w:rPr>
-          <w:b w:val="0"/>
-        </w:rPr>
-        <w:t>Changed-case reasoning: Day 9 stays Hall 3; day 13 becomes Hall 1. The new authoritative change applies from its stated effective date, not retroactively.</w:t>
-      </w:r>
-    </w:p>
-    <w:p>
-      <w:pPr>
-        <w:spacing w:line="336" w:lineRule="auto" w:after="180"/>
-      </w:pPr>
-      <w:r>
-        <w:rPr>
-          <w:b w:val="0"/>
-        </w:rPr>
-        <w:t xml:space="preserve">Collect each learner’s explanation before discussion. Use the first missing connection between </w:t>
-      </w:r>
-      <w:r>
-        <w:rPr>
-          <w:b/>
-        </w:rPr>
-        <w:t>input</w:t>
-      </w:r>
-      <w:r>
-        <w:rPr>
-          <w:b w:val="0"/>
-        </w:rPr>
-        <w:t xml:space="preserve">, deciding step and result to choose support. This question is worked-case practice, not fresh mastery </w:t>
-      </w:r>
-      <w:r>
-        <w:rPr>
-          <w:b/>
-        </w:rPr>
-        <w:t>evidence</w:t>
-      </w:r>
-      <w:r>
-        <w:rPr>
-          <w:b w:val="0"/>
-        </w:rPr>
-        <w:t>.</w:t>
-      </w:r>
-    </w:p>
-    <w:p>
-      <w:pPr>
-        <w:pStyle w:val="Heading1"/>
-      </w:pPr>
-      <w:r>
-        <w:t>04. Run the weekly evidence lab</w:t>
-      </w:r>
-    </w:p>
-    <w:p>
-      <w:r>
-        <w:t>Run the Source Quality investigation and use the first unsupported step to choose a teaching response.</w:t>
-      </w:r>
-    </w:p>
-    <w:p>
-      <w:pPr>
-        <w:spacing w:line="336" w:lineRule="auto" w:after="180"/>
-      </w:pPr>
-      <w:r>
-        <w:rPr>
-          <w:b w:val="0"/>
-        </w:rPr>
-        <w:t>Words You Can Use to Reason</w:t>
-      </w:r>
-    </w:p>
-    <w:p>
-      <w:pPr>
-        <w:spacing w:line="336" w:lineRule="auto" w:after="180"/>
-      </w:pPr>
-      <w:r>
-        <w:rPr>
-          <w:b w:val="0"/>
-        </w:rPr>
-        <w:t>A definition matters when you can recognize the idea, use it, and contrast it with a near-miss.</w:t>
-      </w:r>
-    </w:p>
-    <w:p>
-      <w:pPr>
-        <w:spacing w:line="336" w:lineRule="auto" w:after="180"/>
-      </w:pPr>
-      <w:r>
-        <w:rPr>
-          <w:b w:val="0"/>
-        </w:rPr>
+        <w:t>Signed and effective status are supplied facts, not digitally verified. Keep the independent capacity task withheld.</w:t>
+      </w:r>
+    </w:p>
+    <w:p>
+      <w:pPr>
+        <w:pStyle w:val="Heading2"/>
+      </w:pPr>
+      <w:r>
+        <w:t>Run and record</w:t>
+      </w:r>
+    </w:p>
+    <w:p>
+      <w:pPr>
+        <w:pStyle w:val="ListNumber"/>
+      </w:pPr>
+      <w:r>
         <w:t>Predict → Test → Record → Explain</w:t>
       </w:r>
     </w:p>
     <w:p>
       <w:pPr>
-        <w:spacing w:line="336" w:lineRule="auto" w:after="180"/>
-      </w:pPr>
-      <w:r>
-        <w:rPr>
-          <w:b w:val="0"/>
-        </w:rPr>
+        <w:pStyle w:val="ListNumber"/>
+      </w:pPr>
+      <w:r>
         <w:t>Keep expected and actual results separate. Surprises are useful data when recorded honestly.</w:t>
       </w:r>
     </w:p>
     <w:p>
       <w:pPr>
-        <w:spacing w:line="336" w:lineRule="auto" w:after="180"/>
-      </w:pPr>
-      <w:r>
-        <w:rPr>
-          <w:b w:val="0"/>
-        </w:rPr>
-        <w:t>Score four sources against all criteria, trace origin links, and defend the best pair for one precise claim.</w:t>
-      </w:r>
-    </w:p>
-    <w:p>
-      <w:pPr>
-        <w:spacing w:line="336" w:lineRule="auto" w:after="180"/>
-        <w:shd w:fill="F5F1FB"/>
-      </w:pPr>
-      <w:r>
-        <w:rPr>
-          <w:b w:val="0"/>
-        </w:rPr>
+        <w:pStyle w:val="ListNumber"/>
+      </w:pPr>
+      <w:r>
+        <w:t>Audit the four supplied fictional source cards for the club C7day9assignment. Record authority,relevance,effective dates and origin links without inventing numeric weights. Distinguish an amendment chain from independent corroboration and availability from authorisation.</w:t>
+      </w:r>
+    </w:p>
+    <w:p>
+      <w:pPr>
+        <w:pStyle w:val="ListNumber"/>
+      </w:pPr>
+      <w:r>
         <w:t>What did the hardest test teach you that the normal test did not?</w:t>
       </w:r>
     </w:p>
     <w:p>
       <w:pPr>
-        <w:pStyle w:val="Heading3"/>
-      </w:pPr>
-      <w:r>
-        <w:t>Make the lab runnable</w:t>
-      </w:r>
-    </w:p>
-    <w:p>
-      <w:pPr>
-        <w:spacing w:line="336" w:lineRule="auto" w:after="180"/>
-      </w:pPr>
-      <w:r>
-        <w:rPr>
-          <w:b w:val="0"/>
-        </w:rPr>
-        <w:t>Use the concrete case as the shared normal case and the independent question as a second case. Each pair creates a boundary or missing-information case and predicts its result before testing.</w:t>
-      </w:r>
-    </w:p>
-    <w:p>
-      <w:pPr>
-        <w:spacing w:line="336" w:lineRule="auto" w:after="180"/>
-      </w:pPr>
-      <w:r>
-        <w:rPr>
-          <w:b w:val="0"/>
-        </w:rPr>
-        <w:t>Keep the expected result separate from an observed mistake.</w:t>
+        <w:pStyle w:val="Heading2"/>
+      </w:pPr>
+      <w:r>
+        <w:t>Keep an inspectable record</w:t>
       </w:r>
     </w:p>
     <w:tbl>
@@ -3252,10 +3263,10 @@
     </w:tbl>
     <w:p>
       <w:pPr>
-        <w:pStyle w:val="Heading3"/>
-      </w:pPr>
-      <w:r>
-        <w:t>Diagnose and reteach</w:t>
+        <w:pStyle w:val="Heading2"/>
+      </w:pPr>
+      <w:r>
+        <w:t>Diagnose the first misunderstanding</w:t>
       </w:r>
     </w:p>
     <w:p>
@@ -3266,7 +3277,19 @@
         <w:rPr>
           <w:b w:val="0"/>
         </w:rPr>
-        <w:t>For guessing, return to given facts and request a trace. For vocabulary without application, use one example and one non-example. For arithmetic errors, check the setup before the calculation.</w:t>
+        <w:t xml:space="preserve">The worked result establishes every future case: An unspecified </w:t>
+      </w:r>
+      <w:r>
+        <w:rPr>
+          <w:b/>
+        </w:rPr>
+        <w:t>authority</w:t>
+      </w:r>
+      <w:r>
+        <w:rPr>
+          <w:b w:val="0"/>
+        </w:rPr>
+        <w:t xml:space="preserve"> or effective-time rule leaves a conflict unresolved; do not invent precedence.</w:t>
       </w:r>
     </w:p>
     <w:p>
@@ -3277,15 +3300,31 @@
         <w:rPr>
           <w:b w:val="0"/>
         </w:rPr>
-        <w:t>Finish with a different uncoached case before recording mastery.</w:t>
-      </w:r>
-    </w:p>
-    <w:p>
-      <w:pPr>
-        <w:pStyle w:val="Heading3"/>
-      </w:pPr>
-      <w:r>
-        <w:t>Address these additional misconceptions</w:t>
+        <w:t xml:space="preserve">A missing </w:t>
+      </w:r>
+      <w:r>
+        <w:rPr>
+          <w:b/>
+        </w:rPr>
+        <w:t>input</w:t>
+      </w:r>
+      <w:r>
+        <w:rPr>
+          <w:b w:val="0"/>
+        </w:rPr>
+        <w:t xml:space="preserve"> may be replaced without recording the change: A replacement changes the </w:t>
+      </w:r>
+      <w:r>
+        <w:rPr>
+          <w:b/>
+        </w:rPr>
+        <w:t>evidence</w:t>
+      </w:r>
+      <w:r>
+        <w:rPr>
+          <w:b w:val="0"/>
+        </w:rPr>
+        <w:t xml:space="preserve"> or contract. Record the change and its justification; do not silently turn unknown into a measured value.</w:t>
       </w:r>
     </w:p>
     <w:p>
@@ -3296,85 +3335,27 @@
         <w:rPr>
           <w:b w:val="0"/>
         </w:rPr>
-        <w:t xml:space="preserve">The worked result establishes every future case: An unspecified </w:t>
+        <w:t xml:space="preserve">Repeating an assessed case is new independent </w:t>
       </w:r>
       <w:r>
         <w:rPr>
           <w:b/>
         </w:rPr>
-        <w:t>authority</w:t>
+        <w:t>evidence</w:t>
       </w:r>
       <w:r>
         <w:rPr>
           <w:b w:val="0"/>
         </w:rPr>
-        <w:t xml:space="preserve"> or effective-time rule leaves a conflict unresolved; do not invent precedence.</w:t>
-      </w:r>
-    </w:p>
-    <w:p>
-      <w:pPr>
-        <w:spacing w:line="336" w:lineRule="auto" w:after="180"/>
-      </w:pPr>
-      <w:r>
-        <w:rPr>
-          <w:b w:val="0"/>
-        </w:rPr>
-        <w:t xml:space="preserve">A missing </w:t>
-      </w:r>
-      <w:r>
-        <w:rPr>
-          <w:b/>
-        </w:rPr>
-        <w:t>input</w:t>
-      </w:r>
-      <w:r>
-        <w:rPr>
-          <w:b w:val="0"/>
-        </w:rPr>
-        <w:t xml:space="preserve"> may be replaced without recording the change: A replacement changes the </w:t>
-      </w:r>
-      <w:r>
-        <w:rPr>
-          <w:b/>
-        </w:rPr>
-        <w:t>evidence</w:t>
-      </w:r>
-      <w:r>
-        <w:rPr>
-          <w:b w:val="0"/>
-        </w:rPr>
-        <w:t xml:space="preserve"> or contract. Record the change and its justification; do not silently turn unknown into a measured value.</w:t>
-      </w:r>
-    </w:p>
-    <w:p>
-      <w:pPr>
-        <w:spacing w:line="336" w:lineRule="auto" w:after="180"/>
-      </w:pPr>
-      <w:r>
-        <w:rPr>
-          <w:b w:val="0"/>
-        </w:rPr>
-        <w:t xml:space="preserve">Repeating an assessed case is new independent </w:t>
-      </w:r>
-      <w:r>
-        <w:rPr>
-          <w:b/>
-        </w:rPr>
-        <w:t>evidence</w:t>
-      </w:r>
-      <w:r>
-        <w:rPr>
-          <w:b w:val="0"/>
-        </w:rPr>
         <w:t>: A replay checks consistency. An example used for feedback or revision cannot later be described as untouched final evaluation.</w:t>
       </w:r>
     </w:p>
     <w:p>
       <w:pPr>
-        <w:pStyle w:val="Heading3"/>
-      </w:pPr>
-      <w:r>
-        <w:t>Match the support to the first error</w:t>
+        <w:pStyle w:val="Heading2"/>
+      </w:pPr>
+      <w:r>
+        <w:t>Choose support from the response</w:t>
       </w:r>
     </w:p>
     <w:tbl>
@@ -3547,15 +3528,710 @@
     </w:p>
     <w:p>
       <w:pPr>
+        <w:pStyle w:val="Heading2"/>
+      </w:pPr>
+      <w:r>
+        <w:t>Earlier wording, alternatives and picture transcripts · reference / check after trying</w:t>
+      </w:r>
+    </w:p>
+    <w:p>
+      <w:pPr>
+        <w:spacing w:line="336" w:lineRule="auto" w:after="180"/>
+      </w:pPr>
+      <w:r>
+        <w:rPr>
+          <w:b w:val="0"/>
+        </w:rPr>
+        <w:t>Run the weekly evidence lab</w:t>
+      </w:r>
+    </w:p>
+    <w:p>
+      <w:pPr>
+        <w:spacing w:line="336" w:lineRule="auto" w:after="180"/>
+      </w:pPr>
+      <w:r>
+        <w:rPr>
+          <w:b w:val="0"/>
+        </w:rPr>
+        <w:t>Words You Can Use to Reason</w:t>
+      </w:r>
+    </w:p>
+    <w:p>
+      <w:pPr>
+        <w:spacing w:line="336" w:lineRule="auto" w:after="180"/>
+      </w:pPr>
+      <w:r>
+        <w:rPr>
+          <w:b w:val="0"/>
+        </w:rPr>
+        <w:t>A definition matters when you can recognize the idea, use it, and contrast it with a near-miss.</w:t>
+      </w:r>
+    </w:p>
+    <w:p>
+      <w:pPr>
+        <w:pStyle w:val="Heading3"/>
+      </w:pPr>
+      <w:r>
+        <w:t>Make the lab runnable</w:t>
+      </w:r>
+    </w:p>
+    <w:p>
+      <w:pPr>
+        <w:spacing w:line="336" w:lineRule="auto" w:after="180"/>
+      </w:pPr>
+      <w:r>
+        <w:rPr>
+          <w:b w:val="0"/>
+        </w:rPr>
+        <w:t>Use the supplied investigation for shared practice. Keep predictions and observed paper-trace results separate. Reserve Trace a new capacity version independently for the individual first attempt before feedback; do not use the reserved case as a paired lab task.</w:t>
+      </w:r>
+    </w:p>
+    <w:p>
+      <w:pPr>
+        <w:pStyle w:val="Heading3"/>
+      </w:pPr>
+      <w:r>
+        <w:t>Diagnose and reteach</w:t>
+      </w:r>
+    </w:p>
+    <w:p>
+      <w:pPr>
+        <w:spacing w:line="336" w:lineRule="auto" w:after="180"/>
+      </w:pPr>
+      <w:r>
+        <w:rPr>
+          <w:b w:val="0"/>
+        </w:rPr>
+        <w:t>For guessing, return to given facts and request a trace. For vocabulary without application, use one example and one non-example. For arithmetic errors, check the setup before the calculation.</w:t>
+      </w:r>
+    </w:p>
+    <w:p>
+      <w:pPr>
+        <w:spacing w:line="336" w:lineRule="auto" w:after="180"/>
+      </w:pPr>
+      <w:r>
+        <w:rPr>
+          <w:b w:val="0"/>
+        </w:rPr>
+        <w:t>Finish with a different uncoached case before recording mastery.</w:t>
+      </w:r>
+    </w:p>
+    <w:p>
+      <w:pPr>
+        <w:pStyle w:val="Heading3"/>
+      </w:pPr>
+      <w:r>
+        <w:t>Address these additional misconceptions</w:t>
+      </w:r>
+    </w:p>
+    <w:p>
+      <w:pPr>
+        <w:pStyle w:val="Heading3"/>
+      </w:pPr>
+      <w:r>
+        <w:t>Match the support to the first error</w:t>
+      </w:r>
+    </w:p>
+    <w:p>
+      <w:pPr>
         <w:pStyle w:val="Heading1"/>
       </w:pPr>
       <w:r>
-        <w:t>05. Assess and explain the answers</w:t>
-      </w:r>
-    </w:p>
-    <w:p>
-      <w:r>
-        <w:t>Use the Source Quality questions, teacher keys and criteria after the relevant attempts. Previously discussed cases are practice; protect the separately selected independent task.</w:t>
+        <w:t>05. Assess the selected new case</w:t>
+      </w:r>
+    </w:p>
+    <w:p>
+      <w:r>
+        <w:t>Keep this key until after the first attempt; accept valid alternatives with defensible reasoning.</w:t>
+      </w:r>
+    </w:p>
+    <w:p>
+      <w:pPr>
+        <w:pStyle w:val="Heading2"/>
+      </w:pPr>
+      <w:r>
+        <w:t>Selected independent question and key</w:t>
+      </w:r>
+    </w:p>
+    <w:p>
+      <w:pPr>
+        <w:spacing w:line="336" w:lineRule="auto" w:after="180"/>
+      </w:pPr>
+      <w:r>
+        <w:rPr>
+          <w:b w:val="0"/>
+        </w:rPr>
+        <w:t>Selected case: Original allows capacity 14. Signed amendment lowers it to 9 effective day 5. Query concerns days 4 and 6. Trace both and preserve versions.</w:t>
+      </w:r>
+    </w:p>
+    <w:p>
+      <w:pPr>
+        <w:spacing w:line="336" w:lineRule="auto" w:after="180"/>
+      </w:pPr>
+      <w:r>
+        <w:rPr>
+          <w:b w:val="0"/>
+        </w:rPr>
+        <w:t xml:space="preserve">Teacher explanation: Day 4 limit 14; day 6 limit 9. Cite the applicable version and retain the </w:t>
+      </w:r>
+      <w:r>
+        <w:rPr>
+          <w:b/>
+        </w:rPr>
+        <w:t>supersession</w:t>
+      </w:r>
+      <w:r>
+        <w:rPr>
+          <w:b w:val="0"/>
+        </w:rPr>
+        <w:t xml:space="preserve"> link.</w:t>
+      </w:r>
+    </w:p>
+    <w:p>
+      <w:pPr>
+        <w:pStyle w:val="Heading2"/>
+      </w:pPr>
+      <w:r>
+        <w:t>Judge explanation, trace and limits</w:t>
+      </w:r>
+    </w:p>
+    <w:tbl>
+      <w:tblPr>
+        <w:tblStyle w:val="LightShading-Accent1"/>
+        <w:tblW w:type="auto" w:w="0"/>
+        <w:tblLook w:firstColumn="1" w:firstRow="1" w:lastColumn="0" w:lastRow="0" w:noHBand="0" w:noVBand="1" w:val="04A0"/>
+      </w:tblPr>
+      <w:tblGrid>
+        <w:gridCol w:w="5112"/>
+        <w:gridCol w:w="5112"/>
+      </w:tblGrid>
+      <w:tr>
+        <w:trPr>
+          <w:tblHeader/>
+        </w:trPr>
+        <w:tc>
+          <w:tcPr>
+            <w:tcW w:type="dxa" w:w="5112"/>
+          </w:tcPr>
+          <w:p>
+            <w:r>
+              <w:t>Dimension</w:t>
+            </w:r>
+          </w:p>
+        </w:tc>
+        <w:tc>
+          <w:tcPr>
+            <w:tcW w:type="dxa" w:w="5112"/>
+          </w:tcPr>
+          <w:p>
+            <w:r>
+              <w:t>Evidence required</w:t>
+            </w:r>
+          </w:p>
+        </w:tc>
+      </w:tr>
+      <w:tr>
+        <w:tc>
+          <w:tcPr>
+            <w:tcW w:type="dxa" w:w="5112"/>
+          </w:tcPr>
+          <w:p>
+            <w:r>
+              <w:t>Explanation</w:t>
+            </w:r>
+          </w:p>
+        </w:tc>
+        <w:tc>
+          <w:tcPr>
+            <w:tcW w:type="dxa" w:w="5112"/>
+          </w:tcPr>
+          <w:p>
+            <w:r>
+              <w:t>Names the applicable idea or procedure and ties it to the supplied facts.</w:t>
+            </w:r>
+          </w:p>
+        </w:tc>
+      </w:tr>
+      <w:tr>
+        <w:tc>
+          <w:tcPr>
+            <w:tcW w:type="dxa" w:w="5112"/>
+          </w:tcPr>
+          <w:p>
+            <w:r>
+              <w:t>Trace and result</w:t>
+            </w:r>
+          </w:p>
+        </w:tc>
+        <w:tc>
+          <w:tcPr>
+            <w:tcW w:type="dxa" w:w="5112"/>
+          </w:tcPr>
+          <w:p>
+            <w:r>
+              <w:t>Preserves the given inputs and shows the relevant intermediate steps; distinguishes a prediction from an observed execution.</w:t>
+            </w:r>
+          </w:p>
+        </w:tc>
+      </w:tr>
+      <w:tr>
+        <w:tc>
+          <w:tcPr>
+            <w:tcW w:type="dxa" w:w="5112"/>
+          </w:tcPr>
+          <w:p>
+            <w:r>
+              <w:t>Limits</w:t>
+            </w:r>
+          </w:p>
+        </w:tc>
+        <w:tc>
+          <w:tcPr>
+            <w:tcW w:type="dxa" w:w="5112"/>
+          </w:tcPr>
+          <w:p>
+            <w:r>
+              <w:t>States the assumptions, missing evidence or conditions under which the result would change.</w:t>
+            </w:r>
+          </w:p>
+        </w:tc>
+      </w:tr>
+    </w:tbl>
+    <w:p>
+      <w:pPr>
+        <w:spacing w:line="336" w:lineRule="auto" w:after="180"/>
+      </w:pPr>
+      <w:r>
+        <w:rPr>
+          <w:b w:val="0"/>
+        </w:rPr>
+        <w:t>Record each dimension as not yet, with support, or independent. Accept a valid alternative procedure with a defensible trace.</w:t>
+      </w:r>
+    </w:p>
+    <w:p>
+      <w:pPr>
+        <w:spacing w:line="336" w:lineRule="auto" w:after="180"/>
+      </w:pPr>
+      <w:r>
+        <w:rPr>
+          <w:b w:val="0"/>
+        </w:rPr>
+        <w:t xml:space="preserve">Do not penalise an honestly recorded model failure if the learner correctly explains its </w:t>
+      </w:r>
+      <w:r>
+        <w:rPr>
+          <w:b/>
+        </w:rPr>
+        <w:t>evidence</w:t>
+      </w:r>
+      <w:r>
+        <w:rPr>
+          <w:b w:val="0"/>
+        </w:rPr>
+        <w:t xml:space="preserve"> and limits.</w:t>
+      </w:r>
+    </w:p>
+    <w:p>
+      <w:pPr>
+        <w:pStyle w:val="Heading2"/>
+      </w:pPr>
+      <w:r>
+        <w:t>Give one usable repair action</w:t>
+      </w:r>
+    </w:p>
+    <w:p>
+      <w:pPr>
+        <w:spacing w:line="336" w:lineRule="auto" w:after="180"/>
+      </w:pPr>
+      <w:r>
+        <w:rPr>
+          <w:b w:val="0"/>
+        </w:rPr>
+        <w:t>Name the earliest unsupported step and give one action to repair it. Have the learner make that repair now and explain why. Then assess the relevant skill on a fresh, fully specified case.</w:t>
+      </w:r>
+    </w:p>
+    <w:p>
+      <w:pPr>
+        <w:spacing w:line="336" w:lineRule="auto" w:after="180"/>
+      </w:pPr>
+      <w:r>
+        <w:rPr>
+          <w:b w:val="0"/>
+        </w:rPr>
+        <w:t>Confirm it was not previously practised with feedback; solve and check the new case before assigning it. A follow-up design prompt is a starting brief, not automatically an equivalent test.</w:t>
+      </w:r>
+    </w:p>
+    <w:p>
+      <w:pPr>
+        <w:pStyle w:val="Heading2"/>
+      </w:pPr>
+      <w:r>
+        <w:t>W1 Explain the mechanism</w:t>
+      </w:r>
+    </w:p>
+    <w:p>
+      <w:pPr>
+        <w:spacing w:line="336" w:lineRule="auto" w:after="180"/>
+      </w:pPr>
+      <w:r>
+        <w:rPr>
+          <w:b w:val="0"/>
+        </w:rPr>
+        <w:t xml:space="preserve">Explain the weekly </w:t>
+      </w:r>
+      <w:r>
+        <w:rPr>
+          <w:b/>
+        </w:rPr>
+        <w:t>mechanism</w:t>
+      </w:r>
+      <w:r>
+        <w:rPr>
+          <w:b w:val="0"/>
+        </w:rPr>
+        <w:t xml:space="preserve"> in your own words. Use the worked scenario to name its </w:t>
+      </w:r>
+      <w:r>
+        <w:rPr>
+          <w:b/>
+        </w:rPr>
+        <w:t>input</w:t>
+      </w:r>
+      <w:r>
+        <w:rPr>
+          <w:b w:val="0"/>
+        </w:rPr>
+        <w:t xml:space="preserve">, decision rule and </w:t>
+      </w:r>
+      <w:r>
+        <w:rPr>
+          <w:b/>
+        </w:rPr>
+        <w:t>output</w:t>
+      </w:r>
+      <w:r>
+        <w:rPr>
+          <w:b w:val="0"/>
+        </w:rPr>
+        <w:t>.</w:t>
+      </w:r>
+    </w:p>
+    <w:p>
+      <w:pPr>
+        <w:spacing w:line="336" w:lineRule="auto" w:after="180"/>
+      </w:pPr>
+      <w:r>
+        <w:rPr>
+          <w:b w:val="0"/>
+        </w:rPr>
+        <w:t xml:space="preserve">Teacher explanation: Changing facts require a stated time and source-version policy. Current-looking records can conflict without enough </w:t>
+      </w:r>
+      <w:r>
+        <w:rPr>
+          <w:b/>
+        </w:rPr>
+        <w:t>evidence</w:t>
+      </w:r>
+      <w:r>
+        <w:rPr>
+          <w:b w:val="0"/>
+        </w:rPr>
+        <w:t xml:space="preserve"> to choose between them.</w:t>
+      </w:r>
+    </w:p>
+    <w:p>
+      <w:pPr>
+        <w:spacing w:line="336" w:lineRule="auto" w:after="180"/>
+      </w:pPr>
+      <w:r>
+        <w:rPr>
+          <w:b w:val="0"/>
+        </w:rPr>
+        <w:t xml:space="preserve">For this toy task a signed amendment supersedes the referenced original from its </w:t>
+      </w:r>
+      <w:r>
+        <w:rPr>
+          <w:b/>
+        </w:rPr>
+        <w:t>effective time</w:t>
+      </w:r>
+      <w:r>
+        <w:rPr>
+          <w:b w:val="0"/>
+        </w:rPr>
+        <w:t xml:space="preserve">. Keep both records. A newer timestamp alone has no </w:t>
+      </w:r>
+      <w:r>
+        <w:rPr>
+          <w:b/>
+        </w:rPr>
+        <w:t>authority</w:t>
+      </w:r>
+      <w:r>
+        <w:rPr>
+          <w:b w:val="0"/>
+        </w:rPr>
+        <w:t xml:space="preserve"> unless the policy grants it.</w:t>
+      </w:r>
+    </w:p>
+    <w:p>
+      <w:pPr>
+        <w:pStyle w:val="Heading2"/>
+      </w:pPr>
+      <w:r>
+        <w:t>W2 Trace the worked case</w:t>
+      </w:r>
+    </w:p>
+    <w:p>
+      <w:pPr>
+        <w:spacing w:line="336" w:lineRule="auto" w:after="180"/>
+      </w:pPr>
+      <w:r>
+        <w:rPr>
+          <w:b w:val="0"/>
+        </w:rPr>
+        <w:t>Notice N says room A from Monday. Signed amendment M references N and changes to B effective Wednesday. Query asks Tuesday, then Thursday. Show the intermediate steps and give the conclusion with its scope.</w:t>
+      </w:r>
+    </w:p>
+    <w:p>
+      <w:pPr>
+        <w:spacing w:line="336" w:lineRule="auto" w:after="180"/>
+      </w:pPr>
+      <w:r>
+        <w:rPr>
+          <w:b w:val="0"/>
+        </w:rPr>
+        <w:t xml:space="preserve">Teacher explanation: Tuesday uses A; Thursday uses B. The amendment </w:t>
+      </w:r>
+      <w:r>
+        <w:rPr>
+          <w:b/>
+        </w:rPr>
+        <w:t>effective time</w:t>
+      </w:r>
+      <w:r>
+        <w:rPr>
+          <w:b w:val="0"/>
+        </w:rPr>
+        <w:t>, not merely upload order, determines the change.</w:t>
+      </w:r>
+    </w:p>
+    <w:p>
+      <w:pPr>
+        <w:pStyle w:val="Heading2"/>
+      </w:pPr>
+      <w:r>
+        <w:t>W3 Audit the limit</w:t>
+      </w:r>
+    </w:p>
+    <w:p>
+      <w:pPr>
+        <w:spacing w:line="336" w:lineRule="auto" w:after="180"/>
+      </w:pPr>
+      <w:r>
+        <w:rPr>
+          <w:b w:val="0"/>
+        </w:rPr>
+        <w:t xml:space="preserve">A report omits this qualification: An unspecified </w:t>
+      </w:r>
+      <w:r>
+        <w:rPr>
+          <w:b/>
+        </w:rPr>
+        <w:t>authority</w:t>
+      </w:r>
+      <w:r>
+        <w:rPr>
+          <w:b w:val="0"/>
+        </w:rPr>
+        <w:t xml:space="preserve"> or effective-time rule leaves a conflict unresolved; do not invent precedence.</w:t>
+      </w:r>
+    </w:p>
+    <w:p>
+      <w:pPr>
+        <w:spacing w:line="336" w:lineRule="auto" w:after="180"/>
+      </w:pPr>
+      <w:r>
+        <w:rPr>
+          <w:b w:val="0"/>
+        </w:rPr>
+        <w:t>Explain how omitting it could change a reader's interpretation, and write an accurate replacement.</w:t>
+      </w:r>
+    </w:p>
+    <w:p>
+      <w:pPr>
+        <w:spacing w:line="336" w:lineRule="auto" w:after="180"/>
+      </w:pPr>
+      <w:r>
+        <w:rPr>
+          <w:b w:val="0"/>
+        </w:rPr>
+        <w:t xml:space="preserve">Teacher explanation: An unspecified </w:t>
+      </w:r>
+      <w:r>
+        <w:rPr>
+          <w:b/>
+        </w:rPr>
+        <w:t>authority</w:t>
+      </w:r>
+      <w:r>
+        <w:rPr>
+          <w:b w:val="0"/>
+        </w:rPr>
+        <w:t xml:space="preserve"> or effective-time rule leaves a conflict unresolved; do not invent precedence.</w:t>
+      </w:r>
+    </w:p>
+    <w:p>
+      <w:pPr>
+        <w:spacing w:line="336" w:lineRule="auto" w:after="180"/>
+      </w:pPr>
+      <w:r>
+        <w:rPr>
+          <w:b w:val="0"/>
+        </w:rPr>
+        <w:t xml:space="preserve">State the observed result separately from the unverified or out-of-scope claim; preserve the original </w:t>
+      </w:r>
+      <w:r>
+        <w:rPr>
+          <w:b/>
+        </w:rPr>
+        <w:t>evidence</w:t>
+      </w:r>
+      <w:r>
+        <w:rPr>
+          <w:b w:val="0"/>
+        </w:rPr>
+        <w:t xml:space="preserve"> rather than inventing a missing fact.</w:t>
+      </w:r>
+    </w:p>
+    <w:p>
+      <w:pPr>
+        <w:pStyle w:val="Heading2"/>
+      </w:pPr>
+      <w:r>
+        <w:t>W5 Design a revealing follow-up</w:t>
+      </w:r>
+    </w:p>
+    <w:p>
+      <w:pPr>
+        <w:spacing w:line="336" w:lineRule="auto" w:after="180"/>
+      </w:pPr>
+      <w:r>
+        <w:rPr>
+          <w:b w:val="0"/>
+        </w:rPr>
+        <w:t>For the worked scenario, propose one additional case that could reveal a failure, describe its expected outcome before running it, and explain what would need to remain fixed for a fair comparison.</w:t>
+      </w:r>
+    </w:p>
+    <w:p>
+      <w:pPr>
+        <w:spacing w:line="336" w:lineRule="auto" w:after="180"/>
+      </w:pPr>
+      <w:r>
+        <w:rPr>
+          <w:b w:val="0"/>
+        </w:rPr>
+        <w:t>Do not reuse W4 as a new final test after receiving feedback.</w:t>
+      </w:r>
+    </w:p>
+    <w:p>
+      <w:pPr>
+        <w:spacing w:line="336" w:lineRule="auto" w:after="180"/>
+      </w:pPr>
+      <w:r>
+        <w:rPr>
+          <w:b w:val="0"/>
+        </w:rPr>
+        <w:t xml:space="preserve">Teacher explanation: Accept a concrete variant of the worked </w:t>
+      </w:r>
+      <w:r>
+        <w:rPr>
+          <w:b/>
+        </w:rPr>
+        <w:t>input</w:t>
+      </w:r>
+      <w:r>
+        <w:rPr>
+          <w:b w:val="0"/>
+        </w:rPr>
+        <w:t xml:space="preserve"> or a missing/conflicting/boundary condition, with an expectation derived from the declared procedure.</w:t>
+      </w:r>
+    </w:p>
+    <w:p>
+      <w:pPr>
+        <w:spacing w:line="336" w:lineRule="auto" w:after="180"/>
+      </w:pPr>
+      <w:r>
+        <w:rPr>
+          <w:b w:val="0"/>
+        </w:rPr>
+        <w:t xml:space="preserve">Require preserved settings, original </w:t>
+      </w:r>
+      <w:r>
+        <w:rPr>
+          <w:b/>
+        </w:rPr>
+        <w:t>output</w:t>
+      </w:r>
+      <w:r>
+        <w:rPr>
+          <w:b w:val="0"/>
+        </w:rPr>
+        <w:t xml:space="preserve">s and data roles. An unspecified </w:t>
+      </w:r>
+      <w:r>
+        <w:rPr>
+          <w:b/>
+        </w:rPr>
+        <w:t>authority</w:t>
+      </w:r>
+      <w:r>
+        <w:rPr>
+          <w:b w:val="0"/>
+        </w:rPr>
+        <w:t xml:space="preserve"> or effective-time rule leaves a conflict unresolved; do not invent precedence.</w:t>
+      </w:r>
+    </w:p>
+    <w:p>
+      <w:pPr>
+        <w:spacing w:line="336" w:lineRule="auto" w:after="180"/>
+      </w:pPr>
+      <w:r>
+        <w:rPr>
+          <w:b w:val="0"/>
+        </w:rPr>
+        <w:t xml:space="preserve">The new case should test this particular </w:t>
+      </w:r>
+      <w:r>
+        <w:rPr>
+          <w:b/>
+        </w:rPr>
+        <w:t>mechanism</w:t>
+      </w:r>
+      <w:r>
+        <w:rPr>
+          <w:b w:val="0"/>
+        </w:rPr>
+        <w:t xml:space="preserve"> rather than merely restate the original result.</w:t>
+      </w:r>
+    </w:p>
+    <w:p>
+      <w:pPr>
+        <w:pStyle w:val="Heading2"/>
+      </w:pPr>
+      <w:r>
+        <w:t>Earlier wording, alternatives and picture transcripts · reference / check after trying</w:t>
+      </w:r>
+    </w:p>
+    <w:p>
+      <w:pPr>
+        <w:spacing w:line="336" w:lineRule="auto" w:after="180"/>
+      </w:pPr>
+      <w:r>
+        <w:rPr>
+          <w:b w:val="0"/>
+        </w:rPr>
+        <w:t>Assess and explain the answers</w:t>
       </w:r>
     </w:p>
     <w:p>
@@ -3568,22 +4244,32 @@
     </w:p>
     <w:p>
       <w:pPr>
+        <w:spacing w:line="336" w:lineRule="auto" w:after="180"/>
+      </w:pPr>
+      <w:r>
+        <w:rPr>
+          <w:b w:val="0"/>
+        </w:rPr>
+        <w:t>Read the original method, scope and limitations. Original does not mean infallible; summaries may omit conditions.</w:t>
+      </w:r>
+    </w:p>
+    <w:p>
+      <w:pPr>
         <w:pStyle w:val="Heading3"/>
       </w:pPr>
       <w:r>
-        <w:t>Teacher key · Worked case answer</w:t>
+        <w:t>Additional transfer practice question</w:t>
       </w:r>
     </w:p>
     <w:p>
       <w:pPr>
         <w:spacing w:line="336" w:lineRule="auto" w:after="180"/>
-        <w:shd w:fill="F1F6FC"/>
       </w:pPr>
       <w:r>
         <w:rPr>
           <w:b w:val="0"/>
         </w:rPr>
-        <w:t>Read the original method, scope and limitations. Original does not mean infallible; summaries may omit conditions.</w:t>
+        <w:t>For a school's current opening time, compare an undated repost with a dated notice issued by the school. Which is the stronger starting source, and what must still be checked?</w:t>
       </w:r>
     </w:p>
     <w:p>
@@ -3591,49 +4277,12 @@
         <w:pStyle w:val="Heading3"/>
       </w:pPr>
       <w:r>
-        <w:t>Independent question</w:t>
-      </w:r>
-    </w:p>
-    <w:p>
-      <w:pPr>
-        <w:pStyle w:val="Heading3"/>
-      </w:pPr>
-      <w:r>
-        <w:t>Independent question · withhold the key</w:t>
+        <w:t>Reasoned practice answer</w:t>
       </w:r>
     </w:p>
     <w:p>
       <w:pPr>
         <w:spacing w:line="336" w:lineRule="auto" w:after="180"/>
-        <w:shd w:fill="F5F1FB"/>
-      </w:pPr>
-      <w:r>
-        <w:rPr>
-          <w:b w:val="0"/>
-        </w:rPr>
-        <w:t>For a school's current opening time, compare an undated repost with a dated notice issued by the school. Which is the stronger starting source, and what must still be checked?</w:t>
-      </w:r>
-    </w:p>
-    <w:p>
-      <w:pPr>
-        <w:pStyle w:val="Heading3"/>
-      </w:pPr>
-      <w:r>
-        <w:t>Expected independent answer</w:t>
-      </w:r>
-    </w:p>
-    <w:p>
-      <w:pPr>
-        <w:pStyle w:val="Heading3"/>
-      </w:pPr>
-      <w:r>
-        <w:t>Teacher key · Expected independent answer</w:t>
-      </w:r>
-    </w:p>
-    <w:p>
-      <w:pPr>
-        <w:spacing w:line="336" w:lineRule="auto" w:after="180"/>
-        <w:shd w:fill="F1F6FC"/>
       </w:pPr>
       <w:r>
         <w:rPr>
@@ -3939,34 +4588,98 @@
     </w:p>
     <w:p>
       <w:pPr>
+        <w:spacing w:line="336" w:lineRule="auto" w:after="180"/>
+      </w:pPr>
+      <w:r>
+        <w:rPr>
+          <w:b w:val="0"/>
+        </w:rPr>
+        <w:t>Inspect the school's current notice because it is responsible for the room assignment and may supersede Monday's version. Confirm it concerns the same event and date.</w:t>
+      </w:r>
+    </w:p>
+    <w:p>
+      <w:pPr>
+        <w:spacing w:line="336" w:lineRule="auto" w:after="180"/>
+      </w:pPr>
+      <w:r>
+        <w:rPr>
+          <w:b w:val="0"/>
+        </w:rPr>
+        <w:t>A newer unrelated or unofficial source would not automatically override an authoritative notice.</w:t>
+      </w:r>
+    </w:p>
+    <w:p>
+      <w:pPr>
         <w:pStyle w:val="Heading3"/>
       </w:pPr>
       <w:r>
-        <w:t>Teacher key · Original transfer answer</w:t>
+        <w:t>Explanations for the additional workbook examples</w:t>
+      </w:r>
+    </w:p>
+    <w:p>
+      <w:pPr>
+        <w:pStyle w:val="Heading3"/>
+      </w:pPr>
+      <w:r>
+        <w:t>W1 Explain the mechanism</w:t>
+      </w:r>
+    </w:p>
+    <w:p>
+      <w:pPr>
+        <w:pStyle w:val="Heading3"/>
+      </w:pPr>
+      <w:r>
+        <w:t>W2 Trace the worked case</w:t>
+      </w:r>
+    </w:p>
+    <w:p>
+      <w:pPr>
+        <w:pStyle w:val="Heading3"/>
+      </w:pPr>
+      <w:r>
+        <w:t>W3 Audit the limit</w:t>
+      </w:r>
+    </w:p>
+    <w:p>
+      <w:pPr>
+        <w:pStyle w:val="Heading3"/>
+      </w:pPr>
+      <w:r>
+        <w:t>W4 Apply a new case independently</w:t>
       </w:r>
     </w:p>
     <w:p>
       <w:pPr>
         <w:spacing w:line="336" w:lineRule="auto" w:after="180"/>
-        <w:shd w:fill="F1F6FC"/>
       </w:pPr>
       <w:r>
         <w:rPr>
           <w:b w:val="0"/>
         </w:rPr>
-        <w:t>Inspect the school's current notice because it is responsible for the room assignment and may supersede Monday's version. Confirm it concerns the same event and date.</w:t>
+        <w:t>Original allows capacity 14. Signed amendment lowers it to 9 effective day 5. Query concerns days 4 and 6. Trace both and preserve versions.</w:t>
       </w:r>
     </w:p>
     <w:p>
       <w:pPr>
         <w:spacing w:line="336" w:lineRule="auto" w:after="180"/>
-        <w:shd w:fill="F1F6FC"/>
       </w:pPr>
       <w:r>
         <w:rPr>
           <w:b w:val="0"/>
         </w:rPr>
-        <w:t>A newer unrelated or unofficial source would not automatically override an authoritative notice.</w:t>
+        <w:t xml:space="preserve">Teacher explanation: Day 4 limit 14; day 6 limit 9. Cite the applicable version and retain the </w:t>
+      </w:r>
+      <w:r>
+        <w:rPr>
+          <w:b/>
+        </w:rPr>
+        <w:t>supersession</w:t>
+      </w:r>
+      <w:r>
+        <w:rPr>
+          <w:b w:val="0"/>
+        </w:rPr>
+        <w:t xml:space="preserve"> link.</w:t>
       </w:r>
     </w:p>
     <w:p>
@@ -3974,7 +4687,7 @@
         <w:pStyle w:val="Heading3"/>
       </w:pPr>
       <w:r>
-        <w:t>Explanations for the additional workbook examples</w:t>
+        <w:t>W5 Design a revealing follow-up</w:t>
       </w:r>
     </w:p>
     <w:p>
@@ -3982,7 +4695,7 @@
         <w:pStyle w:val="Heading3"/>
       </w:pPr>
       <w:r>
-        <w:t>W1 Explain the mechanism</w:t>
+        <w:t>Assess independent transfer</w:t>
       </w:r>
     </w:p>
     <w:p>
@@ -3990,1053 +4703,271 @@
         <w:pStyle w:val="Heading3"/>
       </w:pPr>
       <w:r>
-        <w:t>Workbook question · W1</w:t>
+        <w:t>Selected case answer</w:t>
+      </w:r>
+    </w:p>
+    <w:p>
+      <w:pPr>
+        <w:pStyle w:val="Heading3"/>
+      </w:pPr>
+      <w:r>
+        <w:t>Feedback that the learner uses</w:t>
+      </w:r>
+    </w:p>
+    <w:p>
+      <w:pPr>
+        <w:pStyle w:val="Heading1"/>
+      </w:pPr>
+      <w:r>
+        <w:t>06. Connect, adapt and return</w:t>
+      </w:r>
+    </w:p>
+    <w:p>
+      <w:r>
+        <w:t>Retain the project evidence and revisit the reasoning on a changed case.</w:t>
+      </w:r>
+    </w:p>
+    <w:p>
+      <w:pPr>
+        <w:pStyle w:val="Heading2"/>
+      </w:pPr>
+      <w:r>
+        <w:t>Project evidence to keep</w:t>
       </w:r>
     </w:p>
     <w:p>
       <w:pPr>
         <w:spacing w:line="336" w:lineRule="auto" w:after="180"/>
-        <w:shd w:fill="F5F1FB"/>
       </w:pPr>
       <w:r>
         <w:rPr>
           <w:b w:val="0"/>
         </w:rPr>
-        <w:t xml:space="preserve">Explain the weekly </w:t>
+        <w:t>Use an approved source list and record why each source fits the learner’s question.</w:t>
+      </w:r>
+    </w:p>
+    <w:p>
+      <w:pPr>
+        <w:spacing w:line="336" w:lineRule="auto" w:after="180"/>
+      </w:pPr>
+      <w:r>
+        <w:rPr>
+          <w:b w:val="0"/>
+        </w:rPr>
+        <w:t xml:space="preserve">Keep the decision, </w:t>
       </w:r>
       <w:r>
         <w:rPr>
           <w:b/>
         </w:rPr>
+        <w:t>input</w:t>
+      </w:r>
+      <w:r>
+        <w:rPr>
+          <w:b w:val="0"/>
+        </w:rPr>
+        <w:t xml:space="preserve">, result, explanation and remaining limitation in the project </w:t>
+      </w:r>
+      <w:r>
+        <w:rPr>
+          <w:b/>
+        </w:rPr>
+        <w:t>evidence</w:t>
+      </w:r>
+      <w:r>
+        <w:rPr>
+          <w:b w:val="0"/>
+        </w:rPr>
+        <w:t xml:space="preserve"> record. Retrieve this record next week rather than restarting the project.</w:t>
+      </w:r>
+    </w:p>
+    <w:p>
+      <w:pPr>
+        <w:spacing w:line="336" w:lineRule="auto" w:after="180"/>
+      </w:pPr>
+      <w:r>
+        <w:rPr>
+          <w:b w:val="0"/>
+        </w:rPr>
+        <w:t xml:space="preserve">Store Study Buddy source identity, version, </w:t>
+      </w:r>
+      <w:r>
+        <w:rPr>
+          <w:b/>
+        </w:rPr>
+        <w:t>authority</w:t>
+      </w:r>
+      <w:r>
+        <w:rPr>
+          <w:b w:val="0"/>
+        </w:rPr>
+        <w:t xml:space="preserve"> and effective date, especially for schedules or changing classroom rules.</w:t>
+      </w:r>
+    </w:p>
+    <w:p>
+      <w:pPr>
+        <w:pStyle w:val="Heading2"/>
+      </w:pPr>
+      <w:r>
+        <w:t>Support while preserving the reasoning goal</w:t>
+      </w:r>
+    </w:p>
+    <w:p>
+      <w:pPr>
+        <w:spacing w:line="336" w:lineRule="auto" w:after="180"/>
+      </w:pPr>
+      <w:r>
+        <w:rPr>
+          <w:b w:val="0"/>
+        </w:rPr>
+        <w:t xml:space="preserve">Provide one short approved passage; separate instruction, </w:t>
+      </w:r>
+      <w:r>
+        <w:rPr>
+          <w:b/>
+        </w:rPr>
+        <w:t>input</w:t>
+      </w:r>
+      <w:r>
+        <w:rPr>
+          <w:b w:val="0"/>
+        </w:rPr>
+        <w:t xml:space="preserve">, </w:t>
+      </w:r>
+      <w:r>
+        <w:rPr>
+          <w:b/>
+        </w:rPr>
+        <w:t>output</w:t>
+      </w:r>
+      <w:r>
+        <w:rPr>
+          <w:b w:val="0"/>
+        </w:rPr>
+        <w:t xml:space="preserve"> and </w:t>
+      </w:r>
+      <w:r>
+        <w:rPr>
+          <w:b/>
+        </w:rPr>
+        <w:t>evidence</w:t>
+      </w:r>
+      <w:r>
+        <w:rPr>
+          <w:b w:val="0"/>
+        </w:rPr>
+        <w:t>. Stretch: introduce an unsupported claim or conflicting source and validate claim by claim with a fallback.</w:t>
+      </w:r>
+    </w:p>
+    <w:p>
+      <w:pPr>
+        <w:spacing w:line="336" w:lineRule="auto" w:after="180"/>
+      </w:pPr>
+      <w:r>
+        <w:rPr>
+          <w:b w:val="0"/>
+        </w:rPr>
+        <w:t xml:space="preserve">Provide an </w:t>
+      </w:r>
+      <w:r>
+        <w:rPr>
+          <w:b/>
+        </w:rPr>
+        <w:t>input</w:t>
+      </w:r>
+      <w:r>
+        <w:rPr>
+          <w:b w:val="0"/>
+        </w:rPr>
+        <w:t>/procedure/result/limit frame and a calculator when needed. Ask students to identify the first step before completing the whole trace.</w:t>
+      </w:r>
+    </w:p>
+    <w:p>
+      <w:pPr>
+        <w:spacing w:line="336" w:lineRule="auto" w:after="180"/>
+      </w:pPr>
+      <w:r>
+        <w:rPr>
+          <w:b w:val="0"/>
+        </w:rPr>
+        <w:t xml:space="preserve">Extension: compare two concrete variants of this </w:t>
+      </w:r>
+      <w:r>
+        <w:rPr>
+          <w:b/>
+        </w:rPr>
         <w:t>mechanism</w:t>
       </w:r>
       <w:r>
         <w:rPr>
           <w:b w:val="0"/>
         </w:rPr>
-        <w:t xml:space="preserve"> in your own words. Use the worked scenario to name its </w:t>
+        <w:t xml:space="preserve"> while holding unrelated conditions fixed; report both successful and unsuccessful outcomes.</w:t>
+      </w:r>
+    </w:p>
+    <w:p>
+      <w:pPr>
+        <w:spacing w:line="336" w:lineRule="auto" w:after="180"/>
+      </w:pPr>
+      <w:r>
+        <w:rPr>
+          <w:b w:val="0"/>
+        </w:rPr>
+        <w:t xml:space="preserve">W4: Day 4 limit 14; day 6 limit 9. Cite the applicable version and retain the </w:t>
       </w:r>
       <w:r>
         <w:rPr>
           <w:b/>
         </w:rPr>
-        <w:t>input</w:t>
+        <w:t>supersession</w:t>
       </w:r>
       <w:r>
         <w:rPr>
           <w:b w:val="0"/>
         </w:rPr>
-        <w:t xml:space="preserve">, decision rule and </w:t>
+        <w:t xml:space="preserve"> link. Require intermediate reasoning and the stated scope.</w:t>
+      </w:r>
+    </w:p>
+    <w:p>
+      <w:pPr>
+        <w:spacing w:line="336" w:lineRule="auto" w:after="180"/>
+      </w:pPr>
+      <w:r>
+        <w:rPr>
+          <w:b w:val="0"/>
+        </w:rPr>
+        <w:t>Fresh retry: Original closing 18:00; amendment closing 17:00 effective day 10; queries days 9 and 10. Expected reasoning: Day 9 uses 18:00; day 10 uses 17:00 under the inclusive effective-time rule.</w:t>
+      </w:r>
+    </w:p>
+    <w:p>
+      <w:pPr>
+        <w:spacing w:line="336" w:lineRule="auto" w:after="180"/>
+      </w:pPr>
+      <w:r>
+        <w:rPr>
+          <w:b w:val="0"/>
+        </w:rPr>
+        <w:t xml:space="preserve">If students need support, record it and reassess with another new case rather than awarding </w:t>
       </w:r>
       <w:r>
         <w:rPr>
           <w:b/>
         </w:rPr>
-        <w:t>output</w:t>
+        <w:t>independence</w:t>
       </w:r>
       <w:r>
         <w:rPr>
           <w:b w:val="0"/>
         </w:rPr>
-        <w:t>.</w:t>
-      </w:r>
-    </w:p>
-    <w:p>
-      <w:pPr>
-        <w:pStyle w:val="Heading3"/>
-      </w:pPr>
-      <w:r>
-        <w:t>Teacher reasoning · W1</w:t>
-      </w:r>
-    </w:p>
-    <w:p>
-      <w:pPr>
-        <w:spacing w:line="336" w:lineRule="auto" w:after="180"/>
-        <w:shd w:fill="F1F6FC"/>
-      </w:pPr>
-      <w:r>
-        <w:rPr>
-          <w:b w:val="0"/>
-        </w:rPr>
-        <w:t xml:space="preserve">Teacher explanation: Changing facts require a stated time and source-version policy. Current-looking records can conflict without enough </w:t>
-      </w:r>
-      <w:r>
-        <w:rPr>
-          <w:b/>
-        </w:rPr>
-        <w:t>evidence</w:t>
-      </w:r>
-      <w:r>
-        <w:rPr>
-          <w:b w:val="0"/>
-        </w:rPr>
-        <w:t xml:space="preserve"> to choose between them.</w:t>
-      </w:r>
-    </w:p>
-    <w:p>
-      <w:pPr>
-        <w:spacing w:line="336" w:lineRule="auto" w:after="180"/>
-        <w:shd w:fill="F1F6FC"/>
-      </w:pPr>
-      <w:r>
-        <w:rPr>
-          <w:b w:val="0"/>
-        </w:rPr>
-        <w:t xml:space="preserve">For this toy task a signed amendment supersedes the referenced original from its </w:t>
-      </w:r>
-      <w:r>
-        <w:rPr>
-          <w:b/>
-        </w:rPr>
-        <w:t>effective time</w:t>
-      </w:r>
-      <w:r>
-        <w:rPr>
-          <w:b w:val="0"/>
-        </w:rPr>
-        <w:t xml:space="preserve">. Keep both records. A newer timestamp alone has no </w:t>
-      </w:r>
-      <w:r>
-        <w:rPr>
-          <w:b/>
-        </w:rPr>
-        <w:t>authority</w:t>
-      </w:r>
-      <w:r>
-        <w:rPr>
-          <w:b w:val="0"/>
-        </w:rPr>
-        <w:t xml:space="preserve"> unless the policy grants it.</w:t>
-      </w:r>
-    </w:p>
-    <w:p>
-      <w:pPr>
-        <w:pStyle w:val="Heading3"/>
-      </w:pPr>
-      <w:r>
-        <w:t>W2 Trace the worked case</w:t>
-      </w:r>
-    </w:p>
-    <w:p>
-      <w:pPr>
-        <w:pStyle w:val="Heading3"/>
-      </w:pPr>
-      <w:r>
-        <w:t>Workbook question · W2</w:t>
-      </w:r>
-    </w:p>
-    <w:p>
-      <w:pPr>
-        <w:spacing w:line="336" w:lineRule="auto" w:after="180"/>
-        <w:shd w:fill="F5F1FB"/>
-      </w:pPr>
-      <w:r>
-        <w:rPr>
-          <w:b w:val="0"/>
-        </w:rPr>
-        <w:t>Notice N says room A from Monday. Signed amendment M references N and changes to B effective Wednesday. Query asks Tuesday, then Thursday. Show the intermediate steps and give the conclusion with its scope.</w:t>
-      </w:r>
-    </w:p>
-    <w:p>
-      <w:pPr>
-        <w:pStyle w:val="Heading3"/>
-      </w:pPr>
-      <w:r>
-        <w:t>Teacher reasoning · W2</w:t>
-      </w:r>
-    </w:p>
-    <w:p>
-      <w:pPr>
-        <w:spacing w:line="336" w:lineRule="auto" w:after="180"/>
-        <w:shd w:fill="F1F6FC"/>
-      </w:pPr>
-      <w:r>
-        <w:rPr>
-          <w:b w:val="0"/>
-        </w:rPr>
-        <w:t xml:space="preserve">Teacher explanation: Tuesday uses A; Thursday uses B. The amendment </w:t>
-      </w:r>
-      <w:r>
-        <w:rPr>
-          <w:b/>
-        </w:rPr>
-        <w:t>effective time</w:t>
-      </w:r>
-      <w:r>
-        <w:rPr>
-          <w:b w:val="0"/>
-        </w:rPr>
-        <w:t>, not merely upload order, determines the change.</w:t>
-      </w:r>
-    </w:p>
-    <w:p>
-      <w:pPr>
-        <w:pStyle w:val="Heading3"/>
-      </w:pPr>
-      <w:r>
-        <w:t>W3 Audit the limit</w:t>
-      </w:r>
-    </w:p>
-    <w:p>
-      <w:pPr>
-        <w:pStyle w:val="Heading3"/>
-      </w:pPr>
-      <w:r>
-        <w:t>Workbook question · W3</w:t>
-      </w:r>
-    </w:p>
-    <w:p>
-      <w:pPr>
-        <w:spacing w:line="336" w:lineRule="auto" w:after="180"/>
-        <w:shd w:fill="F5F1FB"/>
-      </w:pPr>
-      <w:r>
-        <w:rPr>
-          <w:b w:val="0"/>
-        </w:rPr>
-        <w:t xml:space="preserve">A report omits this qualification: An unspecified </w:t>
-      </w:r>
-      <w:r>
-        <w:rPr>
-          <w:b/>
-        </w:rPr>
-        <w:t>authority</w:t>
-      </w:r>
-      <w:r>
-        <w:rPr>
-          <w:b w:val="0"/>
-        </w:rPr>
-        <w:t xml:space="preserve"> or effective-time rule leaves a conflict unresolved; do not invent precedence.</w:t>
-      </w:r>
-    </w:p>
-    <w:p>
-      <w:pPr>
-        <w:spacing w:line="336" w:lineRule="auto" w:after="180"/>
-        <w:shd w:fill="F5F1FB"/>
-      </w:pPr>
-      <w:r>
-        <w:rPr>
-          <w:b w:val="0"/>
-        </w:rPr>
-        <w:t>Explain how omitting it could change a reader's interpretation, and write an accurate replacement.</w:t>
-      </w:r>
-    </w:p>
-    <w:p>
-      <w:pPr>
-        <w:pStyle w:val="Heading3"/>
-      </w:pPr>
-      <w:r>
-        <w:t>Teacher reasoning · W3</w:t>
-      </w:r>
-    </w:p>
-    <w:p>
-      <w:pPr>
-        <w:spacing w:line="336" w:lineRule="auto" w:after="180"/>
-        <w:shd w:fill="F1F6FC"/>
-      </w:pPr>
-      <w:r>
-        <w:rPr>
-          <w:b w:val="0"/>
-        </w:rPr>
-        <w:t xml:space="preserve">Teacher explanation: An unspecified </w:t>
-      </w:r>
-      <w:r>
-        <w:rPr>
-          <w:b/>
-        </w:rPr>
-        <w:t>authority</w:t>
-      </w:r>
-      <w:r>
-        <w:rPr>
-          <w:b w:val="0"/>
-        </w:rPr>
-        <w:t xml:space="preserve"> or effective-time rule leaves a conflict unresolved; do not invent precedence.</w:t>
-      </w:r>
-    </w:p>
-    <w:p>
-      <w:pPr>
-        <w:spacing w:line="336" w:lineRule="auto" w:after="180"/>
-        <w:shd w:fill="F1F6FC"/>
-      </w:pPr>
-      <w:r>
-        <w:rPr>
-          <w:b w:val="0"/>
-        </w:rPr>
-        <w:t xml:space="preserve">State the observed result separately from the unverified or out-of-scope claim; preserve the original </w:t>
-      </w:r>
-      <w:r>
-        <w:rPr>
-          <w:b/>
-        </w:rPr>
-        <w:t>evidence</w:t>
-      </w:r>
-      <w:r>
-        <w:rPr>
-          <w:b w:val="0"/>
-        </w:rPr>
-        <w:t xml:space="preserve"> rather than inventing a missing fact.</w:t>
-      </w:r>
-    </w:p>
-    <w:p>
-      <w:pPr>
-        <w:pStyle w:val="Heading3"/>
-      </w:pPr>
-      <w:r>
-        <w:t>W4 Apply a new case independently</w:t>
-      </w:r>
-    </w:p>
-    <w:p>
-      <w:pPr>
-        <w:pStyle w:val="Heading3"/>
-      </w:pPr>
-      <w:r>
-        <w:t>Workbook question · W4</w:t>
-      </w:r>
-    </w:p>
-    <w:p>
-      <w:pPr>
-        <w:spacing w:line="336" w:lineRule="auto" w:after="180"/>
-        <w:shd w:fill="F5F1FB"/>
-      </w:pPr>
-      <w:r>
-        <w:rPr>
-          <w:b w:val="0"/>
-        </w:rPr>
-        <w:t>Original allows capacity 14. Signed amendment lowers it to 9 effective day 5. Query concerns days 4 and 6. Trace both and preserve versions.</w:t>
-      </w:r>
-    </w:p>
-    <w:p>
-      <w:pPr>
-        <w:pStyle w:val="Heading3"/>
-      </w:pPr>
-      <w:r>
-        <w:t>Teacher reasoning · W4</w:t>
-      </w:r>
-    </w:p>
-    <w:p>
-      <w:pPr>
-        <w:spacing w:line="336" w:lineRule="auto" w:after="180"/>
-        <w:shd w:fill="F1F6FC"/>
-      </w:pPr>
-      <w:r>
-        <w:rPr>
-          <w:b w:val="0"/>
-        </w:rPr>
-        <w:t xml:space="preserve">Teacher explanation: Day 4 limit 14; day 6 limit 9. Cite the applicable version and retain the </w:t>
-      </w:r>
-      <w:r>
-        <w:rPr>
-          <w:b/>
-        </w:rPr>
-        <w:t>supersession</w:t>
-      </w:r>
-      <w:r>
-        <w:rPr>
-          <w:b w:val="0"/>
-        </w:rPr>
-        <w:t xml:space="preserve"> link.</w:t>
-      </w:r>
-    </w:p>
-    <w:p>
-      <w:pPr>
-        <w:pStyle w:val="Heading3"/>
-      </w:pPr>
-      <w:r>
-        <w:t>W5 Design a revealing follow-up</w:t>
-      </w:r>
-    </w:p>
-    <w:p>
-      <w:pPr>
-        <w:pStyle w:val="Heading3"/>
-      </w:pPr>
-      <w:r>
-        <w:t>Workbook question · W5</w:t>
-      </w:r>
-    </w:p>
-    <w:p>
-      <w:pPr>
-        <w:spacing w:line="336" w:lineRule="auto" w:after="180"/>
-        <w:shd w:fill="F5F1FB"/>
-      </w:pPr>
-      <w:r>
-        <w:rPr>
-          <w:b w:val="0"/>
-        </w:rPr>
-        <w:t>For the worked scenario, propose one additional case that could reveal a failure, describe its expected outcome before running it, and explain what would need to remain fixed for a fair comparison.</w:t>
-      </w:r>
-    </w:p>
-    <w:p>
-      <w:pPr>
-        <w:spacing w:line="336" w:lineRule="auto" w:after="180"/>
-        <w:shd w:fill="F5F1FB"/>
-      </w:pPr>
-      <w:r>
-        <w:rPr>
-          <w:b w:val="0"/>
-        </w:rPr>
-        <w:t>Do not reuse W4 as a new final test after receiving feedback.</w:t>
-      </w:r>
-    </w:p>
-    <w:p>
-      <w:pPr>
-        <w:pStyle w:val="Heading3"/>
-      </w:pPr>
-      <w:r>
-        <w:t>Teacher reasoning · W5</w:t>
-      </w:r>
-    </w:p>
-    <w:p>
-      <w:pPr>
-        <w:spacing w:line="336" w:lineRule="auto" w:after="180"/>
-        <w:shd w:fill="F1F6FC"/>
-      </w:pPr>
-      <w:r>
-        <w:rPr>
-          <w:b w:val="0"/>
-        </w:rPr>
-        <w:t xml:space="preserve">Teacher explanation: Accept a concrete variant of the worked </w:t>
-      </w:r>
-      <w:r>
-        <w:rPr>
-          <w:b/>
-        </w:rPr>
-        <w:t>input</w:t>
-      </w:r>
-      <w:r>
-        <w:rPr>
-          <w:b w:val="0"/>
-        </w:rPr>
-        <w:t xml:space="preserve"> or a missing/conflicting/boundary condition, with an expectation derived from the declared procedure.</w:t>
-      </w:r>
-    </w:p>
-    <w:p>
-      <w:pPr>
-        <w:spacing w:line="336" w:lineRule="auto" w:after="180"/>
-        <w:shd w:fill="F1F6FC"/>
-      </w:pPr>
-      <w:r>
-        <w:rPr>
-          <w:b w:val="0"/>
-        </w:rPr>
-        <w:t xml:space="preserve">Require preserved settings, original </w:t>
-      </w:r>
-      <w:r>
-        <w:rPr>
-          <w:b/>
-        </w:rPr>
-        <w:t>output</w:t>
-      </w:r>
-      <w:r>
-        <w:rPr>
-          <w:b w:val="0"/>
-        </w:rPr>
-        <w:t xml:space="preserve">s and data roles. An unspecified </w:t>
-      </w:r>
-      <w:r>
-        <w:rPr>
-          <w:b/>
-        </w:rPr>
-        <w:t>authority</w:t>
-      </w:r>
-      <w:r>
-        <w:rPr>
-          <w:b w:val="0"/>
-        </w:rPr>
-        <w:t xml:space="preserve"> or effective-time rule leaves a conflict unresolved; do not invent precedence.</w:t>
-      </w:r>
-    </w:p>
-    <w:p>
-      <w:pPr>
-        <w:spacing w:line="336" w:lineRule="auto" w:after="180"/>
-        <w:shd w:fill="F1F6FC"/>
-      </w:pPr>
-      <w:r>
-        <w:rPr>
-          <w:b w:val="0"/>
-        </w:rPr>
-        <w:t xml:space="preserve">The new case should test this particular </w:t>
-      </w:r>
-      <w:r>
-        <w:rPr>
-          <w:b/>
-        </w:rPr>
-        <w:t>mechanism</w:t>
-      </w:r>
-      <w:r>
-        <w:rPr>
-          <w:b w:val="0"/>
-        </w:rPr>
-        <w:t xml:space="preserve"> rather than merely restate the original result.</w:t>
-      </w:r>
-    </w:p>
-    <w:p>
-      <w:pPr>
-        <w:pStyle w:val="Heading3"/>
-      </w:pPr>
-      <w:r>
-        <w:t>Assess independent transfer</w:t>
-      </w:r>
-    </w:p>
-    <w:p>
-      <w:pPr>
-        <w:pStyle w:val="Heading3"/>
-      </w:pPr>
-      <w:r>
-        <w:t>Independent question · withhold the key</w:t>
-      </w:r>
-    </w:p>
-    <w:p>
-      <w:pPr>
-        <w:spacing w:line="336" w:lineRule="auto" w:after="180"/>
-        <w:shd w:fill="F5F1FB"/>
-      </w:pPr>
-      <w:r>
-        <w:rPr>
-          <w:b w:val="0"/>
-        </w:rPr>
-        <w:t>Selected case: Original allows capacity 14. Signed amendment lowers it to 9 effective day 5. Query concerns days 4 and 6. Trace both and preserve versions.</w:t>
-      </w:r>
-    </w:p>
-    <w:p>
-      <w:pPr>
-        <w:pStyle w:val="Heading3"/>
-      </w:pPr>
-      <w:r>
-        <w:t>Selected case answer</w:t>
-      </w:r>
-    </w:p>
-    <w:p>
-      <w:pPr>
-        <w:pStyle w:val="Heading3"/>
-      </w:pPr>
-      <w:r>
-        <w:t>Teacher key · Selected case answer</w:t>
-      </w:r>
-    </w:p>
-    <w:p>
-      <w:pPr>
-        <w:spacing w:line="336" w:lineRule="auto" w:after="180"/>
-        <w:shd w:fill="F1F6FC"/>
-      </w:pPr>
-      <w:r>
-        <w:rPr>
-          <w:b w:val="0"/>
-        </w:rPr>
-        <w:t xml:space="preserve">Teacher explanation: Day 4 limit 14; day 6 limit 9. Cite the applicable version and retain the </w:t>
-      </w:r>
-      <w:r>
-        <w:rPr>
-          <w:b/>
-        </w:rPr>
-        <w:t>supersession</w:t>
-      </w:r>
-      <w:r>
-        <w:rPr>
-          <w:b w:val="0"/>
-        </w:rPr>
-        <w:t xml:space="preserve"> link.</w:t>
-      </w:r>
-    </w:p>
-    <w:tbl>
-      <w:tblPr>
-        <w:tblStyle w:val="LightShading-Accent1"/>
-        <w:tblW w:type="auto" w:w="0"/>
-        <w:tblLook w:firstColumn="1" w:firstRow="1" w:lastColumn="0" w:lastRow="0" w:noHBand="0" w:noVBand="1" w:val="04A0"/>
-      </w:tblPr>
-      <w:tblGrid>
-        <w:gridCol w:w="5112"/>
-        <w:gridCol w:w="5112"/>
-      </w:tblGrid>
-      <w:tr>
-        <w:trPr>
-          <w:tblHeader/>
-        </w:trPr>
-        <w:tc>
-          <w:tcPr>
-            <w:tcW w:type="dxa" w:w="5112"/>
-          </w:tcPr>
-          <w:p>
-            <w:r>
-              <w:t>Dimension</w:t>
-            </w:r>
-          </w:p>
-        </w:tc>
-        <w:tc>
-          <w:tcPr>
-            <w:tcW w:type="dxa" w:w="5112"/>
-          </w:tcPr>
-          <w:p>
-            <w:r>
-              <w:t>Evidence required</w:t>
-            </w:r>
-          </w:p>
-        </w:tc>
-      </w:tr>
-      <w:tr>
-        <w:tc>
-          <w:tcPr>
-            <w:tcW w:type="dxa" w:w="5112"/>
-          </w:tcPr>
-          <w:p>
-            <w:r>
-              <w:t>Explanation</w:t>
-            </w:r>
-          </w:p>
-        </w:tc>
-        <w:tc>
-          <w:tcPr>
-            <w:tcW w:type="dxa" w:w="5112"/>
-          </w:tcPr>
-          <w:p>
-            <w:r>
-              <w:t>Names the applicable idea or procedure and ties it to the supplied facts.</w:t>
-            </w:r>
-          </w:p>
-        </w:tc>
-      </w:tr>
-      <w:tr>
-        <w:tc>
-          <w:tcPr>
-            <w:tcW w:type="dxa" w:w="5112"/>
-          </w:tcPr>
-          <w:p>
-            <w:r>
-              <w:t>Trace and result</w:t>
-            </w:r>
-          </w:p>
-        </w:tc>
-        <w:tc>
-          <w:tcPr>
-            <w:tcW w:type="dxa" w:w="5112"/>
-          </w:tcPr>
-          <w:p>
-            <w:r>
-              <w:t>Preserves the given inputs and shows the relevant intermediate steps; distinguishes a prediction from an observed execution.</w:t>
-            </w:r>
-          </w:p>
-        </w:tc>
-      </w:tr>
-      <w:tr>
-        <w:tc>
-          <w:tcPr>
-            <w:tcW w:type="dxa" w:w="5112"/>
-          </w:tcPr>
-          <w:p>
-            <w:r>
-              <w:t>Limits</w:t>
-            </w:r>
-          </w:p>
-        </w:tc>
-        <w:tc>
-          <w:tcPr>
-            <w:tcW w:type="dxa" w:w="5112"/>
-          </w:tcPr>
-          <w:p>
-            <w:r>
-              <w:t>States the assumptions, missing evidence or conditions under which the result would change.</w:t>
-            </w:r>
-          </w:p>
-        </w:tc>
-      </w:tr>
-    </w:tbl>
-    <w:p>
-      <w:pPr>
-        <w:pStyle w:val="Heading3"/>
-      </w:pPr>
-      <w:r>
-        <w:t>Teacher key · Selected case answer</w:t>
-      </w:r>
-    </w:p>
-    <w:p>
-      <w:pPr>
-        <w:spacing w:line="336" w:lineRule="auto" w:after="180"/>
-        <w:shd w:fill="F1F6FC"/>
-      </w:pPr>
-      <w:r>
-        <w:rPr>
-          <w:b w:val="0"/>
-        </w:rPr>
-        <w:t>Record each dimension as not yet, with support, or independent. Accept a valid alternative procedure with a defensible trace.</w:t>
-      </w:r>
-    </w:p>
-    <w:p>
-      <w:pPr>
-        <w:spacing w:line="336" w:lineRule="auto" w:after="180"/>
-        <w:shd w:fill="F1F6FC"/>
-      </w:pPr>
-      <w:r>
-        <w:rPr>
-          <w:b w:val="0"/>
-        </w:rPr>
-        <w:t xml:space="preserve">Do not penalise an honestly recorded model failure if the learner correctly explains its </w:t>
-      </w:r>
-      <w:r>
-        <w:rPr>
-          <w:b/>
-        </w:rPr>
-        <w:t>evidence</w:t>
-      </w:r>
-      <w:r>
-        <w:rPr>
-          <w:b w:val="0"/>
-        </w:rPr>
-        <w:t xml:space="preserve"> and limits.</w:t>
-      </w:r>
-    </w:p>
-    <w:p>
-      <w:pPr>
-        <w:pStyle w:val="Heading3"/>
-      </w:pPr>
-      <w:r>
-        <w:t>Feedback that the learner uses</w:t>
-      </w:r>
-    </w:p>
-    <w:p>
-      <w:pPr>
-        <w:spacing w:line="336" w:lineRule="auto" w:after="180"/>
-      </w:pPr>
-      <w:r>
-        <w:rPr>
-          <w:b w:val="0"/>
-        </w:rPr>
-        <w:t>Name the earliest unsupported step and give one action to repair it. Have the learner make that repair now and explain why. Then assess the relevant skill on a fresh, fully specified case.</w:t>
-      </w:r>
-    </w:p>
-    <w:p>
-      <w:pPr>
-        <w:spacing w:line="336" w:lineRule="auto" w:after="180"/>
-      </w:pPr>
-      <w:r>
-        <w:rPr>
-          <w:b w:val="0"/>
-        </w:rPr>
-        <w:t>Confirm it was not previously practised with feedback; solve and check the new case before assigning it. A follow-up design prompt is a starting brief, not automatically an equivalent test.</w:t>
-      </w:r>
-    </w:p>
-    <w:p>
-      <w:pPr>
-        <w:pStyle w:val="Heading1"/>
-      </w:pPr>
-      <w:r>
-        <w:t>06. Connect and extend learning</w:t>
-      </w:r>
-    </w:p>
-    <w:p>
-      <w:r>
-        <w:t>Connect Source Quality to Verified Study Buddy, adapt support and plan a later changed-case check.</w:t>
-      </w:r>
-    </w:p>
-    <w:p>
-      <w:pPr>
-        <w:pStyle w:val="Heading3"/>
-      </w:pPr>
-      <w:r>
-        <w:t>Verified Study Buddy</w:t>
-      </w:r>
-    </w:p>
-    <w:p>
-      <w:pPr>
-        <w:spacing w:line="336" w:lineRule="auto" w:after="180"/>
-      </w:pPr>
-      <w:r>
-        <w:rPr>
-          <w:b w:val="0"/>
-        </w:rPr>
-        <w:t>Use an approved source list and record why each source fits the learner’s question.</w:t>
-      </w:r>
-    </w:p>
-    <w:p>
-      <w:pPr>
-        <w:spacing w:line="336" w:lineRule="auto" w:after="180"/>
-      </w:pPr>
-      <w:r>
-        <w:rPr>
-          <w:b w:val="0"/>
-        </w:rPr>
-        <w:t xml:space="preserve">Keep the decision, </w:t>
-      </w:r>
-      <w:r>
-        <w:rPr>
-          <w:b/>
-        </w:rPr>
-        <w:t>input</w:t>
-      </w:r>
-      <w:r>
-        <w:rPr>
-          <w:b w:val="0"/>
-        </w:rPr>
-        <w:t xml:space="preserve">, result, explanation and remaining limitation in the project </w:t>
-      </w:r>
-      <w:r>
-        <w:rPr>
-          <w:b/>
-        </w:rPr>
-        <w:t>evidence</w:t>
-      </w:r>
-      <w:r>
-        <w:rPr>
-          <w:b w:val="0"/>
-        </w:rPr>
-        <w:t xml:space="preserve"> record. Retrieve this record next week rather than restarting the project.</w:t>
-      </w:r>
-    </w:p>
-    <w:p>
-      <w:pPr>
-        <w:pStyle w:val="Heading3"/>
-      </w:pPr>
-      <w:r>
-        <w:t>Support and stretch</w:t>
-      </w:r>
-    </w:p>
-    <w:p>
-      <w:pPr>
-        <w:spacing w:line="336" w:lineRule="auto" w:after="180"/>
-      </w:pPr>
-      <w:r>
-        <w:rPr>
-          <w:b w:val="0"/>
-        </w:rPr>
-        <w:t xml:space="preserve">Provide one short approved passage; separate instruction, </w:t>
-      </w:r>
-      <w:r>
-        <w:rPr>
-          <w:b/>
-        </w:rPr>
-        <w:t>input</w:t>
-      </w:r>
-      <w:r>
-        <w:rPr>
-          <w:b w:val="0"/>
-        </w:rPr>
-        <w:t xml:space="preserve">, </w:t>
-      </w:r>
-      <w:r>
-        <w:rPr>
-          <w:b/>
-        </w:rPr>
-        <w:t>output</w:t>
-      </w:r>
-      <w:r>
-        <w:rPr>
-          <w:b w:val="0"/>
-        </w:rPr>
-        <w:t xml:space="preserve"> and </w:t>
-      </w:r>
-      <w:r>
-        <w:rPr>
-          <w:b/>
-        </w:rPr>
-        <w:t>evidence</w:t>
-      </w:r>
-      <w:r>
-        <w:rPr>
-          <w:b w:val="0"/>
-        </w:rPr>
-        <w:t>. Stretch: introduce an unsupported claim or conflicting source and validate claim by claim with a fallback.</w:t>
-      </w:r>
-    </w:p>
-    <w:p>
-      <w:pPr>
-        <w:pStyle w:val="Heading3"/>
-      </w:pPr>
-      <w:r>
-        <w:t>Exit reflection</w:t>
-      </w:r>
-    </w:p>
-    <w:p>
-      <w:pPr>
-        <w:spacing w:line="336" w:lineRule="auto" w:after="180"/>
-      </w:pPr>
-      <w:r>
-        <w:rPr>
-          <w:b w:val="0"/>
-        </w:rPr>
-        <w:t xml:space="preserve">Ask for one decision the learner can now justify and one situation requiring more </w:t>
-      </w:r>
-      <w:r>
-        <w:rPr>
-          <w:b/>
-        </w:rPr>
-        <w:t>evidence</w:t>
-      </w:r>
-      <w:r>
-        <w:rPr>
-          <w:b w:val="0"/>
-        </w:rPr>
-        <w:t xml:space="preserve"> or human review. Confidence ratings are separate from correct independent performance.</w:t>
-      </w:r>
-    </w:p>
-    <w:p>
-      <w:pPr>
-        <w:pStyle w:val="Heading3"/>
-      </w:pPr>
-      <w:r>
-        <w:t>Bridge to the next week</w:t>
-      </w:r>
-    </w:p>
-    <w:p>
-      <w:pPr>
-        <w:spacing w:line="336" w:lineRule="auto" w:after="180"/>
-      </w:pPr>
-      <w:r>
-        <w:rPr>
-          <w:b w:val="0"/>
-        </w:rPr>
-        <w:t xml:space="preserve">Next: Week 16: Verify Numbers and Dates. Retrieve today’s </w:t>
-      </w:r>
-      <w:r>
-        <w:rPr>
-          <w:b/>
-        </w:rPr>
-        <w:t>evidence</w:t>
-      </w:r>
-      <w:r>
-        <w:rPr>
-          <w:b w:val="0"/>
-        </w:rPr>
-        <w:t xml:space="preserve"> and identify what carries forward and what is new.</w:t>
-      </w:r>
-    </w:p>
-    <w:p>
-      <w:pPr>
-        <w:pStyle w:val="Heading3"/>
-      </w:pPr>
-      <w:r>
-        <w:t>Support and fresh reassessment</w:t>
-      </w:r>
-    </w:p>
-    <w:p>
-      <w:pPr>
-        <w:spacing w:line="336" w:lineRule="auto" w:after="180"/>
-      </w:pPr>
-      <w:r>
-        <w:rPr>
-          <w:b w:val="0"/>
-        </w:rPr>
-        <w:t xml:space="preserve">Provide an </w:t>
-      </w:r>
-      <w:r>
-        <w:rPr>
-          <w:b/>
-        </w:rPr>
-        <w:t>input</w:t>
-      </w:r>
-      <w:r>
-        <w:rPr>
-          <w:b w:val="0"/>
-        </w:rPr>
-        <w:t>/procedure/result/limit frame and a calculator when needed. Ask students to identify the first step before completing the whole trace.</w:t>
-      </w:r>
-    </w:p>
-    <w:p>
-      <w:pPr>
-        <w:spacing w:line="336" w:lineRule="auto" w:after="180"/>
-      </w:pPr>
-      <w:r>
-        <w:rPr>
-          <w:b w:val="0"/>
-        </w:rPr>
-        <w:t xml:space="preserve">Extension: compare two concrete variants of this </w:t>
-      </w:r>
-      <w:r>
-        <w:rPr>
-          <w:b/>
-        </w:rPr>
-        <w:t>mechanism</w:t>
-      </w:r>
-      <w:r>
-        <w:rPr>
-          <w:b w:val="0"/>
-        </w:rPr>
-        <w:t xml:space="preserve"> while holding unrelated conditions fixed; report both successful and unsuccessful outcomes.</w:t>
-      </w:r>
-    </w:p>
-    <w:p>
-      <w:pPr>
-        <w:spacing w:line="336" w:lineRule="auto" w:after="180"/>
-      </w:pPr>
-      <w:r>
-        <w:rPr>
-          <w:b w:val="0"/>
-        </w:rPr>
-        <w:t xml:space="preserve">W4: Day 4 limit 14; day 6 limit 9. Cite the applicable version and retain the </w:t>
-      </w:r>
-      <w:r>
-        <w:rPr>
-          <w:b/>
-        </w:rPr>
-        <w:t>supersession</w:t>
-      </w:r>
-      <w:r>
-        <w:rPr>
-          <w:b w:val="0"/>
-        </w:rPr>
-        <w:t xml:space="preserve"> link. Require intermediate reasoning and the stated scope.</w:t>
-      </w:r>
-    </w:p>
-    <w:p>
-      <w:pPr>
-        <w:spacing w:line="336" w:lineRule="auto" w:after="180"/>
-      </w:pPr>
-      <w:r>
-        <w:rPr>
-          <w:b w:val="0"/>
-        </w:rPr>
-        <w:t>Fresh retry: Original closing 18:00; amendment closing 17:00 effective day 10; queries days 9 and 10. Expected reasoning: Day 9 uses 18:00; day 10 uses 17:00 under the inclusive effective-time rule.</w:t>
-      </w:r>
-    </w:p>
-    <w:p>
-      <w:pPr>
-        <w:spacing w:line="336" w:lineRule="auto" w:after="180"/>
-      </w:pPr>
-      <w:r>
-        <w:rPr>
-          <w:b w:val="0"/>
-        </w:rPr>
-        <w:t xml:space="preserve">If students need support, record it and reassess with another new case rather than awarding </w:t>
-      </w:r>
-      <w:r>
-        <w:rPr>
-          <w:b/>
-        </w:rPr>
-        <w:t>independence</w:t>
-      </w:r>
-      <w:r>
-        <w:rPr>
-          <w:b w:val="0"/>
-        </w:rPr>
         <w:t xml:space="preserve"> to a copied answer.</w:t>
       </w:r>
     </w:p>
     <w:p>
       <w:pPr>
-        <w:spacing w:line="336" w:lineRule="auto" w:after="180"/>
-      </w:pPr>
-      <w:r>
-        <w:rPr>
-          <w:b w:val="0"/>
-        </w:rPr>
-        <w:t xml:space="preserve">Next connection: Prompt injection boundaries. Preserve the current case record and retrieve its </w:t>
-      </w:r>
-      <w:r>
-        <w:rPr>
-          <w:b/>
-        </w:rPr>
-        <w:t>evidence</w:t>
-      </w:r>
-      <w:r>
-        <w:rPr>
-          <w:b w:val="0"/>
-        </w:rPr>
-        <w:t xml:space="preserve"> boundary before moving on.</w:t>
-      </w:r>
-    </w:p>
-    <w:p>
-      <w:pPr>
-        <w:pStyle w:val="Heading3"/>
-      </w:pPr>
-      <w:r>
-        <w:t>Plan the delayed return</w:t>
+        <w:pStyle w:val="Heading2"/>
+      </w:pPr>
+      <w:r>
+        <w:t>Plan the delayed check</w:t>
       </w:r>
     </w:p>
     <w:p>
@@ -5253,60 +5184,176 @@
     </w:p>
     <w:p>
       <w:pPr>
+        <w:pStyle w:val="Heading2"/>
+      </w:pPr>
+      <w:r>
+        <w:t>Bridge to next week</w:t>
+      </w:r>
+    </w:p>
+    <w:p>
+      <w:pPr>
+        <w:spacing w:line="336" w:lineRule="auto" w:after="180"/>
+      </w:pPr>
+      <w:r>
+        <w:rPr>
+          <w:b w:val="0"/>
+        </w:rPr>
+        <w:t xml:space="preserve">Ask for one decision the learner can now justify and one situation requiring more </w:t>
+      </w:r>
+      <w:r>
+        <w:rPr>
+          <w:b/>
+        </w:rPr>
+        <w:t>evidence</w:t>
+      </w:r>
+      <w:r>
+        <w:rPr>
+          <w:b w:val="0"/>
+        </w:rPr>
+        <w:t xml:space="preserve"> or human review. Confidence ratings are separate from correct independent performance.</w:t>
+      </w:r>
+    </w:p>
+    <w:p>
+      <w:pPr>
+        <w:spacing w:line="336" w:lineRule="auto" w:after="180"/>
+      </w:pPr>
+      <w:r>
+        <w:rPr>
+          <w:b w:val="0"/>
+        </w:rPr>
+        <w:t xml:space="preserve">Next: Week 16: Verify Numbers and Dates. Retrieve today’s </w:t>
+      </w:r>
+      <w:r>
+        <w:rPr>
+          <w:b/>
+        </w:rPr>
+        <w:t>evidence</w:t>
+      </w:r>
+      <w:r>
+        <w:rPr>
+          <w:b w:val="0"/>
+        </w:rPr>
+        <w:t xml:space="preserve"> and identify what carries forward and what is new.</w:t>
+      </w:r>
+    </w:p>
+    <w:p>
+      <w:pPr>
+        <w:spacing w:line="336" w:lineRule="auto" w:after="180"/>
+      </w:pPr>
+      <w:r>
+        <w:rPr>
+          <w:b w:val="0"/>
+        </w:rPr>
+        <w:t>Next is Week16: Verify Numbers and Dates. Carry forward source identity,effective times and query scope when checking a calculated value or date.</w:t>
+      </w:r>
+    </w:p>
+    <w:p>
+      <w:pPr>
+        <w:pStyle w:val="Heading2"/>
+      </w:pPr>
+      <w:r>
+        <w:t>Earlier wording, alternatives and picture transcripts · reference / check after trying</w:t>
+      </w:r>
+    </w:p>
+    <w:p>
+      <w:pPr>
+        <w:spacing w:line="336" w:lineRule="auto" w:after="180"/>
+      </w:pPr>
+      <w:r>
+        <w:rPr>
+          <w:b w:val="0"/>
+        </w:rPr>
+        <w:t>Connect and extend learning</w:t>
+      </w:r>
+    </w:p>
+    <w:p>
+      <w:pPr>
         <w:pStyle w:val="Heading3"/>
       </w:pPr>
       <w:r>
+        <w:t>Verified Study Buddy</w:t>
+      </w:r>
+    </w:p>
+    <w:p>
+      <w:pPr>
+        <w:pStyle w:val="Heading3"/>
+      </w:pPr>
+      <w:r>
+        <w:t>Support and stretch</w:t>
+      </w:r>
+    </w:p>
+    <w:p>
+      <w:pPr>
+        <w:pStyle w:val="Heading3"/>
+      </w:pPr>
+      <w:r>
+        <w:t>Exit reflection</w:t>
+      </w:r>
+    </w:p>
+    <w:p>
+      <w:pPr>
+        <w:pStyle w:val="Heading3"/>
+      </w:pPr>
+      <w:r>
+        <w:t>Bridge to the next week</w:t>
+      </w:r>
+    </w:p>
+    <w:p>
+      <w:pPr>
+        <w:pStyle w:val="Heading3"/>
+      </w:pPr>
+      <w:r>
+        <w:t>Support and fresh reassessment</w:t>
+      </w:r>
+    </w:p>
+    <w:p>
+      <w:pPr>
+        <w:pStyle w:val="Heading3"/>
+      </w:pPr>
+      <w:r>
+        <w:t>Plan the delayed return</w:t>
+      </w:r>
+    </w:p>
+    <w:p>
+      <w:pPr>
+        <w:pStyle w:val="Heading3"/>
+      </w:pPr>
+      <w:r>
         <w:t>Project evidence from this case</w:t>
       </w:r>
     </w:p>
     <w:p>
       <w:pPr>
+        <w:pStyle w:val="Heading1"/>
+      </w:pPr>
+      <w:r>
+        <w:t>Reference bank and extra practice</w:t>
+      </w:r>
+    </w:p>
+    <w:p>
+      <w:pPr>
+        <w:pStyle w:val="Heading1"/>
+      </w:pPr>
+      <w:r>
+        <w:t>07. Reference: alternative planning checklist</w:t>
+      </w:r>
+    </w:p>
+    <w:p>
+      <w:r>
+        <w:t>Use as a reminder alongside the main route rather than teaching the cycle twice.</w:t>
+      </w:r>
+    </w:p>
+    <w:p>
+      <w:pPr>
+        <w:pStyle w:val="Heading2"/>
+      </w:pPr>
+      <w:r>
+        <w:t>Preparation and schedule</w:t>
+      </w:r>
+    </w:p>
+    <w:p>
+      <w:pPr>
         <w:spacing w:line="336" w:lineRule="auto" w:after="180"/>
-      </w:pPr>
-      <w:r>
-        <w:rPr>
-          <w:b w:val="0"/>
-        </w:rPr>
-        <w:t xml:space="preserve">Store Study Buddy source identity, version, </w:t>
-      </w:r>
-      <w:r>
-        <w:rPr>
-          <w:b/>
-        </w:rPr>
-        <w:t>authority</w:t>
-      </w:r>
-      <w:r>
-        <w:rPr>
-          <w:b w:val="0"/>
-        </w:rPr>
-        <w:t xml:space="preserve"> and effective date, especially for schedules or changing classroom rules.</w:t>
-      </w:r>
-    </w:p>
-    <w:p>
-      <w:pPr>
-        <w:pStyle w:val="Heading1"/>
-      </w:pPr>
-      <w:r>
-        <w:t>07. Prepare, teach and assess</w:t>
-      </w:r>
-    </w:p>
-    <w:p>
-      <w:r>
-        <w:t>Use this preparation summary alongside the detailed Source Quality lesson; it is a checklist rather than a replacement for the full sequence.</w:t>
-      </w:r>
-    </w:p>
-    <w:p>
-      <w:pPr>
-        <w:pStyle w:val="Heading3"/>
-      </w:pPr>
-      <w:r>
-        <w:t>Teaching target</w:t>
-      </w:r>
-    </w:p>
-    <w:p>
-      <w:pPr>
-        <w:spacing w:line="336" w:lineRule="auto" w:after="180"/>
-        <w:shd w:fill="EDF7F3"/>
       </w:pPr>
       <w:r>
         <w:rPr>
@@ -5495,6 +5542,14 @@
     </w:tbl>
     <w:p>
       <w:pPr>
+        <w:pStyle w:val="Heading2"/>
+      </w:pPr>
+      <w:r>
+        <w:t>Practice and assessment reminders</w:t>
+      </w:r>
+    </w:p>
+    <w:p>
+      <w:pPr>
         <w:spacing w:line="336" w:lineRule="auto" w:after="180"/>
       </w:pPr>
       <w:r>
@@ -5517,16 +5572,7 @@
     </w:p>
     <w:p>
       <w:pPr>
-        <w:pStyle w:val="Heading3"/>
-      </w:pPr>
-      <w:r>
-        <w:t>Supported practice answer</w:t>
-      </w:r>
-    </w:p>
-    <w:p>
-      <w:pPr>
         <w:spacing w:line="336" w:lineRule="auto" w:after="180"/>
-        <w:shd w:fill="F1F6FC"/>
       </w:pPr>
       <w:r>
         <w:rPr>
@@ -5571,16 +5617,7 @@
     </w:p>
     <w:p>
       <w:pPr>
-        <w:pStyle w:val="Heading3"/>
-      </w:pPr>
-      <w:r>
-        <w:t>Repair the misconception</w:t>
-      </w:r>
-    </w:p>
-    <w:p>
-      <w:pPr>
         <w:spacing w:line="336" w:lineRule="auto" w:after="180"/>
-        <w:shd w:fill="FFF5E6"/>
       </w:pPr>
       <w:r>
         <w:rPr>
@@ -5603,16 +5640,7 @@
     </w:p>
     <w:p>
       <w:pPr>
-        <w:pStyle w:val="Heading3"/>
-      </w:pPr>
-      <w:r>
-        <w:t>Support without giving away the answer</w:t>
-      </w:r>
-    </w:p>
-    <w:p>
-      <w:pPr>
         <w:spacing w:line="336" w:lineRule="auto" w:after="180"/>
-        <w:shd w:fill="F1F6F8"/>
       </w:pPr>
       <w:r>
         <w:rPr>
@@ -5635,16 +5663,7 @@
     </w:p>
     <w:p>
       <w:pPr>
-        <w:pStyle w:val="Heading3"/>
-      </w:pPr>
-      <w:r>
-        <w:t>Extend the reasoning</w:t>
-      </w:r>
-    </w:p>
-    <w:p>
-      <w:pPr>
         <w:spacing w:line="336" w:lineRule="auto" w:after="180"/>
-        <w:shd w:fill="F5F1FB"/>
       </w:pPr>
       <w:r>
         <w:rPr>
@@ -5668,7 +5687,6 @@
     <w:p>
       <w:pPr>
         <w:spacing w:line="336" w:lineRule="auto" w:after="180"/>
-        <w:shd w:fill="F5F1FB"/>
       </w:pPr>
       <w:r>
         <w:rPr>
@@ -5679,16 +5697,7 @@
     </w:p>
     <w:p>
       <w:pPr>
-        <w:pStyle w:val="Heading3"/>
-      </w:pPr>
-      <w:r>
-        <w:t>Protect the independent attempt</w:t>
-      </w:r>
-    </w:p>
-    <w:p>
-      <w:pPr>
         <w:spacing w:line="336" w:lineRule="auto" w:after="180"/>
-        <w:shd w:fill="FFF5E6"/>
       </w:pPr>
       <w:r>
         <w:rPr>
@@ -5883,16 +5892,7 @@
     </w:tbl>
     <w:p>
       <w:pPr>
-        <w:pStyle w:val="Heading3"/>
-      </w:pPr>
-      <w:r>
-        <w:t>Project checkpoint</w:t>
-      </w:r>
-    </w:p>
-    <w:p>
-      <w:pPr>
         <w:spacing w:line="336" w:lineRule="auto" w:after="180"/>
-        <w:shd w:fill="EDF7F3"/>
       </w:pPr>
       <w:r>
         <w:rPr>
@@ -5929,12 +5929,20 @@
         <w:pStyle w:val="Heading1"/>
       </w:pPr>
       <w:r>
-        <w:t>08. Use feedback, labs and repair paths</w:t>
-      </w:r>
-    </w:p>
-    <w:p>
-      <w:r>
-        <w:t>Use feedback, earlier review and portfolios purposefully. Apply the coding routine only when this lesson has an executable lab.</w:t>
+        <w:t>08. Reference: feedback and records</w:t>
+      </w:r>
+    </w:p>
+    <w:p>
+      <w:r>
+        <w:t>Use digital tools where they help retain an explanation and its evidence.</w:t>
+      </w:r>
+    </w:p>
+    <w:p>
+      <w:pPr>
+        <w:pStyle w:val="Heading2"/>
+      </w:pPr>
+      <w:r>
+        <w:t>Keep practice and independent evidence separate</w:t>
       </w:r>
     </w:p>
     <w:p>
@@ -5973,10 +5981,52 @@
     </w:p>
     <w:p>
       <w:pPr>
-        <w:pStyle w:val="Heading3"/>
-      </w:pPr>
-      <w:r>
-        <w:t>For later coding lessons</w:t>
+        <w:pStyle w:val="Heading2"/>
+      </w:pPr>
+      <w:r>
+        <w:t>Repair and portfolio records</w:t>
+      </w:r>
+    </w:p>
+    <w:p>
+      <w:pPr>
+        <w:spacing w:line="336" w:lineRule="auto" w:after="180"/>
+      </w:pPr>
+      <w:r>
+        <w:rPr>
+          <w:b w:val="0"/>
+        </w:rPr>
+        <w:t>Use the earlier worked-explanation links to address a specific missing building block, then return to the current question. Adapt this suggestion after observing the learner; it is not an automatic diagnosis.</w:t>
+      </w:r>
+    </w:p>
+    <w:p>
+      <w:pPr>
+        <w:spacing w:line="336" w:lineRule="auto" w:after="180"/>
+      </w:pPr>
+      <w:r>
+        <w:rPr>
+          <w:b w:val="0"/>
+        </w:rPr>
+        <w:t xml:space="preserve">Collect the completed-work portfolio as </w:t>
+      </w:r>
+      <w:r>
+        <w:rPr>
+          <w:b/>
+        </w:rPr>
+        <w:t>evidence</w:t>
+      </w:r>
+      <w:r>
+        <w:rPr>
+          <w:b w:val="0"/>
+        </w:rPr>
+        <w:t>. Record support separately from correctness, and assess explanation, trace/test and limitations. Progress ticks and quiz selections alone do not establish mastery.</w:t>
+      </w:r>
+    </w:p>
+    <w:p>
+      <w:pPr>
+        <w:pStyle w:val="Heading2"/>
+      </w:pPr>
+      <w:r>
+        <w:t>Earlier wording, alternatives and picture transcripts · reference / check after trying</w:t>
       </w:r>
     </w:p>
     <w:p>
@@ -5987,7 +6037,6 @@
     <w:p>
       <w:pPr>
         <w:spacing w:line="336" w:lineRule="auto" w:after="180"/>
-        <w:shd w:fill="F1F6F8"/>
       </w:pPr>
       <w:r>
         <w:rPr>
@@ -6010,77 +6059,20 @@
     </w:p>
     <w:p>
       <w:pPr>
-        <w:spacing w:line="336" w:lineRule="auto" w:after="180"/>
-      </w:pPr>
-      <w:r>
-        <w:rPr>
-          <w:b w:val="0"/>
-        </w:rPr>
-        <w:t>Use the earlier worked-explanation links to address a specific missing building block, then return to the current question. Adapt this suggestion after observing the learner; it is not an automatic diagnosis.</w:t>
-      </w:r>
-    </w:p>
-    <w:p>
-      <w:pPr>
-        <w:spacing w:line="336" w:lineRule="auto" w:after="180"/>
-      </w:pPr>
-      <w:r>
-        <w:rPr>
-          <w:b w:val="0"/>
-        </w:rPr>
-        <w:t xml:space="preserve">Collect the completed-work portfolio as </w:t>
-      </w:r>
-      <w:r>
-        <w:rPr>
-          <w:b/>
-        </w:rPr>
-        <w:t>evidence</w:t>
-      </w:r>
-      <w:r>
-        <w:rPr>
-          <w:b w:val="0"/>
-        </w:rPr>
-        <w:t>. Record support separately from correctness, and assess explanation, trace/test and limitations. Progress ticks and quiz selections alone do not establish mastery.</w:t>
-      </w:r>
-    </w:p>
-    <w:p>
-      <w:pPr>
         <w:pStyle w:val="Heading1"/>
       </w:pPr>
       <w:r>
-        <w:t>09. Visual concept journey</w:t>
-      </w:r>
-    </w:p>
-    <w:p>
-      <w:r>
-        <w:t>Show one Source Quality graphic at a time, request a prediction and discuss its trace before the independent assessment.</w:t>
-      </w:r>
-    </w:p>
-    <w:p>
-      <w:pPr>
-        <w:spacing w:line="336" w:lineRule="auto" w:after="180"/>
-      </w:pPr>
-      <w:r>
-        <w:rPr>
-          <w:b w:val="0"/>
-        </w:rPr>
-        <w:t xml:space="preserve">Use one picture at a time. Hide a worked result before asking for a </w:t>
-      </w:r>
-      <w:r>
-        <w:rPr>
-          <w:b/>
-        </w:rPr>
-        <w:t>prediction</w:t>
-      </w:r>
-      <w:r>
-        <w:rPr>
-          <w:b w:val="0"/>
-        </w:rPr>
-        <w:t>, then reveal it for feedback. These are supported teaching cases; retain the separate independent assessment for a fresh first attempt.</w:t>
-      </w:r>
-    </w:p>
-    <w:p>
-      <w:pPr>
-        <w:pStyle w:val="Heading3"/>
+        <w:t>09. Reference: teach with the six pictures</w:t>
+      </w:r>
+    </w:p>
+    <w:p>
+      <w:r>
+        <w:t>Choose the picture for the teaching move and connect it to the explanation.</w:t>
+      </w:r>
+    </w:p>
+    <w:p>
+      <w:pPr>
+        <w:pStyle w:val="Heading2"/>
       </w:pPr>
       <w:r>
         <w:t>01. Source Quality: the case</w:t>
@@ -6091,7 +6083,7 @@
         <w:drawing>
           <wp:inline xmlns:a="http://schemas.openxmlformats.org/drawingml/2006/main" xmlns:pic="http://schemas.openxmlformats.org/drawingml/2006/picture">
             <wp:extent cx="5486400" cy="3142488"/>
-            <wp:docPr id="2" name="Picture 2" descr="A fictional Study Buddy answers which room a club is authorised to use. Supplied facts: Signed notice A: Hall 1 from day 1. Signed amendment B references A and changes to Hall 3 effective day 8. An old copy of A is reuploaded on day 10. B remains the authoritative amendment. Queries concern day 6 and day 9."/>
+            <wp:docPr id="4" name="Picture 4" descr="A fictional Study Buddy answers which room a club is authorised to use. Supplied facts: Signed notice A: Hall 1 from day 1. Signed amendment B references A and changes to Hall 3 effective day 8. An old copy of A is reuploaded on day 10. B remains the authoritative amendment. Queries concern day 6 and day 9."/>
             <wp:cNvGraphicFramePr>
               <a:graphicFrameLocks noChangeAspect="1"/>
             </wp:cNvGraphicFramePr>
@@ -6103,7 +6095,7 @@
                     <pic:cNvPicPr/>
                   </pic:nvPicPr>
                   <pic:blipFill>
-                    <a:blip r:embed="rId10"/>
+                    <a:blip r:embed="rId12"/>
                     <a:stretch>
                       <a:fillRect/>
                     </a:stretch>
@@ -6147,7 +6139,6 @@
     <w:p>
       <w:pPr>
         <w:spacing w:line="336" w:lineRule="auto" w:after="180"/>
-        <w:shd w:fill="F5F1FB"/>
       </w:pPr>
       <w:r>
         <w:rPr>
@@ -6158,16 +6149,7 @@
     </w:p>
     <w:p>
       <w:pPr>
-        <w:pStyle w:val="Heading3"/>
-      </w:pPr>
-      <w:r>
-        <w:t>Discuss while showing the picture</w:t>
-      </w:r>
-    </w:p>
-    <w:p>
-      <w:pPr>
         <w:spacing w:line="336" w:lineRule="auto" w:after="180"/>
-        <w:shd w:fill="F1F6F8"/>
       </w:pPr>
       <w:r>
         <w:rPr>
@@ -6178,7 +6160,7 @@
     </w:p>
     <w:p>
       <w:pPr>
-        <w:pStyle w:val="Heading3"/>
+        <w:pStyle w:val="Heading2"/>
       </w:pPr>
       <w:r>
         <w:t>02. Follow the deciding steps</w:t>
@@ -6189,7 +6171,7 @@
         <w:drawing>
           <wp:inline xmlns:a="http://schemas.openxmlformats.org/drawingml/2006/main" xmlns:pic="http://schemas.openxmlformats.org/drawingml/2006/picture">
             <wp:extent cx="5486400" cy="4005072"/>
-            <wp:docPr id="3" name="Picture 3" descr="Check authority: B is a signed amendment to A, not an unrelated comment. → Day 6: Before effective day 8, authorised room is Hall 1. → Day 9: From day 8 onward, authorised room is Hall 3. → Ignore upload shortcut: Reuploading old A on day 10 does not revoke B."/>
+            <wp:docPr id="5" name="Picture 5" descr="Check authority: B is a signed amendment to A, not an unrelated comment. → Day 6: Before effective day 8, authorised room is Hall 1. → Day 9: From day 8 onward, authorised room is Hall 3. → Ignore upload shortcut: Reuploading old A on day 10 does not revoke B."/>
             <wp:cNvGraphicFramePr>
               <a:graphicFrameLocks noChangeAspect="1"/>
             </wp:cNvGraphicFramePr>
@@ -6201,7 +6183,7 @@
                     <pic:cNvPicPr/>
                   </pic:nvPicPr>
                   <pic:blipFill>
-                    <a:blip r:embed="rId11"/>
+                    <a:blip r:embed="rId9"/>
                     <a:stretch>
                       <a:fillRect/>
                     </a:stretch>
@@ -6246,7 +6228,6 @@
     <w:p>
       <w:pPr>
         <w:spacing w:line="336" w:lineRule="auto" w:after="180"/>
-        <w:shd w:fill="F5F1FB"/>
       </w:pPr>
       <w:r>
         <w:rPr>
@@ -6269,16 +6250,7 @@
     </w:p>
     <w:p>
       <w:pPr>
-        <w:pStyle w:val="Heading3"/>
-      </w:pPr>
-      <w:r>
-        <w:t>Discuss while showing the picture</w:t>
-      </w:r>
-    </w:p>
-    <w:p>
-      <w:pPr>
         <w:spacing w:line="336" w:lineRule="auto" w:after="180"/>
-        <w:shd w:fill="F1F6F8"/>
       </w:pPr>
       <w:r>
         <w:rPr>
@@ -6301,7 +6273,7 @@
     </w:p>
     <w:p>
       <w:pPr>
-        <w:pStyle w:val="Heading3"/>
+        <w:pStyle w:val="Heading2"/>
       </w:pPr>
       <w:r>
         <w:t>03. Conflicting and time-sensitive sources — evidence trace</w:t>
@@ -6312,7 +6284,7 @@
         <w:drawing>
           <wp:inline xmlns:a="http://schemas.openxmlformats.org/drawingml/2006/main" xmlns:pic="http://schemas.openxmlformats.org/drawingml/2006/picture">
             <wp:extent cx="5486400" cy="2996184"/>
-            <wp:docPr id="4" name="Picture 4" descr="Conflicting and time-sensitive sources — evidence trace. Notice N says room A from Monday. Signed amendment M references N and changes to B effective Wednesday. Query asks Tuesday, then Thursday. | For this toy task a signed amendment supersedes the referenced original from its effective time. Keep both records. A newer timestamp alone has no authority unless the policy grants it. | Tuesday uses A; Thursday uses B. The amendment effective time, not merely upload order, determines the change."/>
+            <wp:docPr id="6" name="Picture 6" descr="Conflicting and time-sensitive sources — evidence trace. Notice N says room A from Monday. Signed amendment M references N and changes to B effective Wednesday. Query asks Tuesday, then Thursday. | For this toy task a signed amendment supersedes the referenced original from its effective time. Keep both records. A newer timestamp alone has no authority unless the policy grants it. | Tuesday uses A; Thursday uses B. The amendment effective time, not merely upload order, determines the change."/>
             <wp:cNvGraphicFramePr>
               <a:graphicFrameLocks noChangeAspect="1"/>
             </wp:cNvGraphicFramePr>
@@ -6324,7 +6296,7 @@
                     <pic:cNvPicPr/>
                   </pic:nvPicPr>
                   <pic:blipFill>
-                    <a:blip r:embed="rId12"/>
+                    <a:blip r:embed="rId13"/>
                     <a:stretch>
                       <a:fillRect/>
                     </a:stretch>
@@ -6427,7 +6399,6 @@
     <w:p>
       <w:pPr>
         <w:spacing w:line="336" w:lineRule="auto" w:after="180"/>
-        <w:shd w:fill="F5F1FB"/>
       </w:pPr>
       <w:r>
         <w:rPr>
@@ -6438,16 +6409,7 @@
     </w:p>
     <w:p>
       <w:pPr>
-        <w:pStyle w:val="Heading3"/>
-      </w:pPr>
-      <w:r>
-        <w:t>Discuss while showing the picture</w:t>
-      </w:r>
-    </w:p>
-    <w:p>
-      <w:pPr>
         <w:spacing w:line="336" w:lineRule="auto" w:after="180"/>
-        <w:shd w:fill="F1F6F8"/>
       </w:pPr>
       <w:r>
         <w:rPr>
@@ -6458,7 +6420,7 @@
     </w:p>
     <w:p>
       <w:pPr>
-        <w:pStyle w:val="Heading3"/>
+        <w:pStyle w:val="Heading2"/>
       </w:pPr>
       <w:r>
         <w:t>04. Change one thing. Trace what follows.</w:t>
@@ -6469,7 +6431,7 @@
         <w:drawing>
           <wp:inline xmlns:a="http://schemas.openxmlformats.org/drawingml/2006/main" xmlns:pic="http://schemas.openxmlformats.org/drawingml/2006/picture">
             <wp:extent cx="5486400" cy="3026664"/>
-            <wp:docPr id="5" name="Picture 5" descr="Original case: Reuploading old A on day 10 does not revoke B. Changed condition: A signed amendment C explicitly revokes B effective day 12 and restores Hall 1. Expected result: Day 9 stays Hall 3; day 13 becomes Hall 1. Reason: The new authoritative change applies from its stated effective date, not retroactively."/>
+            <wp:docPr id="7" name="Picture 7" descr="Original case: Reuploading old A on day 10 does not revoke B. Changed condition: A signed amendment C explicitly revokes B effective day 12 and restores Hall 1. Expected result: Day 9 stays Hall 3; day 13 becomes Hall 1. Reason: The new authoritative change applies from its stated effective date, not retroactively."/>
             <wp:cNvGraphicFramePr>
               <a:graphicFrameLocks noChangeAspect="1"/>
             </wp:cNvGraphicFramePr>
@@ -6481,7 +6443,7 @@
                     <pic:cNvPicPr/>
                   </pic:nvPicPr>
                   <pic:blipFill>
-                    <a:blip r:embed="rId13"/>
+                    <a:blip r:embed="rId14"/>
                     <a:stretch>
                       <a:fillRect/>
                     </a:stretch>
@@ -6525,7 +6487,6 @@
     <w:p>
       <w:pPr>
         <w:spacing w:line="336" w:lineRule="auto" w:after="180"/>
-        <w:shd w:fill="F5F1FB"/>
       </w:pPr>
       <w:r>
         <w:rPr>
@@ -6536,16 +6497,7 @@
     </w:p>
     <w:p>
       <w:pPr>
-        <w:pStyle w:val="Heading3"/>
-      </w:pPr>
-      <w:r>
-        <w:t>Discuss while showing the picture</w:t>
-      </w:r>
-    </w:p>
-    <w:p>
-      <w:pPr>
         <w:spacing w:line="336" w:lineRule="auto" w:after="180"/>
-        <w:shd w:fill="F1F6F8"/>
       </w:pPr>
       <w:r>
         <w:rPr>
@@ -6557,7 +6509,6 @@
     <w:p>
       <w:pPr>
         <w:spacing w:line="336" w:lineRule="auto" w:after="180"/>
-        <w:shd w:fill="F1F6F8"/>
       </w:pPr>
       <w:r>
         <w:rPr>
@@ -6568,7 +6519,7 @@
     </w:p>
     <w:p>
       <w:pPr>
-        <w:pStyle w:val="Heading3"/>
+        <w:pStyle w:val="Heading2"/>
       </w:pPr>
       <w:r>
         <w:t>05. Connect the explanation to its limit</w:t>
@@ -6579,7 +6530,7 @@
         <w:drawing>
           <wp:inline xmlns:a="http://schemas.openxmlformats.org/drawingml/2006/main" xmlns:pic="http://schemas.openxmlformats.org/drawingml/2006/picture">
             <wp:extent cx="5486400" cy="2834640"/>
-            <wp:docPr id="6" name="Picture 6" descr="A source’s upload time and the time its rule takes effect answer different questions. Preserve version relationships and the query’s intended date. The current authoritative chain gives a consistent answer to both queries. A later filename or timestamp alone cannot establish that an old record supersedes a signed amendment. Limit: Authority is declared in this fictional case; real conflicting sources may require the responsible owner’s review."/>
+            <wp:docPr id="8" name="Picture 8" descr="A source’s upload time and the time its rule takes effect answer different questions. Preserve version relationships and the query’s intended date. The current authoritative chain gives a consistent answer to both queries. A later filename or timestamp alone cannot establish that an old record supersedes a signed amendment. Limit: Authority is declared in this fictional case; real conflicting sources may require the responsible owner’s review."/>
             <wp:cNvGraphicFramePr>
               <a:graphicFrameLocks noChangeAspect="1"/>
             </wp:cNvGraphicFramePr>
@@ -6591,7 +6542,7 @@
                     <pic:cNvPicPr/>
                   </pic:nvPicPr>
                   <pic:blipFill>
-                    <a:blip r:embed="rId14"/>
+                    <a:blip r:embed="rId15"/>
                     <a:stretch>
                       <a:fillRect/>
                     </a:stretch>
@@ -6647,7 +6598,6 @@
     <w:p>
       <w:pPr>
         <w:spacing w:line="336" w:lineRule="auto" w:after="180"/>
-        <w:shd w:fill="F5F1FB"/>
       </w:pPr>
       <w:r>
         <w:rPr>
@@ -6658,16 +6608,7 @@
     </w:p>
     <w:p>
       <w:pPr>
-        <w:pStyle w:val="Heading3"/>
-      </w:pPr>
-      <w:r>
-        <w:t>Discuss while showing the picture</w:t>
-      </w:r>
-    </w:p>
-    <w:p>
-      <w:pPr>
         <w:spacing w:line="336" w:lineRule="auto" w:after="180"/>
-        <w:shd w:fill="F1F6F8"/>
       </w:pPr>
       <w:r>
         <w:rPr>
@@ -6679,7 +6620,6 @@
     <w:p>
       <w:pPr>
         <w:spacing w:line="336" w:lineRule="auto" w:after="180"/>
-        <w:shd w:fill="F1F6F8"/>
       </w:pPr>
       <w:r>
         <w:rPr>
@@ -6702,7 +6642,7 @@
     </w:p>
     <w:p>
       <w:pPr>
-        <w:pStyle w:val="Heading3"/>
+        <w:pStyle w:val="Heading2"/>
       </w:pPr>
       <w:r>
         <w:t>06. Make the idea visible in your project</w:t>
@@ -6713,7 +6653,7 @@
         <w:drawing>
           <wp:inline xmlns:a="http://schemas.openxmlformats.org/drawingml/2006/main" xmlns:pic="http://schemas.openxmlformats.org/drawingml/2006/picture">
             <wp:extent cx="5486400" cy="3380232"/>
-            <wp:docPr id="7" name="Picture 7" descr="Store Study Buddy source identity, version, authority and effective date, especially for schedules or changing classroom rules. Draw your input, deciding step, result and limit. Supported question: Which source fields must be checked before answering day 9?"/>
+            <wp:docPr id="9" name="Picture 9" descr="Store Study Buddy source identity, version, authority and effective date, especially for schedules or changing classroom rules. Draw your input, deciding step, result and limit. Supported question: Which source fields must be checked before answering day 9?"/>
             <wp:cNvGraphicFramePr>
               <a:graphicFrameLocks noChangeAspect="1"/>
             </wp:cNvGraphicFramePr>
@@ -6725,7 +6665,7 @@
                     <pic:cNvPicPr/>
                   </pic:nvPicPr>
                   <pic:blipFill>
-                    <a:blip r:embed="rId15"/>
+                    <a:blip r:embed="rId16"/>
                     <a:stretch>
                       <a:fillRect/>
                     </a:stretch>
@@ -6747,7 +6687,6 @@
     <w:p>
       <w:pPr>
         <w:spacing w:line="336" w:lineRule="auto" w:after="180"/>
-        <w:shd w:fill="F5F1FB"/>
       </w:pPr>
       <w:r>
         <w:rPr>
@@ -6783,7 +6722,6 @@
     <w:p>
       <w:pPr>
         <w:spacing w:line="336" w:lineRule="auto" w:after="180"/>
-        <w:shd w:fill="F5F1FB"/>
       </w:pPr>
       <w:r>
         <w:rPr>
@@ -6795,7 +6733,6 @@
     <w:p>
       <w:pPr>
         <w:spacing w:line="336" w:lineRule="auto" w:after="180"/>
-        <w:shd w:fill="F5F1FB"/>
       </w:pPr>
       <w:r>
         <w:rPr>
@@ -6818,58 +6755,127 @@
     </w:p>
     <w:p>
       <w:pPr>
+        <w:spacing w:line="336" w:lineRule="auto" w:after="180"/>
+      </w:pPr>
+      <w:r>
+        <w:rPr>
+          <w:b w:val="0"/>
+        </w:rPr>
+        <w:t xml:space="preserve">Teacher prompt: Draw your project trace and justify the deciding step using </w:t>
+      </w:r>
+      <w:r>
+        <w:rPr>
+          <w:b/>
+        </w:rPr>
+        <w:t>evidence</w:t>
+      </w:r>
+      <w:r>
+        <w:rPr>
+          <w:b w:val="0"/>
+        </w:rPr>
+        <w:t>. Ask learners to describe one label or arrow in ordinary words. Use the adjacent transcript if the image is difficult to see.</w:t>
+      </w:r>
+    </w:p>
+    <w:p>
+      <w:pPr>
+        <w:spacing w:line="336" w:lineRule="auto" w:after="180"/>
+      </w:pPr>
+      <w:r>
+        <w:rPr>
+          <w:b w:val="0"/>
+        </w:rPr>
+        <w:t xml:space="preserve">Supported practice key: The amendment’s </w:t>
+      </w:r>
+      <w:r>
+        <w:rPr>
+          <w:b/>
+        </w:rPr>
+        <w:t>authority</w:t>
+      </w:r>
+      <w:r>
+        <w:rPr>
+          <w:b w:val="0"/>
+        </w:rPr>
+        <w:t>, reference to A, effective day 8 and queried day 9; the answer is Hall 3.</w:t>
+      </w:r>
+    </w:p>
+    <w:p>
+      <w:pPr>
+        <w:pStyle w:val="Heading2"/>
+      </w:pPr>
+      <w:r>
+        <w:t>Earlier wording, alternatives and picture transcripts · reference / check after trying</w:t>
+      </w:r>
+    </w:p>
+    <w:p>
+      <w:pPr>
+        <w:spacing w:line="336" w:lineRule="auto" w:after="180"/>
+      </w:pPr>
+      <w:r>
+        <w:rPr>
+          <w:b w:val="0"/>
+        </w:rPr>
+        <w:t xml:space="preserve">Use one picture at a time. Hide a worked result before asking for a </w:t>
+      </w:r>
+      <w:r>
+        <w:rPr>
+          <w:b/>
+        </w:rPr>
+        <w:t>prediction</w:t>
+      </w:r>
+      <w:r>
+        <w:rPr>
+          <w:b w:val="0"/>
+        </w:rPr>
+        <w:t>, then reveal it for feedback. These are supported teaching cases; retain the separate independent assessment for a fresh first attempt.</w:t>
+      </w:r>
+    </w:p>
+    <w:p>
+      <w:pPr>
         <w:pStyle w:val="Heading3"/>
       </w:pPr>
       <w:r>
-        <w:t>Discuss while showing the picture</w:t>
-      </w:r>
-    </w:p>
-    <w:p>
-      <w:pPr>
-        <w:spacing w:line="336" w:lineRule="auto" w:after="180"/>
-        <w:shd w:fill="F1F6F8"/>
-      </w:pPr>
-      <w:r>
-        <w:rPr>
-          <w:b w:val="0"/>
-        </w:rPr>
-        <w:t xml:space="preserve">Teacher prompt: Draw your project trace and justify the deciding step using </w:t>
-      </w:r>
-      <w:r>
-        <w:rPr>
-          <w:b/>
-        </w:rPr>
-        <w:t>evidence</w:t>
-      </w:r>
-      <w:r>
-        <w:rPr>
-          <w:b w:val="0"/>
-        </w:rPr>
-        <w:t>. Ask learners to describe one label or arrow in ordinary words. Use the adjacent transcript if the image is difficult to see.</w:t>
-      </w:r>
-    </w:p>
-    <w:p>
-      <w:pPr>
-        <w:spacing w:line="336" w:lineRule="auto" w:after="180"/>
-        <w:shd w:fill="F1F6F8"/>
-      </w:pPr>
-      <w:r>
-        <w:rPr>
-          <w:b w:val="0"/>
-        </w:rPr>
-        <w:t xml:space="preserve">Supported practice key: The amendment’s </w:t>
-      </w:r>
-      <w:r>
-        <w:rPr>
-          <w:b/>
-        </w:rPr>
-        <w:t>authority</w:t>
-      </w:r>
-      <w:r>
-        <w:rPr>
-          <w:b w:val="0"/>
-        </w:rPr>
-        <w:t>, reference to A, effective day 8 and queried day 9; the answer is Hall 3.</w:t>
+        <w:t>01. Source Quality: the case</w:t>
+      </w:r>
+    </w:p>
+    <w:p>
+      <w:pPr>
+        <w:pStyle w:val="Heading3"/>
+      </w:pPr>
+      <w:r>
+        <w:t>02. Follow the deciding steps</w:t>
+      </w:r>
+    </w:p>
+    <w:p>
+      <w:pPr>
+        <w:pStyle w:val="Heading3"/>
+      </w:pPr>
+      <w:r>
+        <w:t>03. Conflicting and time-sensitive sources — evidence trace</w:t>
+      </w:r>
+    </w:p>
+    <w:p>
+      <w:pPr>
+        <w:pStyle w:val="Heading3"/>
+      </w:pPr>
+      <w:r>
+        <w:t>04. Change one thing. Trace what follows.</w:t>
+      </w:r>
+    </w:p>
+    <w:p>
+      <w:pPr>
+        <w:pStyle w:val="Heading3"/>
+      </w:pPr>
+      <w:r>
+        <w:t>05. Connect the explanation to its limit</w:t>
+      </w:r>
+    </w:p>
+    <w:p>
+      <w:pPr>
+        <w:pStyle w:val="Heading3"/>
+      </w:pPr>
+      <w:r>
+        <w:t>06. Make the idea visible in your project</w:t>
       </w:r>
     </w:p>
     <w:sectPr>
